--- a/Testdokumentation_Unittests_Restaurant_Adminbereich.docx
+++ b/Testdokumentation_Unittests_Restaurant_Adminbereich.docx
@@ -30,8 +30,19 @@
           <w:sz w:val="30"/>
           <w:lang w:val="de-DE"/>
         </w:rPr>
-        <w:t>Restaurant-Teilsoftware · Adminbereich</w:t>
+        <w:t xml:space="preserve">Restaurant-Teilsoftware · </w:t>
       </w:r>
+      <w:proofErr w:type="spellStart"/>
+      <w:r>
+        <w:rPr>
+          <w:b/>
+          <w:color w:val="444444"/>
+          <w:sz w:val="30"/>
+          <w:lang w:val="de-DE"/>
+        </w:rPr>
+        <w:t>Adminbereich</w:t>
+      </w:r>
+      <w:proofErr w:type="spellEnd"/>
     </w:p>
     <w:p>
       <w:pPr>
@@ -80,6 +91,7 @@
             <w:pPr>
               <w:spacing w:before="40" w:after="40"/>
             </w:pPr>
+            <w:proofErr w:type="spellStart"/>
             <w:r>
               <w:rPr>
                 <w:b/>
@@ -88,6 +100,7 @@
               </w:rPr>
               <w:t>Projektname</w:t>
             </w:r>
+            <w:proofErr w:type="spellEnd"/>
           </w:p>
         </w:tc>
         <w:tc>
@@ -184,13 +197,23 @@
             <w:pPr>
               <w:spacing w:before="40" w:after="40"/>
             </w:pPr>
+            <w:proofErr w:type="spellStart"/>
             <w:r>
               <w:rPr>
                 <w:b/>
                 <w:color w:val="1F4E79"/>
                 <w:sz w:val="19"/>
               </w:rPr>
-              <w:t>Bearbeiter/in</w:t>
+              <w:t>Bearbeiter</w:t>
+            </w:r>
+            <w:proofErr w:type="spellEnd"/>
+            <w:r>
+              <w:rPr>
+                <w:b/>
+                <w:color w:val="1F4E79"/>
+                <w:sz w:val="19"/>
+              </w:rPr>
+              <w:t>/in</w:t>
             </w:r>
           </w:p>
         </w:tc>
@@ -288,6 +311,7 @@
             <w:pPr>
               <w:spacing w:before="40" w:after="40"/>
             </w:pPr>
+            <w:proofErr w:type="spellStart"/>
             <w:r>
               <w:rPr>
                 <w:b/>
@@ -296,6 +320,7 @@
               </w:rPr>
               <w:t>Abgabedatum</w:t>
             </w:r>
+            <w:proofErr w:type="spellEnd"/>
           </w:p>
         </w:tc>
         <w:tc>
@@ -340,6 +365,7 @@
             <w:pPr>
               <w:spacing w:before="40" w:after="40"/>
             </w:pPr>
+            <w:proofErr w:type="spellStart"/>
             <w:r>
               <w:rPr>
                 <w:b/>
@@ -348,6 +374,7 @@
               </w:rPr>
               <w:t>Testzeitraum</w:t>
             </w:r>
+            <w:proofErr w:type="spellEnd"/>
           </w:p>
         </w:tc>
         <w:tc>
@@ -366,10 +393,7 @@
               <w:spacing w:before="40" w:after="40"/>
             </w:pPr>
             <w:r>
-              <w:t xml:space="preserve">24.09.2026 bis </w:t>
-            </w:r>
-            <w:r>
-              <w:t>08.10.2026</w:t>
+              <w:t>24.09.2026 bis 08.10.2026</w:t>
             </w:r>
           </w:p>
         </w:tc>
@@ -457,6 +481,7 @@
             <w:pPr>
               <w:spacing w:before="40" w:after="40"/>
             </w:pPr>
+            <w:proofErr w:type="spellStart"/>
             <w:r>
               <w:rPr>
                 <w:b/>
@@ -465,6 +490,7 @@
               </w:rPr>
               <w:t>Testziel</w:t>
             </w:r>
+            <w:proofErr w:type="spellEnd"/>
           </w:p>
         </w:tc>
         <w:tc>
@@ -501,7 +527,21 @@
               <w:rPr>
                 <w:lang w:val="de-DE"/>
               </w:rPr>
-              <w:t>ereich „Adminansicht“</w:t>
+              <w:t>ereich „</w:t>
+            </w:r>
+            <w:proofErr w:type="spellStart"/>
+            <w:r>
+              <w:rPr>
+                <w:lang w:val="de-DE"/>
+              </w:rPr>
+              <w:t>Adminansicht</w:t>
+            </w:r>
+            <w:proofErr w:type="spellEnd"/>
+            <w:r>
+              <w:rPr>
+                <w:lang w:val="de-DE"/>
+              </w:rPr>
+              <w:t>“</w:t>
             </w:r>
             <w:r>
               <w:rPr>
@@ -575,8 +615,18 @@
                 <w:color w:val="1F4E79"/>
                 <w:sz w:val="19"/>
               </w:rPr>
-              <w:t>Nicht im Umfang</w:t>
-            </w:r>
+              <w:t xml:space="preserve">Nicht im </w:t>
+            </w:r>
+            <w:proofErr w:type="spellStart"/>
+            <w:r>
+              <w:rPr>
+                <w:b/>
+                <w:color w:val="1F4E79"/>
+                <w:sz w:val="19"/>
+              </w:rPr>
+              <w:t>Umfang</w:t>
+            </w:r>
+            <w:proofErr w:type="spellEnd"/>
           </w:p>
         </w:tc>
         <w:tc>
@@ -639,6 +689,7 @@
             <w:pPr>
               <w:spacing w:before="40" w:after="40"/>
             </w:pPr>
+            <w:proofErr w:type="spellStart"/>
             <w:r>
               <w:rPr>
                 <w:b/>
@@ -647,6 +698,7 @@
               </w:rPr>
               <w:t>Testbasis</w:t>
             </w:r>
+            <w:proofErr w:type="spellEnd"/>
           </w:p>
         </w:tc>
         <w:tc>
@@ -671,7 +723,21 @@
               <w:rPr>
                 <w:lang w:val="de-DE"/>
               </w:rPr>
-              <w:t>Als Testbasis dienen die Aufgabenstellung des Schulprojekts, die definierten User Storys sowie die im Rahmen der Planung und Entwicklung erstellten UML-, Aktivitäts- und Sequenzdiagramme. Aus diesen Unterlagen werden die Anforderungen und das erwartete Verhalten der Anwendung abgeleitet. Auf dieser Grundlage werden die Funktionen des Adminbereichs – Mitarbeiterverwaltung, Tischverwaltung, Statistiken und Zutatenverwaltung – getestet und die Testergebnisse dokumentiert.</w:t>
+              <w:t xml:space="preserve">Als Testbasis dienen die Aufgabenstellung des Schulprojekts, die definierten User Storys sowie die im Rahmen der Planung und Entwicklung erstellten UML-, Aktivitäts- und Sequenzdiagramme. Aus diesen Unterlagen werden die Anforderungen und das erwartete Verhalten der Anwendung abgeleitet. Auf dieser Grundlage werden die Funktionen des </w:t>
+            </w:r>
+            <w:proofErr w:type="spellStart"/>
+            <w:r>
+              <w:rPr>
+                <w:lang w:val="de-DE"/>
+              </w:rPr>
+              <w:t>Adminbereichs</w:t>
+            </w:r>
+            <w:proofErr w:type="spellEnd"/>
+            <w:r>
+              <w:rPr>
+                <w:lang w:val="de-DE"/>
+              </w:rPr>
+              <w:t xml:space="preserve"> – Mitarbeiterverwaltung, Tischverwaltung, Statistiken und Zutatenverwaltung – getestet und die Testergebnisse dokumentiert.</w:t>
             </w:r>
           </w:p>
           <w:p>
@@ -698,8 +764,13 @@
         <w:spacing w:before="240" w:after="120"/>
       </w:pPr>
       <w:r>
-        <w:t>2. Teststrategie</w:t>
+        <w:t xml:space="preserve">2. </w:t>
       </w:r>
+      <w:proofErr w:type="spellStart"/>
+      <w:r>
+        <w:t>Teststrategie</w:t>
+      </w:r>
+      <w:proofErr w:type="spellEnd"/>
     </w:p>
     <w:tbl>
       <w:tblPr>
@@ -734,6 +805,7 @@
             <w:pPr>
               <w:spacing w:before="40" w:after="40"/>
             </w:pPr>
+            <w:proofErr w:type="spellStart"/>
             <w:r>
               <w:rPr>
                 <w:b/>
@@ -741,6 +813,7 @@
               </w:rPr>
               <w:t>Aspekt</w:t>
             </w:r>
+            <w:proofErr w:type="spellEnd"/>
           </w:p>
         </w:tc>
         <w:tc>
@@ -759,6 +832,7 @@
             <w:pPr>
               <w:spacing w:before="40" w:after="40"/>
             </w:pPr>
+            <w:proofErr w:type="spellStart"/>
             <w:r>
               <w:rPr>
                 <w:b/>
@@ -766,6 +840,7 @@
               </w:rPr>
               <w:t>Festlegung</w:t>
             </w:r>
+            <w:proofErr w:type="spellEnd"/>
           </w:p>
         </w:tc>
       </w:tr>
@@ -789,12 +864,14 @@
             <w:pPr>
               <w:spacing w:before="40" w:after="40"/>
             </w:pPr>
+            <w:proofErr w:type="spellStart"/>
             <w:r>
               <w:rPr>
                 <w:rStyle w:val="Fett"/>
               </w:rPr>
               <w:t>Testart</w:t>
             </w:r>
+            <w:proofErr w:type="spellEnd"/>
           </w:p>
         </w:tc>
         <w:tc>
@@ -838,12 +915,14 @@
             <w:pPr>
               <w:spacing w:before="40" w:after="40"/>
             </w:pPr>
+            <w:proofErr w:type="spellStart"/>
             <w:r>
               <w:rPr>
                 <w:rStyle w:val="Fett"/>
               </w:rPr>
               <w:t>Testbasis</w:t>
             </w:r>
+            <w:proofErr w:type="spellEnd"/>
           </w:p>
         </w:tc>
         <w:tc>
@@ -893,12 +972,14 @@
             <w:pPr>
               <w:spacing w:before="40" w:after="40"/>
             </w:pPr>
+            <w:proofErr w:type="spellStart"/>
             <w:r>
               <w:rPr>
                 <w:rStyle w:val="Fett"/>
               </w:rPr>
               <w:t>Testumfang</w:t>
             </w:r>
+            <w:proofErr w:type="spellEnd"/>
           </w:p>
         </w:tc>
         <w:tc>
@@ -948,12 +1029,14 @@
             <w:pPr>
               <w:spacing w:before="40" w:after="40"/>
             </w:pPr>
+            <w:proofErr w:type="spellStart"/>
             <w:r>
               <w:rPr>
                 <w:rStyle w:val="Fett"/>
               </w:rPr>
               <w:t>Ausführung</w:t>
             </w:r>
+            <w:proofErr w:type="spellEnd"/>
           </w:p>
         </w:tc>
         <w:tc>
@@ -975,8 +1058,29 @@
               </w:rPr>
             </w:pPr>
             <w:r>
-              <w:t>Tests werden lokal ausgeführt</w:t>
-            </w:r>
+              <w:t xml:space="preserve">Tests </w:t>
+            </w:r>
+            <w:proofErr w:type="spellStart"/>
+            <w:r>
+              <w:t>werden</w:t>
+            </w:r>
+            <w:proofErr w:type="spellEnd"/>
+            <w:r>
+              <w:t xml:space="preserve"> </w:t>
+            </w:r>
+            <w:proofErr w:type="spellStart"/>
+            <w:r>
+              <w:t>lokal</w:t>
+            </w:r>
+            <w:proofErr w:type="spellEnd"/>
+            <w:r>
+              <w:t xml:space="preserve"> </w:t>
+            </w:r>
+            <w:proofErr w:type="spellStart"/>
+            <w:r>
+              <w:t>ausgeführt</w:t>
+            </w:r>
+            <w:proofErr w:type="spellEnd"/>
           </w:p>
         </w:tc>
       </w:tr>
@@ -989,6 +1093,7 @@
     </w:p>
     <w:p/>
     <w:p/>
+    <w:p/>
     <w:p>
       <w:pPr>
         <w:pStyle w:val="berschrift1"/>
@@ -996,11 +1101,154 @@
       </w:pPr>
       <w:r>
         <w:lastRenderedPageBreak/>
-        <w:t>3</w:t>
+        <w:t xml:space="preserve">3. </w:t>
+      </w:r>
+      <w:proofErr w:type="spellStart"/>
+      <w:r>
+        <w:t>M</w:t>
       </w:r>
       <w:r>
-        <w:t>. Mitarbeiterverwaltung</w:t>
+        <w:t>öglichkeiten</w:t>
       </w:r>
+      <w:proofErr w:type="spellEnd"/>
+      <w:r>
+        <w:t xml:space="preserve"> des </w:t>
+      </w:r>
+      <w:proofErr w:type="spellStart"/>
+      <w:r>
+        <w:t>automatisierten</w:t>
+      </w:r>
+      <w:proofErr w:type="spellEnd"/>
+      <w:r>
+        <w:t xml:space="preserve"> </w:t>
+      </w:r>
+      <w:proofErr w:type="spellStart"/>
+      <w:r>
+        <w:t>T</w:t>
+      </w:r>
+      <w:r>
+        <w:t>estens</w:t>
+      </w:r>
+      <w:proofErr w:type="spellEnd"/>
+    </w:p>
+    <w:p>
+      <w:pPr>
+        <w:rPr>
+          <w:lang w:val="de-DE"/>
+        </w:rPr>
+      </w:pPr>
+      <w:r>
+        <w:rPr>
+          <w:lang w:val="de-DE"/>
+        </w:rPr>
+        <w:t xml:space="preserve">Im Rahmen eines Softwareprojekts können verschiedene automatisierte Testverfahren eingesetzt werden. Dazu gehören </w:t>
+      </w:r>
+      <w:r>
+        <w:rPr>
+          <w:b/>
+          <w:bCs/>
+          <w:lang w:val="de-DE"/>
+        </w:rPr>
+        <w:t>Unit Tests</w:t>
+      </w:r>
+      <w:r>
+        <w:rPr>
+          <w:lang w:val="de-DE"/>
+        </w:rPr>
+        <w:t xml:space="preserve"> zur Prüfung einzelner Funktionen, </w:t>
+      </w:r>
+      <w:r>
+        <w:rPr>
+          <w:b/>
+          <w:bCs/>
+          <w:lang w:val="de-DE"/>
+        </w:rPr>
+        <w:t>Integrationstests</w:t>
+      </w:r>
+      <w:r>
+        <w:rPr>
+          <w:lang w:val="de-DE"/>
+        </w:rPr>
+        <w:t xml:space="preserve"> zur Prüfung des Zusammenspiels mehrerer Komponenten und </w:t>
+      </w:r>
+      <w:r>
+        <w:rPr>
+          <w:b/>
+          <w:bCs/>
+          <w:lang w:val="de-DE"/>
+        </w:rPr>
+        <w:t>End-to-End-Tests</w:t>
+      </w:r>
+      <w:r>
+        <w:rPr>
+          <w:lang w:val="de-DE"/>
+        </w:rPr>
+        <w:t xml:space="preserve"> zur Überprüfung vollständiger Abläufe der Anwendung.</w:t>
+      </w:r>
+      <w:r>
+        <w:rPr>
+          <w:lang w:val="de-DE"/>
+        </w:rPr>
+        <w:t xml:space="preserve"> </w:t>
+      </w:r>
+      <w:r>
+        <w:rPr>
+          <w:lang w:val="de-DE"/>
+        </w:rPr>
+        <w:t xml:space="preserve">In diesem Projekt werden ausschließlich </w:t>
+      </w:r>
+      <w:r>
+        <w:rPr>
+          <w:b/>
+          <w:bCs/>
+          <w:lang w:val="de-DE"/>
+        </w:rPr>
+        <w:t>Unit Tests</w:t>
+      </w:r>
+      <w:r>
+        <w:rPr>
+          <w:lang w:val="de-DE"/>
+        </w:rPr>
+        <w:t xml:space="preserve"> eingesetzt. Sie ermöglichen es, einzelne Funktionen des </w:t>
+      </w:r>
+      <w:proofErr w:type="spellStart"/>
+      <w:r>
+        <w:rPr>
+          <w:lang w:val="de-DE"/>
+        </w:rPr>
+        <w:t>Adminbereichs</w:t>
+      </w:r>
+      <w:proofErr w:type="spellEnd"/>
+      <w:r>
+        <w:rPr>
+          <w:lang w:val="de-DE"/>
+        </w:rPr>
+        <w:t xml:space="preserve"> automatisiert und wiederholbar zu überprüfen. Dadurch können Fehler frühzeitig erkannt und Änderungen am Programm schnell getestet werden. Dies verbessert die Qualität der Software und reduziert den Aufwand für manuelle Tests.</w:t>
+      </w:r>
+    </w:p>
+    <w:p>
+      <w:pPr>
+        <w:rPr>
+          <w:lang w:val="de-DE"/>
+        </w:rPr>
+      </w:pPr>
+    </w:p>
+    <w:p>
+      <w:pPr>
+        <w:pStyle w:val="berschrift1"/>
+        <w:spacing w:before="240" w:after="120"/>
+      </w:pPr>
+      <w:r>
+        <w:t>4</w:t>
+      </w:r>
+      <w:r>
+        <w:t xml:space="preserve">. </w:t>
+      </w:r>
+      <w:proofErr w:type="spellStart"/>
+      <w:r>
+        <w:t>Mitarbeiterverwaltung</w:t>
+      </w:r>
+      <w:proofErr w:type="spellEnd"/>
     </w:p>
     <w:p>
       <w:pPr>
@@ -1019,7 +1267,21 @@
         <w:rPr>
           <w:lang w:val="de-DE"/>
         </w:rPr>
-        <w:t>Verwaltung von Mitarbeiterdaten im Adminbereich.</w:t>
+        <w:t xml:space="preserve">Verwaltung von Mitarbeiterdaten im </w:t>
+      </w:r>
+      <w:proofErr w:type="spellStart"/>
+      <w:r>
+        <w:rPr>
+          <w:lang w:val="de-DE"/>
+        </w:rPr>
+        <w:t>Adminbereich</w:t>
+      </w:r>
+      <w:proofErr w:type="spellEnd"/>
+      <w:r>
+        <w:rPr>
+          <w:lang w:val="de-DE"/>
+        </w:rPr>
+        <w:t>.</w:t>
       </w:r>
     </w:p>
     <w:tbl>
@@ -1054,6 +1316,7 @@
             <w:pPr>
               <w:spacing w:before="40" w:after="40"/>
             </w:pPr>
+            <w:proofErr w:type="spellStart"/>
             <w:r>
               <w:rPr>
                 <w:b/>
@@ -1062,6 +1325,7 @@
               </w:rPr>
               <w:t>Verantwortlich</w:t>
             </w:r>
+            <w:proofErr w:type="spellEnd"/>
           </w:p>
         </w:tc>
         <w:tc>
@@ -1219,6 +1483,7 @@
             <w:pPr>
               <w:spacing w:before="40" w:after="40"/>
             </w:pPr>
+            <w:proofErr w:type="spellStart"/>
             <w:r>
               <w:rPr>
                 <w:b/>
@@ -1227,6 +1492,7 @@
               </w:rPr>
               <w:t>Testframework</w:t>
             </w:r>
+            <w:proofErr w:type="spellEnd"/>
           </w:p>
         </w:tc>
         <w:tc>
@@ -1248,7 +1514,21 @@
               <w:rPr>
                 <w:sz w:val="19"/>
               </w:rPr>
-              <w:t>[z. B. JUnit / pytest / Jest]</w:t>
+              <w:t xml:space="preserve">[z. B. JUnit / </w:t>
+            </w:r>
+            <w:proofErr w:type="spellStart"/>
+            <w:r>
+              <w:rPr>
+                <w:sz w:val="19"/>
+              </w:rPr>
+              <w:t>pytest</w:t>
+            </w:r>
+            <w:proofErr w:type="spellEnd"/>
+            <w:r>
+              <w:rPr>
+                <w:sz w:val="19"/>
+              </w:rPr>
+              <w:t xml:space="preserve"> / Jest]</w:t>
             </w:r>
           </w:p>
         </w:tc>
@@ -1274,6 +1554,7 @@
             <w:pPr>
               <w:spacing w:before="40" w:after="40"/>
             </w:pPr>
+            <w:proofErr w:type="spellStart"/>
             <w:r>
               <w:rPr>
                 <w:b/>
@@ -1282,6 +1563,7 @@
               </w:rPr>
               <w:t>Testumfang</w:t>
             </w:r>
+            <w:proofErr w:type="spellEnd"/>
           </w:p>
         </w:tc>
         <w:tc>
@@ -1303,7 +1585,49 @@
               <w:rPr>
                 <w:sz w:val="19"/>
               </w:rPr>
-              <w:t>[Welche Units werden betrachtet?]</w:t>
+              <w:t>[</w:t>
+            </w:r>
+            <w:proofErr w:type="spellStart"/>
+            <w:r>
+              <w:rPr>
+                <w:sz w:val="19"/>
+              </w:rPr>
+              <w:t>Welche</w:t>
+            </w:r>
+            <w:proofErr w:type="spellEnd"/>
+            <w:r>
+              <w:rPr>
+                <w:sz w:val="19"/>
+              </w:rPr>
+              <w:t xml:space="preserve"> Units </w:t>
+            </w:r>
+            <w:proofErr w:type="spellStart"/>
+            <w:r>
+              <w:rPr>
+                <w:sz w:val="19"/>
+              </w:rPr>
+              <w:t>werden</w:t>
+            </w:r>
+            <w:proofErr w:type="spellEnd"/>
+            <w:r>
+              <w:rPr>
+                <w:sz w:val="19"/>
+              </w:rPr>
+              <w:t xml:space="preserve"> </w:t>
+            </w:r>
+            <w:proofErr w:type="spellStart"/>
+            <w:r>
+              <w:rPr>
+                <w:sz w:val="19"/>
+              </w:rPr>
+              <w:t>betrachtet</w:t>
+            </w:r>
+            <w:proofErr w:type="spellEnd"/>
+            <w:r>
+              <w:rPr>
+                <w:sz w:val="19"/>
+              </w:rPr>
+              <w:t>?]</w:t>
             </w:r>
           </w:p>
         </w:tc>
@@ -1315,9 +1639,11 @@
         <w:pStyle w:val="berschrift2"/>
         <w:spacing w:before="160" w:after="120"/>
       </w:pPr>
+      <w:proofErr w:type="spellStart"/>
       <w:r>
         <w:t>Testfälle</w:t>
       </w:r>
+      <w:proofErr w:type="spellEnd"/>
     </w:p>
     <w:tbl>
       <w:tblPr>
@@ -1357,13 +1683,23 @@
             <w:pPr>
               <w:spacing w:before="40" w:after="40"/>
             </w:pPr>
+            <w:proofErr w:type="spellStart"/>
             <w:r>
               <w:rPr>
                 <w:b/>
                 <w:color w:val="1F4E79"/>
                 <w:sz w:val="19"/>
               </w:rPr>
-              <w:t>Testfall-ID</w:t>
+              <w:t>Testfall</w:t>
+            </w:r>
+            <w:proofErr w:type="spellEnd"/>
+            <w:r>
+              <w:rPr>
+                <w:b/>
+                <w:color w:val="1F4E79"/>
+                <w:sz w:val="19"/>
+              </w:rPr>
+              <w:t>-ID</w:t>
             </w:r>
           </w:p>
         </w:tc>
@@ -1435,6 +1771,7 @@
             <w:pPr>
               <w:spacing w:before="40" w:after="40"/>
             </w:pPr>
+            <w:proofErr w:type="spellStart"/>
             <w:r>
               <w:rPr>
                 <w:b/>
@@ -1443,6 +1780,7 @@
               </w:rPr>
               <w:t>Vorbedingung</w:t>
             </w:r>
+            <w:proofErr w:type="spellEnd"/>
           </w:p>
         </w:tc>
         <w:tc>
@@ -1461,14 +1799,34 @@
             <w:pPr>
               <w:spacing w:before="40" w:after="40"/>
             </w:pPr>
+            <w:proofErr w:type="spellStart"/>
             <w:r>
               <w:rPr>
                 <w:b/>
                 <w:color w:val="1F4E79"/>
                 <w:sz w:val="19"/>
               </w:rPr>
-              <w:t>Eingabe / Testdaten</w:t>
-            </w:r>
+              <w:t>Eingabe</w:t>
+            </w:r>
+            <w:proofErr w:type="spellEnd"/>
+            <w:r>
+              <w:rPr>
+                <w:b/>
+                <w:color w:val="1F4E79"/>
+                <w:sz w:val="19"/>
+              </w:rPr>
+              <w:t xml:space="preserve"> / </w:t>
+            </w:r>
+            <w:proofErr w:type="spellStart"/>
+            <w:r>
+              <w:rPr>
+                <w:b/>
+                <w:color w:val="1F4E79"/>
+                <w:sz w:val="19"/>
+              </w:rPr>
+              <w:t>Testdaten</w:t>
+            </w:r>
+            <w:proofErr w:type="spellEnd"/>
           </w:p>
         </w:tc>
         <w:tc>
@@ -1487,14 +1845,34 @@
             <w:pPr>
               <w:spacing w:before="40" w:after="40"/>
             </w:pPr>
+            <w:proofErr w:type="spellStart"/>
             <w:r>
               <w:rPr>
                 <w:b/>
                 <w:color w:val="1F4E79"/>
                 <w:sz w:val="19"/>
               </w:rPr>
-              <w:t>Erwartetes Ergebnis</w:t>
-            </w:r>
+              <w:t>Erwartetes</w:t>
+            </w:r>
+            <w:proofErr w:type="spellEnd"/>
+            <w:r>
+              <w:rPr>
+                <w:b/>
+                <w:color w:val="1F4E79"/>
+                <w:sz w:val="19"/>
+              </w:rPr>
+              <w:t xml:space="preserve"> </w:t>
+            </w:r>
+            <w:proofErr w:type="spellStart"/>
+            <w:r>
+              <w:rPr>
+                <w:b/>
+                <w:color w:val="1F4E79"/>
+                <w:sz w:val="19"/>
+              </w:rPr>
+              <w:t>Ergebnis</w:t>
+            </w:r>
+            <w:proofErr w:type="spellEnd"/>
           </w:p>
         </w:tc>
         <w:tc>
@@ -1571,7 +1949,21 @@
               <w:rPr>
                 <w:sz w:val="19"/>
               </w:rPr>
-              <w:t>z. B. MitarbeiterService.create()</w:t>
+              <w:t xml:space="preserve">z. B. </w:t>
+            </w:r>
+            <w:proofErr w:type="spellStart"/>
+            <w:r>
+              <w:rPr>
+                <w:sz w:val="19"/>
+              </w:rPr>
+              <w:t>MitarbeiterService.create</w:t>
+            </w:r>
+            <w:proofErr w:type="spellEnd"/>
+            <w:r>
+              <w:rPr>
+                <w:sz w:val="19"/>
+              </w:rPr>
+              <w:t>()</w:t>
             </w:r>
           </w:p>
         </w:tc>
@@ -1590,11 +1982,55 @@
             <w:pPr>
               <w:spacing w:before="40" w:after="40"/>
             </w:pPr>
-            <w:r>
-              <w:rPr>
-                <w:sz w:val="19"/>
-              </w:rPr>
-              <w:t>Beschreibt, was geprüft wird.</w:t>
+            <w:proofErr w:type="spellStart"/>
+            <w:proofErr w:type="gramStart"/>
+            <w:r>
+              <w:rPr>
+                <w:sz w:val="19"/>
+              </w:rPr>
+              <w:t>Beschreibt</w:t>
+            </w:r>
+            <w:proofErr w:type="spellEnd"/>
+            <w:r>
+              <w:rPr>
+                <w:sz w:val="19"/>
+              </w:rPr>
+              <w:t>,</w:t>
+            </w:r>
+            <w:proofErr w:type="gramEnd"/>
+            <w:r>
+              <w:rPr>
+                <w:sz w:val="19"/>
+              </w:rPr>
+              <w:t xml:space="preserve"> was </w:t>
+            </w:r>
+            <w:proofErr w:type="spellStart"/>
+            <w:r>
+              <w:rPr>
+                <w:sz w:val="19"/>
+              </w:rPr>
+              <w:t>geprüft</w:t>
+            </w:r>
+            <w:proofErr w:type="spellEnd"/>
+            <w:r>
+              <w:rPr>
+                <w:sz w:val="19"/>
+              </w:rPr>
+              <w:t xml:space="preserve"> </w:t>
+            </w:r>
+            <w:proofErr w:type="spellStart"/>
+            <w:r>
+              <w:rPr>
+                <w:sz w:val="19"/>
+              </w:rPr>
+              <w:t>wird</w:t>
+            </w:r>
+            <w:proofErr w:type="spellEnd"/>
+            <w:r>
+              <w:rPr>
+                <w:sz w:val="19"/>
+              </w:rPr>
+              <w:t>.</w:t>
             </w:r>
           </w:p>
         </w:tc>
@@ -1613,11 +2049,47 @@
             <w:pPr>
               <w:spacing w:before="40" w:after="40"/>
             </w:pPr>
-            <w:r>
-              <w:rPr>
-                <w:sz w:val="19"/>
-              </w:rPr>
-              <w:t>Relevante Objekte / Mocks vorhanden.</w:t>
+            <w:proofErr w:type="spellStart"/>
+            <w:r>
+              <w:rPr>
+                <w:sz w:val="19"/>
+              </w:rPr>
+              <w:t>Relevante</w:t>
+            </w:r>
+            <w:proofErr w:type="spellEnd"/>
+            <w:r>
+              <w:rPr>
+                <w:sz w:val="19"/>
+              </w:rPr>
+              <w:t xml:space="preserve"> </w:t>
+            </w:r>
+            <w:proofErr w:type="spellStart"/>
+            <w:r>
+              <w:rPr>
+                <w:sz w:val="19"/>
+              </w:rPr>
+              <w:t>Objekte</w:t>
+            </w:r>
+            <w:proofErr w:type="spellEnd"/>
+            <w:r>
+              <w:rPr>
+                <w:sz w:val="19"/>
+              </w:rPr>
+              <w:t xml:space="preserve"> / Mocks </w:t>
+            </w:r>
+            <w:proofErr w:type="spellStart"/>
+            <w:r>
+              <w:rPr>
+                <w:sz w:val="19"/>
+              </w:rPr>
+              <w:t>vorhanden</w:t>
+            </w:r>
+            <w:proofErr w:type="spellEnd"/>
+            <w:r>
+              <w:rPr>
+                <w:sz w:val="19"/>
+              </w:rPr>
+              <w:t>.</w:t>
             </w:r>
           </w:p>
         </w:tc>
@@ -1636,11 +2108,47 @@
             <w:pPr>
               <w:spacing w:before="40" w:after="40"/>
             </w:pPr>
-            <w:r>
-              <w:rPr>
-                <w:sz w:val="19"/>
-              </w:rPr>
-              <w:t>Konkrete Testwerte eintragen.</w:t>
+            <w:proofErr w:type="spellStart"/>
+            <w:r>
+              <w:rPr>
+                <w:sz w:val="19"/>
+              </w:rPr>
+              <w:t>Konkrete</w:t>
+            </w:r>
+            <w:proofErr w:type="spellEnd"/>
+            <w:r>
+              <w:rPr>
+                <w:sz w:val="19"/>
+              </w:rPr>
+              <w:t xml:space="preserve"> </w:t>
+            </w:r>
+            <w:proofErr w:type="spellStart"/>
+            <w:r>
+              <w:rPr>
+                <w:sz w:val="19"/>
+              </w:rPr>
+              <w:t>Testwerte</w:t>
+            </w:r>
+            <w:proofErr w:type="spellEnd"/>
+            <w:r>
+              <w:rPr>
+                <w:sz w:val="19"/>
+              </w:rPr>
+              <w:t xml:space="preserve"> </w:t>
+            </w:r>
+            <w:proofErr w:type="spellStart"/>
+            <w:r>
+              <w:rPr>
+                <w:sz w:val="19"/>
+              </w:rPr>
+              <w:t>eintragen</w:t>
+            </w:r>
+            <w:proofErr w:type="spellEnd"/>
+            <w:r>
+              <w:rPr>
+                <w:sz w:val="19"/>
+              </w:rPr>
+              <w:t>.</w:t>
             </w:r>
           </w:p>
         </w:tc>
@@ -1659,11 +2167,61 @@
             <w:pPr>
               <w:spacing w:before="40" w:after="40"/>
             </w:pPr>
-            <w:r>
-              <w:rPr>
-                <w:sz w:val="19"/>
-              </w:rPr>
-              <w:t>Konkretes erwartetes Verhalten eintragen.</w:t>
+            <w:proofErr w:type="spellStart"/>
+            <w:r>
+              <w:rPr>
+                <w:sz w:val="19"/>
+              </w:rPr>
+              <w:t>Konkretes</w:t>
+            </w:r>
+            <w:proofErr w:type="spellEnd"/>
+            <w:r>
+              <w:rPr>
+                <w:sz w:val="19"/>
+              </w:rPr>
+              <w:t xml:space="preserve"> </w:t>
+            </w:r>
+            <w:proofErr w:type="spellStart"/>
+            <w:r>
+              <w:rPr>
+                <w:sz w:val="19"/>
+              </w:rPr>
+              <w:t>erwartetes</w:t>
+            </w:r>
+            <w:proofErr w:type="spellEnd"/>
+            <w:r>
+              <w:rPr>
+                <w:sz w:val="19"/>
+              </w:rPr>
+              <w:t xml:space="preserve"> </w:t>
+            </w:r>
+            <w:proofErr w:type="spellStart"/>
+            <w:r>
+              <w:rPr>
+                <w:sz w:val="19"/>
+              </w:rPr>
+              <w:t>Verhalten</w:t>
+            </w:r>
+            <w:proofErr w:type="spellEnd"/>
+            <w:r>
+              <w:rPr>
+                <w:sz w:val="19"/>
+              </w:rPr>
+              <w:t xml:space="preserve"> </w:t>
+            </w:r>
+            <w:proofErr w:type="spellStart"/>
+            <w:r>
+              <w:rPr>
+                <w:sz w:val="19"/>
+              </w:rPr>
+              <w:t>eintragen</w:t>
+            </w:r>
+            <w:proofErr w:type="spellEnd"/>
+            <w:r>
+              <w:rPr>
+                <w:sz w:val="19"/>
+              </w:rPr>
+              <w:t>.</w:t>
             </w:r>
           </w:p>
         </w:tc>
@@ -1686,8 +2244,58 @@
               <w:rPr>
                 <w:sz w:val="19"/>
               </w:rPr>
-              <w:t>☐ Offen  ☐ Bestanden  ☐ Fehlgeschlagen</w:t>
-            </w:r>
+              <w:t>☐</w:t>
+            </w:r>
+            <w:r>
+              <w:rPr>
+                <w:sz w:val="19"/>
+              </w:rPr>
+              <w:t xml:space="preserve"> </w:t>
+            </w:r>
+            <w:proofErr w:type="gramStart"/>
+            <w:r>
+              <w:rPr>
+                <w:sz w:val="19"/>
+              </w:rPr>
+              <w:t>Offen  ☐</w:t>
+            </w:r>
+            <w:proofErr w:type="gramEnd"/>
+            <w:r>
+              <w:rPr>
+                <w:sz w:val="19"/>
+              </w:rPr>
+              <w:t xml:space="preserve"> </w:t>
+            </w:r>
+            <w:proofErr w:type="spellStart"/>
+            <w:proofErr w:type="gramStart"/>
+            <w:r>
+              <w:rPr>
+                <w:sz w:val="19"/>
+              </w:rPr>
+              <w:t>Bestanden</w:t>
+            </w:r>
+            <w:proofErr w:type="spellEnd"/>
+            <w:r>
+              <w:rPr>
+                <w:sz w:val="19"/>
+              </w:rPr>
+              <w:t xml:space="preserve">  ☐</w:t>
+            </w:r>
+            <w:proofErr w:type="gramEnd"/>
+            <w:r>
+              <w:rPr>
+                <w:sz w:val="19"/>
+              </w:rPr>
+              <w:t xml:space="preserve"> </w:t>
+            </w:r>
+            <w:proofErr w:type="spellStart"/>
+            <w:r>
+              <w:rPr>
+                <w:sz w:val="19"/>
+              </w:rPr>
+              <w:t>Fehlgeschlagen</w:t>
+            </w:r>
+            <w:proofErr w:type="spellEnd"/>
           </w:p>
         </w:tc>
       </w:tr>
@@ -1738,7 +2346,21 @@
               <w:rPr>
                 <w:sz w:val="19"/>
               </w:rPr>
-              <w:t>z. B. MitarbeiterService.create()</w:t>
+              <w:t xml:space="preserve">z. B. </w:t>
+            </w:r>
+            <w:proofErr w:type="spellStart"/>
+            <w:r>
+              <w:rPr>
+                <w:sz w:val="19"/>
+              </w:rPr>
+              <w:t>MitarbeiterService.create</w:t>
+            </w:r>
+            <w:proofErr w:type="spellEnd"/>
+            <w:r>
+              <w:rPr>
+                <w:sz w:val="19"/>
+              </w:rPr>
+              <w:t>()</w:t>
             </w:r>
           </w:p>
         </w:tc>
@@ -1757,11 +2379,55 @@
             <w:pPr>
               <w:spacing w:before="40" w:after="40"/>
             </w:pPr>
-            <w:r>
-              <w:rPr>
-                <w:sz w:val="19"/>
-              </w:rPr>
-              <w:t>Beschreibt, was geprüft wird.</w:t>
+            <w:proofErr w:type="spellStart"/>
+            <w:proofErr w:type="gramStart"/>
+            <w:r>
+              <w:rPr>
+                <w:sz w:val="19"/>
+              </w:rPr>
+              <w:t>Beschreibt</w:t>
+            </w:r>
+            <w:proofErr w:type="spellEnd"/>
+            <w:r>
+              <w:rPr>
+                <w:sz w:val="19"/>
+              </w:rPr>
+              <w:t>,</w:t>
+            </w:r>
+            <w:proofErr w:type="gramEnd"/>
+            <w:r>
+              <w:rPr>
+                <w:sz w:val="19"/>
+              </w:rPr>
+              <w:t xml:space="preserve"> was </w:t>
+            </w:r>
+            <w:proofErr w:type="spellStart"/>
+            <w:r>
+              <w:rPr>
+                <w:sz w:val="19"/>
+              </w:rPr>
+              <w:t>geprüft</w:t>
+            </w:r>
+            <w:proofErr w:type="spellEnd"/>
+            <w:r>
+              <w:rPr>
+                <w:sz w:val="19"/>
+              </w:rPr>
+              <w:t xml:space="preserve"> </w:t>
+            </w:r>
+            <w:proofErr w:type="spellStart"/>
+            <w:r>
+              <w:rPr>
+                <w:sz w:val="19"/>
+              </w:rPr>
+              <w:t>wird</w:t>
+            </w:r>
+            <w:proofErr w:type="spellEnd"/>
+            <w:r>
+              <w:rPr>
+                <w:sz w:val="19"/>
+              </w:rPr>
+              <w:t>.</w:t>
             </w:r>
           </w:p>
         </w:tc>
@@ -1780,11 +2446,47 @@
             <w:pPr>
               <w:spacing w:before="40" w:after="40"/>
             </w:pPr>
-            <w:r>
-              <w:rPr>
-                <w:sz w:val="19"/>
-              </w:rPr>
-              <w:t>Relevante Objekte / Mocks vorhanden.</w:t>
+            <w:proofErr w:type="spellStart"/>
+            <w:r>
+              <w:rPr>
+                <w:sz w:val="19"/>
+              </w:rPr>
+              <w:t>Relevante</w:t>
+            </w:r>
+            <w:proofErr w:type="spellEnd"/>
+            <w:r>
+              <w:rPr>
+                <w:sz w:val="19"/>
+              </w:rPr>
+              <w:t xml:space="preserve"> </w:t>
+            </w:r>
+            <w:proofErr w:type="spellStart"/>
+            <w:r>
+              <w:rPr>
+                <w:sz w:val="19"/>
+              </w:rPr>
+              <w:t>Objekte</w:t>
+            </w:r>
+            <w:proofErr w:type="spellEnd"/>
+            <w:r>
+              <w:rPr>
+                <w:sz w:val="19"/>
+              </w:rPr>
+              <w:t xml:space="preserve"> / Mocks </w:t>
+            </w:r>
+            <w:proofErr w:type="spellStart"/>
+            <w:r>
+              <w:rPr>
+                <w:sz w:val="19"/>
+              </w:rPr>
+              <w:t>vorhanden</w:t>
+            </w:r>
+            <w:proofErr w:type="spellEnd"/>
+            <w:r>
+              <w:rPr>
+                <w:sz w:val="19"/>
+              </w:rPr>
+              <w:t>.</w:t>
             </w:r>
           </w:p>
         </w:tc>
@@ -1803,11 +2505,47 @@
             <w:pPr>
               <w:spacing w:before="40" w:after="40"/>
             </w:pPr>
-            <w:r>
-              <w:rPr>
-                <w:sz w:val="19"/>
-              </w:rPr>
-              <w:t>Konkrete Testwerte eintragen.</w:t>
+            <w:proofErr w:type="spellStart"/>
+            <w:r>
+              <w:rPr>
+                <w:sz w:val="19"/>
+              </w:rPr>
+              <w:t>Konkrete</w:t>
+            </w:r>
+            <w:proofErr w:type="spellEnd"/>
+            <w:r>
+              <w:rPr>
+                <w:sz w:val="19"/>
+              </w:rPr>
+              <w:t xml:space="preserve"> </w:t>
+            </w:r>
+            <w:proofErr w:type="spellStart"/>
+            <w:r>
+              <w:rPr>
+                <w:sz w:val="19"/>
+              </w:rPr>
+              <w:t>Testwerte</w:t>
+            </w:r>
+            <w:proofErr w:type="spellEnd"/>
+            <w:r>
+              <w:rPr>
+                <w:sz w:val="19"/>
+              </w:rPr>
+              <w:t xml:space="preserve"> </w:t>
+            </w:r>
+            <w:proofErr w:type="spellStart"/>
+            <w:r>
+              <w:rPr>
+                <w:sz w:val="19"/>
+              </w:rPr>
+              <w:t>eintragen</w:t>
+            </w:r>
+            <w:proofErr w:type="spellEnd"/>
+            <w:r>
+              <w:rPr>
+                <w:sz w:val="19"/>
+              </w:rPr>
+              <w:t>.</w:t>
             </w:r>
           </w:p>
         </w:tc>
@@ -1826,11 +2564,61 @@
             <w:pPr>
               <w:spacing w:before="40" w:after="40"/>
             </w:pPr>
-            <w:r>
-              <w:rPr>
-                <w:sz w:val="19"/>
-              </w:rPr>
-              <w:t>Konkretes erwartetes Verhalten eintragen.</w:t>
+            <w:proofErr w:type="spellStart"/>
+            <w:r>
+              <w:rPr>
+                <w:sz w:val="19"/>
+              </w:rPr>
+              <w:t>Konkretes</w:t>
+            </w:r>
+            <w:proofErr w:type="spellEnd"/>
+            <w:r>
+              <w:rPr>
+                <w:sz w:val="19"/>
+              </w:rPr>
+              <w:t xml:space="preserve"> </w:t>
+            </w:r>
+            <w:proofErr w:type="spellStart"/>
+            <w:r>
+              <w:rPr>
+                <w:sz w:val="19"/>
+              </w:rPr>
+              <w:t>erwartetes</w:t>
+            </w:r>
+            <w:proofErr w:type="spellEnd"/>
+            <w:r>
+              <w:rPr>
+                <w:sz w:val="19"/>
+              </w:rPr>
+              <w:t xml:space="preserve"> </w:t>
+            </w:r>
+            <w:proofErr w:type="spellStart"/>
+            <w:r>
+              <w:rPr>
+                <w:sz w:val="19"/>
+              </w:rPr>
+              <w:t>Verhalten</w:t>
+            </w:r>
+            <w:proofErr w:type="spellEnd"/>
+            <w:r>
+              <w:rPr>
+                <w:sz w:val="19"/>
+              </w:rPr>
+              <w:t xml:space="preserve"> </w:t>
+            </w:r>
+            <w:proofErr w:type="spellStart"/>
+            <w:r>
+              <w:rPr>
+                <w:sz w:val="19"/>
+              </w:rPr>
+              <w:t>eintragen</w:t>
+            </w:r>
+            <w:proofErr w:type="spellEnd"/>
+            <w:r>
+              <w:rPr>
+                <w:sz w:val="19"/>
+              </w:rPr>
+              <w:t>.</w:t>
             </w:r>
           </w:p>
         </w:tc>
@@ -1853,8 +2641,58 @@
               <w:rPr>
                 <w:sz w:val="19"/>
               </w:rPr>
-              <w:t>☐ Offen  ☐ Bestanden  ☐ Fehlgeschlagen</w:t>
-            </w:r>
+              <w:t>☐</w:t>
+            </w:r>
+            <w:r>
+              <w:rPr>
+                <w:sz w:val="19"/>
+              </w:rPr>
+              <w:t xml:space="preserve"> </w:t>
+            </w:r>
+            <w:proofErr w:type="gramStart"/>
+            <w:r>
+              <w:rPr>
+                <w:sz w:val="19"/>
+              </w:rPr>
+              <w:t>Offen  ☐</w:t>
+            </w:r>
+            <w:proofErr w:type="gramEnd"/>
+            <w:r>
+              <w:rPr>
+                <w:sz w:val="19"/>
+              </w:rPr>
+              <w:t xml:space="preserve"> </w:t>
+            </w:r>
+            <w:proofErr w:type="spellStart"/>
+            <w:proofErr w:type="gramStart"/>
+            <w:r>
+              <w:rPr>
+                <w:sz w:val="19"/>
+              </w:rPr>
+              <w:t>Bestanden</w:t>
+            </w:r>
+            <w:proofErr w:type="spellEnd"/>
+            <w:r>
+              <w:rPr>
+                <w:sz w:val="19"/>
+              </w:rPr>
+              <w:t xml:space="preserve">  ☐</w:t>
+            </w:r>
+            <w:proofErr w:type="gramEnd"/>
+            <w:r>
+              <w:rPr>
+                <w:sz w:val="19"/>
+              </w:rPr>
+              <w:t xml:space="preserve"> </w:t>
+            </w:r>
+            <w:proofErr w:type="spellStart"/>
+            <w:r>
+              <w:rPr>
+                <w:sz w:val="19"/>
+              </w:rPr>
+              <w:t>Fehlgeschlagen</w:t>
+            </w:r>
+            <w:proofErr w:type="spellEnd"/>
           </w:p>
         </w:tc>
       </w:tr>
@@ -1864,9 +2702,19 @@
         <w:pStyle w:val="berschrift2"/>
         <w:spacing w:before="160" w:after="120"/>
       </w:pPr>
+      <w:proofErr w:type="spellStart"/>
       <w:r>
-        <w:t>Spezielle Prüfaspekte</w:t>
+        <w:t>Spezielle</w:t>
       </w:r>
+      <w:proofErr w:type="spellEnd"/>
+      <w:r>
+        <w:t xml:space="preserve"> </w:t>
+      </w:r>
+      <w:proofErr w:type="spellStart"/>
+      <w:r>
+        <w:t>Prüfaspekte</w:t>
+      </w:r>
+      <w:proofErr w:type="spellEnd"/>
     </w:p>
     <w:p>
       <w:pPr>
@@ -1886,8 +2734,29 @@
       <w:pPr>
         <w:pStyle w:val="Aufzhlungszeichen"/>
       </w:pPr>
+      <w:proofErr w:type="spellStart"/>
       <w:r>
-        <w:t>Ändern vorhandener Mitarbeiterdaten.</w:t>
+        <w:t>Ändern</w:t>
+      </w:r>
+      <w:proofErr w:type="spellEnd"/>
+      <w:r>
+        <w:t xml:space="preserve"> </w:t>
+      </w:r>
+      <w:proofErr w:type="spellStart"/>
+      <w:r>
+        <w:t>vorhandener</w:t>
+      </w:r>
+      <w:proofErr w:type="spellEnd"/>
+      <w:r>
+        <w:t xml:space="preserve"> </w:t>
+      </w:r>
+      <w:proofErr w:type="spellStart"/>
+      <w:r>
+        <w:t>Mitarbeiterdaten</w:t>
+      </w:r>
+      <w:proofErr w:type="spellEnd"/>
+      <w:r>
+        <w:t>.</w:t>
       </w:r>
     </w:p>
     <w:p>
@@ -1949,9 +2818,20 @@
         <w:pStyle w:val="berschrift2"/>
         <w:spacing w:before="160" w:after="120"/>
       </w:pPr>
+      <w:proofErr w:type="spellStart"/>
       <w:r>
-        <w:t>Ergebnisse / Auffälligkeiten</w:t>
+        <w:lastRenderedPageBreak/>
+        <w:t>Ergebnisse</w:t>
       </w:r>
+      <w:proofErr w:type="spellEnd"/>
+      <w:r>
+        <w:t xml:space="preserve"> / </w:t>
+      </w:r>
+      <w:proofErr w:type="spellStart"/>
+      <w:r>
+        <w:t>Auffälligkeiten</w:t>
+      </w:r>
+      <w:proofErr w:type="spellEnd"/>
     </w:p>
     <w:tbl>
       <w:tblPr>
@@ -1988,6 +2868,7 @@
             <w:pPr>
               <w:spacing w:before="40" w:after="40"/>
             </w:pPr>
+            <w:proofErr w:type="spellStart"/>
             <w:r>
               <w:rPr>
                 <w:b/>
@@ -1996,6 +2877,7 @@
               </w:rPr>
               <w:t>Referenz</w:t>
             </w:r>
+            <w:proofErr w:type="spellEnd"/>
           </w:p>
         </w:tc>
         <w:tc>
@@ -2014,6 +2896,7 @@
             <w:pPr>
               <w:spacing w:before="40" w:after="40"/>
             </w:pPr>
+            <w:proofErr w:type="spellStart"/>
             <w:r>
               <w:rPr>
                 <w:b/>
@@ -2022,6 +2905,7 @@
               </w:rPr>
               <w:t>Beobachtung</w:t>
             </w:r>
+            <w:proofErr w:type="spellEnd"/>
           </w:p>
         </w:tc>
         <w:tc>
@@ -2040,13 +2924,23 @@
             <w:pPr>
               <w:spacing w:before="40" w:after="40"/>
             </w:pPr>
+            <w:proofErr w:type="spellStart"/>
             <w:r>
               <w:rPr>
                 <w:b/>
                 <w:color w:val="1F4E79"/>
                 <w:sz w:val="19"/>
               </w:rPr>
-              <w:t>Maßnahme / Ticket</w:t>
+              <w:t>Maßnahme</w:t>
+            </w:r>
+            <w:proofErr w:type="spellEnd"/>
+            <w:r>
+              <w:rPr>
+                <w:b/>
+                <w:color w:val="1F4E79"/>
+                <w:sz w:val="19"/>
+              </w:rPr>
+              <w:t xml:space="preserve"> / Ticket</w:t>
             </w:r>
           </w:p>
         </w:tc>
@@ -2124,7 +3018,35 @@
               <w:rPr>
                 <w:sz w:val="19"/>
               </w:rPr>
-              <w:t>[Ergebnis oder Auffälligkeit]</w:t>
+              <w:t>[</w:t>
+            </w:r>
+            <w:proofErr w:type="spellStart"/>
+            <w:r>
+              <w:rPr>
+                <w:sz w:val="19"/>
+              </w:rPr>
+              <w:t>Ergebnis</w:t>
+            </w:r>
+            <w:proofErr w:type="spellEnd"/>
+            <w:r>
+              <w:rPr>
+                <w:sz w:val="19"/>
+              </w:rPr>
+              <w:t xml:space="preserve"> oder </w:t>
+            </w:r>
+            <w:proofErr w:type="spellStart"/>
+            <w:r>
+              <w:rPr>
+                <w:sz w:val="19"/>
+              </w:rPr>
+              <w:t>Auffälligkeit</w:t>
+            </w:r>
+            <w:proofErr w:type="spellEnd"/>
+            <w:r>
+              <w:rPr>
+                <w:sz w:val="19"/>
+              </w:rPr>
+              <w:t>]</w:t>
             </w:r>
           </w:p>
         </w:tc>
@@ -2147,7 +3069,35 @@
               <w:rPr>
                 <w:sz w:val="19"/>
               </w:rPr>
-              <w:t>[Ticket / keine Maßnahme]</w:t>
+              <w:t xml:space="preserve">[Ticket / </w:t>
+            </w:r>
+            <w:proofErr w:type="spellStart"/>
+            <w:r>
+              <w:rPr>
+                <w:sz w:val="19"/>
+              </w:rPr>
+              <w:t>keine</w:t>
+            </w:r>
+            <w:proofErr w:type="spellEnd"/>
+            <w:r>
+              <w:rPr>
+                <w:sz w:val="19"/>
+              </w:rPr>
+              <w:t xml:space="preserve"> </w:t>
+            </w:r>
+            <w:proofErr w:type="spellStart"/>
+            <w:r>
+              <w:rPr>
+                <w:sz w:val="19"/>
+              </w:rPr>
+              <w:t>Maßnahme</w:t>
+            </w:r>
+            <w:proofErr w:type="spellEnd"/>
+            <w:r>
+              <w:rPr>
+                <w:sz w:val="19"/>
+              </w:rPr>
+              <w:t>]</w:t>
             </w:r>
           </w:p>
         </w:tc>
@@ -2170,7 +3120,21 @@
               <w:rPr>
                 <w:sz w:val="19"/>
               </w:rPr>
-              <w:t>[Offen / Erledigt]</w:t>
+              <w:t xml:space="preserve">[Offen / </w:t>
+            </w:r>
+            <w:proofErr w:type="spellStart"/>
+            <w:r>
+              <w:rPr>
+                <w:sz w:val="19"/>
+              </w:rPr>
+              <w:t>Erledigt</w:t>
+            </w:r>
+            <w:proofErr w:type="spellEnd"/>
+            <w:r>
+              <w:rPr>
+                <w:sz w:val="19"/>
+              </w:rPr>
+              <w:t>]</w:t>
             </w:r>
           </w:p>
         </w:tc>
@@ -2182,11 +3146,16 @@
         <w:spacing w:before="240" w:after="120"/>
       </w:pPr>
       <w:r>
-        <w:t>4</w:t>
+        <w:t>5</w:t>
       </w:r>
       <w:r>
-        <w:t>. Tischverwaltung</w:t>
+        <w:t xml:space="preserve">. </w:t>
       </w:r>
+      <w:proofErr w:type="spellStart"/>
+      <w:r>
+        <w:t>Tischverwaltung</w:t>
+      </w:r>
+      <w:proofErr w:type="spellEnd"/>
     </w:p>
     <w:p>
       <w:pPr>
@@ -2246,15 +3215,16 @@
             <w:pPr>
               <w:spacing w:before="40" w:after="40"/>
             </w:pPr>
+            <w:proofErr w:type="spellStart"/>
             <w:r>
               <w:rPr>
                 <w:b/>
                 <w:color w:val="1F4E79"/>
                 <w:sz w:val="19"/>
               </w:rPr>
-              <w:lastRenderedPageBreak/>
               <w:t>Verantwortlich</w:t>
             </w:r>
+            <w:proofErr w:type="spellEnd"/>
           </w:p>
         </w:tc>
         <w:tc>
@@ -2412,6 +3382,7 @@
             <w:pPr>
               <w:spacing w:before="40" w:after="40"/>
             </w:pPr>
+            <w:proofErr w:type="spellStart"/>
             <w:r>
               <w:rPr>
                 <w:b/>
@@ -2420,6 +3391,7 @@
               </w:rPr>
               <w:t>Testframework</w:t>
             </w:r>
+            <w:proofErr w:type="spellEnd"/>
           </w:p>
         </w:tc>
         <w:tc>
@@ -2441,7 +3413,21 @@
               <w:rPr>
                 <w:sz w:val="19"/>
               </w:rPr>
-              <w:t>[z. B. JUnit / pytest / Jest]</w:t>
+              <w:t xml:space="preserve">[z. B. JUnit / </w:t>
+            </w:r>
+            <w:proofErr w:type="spellStart"/>
+            <w:r>
+              <w:rPr>
+                <w:sz w:val="19"/>
+              </w:rPr>
+              <w:t>pytest</w:t>
+            </w:r>
+            <w:proofErr w:type="spellEnd"/>
+            <w:r>
+              <w:rPr>
+                <w:sz w:val="19"/>
+              </w:rPr>
+              <w:t xml:space="preserve"> / Jest]</w:t>
             </w:r>
           </w:p>
         </w:tc>
@@ -2467,6 +3453,7 @@
             <w:pPr>
               <w:spacing w:before="40" w:after="40"/>
             </w:pPr>
+            <w:proofErr w:type="spellStart"/>
             <w:r>
               <w:rPr>
                 <w:b/>
@@ -2475,6 +3462,7 @@
               </w:rPr>
               <w:t>Testumfang</w:t>
             </w:r>
+            <w:proofErr w:type="spellEnd"/>
           </w:p>
         </w:tc>
         <w:tc>
@@ -2496,7 +3484,49 @@
               <w:rPr>
                 <w:sz w:val="19"/>
               </w:rPr>
-              <w:t>[Welche Units werden betrachtet?]</w:t>
+              <w:t>[</w:t>
+            </w:r>
+            <w:proofErr w:type="spellStart"/>
+            <w:r>
+              <w:rPr>
+                <w:sz w:val="19"/>
+              </w:rPr>
+              <w:t>Welche</w:t>
+            </w:r>
+            <w:proofErr w:type="spellEnd"/>
+            <w:r>
+              <w:rPr>
+                <w:sz w:val="19"/>
+              </w:rPr>
+              <w:t xml:space="preserve"> Units </w:t>
+            </w:r>
+            <w:proofErr w:type="spellStart"/>
+            <w:r>
+              <w:rPr>
+                <w:sz w:val="19"/>
+              </w:rPr>
+              <w:t>werden</w:t>
+            </w:r>
+            <w:proofErr w:type="spellEnd"/>
+            <w:r>
+              <w:rPr>
+                <w:sz w:val="19"/>
+              </w:rPr>
+              <w:t xml:space="preserve"> </w:t>
+            </w:r>
+            <w:proofErr w:type="spellStart"/>
+            <w:r>
+              <w:rPr>
+                <w:sz w:val="19"/>
+              </w:rPr>
+              <w:t>betrachtet</w:t>
+            </w:r>
+            <w:proofErr w:type="spellEnd"/>
+            <w:r>
+              <w:rPr>
+                <w:sz w:val="19"/>
+              </w:rPr>
+              <w:t>?]</w:t>
             </w:r>
           </w:p>
         </w:tc>
@@ -2508,9 +3538,11 @@
         <w:pStyle w:val="berschrift2"/>
         <w:spacing w:before="160" w:after="120"/>
       </w:pPr>
+      <w:proofErr w:type="spellStart"/>
       <w:r>
         <w:t>Testfälle</w:t>
       </w:r>
+      <w:proofErr w:type="spellEnd"/>
     </w:p>
     <w:tbl>
       <w:tblPr>
@@ -2550,13 +3582,23 @@
             <w:pPr>
               <w:spacing w:before="40" w:after="40"/>
             </w:pPr>
+            <w:proofErr w:type="spellStart"/>
             <w:r>
               <w:rPr>
                 <w:b/>
                 <w:color w:val="1F4E79"/>
                 <w:sz w:val="19"/>
               </w:rPr>
-              <w:t>Testfall-ID</w:t>
+              <w:t>Testfall</w:t>
+            </w:r>
+            <w:proofErr w:type="spellEnd"/>
+            <w:r>
+              <w:rPr>
+                <w:b/>
+                <w:color w:val="1F4E79"/>
+                <w:sz w:val="19"/>
+              </w:rPr>
+              <w:t>-ID</w:t>
             </w:r>
           </w:p>
         </w:tc>
@@ -2628,6 +3670,7 @@
             <w:pPr>
               <w:spacing w:before="40" w:after="40"/>
             </w:pPr>
+            <w:proofErr w:type="spellStart"/>
             <w:r>
               <w:rPr>
                 <w:b/>
@@ -2636,6 +3679,7 @@
               </w:rPr>
               <w:t>Vorbedingung</w:t>
             </w:r>
+            <w:proofErr w:type="spellEnd"/>
           </w:p>
         </w:tc>
         <w:tc>
@@ -2654,14 +3698,34 @@
             <w:pPr>
               <w:spacing w:before="40" w:after="40"/>
             </w:pPr>
+            <w:proofErr w:type="spellStart"/>
             <w:r>
               <w:rPr>
                 <w:b/>
                 <w:color w:val="1F4E79"/>
                 <w:sz w:val="19"/>
               </w:rPr>
-              <w:t>Eingabe / Testdaten</w:t>
-            </w:r>
+              <w:t>Eingabe</w:t>
+            </w:r>
+            <w:proofErr w:type="spellEnd"/>
+            <w:r>
+              <w:rPr>
+                <w:b/>
+                <w:color w:val="1F4E79"/>
+                <w:sz w:val="19"/>
+              </w:rPr>
+              <w:t xml:space="preserve"> / </w:t>
+            </w:r>
+            <w:proofErr w:type="spellStart"/>
+            <w:r>
+              <w:rPr>
+                <w:b/>
+                <w:color w:val="1F4E79"/>
+                <w:sz w:val="19"/>
+              </w:rPr>
+              <w:t>Testdaten</w:t>
+            </w:r>
+            <w:proofErr w:type="spellEnd"/>
           </w:p>
         </w:tc>
         <w:tc>
@@ -2680,14 +3744,34 @@
             <w:pPr>
               <w:spacing w:before="40" w:after="40"/>
             </w:pPr>
+            <w:proofErr w:type="spellStart"/>
             <w:r>
               <w:rPr>
                 <w:b/>
                 <w:color w:val="1F4E79"/>
                 <w:sz w:val="19"/>
               </w:rPr>
-              <w:t>Erwartetes Ergebnis</w:t>
-            </w:r>
+              <w:t>Erwartetes</w:t>
+            </w:r>
+            <w:proofErr w:type="spellEnd"/>
+            <w:r>
+              <w:rPr>
+                <w:b/>
+                <w:color w:val="1F4E79"/>
+                <w:sz w:val="19"/>
+              </w:rPr>
+              <w:t xml:space="preserve"> </w:t>
+            </w:r>
+            <w:proofErr w:type="spellStart"/>
+            <w:r>
+              <w:rPr>
+                <w:b/>
+                <w:color w:val="1F4E79"/>
+                <w:sz w:val="19"/>
+              </w:rPr>
+              <w:t>Ergebnis</w:t>
+            </w:r>
+            <w:proofErr w:type="spellEnd"/>
           </w:p>
         </w:tc>
         <w:tc>
@@ -2764,7 +3848,21 @@
               <w:rPr>
                 <w:sz w:val="19"/>
               </w:rPr>
-              <w:t>z. B. MitarbeiterService.create()</w:t>
+              <w:t xml:space="preserve">z. B. </w:t>
+            </w:r>
+            <w:proofErr w:type="spellStart"/>
+            <w:r>
+              <w:rPr>
+                <w:sz w:val="19"/>
+              </w:rPr>
+              <w:t>MitarbeiterService.create</w:t>
+            </w:r>
+            <w:proofErr w:type="spellEnd"/>
+            <w:r>
+              <w:rPr>
+                <w:sz w:val="19"/>
+              </w:rPr>
+              <w:t>()</w:t>
             </w:r>
           </w:p>
         </w:tc>
@@ -2783,11 +3881,55 @@
             <w:pPr>
               <w:spacing w:before="40" w:after="40"/>
             </w:pPr>
-            <w:r>
-              <w:rPr>
-                <w:sz w:val="19"/>
-              </w:rPr>
-              <w:t>Beschreibt, was geprüft wird.</w:t>
+            <w:proofErr w:type="spellStart"/>
+            <w:proofErr w:type="gramStart"/>
+            <w:r>
+              <w:rPr>
+                <w:sz w:val="19"/>
+              </w:rPr>
+              <w:t>Beschreibt</w:t>
+            </w:r>
+            <w:proofErr w:type="spellEnd"/>
+            <w:r>
+              <w:rPr>
+                <w:sz w:val="19"/>
+              </w:rPr>
+              <w:t>,</w:t>
+            </w:r>
+            <w:proofErr w:type="gramEnd"/>
+            <w:r>
+              <w:rPr>
+                <w:sz w:val="19"/>
+              </w:rPr>
+              <w:t xml:space="preserve"> was </w:t>
+            </w:r>
+            <w:proofErr w:type="spellStart"/>
+            <w:r>
+              <w:rPr>
+                <w:sz w:val="19"/>
+              </w:rPr>
+              <w:t>geprüft</w:t>
+            </w:r>
+            <w:proofErr w:type="spellEnd"/>
+            <w:r>
+              <w:rPr>
+                <w:sz w:val="19"/>
+              </w:rPr>
+              <w:t xml:space="preserve"> </w:t>
+            </w:r>
+            <w:proofErr w:type="spellStart"/>
+            <w:r>
+              <w:rPr>
+                <w:sz w:val="19"/>
+              </w:rPr>
+              <w:t>wird</w:t>
+            </w:r>
+            <w:proofErr w:type="spellEnd"/>
+            <w:r>
+              <w:rPr>
+                <w:sz w:val="19"/>
+              </w:rPr>
+              <w:t>.</w:t>
             </w:r>
           </w:p>
         </w:tc>
@@ -2806,11 +3948,47 @@
             <w:pPr>
               <w:spacing w:before="40" w:after="40"/>
             </w:pPr>
-            <w:r>
-              <w:rPr>
-                <w:sz w:val="19"/>
-              </w:rPr>
-              <w:t>Relevante Objekte / Mocks vorhanden.</w:t>
+            <w:proofErr w:type="spellStart"/>
+            <w:r>
+              <w:rPr>
+                <w:sz w:val="19"/>
+              </w:rPr>
+              <w:t>Relevante</w:t>
+            </w:r>
+            <w:proofErr w:type="spellEnd"/>
+            <w:r>
+              <w:rPr>
+                <w:sz w:val="19"/>
+              </w:rPr>
+              <w:t xml:space="preserve"> </w:t>
+            </w:r>
+            <w:proofErr w:type="spellStart"/>
+            <w:r>
+              <w:rPr>
+                <w:sz w:val="19"/>
+              </w:rPr>
+              <w:t>Objekte</w:t>
+            </w:r>
+            <w:proofErr w:type="spellEnd"/>
+            <w:r>
+              <w:rPr>
+                <w:sz w:val="19"/>
+              </w:rPr>
+              <w:t xml:space="preserve"> / Mocks </w:t>
+            </w:r>
+            <w:proofErr w:type="spellStart"/>
+            <w:r>
+              <w:rPr>
+                <w:sz w:val="19"/>
+              </w:rPr>
+              <w:t>vorhanden</w:t>
+            </w:r>
+            <w:proofErr w:type="spellEnd"/>
+            <w:r>
+              <w:rPr>
+                <w:sz w:val="19"/>
+              </w:rPr>
+              <w:t>.</w:t>
             </w:r>
           </w:p>
         </w:tc>
@@ -2829,11 +4007,47 @@
             <w:pPr>
               <w:spacing w:before="40" w:after="40"/>
             </w:pPr>
-            <w:r>
-              <w:rPr>
-                <w:sz w:val="19"/>
-              </w:rPr>
-              <w:t>Konkrete Testwerte eintragen.</w:t>
+            <w:proofErr w:type="spellStart"/>
+            <w:r>
+              <w:rPr>
+                <w:sz w:val="19"/>
+              </w:rPr>
+              <w:t>Konkrete</w:t>
+            </w:r>
+            <w:proofErr w:type="spellEnd"/>
+            <w:r>
+              <w:rPr>
+                <w:sz w:val="19"/>
+              </w:rPr>
+              <w:t xml:space="preserve"> </w:t>
+            </w:r>
+            <w:proofErr w:type="spellStart"/>
+            <w:r>
+              <w:rPr>
+                <w:sz w:val="19"/>
+              </w:rPr>
+              <w:t>Testwerte</w:t>
+            </w:r>
+            <w:proofErr w:type="spellEnd"/>
+            <w:r>
+              <w:rPr>
+                <w:sz w:val="19"/>
+              </w:rPr>
+              <w:t xml:space="preserve"> </w:t>
+            </w:r>
+            <w:proofErr w:type="spellStart"/>
+            <w:r>
+              <w:rPr>
+                <w:sz w:val="19"/>
+              </w:rPr>
+              <w:t>eintragen</w:t>
+            </w:r>
+            <w:proofErr w:type="spellEnd"/>
+            <w:r>
+              <w:rPr>
+                <w:sz w:val="19"/>
+              </w:rPr>
+              <w:t>.</w:t>
             </w:r>
           </w:p>
         </w:tc>
@@ -2852,11 +4066,61 @@
             <w:pPr>
               <w:spacing w:before="40" w:after="40"/>
             </w:pPr>
-            <w:r>
-              <w:rPr>
-                <w:sz w:val="19"/>
-              </w:rPr>
-              <w:t>Konkretes erwartetes Verhalten eintragen.</w:t>
+            <w:proofErr w:type="spellStart"/>
+            <w:r>
+              <w:rPr>
+                <w:sz w:val="19"/>
+              </w:rPr>
+              <w:t>Konkretes</w:t>
+            </w:r>
+            <w:proofErr w:type="spellEnd"/>
+            <w:r>
+              <w:rPr>
+                <w:sz w:val="19"/>
+              </w:rPr>
+              <w:t xml:space="preserve"> </w:t>
+            </w:r>
+            <w:proofErr w:type="spellStart"/>
+            <w:r>
+              <w:rPr>
+                <w:sz w:val="19"/>
+              </w:rPr>
+              <w:t>erwartetes</w:t>
+            </w:r>
+            <w:proofErr w:type="spellEnd"/>
+            <w:r>
+              <w:rPr>
+                <w:sz w:val="19"/>
+              </w:rPr>
+              <w:t xml:space="preserve"> </w:t>
+            </w:r>
+            <w:proofErr w:type="spellStart"/>
+            <w:r>
+              <w:rPr>
+                <w:sz w:val="19"/>
+              </w:rPr>
+              <w:t>Verhalten</w:t>
+            </w:r>
+            <w:proofErr w:type="spellEnd"/>
+            <w:r>
+              <w:rPr>
+                <w:sz w:val="19"/>
+              </w:rPr>
+              <w:t xml:space="preserve"> </w:t>
+            </w:r>
+            <w:proofErr w:type="spellStart"/>
+            <w:r>
+              <w:rPr>
+                <w:sz w:val="19"/>
+              </w:rPr>
+              <w:t>eintragen</w:t>
+            </w:r>
+            <w:proofErr w:type="spellEnd"/>
+            <w:r>
+              <w:rPr>
+                <w:sz w:val="19"/>
+              </w:rPr>
+              <w:t>.</w:t>
             </w:r>
           </w:p>
         </w:tc>
@@ -2879,8 +4143,58 @@
               <w:rPr>
                 <w:sz w:val="19"/>
               </w:rPr>
-              <w:t>☐ Offen  ☐ Bestanden  ☐ Fehlgeschlagen</w:t>
-            </w:r>
+              <w:t>☐</w:t>
+            </w:r>
+            <w:r>
+              <w:rPr>
+                <w:sz w:val="19"/>
+              </w:rPr>
+              <w:t xml:space="preserve"> </w:t>
+            </w:r>
+            <w:proofErr w:type="gramStart"/>
+            <w:r>
+              <w:rPr>
+                <w:sz w:val="19"/>
+              </w:rPr>
+              <w:t>Offen  ☐</w:t>
+            </w:r>
+            <w:proofErr w:type="gramEnd"/>
+            <w:r>
+              <w:rPr>
+                <w:sz w:val="19"/>
+              </w:rPr>
+              <w:t xml:space="preserve"> </w:t>
+            </w:r>
+            <w:proofErr w:type="spellStart"/>
+            <w:proofErr w:type="gramStart"/>
+            <w:r>
+              <w:rPr>
+                <w:sz w:val="19"/>
+              </w:rPr>
+              <w:t>Bestanden</w:t>
+            </w:r>
+            <w:proofErr w:type="spellEnd"/>
+            <w:r>
+              <w:rPr>
+                <w:sz w:val="19"/>
+              </w:rPr>
+              <w:t xml:space="preserve">  ☐</w:t>
+            </w:r>
+            <w:proofErr w:type="gramEnd"/>
+            <w:r>
+              <w:rPr>
+                <w:sz w:val="19"/>
+              </w:rPr>
+              <w:t xml:space="preserve"> </w:t>
+            </w:r>
+            <w:proofErr w:type="spellStart"/>
+            <w:r>
+              <w:rPr>
+                <w:sz w:val="19"/>
+              </w:rPr>
+              <w:t>Fehlgeschlagen</w:t>
+            </w:r>
+            <w:proofErr w:type="spellEnd"/>
           </w:p>
         </w:tc>
       </w:tr>
@@ -2931,7 +4245,21 @@
               <w:rPr>
                 <w:sz w:val="19"/>
               </w:rPr>
-              <w:t>z. B. MitarbeiterService.create()</w:t>
+              <w:t xml:space="preserve">z. B. </w:t>
+            </w:r>
+            <w:proofErr w:type="spellStart"/>
+            <w:r>
+              <w:rPr>
+                <w:sz w:val="19"/>
+              </w:rPr>
+              <w:t>MitarbeiterService.create</w:t>
+            </w:r>
+            <w:proofErr w:type="spellEnd"/>
+            <w:r>
+              <w:rPr>
+                <w:sz w:val="19"/>
+              </w:rPr>
+              <w:t>()</w:t>
             </w:r>
           </w:p>
         </w:tc>
@@ -2950,11 +4278,55 @@
             <w:pPr>
               <w:spacing w:before="40" w:after="40"/>
             </w:pPr>
-            <w:r>
-              <w:rPr>
-                <w:sz w:val="19"/>
-              </w:rPr>
-              <w:t>Beschreibt, was geprüft wird.</w:t>
+            <w:proofErr w:type="spellStart"/>
+            <w:proofErr w:type="gramStart"/>
+            <w:r>
+              <w:rPr>
+                <w:sz w:val="19"/>
+              </w:rPr>
+              <w:t>Beschreibt</w:t>
+            </w:r>
+            <w:proofErr w:type="spellEnd"/>
+            <w:r>
+              <w:rPr>
+                <w:sz w:val="19"/>
+              </w:rPr>
+              <w:t>,</w:t>
+            </w:r>
+            <w:proofErr w:type="gramEnd"/>
+            <w:r>
+              <w:rPr>
+                <w:sz w:val="19"/>
+              </w:rPr>
+              <w:t xml:space="preserve"> was </w:t>
+            </w:r>
+            <w:proofErr w:type="spellStart"/>
+            <w:r>
+              <w:rPr>
+                <w:sz w:val="19"/>
+              </w:rPr>
+              <w:t>geprüft</w:t>
+            </w:r>
+            <w:proofErr w:type="spellEnd"/>
+            <w:r>
+              <w:rPr>
+                <w:sz w:val="19"/>
+              </w:rPr>
+              <w:t xml:space="preserve"> </w:t>
+            </w:r>
+            <w:proofErr w:type="spellStart"/>
+            <w:r>
+              <w:rPr>
+                <w:sz w:val="19"/>
+              </w:rPr>
+              <w:t>wird</w:t>
+            </w:r>
+            <w:proofErr w:type="spellEnd"/>
+            <w:r>
+              <w:rPr>
+                <w:sz w:val="19"/>
+              </w:rPr>
+              <w:t>.</w:t>
             </w:r>
           </w:p>
         </w:tc>
@@ -2973,11 +4345,47 @@
             <w:pPr>
               <w:spacing w:before="40" w:after="40"/>
             </w:pPr>
-            <w:r>
-              <w:rPr>
-                <w:sz w:val="19"/>
-              </w:rPr>
-              <w:t>Relevante Objekte / Mocks vorhanden.</w:t>
+            <w:proofErr w:type="spellStart"/>
+            <w:r>
+              <w:rPr>
+                <w:sz w:val="19"/>
+              </w:rPr>
+              <w:t>Relevante</w:t>
+            </w:r>
+            <w:proofErr w:type="spellEnd"/>
+            <w:r>
+              <w:rPr>
+                <w:sz w:val="19"/>
+              </w:rPr>
+              <w:t xml:space="preserve"> </w:t>
+            </w:r>
+            <w:proofErr w:type="spellStart"/>
+            <w:r>
+              <w:rPr>
+                <w:sz w:val="19"/>
+              </w:rPr>
+              <w:t>Objekte</w:t>
+            </w:r>
+            <w:proofErr w:type="spellEnd"/>
+            <w:r>
+              <w:rPr>
+                <w:sz w:val="19"/>
+              </w:rPr>
+              <w:t xml:space="preserve"> / Mocks </w:t>
+            </w:r>
+            <w:proofErr w:type="spellStart"/>
+            <w:r>
+              <w:rPr>
+                <w:sz w:val="19"/>
+              </w:rPr>
+              <w:t>vorhanden</w:t>
+            </w:r>
+            <w:proofErr w:type="spellEnd"/>
+            <w:r>
+              <w:rPr>
+                <w:sz w:val="19"/>
+              </w:rPr>
+              <w:t>.</w:t>
             </w:r>
           </w:p>
         </w:tc>
@@ -2996,11 +4404,47 @@
             <w:pPr>
               <w:spacing w:before="40" w:after="40"/>
             </w:pPr>
-            <w:r>
-              <w:rPr>
-                <w:sz w:val="19"/>
-              </w:rPr>
-              <w:t>Konkrete Testwerte eintragen.</w:t>
+            <w:proofErr w:type="spellStart"/>
+            <w:r>
+              <w:rPr>
+                <w:sz w:val="19"/>
+              </w:rPr>
+              <w:t>Konkrete</w:t>
+            </w:r>
+            <w:proofErr w:type="spellEnd"/>
+            <w:r>
+              <w:rPr>
+                <w:sz w:val="19"/>
+              </w:rPr>
+              <w:t xml:space="preserve"> </w:t>
+            </w:r>
+            <w:proofErr w:type="spellStart"/>
+            <w:r>
+              <w:rPr>
+                <w:sz w:val="19"/>
+              </w:rPr>
+              <w:t>Testwerte</w:t>
+            </w:r>
+            <w:proofErr w:type="spellEnd"/>
+            <w:r>
+              <w:rPr>
+                <w:sz w:val="19"/>
+              </w:rPr>
+              <w:t xml:space="preserve"> </w:t>
+            </w:r>
+            <w:proofErr w:type="spellStart"/>
+            <w:r>
+              <w:rPr>
+                <w:sz w:val="19"/>
+              </w:rPr>
+              <w:t>eintragen</w:t>
+            </w:r>
+            <w:proofErr w:type="spellEnd"/>
+            <w:r>
+              <w:rPr>
+                <w:sz w:val="19"/>
+              </w:rPr>
+              <w:t>.</w:t>
             </w:r>
           </w:p>
         </w:tc>
@@ -3019,11 +4463,61 @@
             <w:pPr>
               <w:spacing w:before="40" w:after="40"/>
             </w:pPr>
-            <w:r>
-              <w:rPr>
-                <w:sz w:val="19"/>
-              </w:rPr>
-              <w:t>Konkretes erwartetes Verhalten eintragen.</w:t>
+            <w:proofErr w:type="spellStart"/>
+            <w:r>
+              <w:rPr>
+                <w:sz w:val="19"/>
+              </w:rPr>
+              <w:t>Konkretes</w:t>
+            </w:r>
+            <w:proofErr w:type="spellEnd"/>
+            <w:r>
+              <w:rPr>
+                <w:sz w:val="19"/>
+              </w:rPr>
+              <w:t xml:space="preserve"> </w:t>
+            </w:r>
+            <w:proofErr w:type="spellStart"/>
+            <w:r>
+              <w:rPr>
+                <w:sz w:val="19"/>
+              </w:rPr>
+              <w:t>erwartetes</w:t>
+            </w:r>
+            <w:proofErr w:type="spellEnd"/>
+            <w:r>
+              <w:rPr>
+                <w:sz w:val="19"/>
+              </w:rPr>
+              <w:t xml:space="preserve"> </w:t>
+            </w:r>
+            <w:proofErr w:type="spellStart"/>
+            <w:r>
+              <w:rPr>
+                <w:sz w:val="19"/>
+              </w:rPr>
+              <w:t>Verhalten</w:t>
+            </w:r>
+            <w:proofErr w:type="spellEnd"/>
+            <w:r>
+              <w:rPr>
+                <w:sz w:val="19"/>
+              </w:rPr>
+              <w:t xml:space="preserve"> </w:t>
+            </w:r>
+            <w:proofErr w:type="spellStart"/>
+            <w:r>
+              <w:rPr>
+                <w:sz w:val="19"/>
+              </w:rPr>
+              <w:t>eintragen</w:t>
+            </w:r>
+            <w:proofErr w:type="spellEnd"/>
+            <w:r>
+              <w:rPr>
+                <w:sz w:val="19"/>
+              </w:rPr>
+              <w:t>.</w:t>
             </w:r>
           </w:p>
         </w:tc>
@@ -3046,8 +4540,58 @@
               <w:rPr>
                 <w:sz w:val="19"/>
               </w:rPr>
-              <w:t>☐ Offen  ☐ Bestanden  ☐ Fehlgeschlagen</w:t>
-            </w:r>
+              <w:t>☐</w:t>
+            </w:r>
+            <w:r>
+              <w:rPr>
+                <w:sz w:val="19"/>
+              </w:rPr>
+              <w:t xml:space="preserve"> </w:t>
+            </w:r>
+            <w:proofErr w:type="gramStart"/>
+            <w:r>
+              <w:rPr>
+                <w:sz w:val="19"/>
+              </w:rPr>
+              <w:t>Offen  ☐</w:t>
+            </w:r>
+            <w:proofErr w:type="gramEnd"/>
+            <w:r>
+              <w:rPr>
+                <w:sz w:val="19"/>
+              </w:rPr>
+              <w:t xml:space="preserve"> </w:t>
+            </w:r>
+            <w:proofErr w:type="spellStart"/>
+            <w:proofErr w:type="gramStart"/>
+            <w:r>
+              <w:rPr>
+                <w:sz w:val="19"/>
+              </w:rPr>
+              <w:t>Bestanden</w:t>
+            </w:r>
+            <w:proofErr w:type="spellEnd"/>
+            <w:r>
+              <w:rPr>
+                <w:sz w:val="19"/>
+              </w:rPr>
+              <w:t xml:space="preserve">  ☐</w:t>
+            </w:r>
+            <w:proofErr w:type="gramEnd"/>
+            <w:r>
+              <w:rPr>
+                <w:sz w:val="19"/>
+              </w:rPr>
+              <w:t xml:space="preserve"> </w:t>
+            </w:r>
+            <w:proofErr w:type="spellStart"/>
+            <w:r>
+              <w:rPr>
+                <w:sz w:val="19"/>
+              </w:rPr>
+              <w:t>Fehlgeschlagen</w:t>
+            </w:r>
+            <w:proofErr w:type="spellEnd"/>
           </w:p>
         </w:tc>
       </w:tr>
@@ -3057,37 +4601,77 @@
         <w:pStyle w:val="berschrift2"/>
         <w:spacing w:before="160" w:after="120"/>
       </w:pPr>
+      <w:proofErr w:type="spellStart"/>
       <w:r>
-        <w:t>Spezielle Prüfaspekte</w:t>
+        <w:t>Spezielle</w:t>
       </w:r>
+      <w:proofErr w:type="spellEnd"/>
+      <w:r>
+        <w:t xml:space="preserve"> </w:t>
+      </w:r>
+      <w:proofErr w:type="spellStart"/>
+      <w:r>
+        <w:t>Prüfaspekte</w:t>
+      </w:r>
+      <w:proofErr w:type="spellEnd"/>
     </w:p>
     <w:p>
       <w:pPr>
         <w:pStyle w:val="Aufzhlungszeichen"/>
       </w:pPr>
+      <w:proofErr w:type="spellStart"/>
       <w:r>
-        <w:t xml:space="preserve">Ändern </w:t>
+        <w:t>Ändern</w:t>
+      </w:r>
+      <w:proofErr w:type="spellEnd"/>
+      <w:r>
+        <w:t xml:space="preserve"> </w:t>
       </w:r>
       <w:r>
-        <w:t>Des Zustands</w:t>
+        <w:t xml:space="preserve">Des </w:t>
       </w:r>
+      <w:proofErr w:type="spellStart"/>
+      <w:r>
+        <w:t>Zustands</w:t>
+      </w:r>
+      <w:proofErr w:type="spellEnd"/>
     </w:p>
     <w:p>
       <w:pPr>
         <w:pStyle w:val="Aufzhlungszeichen"/>
       </w:pPr>
+      <w:proofErr w:type="spellStart"/>
       <w:r>
-        <w:t>Einsehen der Kapazität</w:t>
+        <w:t>Einsehen</w:t>
       </w:r>
+      <w:proofErr w:type="spellEnd"/>
+      <w:r>
+        <w:t xml:space="preserve"> der </w:t>
+      </w:r>
+      <w:proofErr w:type="spellStart"/>
+      <w:r>
+        <w:t>Kapazität</w:t>
+      </w:r>
+      <w:proofErr w:type="spellEnd"/>
     </w:p>
     <w:p>
       <w:pPr>
         <w:pStyle w:val="berschrift2"/>
         <w:spacing w:before="160" w:after="120"/>
       </w:pPr>
+      <w:proofErr w:type="spellStart"/>
       <w:r>
-        <w:t>Ergebnisse / Auffälligkeiten</w:t>
+        <w:t>Ergebnisse</w:t>
       </w:r>
+      <w:proofErr w:type="spellEnd"/>
+      <w:r>
+        <w:t xml:space="preserve"> / </w:t>
+      </w:r>
+      <w:proofErr w:type="spellStart"/>
+      <w:r>
+        <w:t>Auffälligkeiten</w:t>
+      </w:r>
+      <w:proofErr w:type="spellEnd"/>
     </w:p>
     <w:tbl>
       <w:tblPr>
@@ -3124,6 +4708,7 @@
             <w:pPr>
               <w:spacing w:before="40" w:after="40"/>
             </w:pPr>
+            <w:proofErr w:type="spellStart"/>
             <w:r>
               <w:rPr>
                 <w:b/>
@@ -3132,6 +4717,7 @@
               </w:rPr>
               <w:t>Referenz</w:t>
             </w:r>
+            <w:proofErr w:type="spellEnd"/>
           </w:p>
         </w:tc>
         <w:tc>
@@ -3150,6 +4736,7 @@
             <w:pPr>
               <w:spacing w:before="40" w:after="40"/>
             </w:pPr>
+            <w:proofErr w:type="spellStart"/>
             <w:r>
               <w:rPr>
                 <w:b/>
@@ -3158,6 +4745,7 @@
               </w:rPr>
               <w:t>Beobachtung</w:t>
             </w:r>
+            <w:proofErr w:type="spellEnd"/>
           </w:p>
         </w:tc>
         <w:tc>
@@ -3176,13 +4764,23 @@
             <w:pPr>
               <w:spacing w:before="40" w:after="40"/>
             </w:pPr>
+            <w:proofErr w:type="spellStart"/>
             <w:r>
               <w:rPr>
                 <w:b/>
                 <w:color w:val="1F4E79"/>
                 <w:sz w:val="19"/>
               </w:rPr>
-              <w:t>Maßnahme / Ticket</w:t>
+              <w:t>Maßnahme</w:t>
+            </w:r>
+            <w:proofErr w:type="spellEnd"/>
+            <w:r>
+              <w:rPr>
+                <w:b/>
+                <w:color w:val="1F4E79"/>
+                <w:sz w:val="19"/>
+              </w:rPr>
+              <w:t xml:space="preserve"> / Ticket</w:t>
             </w:r>
           </w:p>
         </w:tc>
@@ -3260,7 +4858,35 @@
               <w:rPr>
                 <w:sz w:val="19"/>
               </w:rPr>
-              <w:t>[Ergebnis oder Auffälligkeit]</w:t>
+              <w:t>[</w:t>
+            </w:r>
+            <w:proofErr w:type="spellStart"/>
+            <w:r>
+              <w:rPr>
+                <w:sz w:val="19"/>
+              </w:rPr>
+              <w:t>Ergebnis</w:t>
+            </w:r>
+            <w:proofErr w:type="spellEnd"/>
+            <w:r>
+              <w:rPr>
+                <w:sz w:val="19"/>
+              </w:rPr>
+              <w:t xml:space="preserve"> oder </w:t>
+            </w:r>
+            <w:proofErr w:type="spellStart"/>
+            <w:r>
+              <w:rPr>
+                <w:sz w:val="19"/>
+              </w:rPr>
+              <w:t>Auffälligkeit</w:t>
+            </w:r>
+            <w:proofErr w:type="spellEnd"/>
+            <w:r>
+              <w:rPr>
+                <w:sz w:val="19"/>
+              </w:rPr>
+              <w:t>]</w:t>
             </w:r>
           </w:p>
         </w:tc>
@@ -3283,7 +4909,35 @@
               <w:rPr>
                 <w:sz w:val="19"/>
               </w:rPr>
-              <w:t>[Ticket / keine Maßnahme]</w:t>
+              <w:t xml:space="preserve">[Ticket / </w:t>
+            </w:r>
+            <w:proofErr w:type="spellStart"/>
+            <w:r>
+              <w:rPr>
+                <w:sz w:val="19"/>
+              </w:rPr>
+              <w:t>keine</w:t>
+            </w:r>
+            <w:proofErr w:type="spellEnd"/>
+            <w:r>
+              <w:rPr>
+                <w:sz w:val="19"/>
+              </w:rPr>
+              <w:t xml:space="preserve"> </w:t>
+            </w:r>
+            <w:proofErr w:type="spellStart"/>
+            <w:r>
+              <w:rPr>
+                <w:sz w:val="19"/>
+              </w:rPr>
+              <w:t>Maßnahme</w:t>
+            </w:r>
+            <w:proofErr w:type="spellEnd"/>
+            <w:r>
+              <w:rPr>
+                <w:sz w:val="19"/>
+              </w:rPr>
+              <w:t>]</w:t>
             </w:r>
           </w:p>
         </w:tc>
@@ -3306,7 +4960,21 @@
               <w:rPr>
                 <w:sz w:val="19"/>
               </w:rPr>
-              <w:t>[Offen / Erledigt]</w:t>
+              <w:t xml:space="preserve">[Offen / </w:t>
+            </w:r>
+            <w:proofErr w:type="spellStart"/>
+            <w:r>
+              <w:rPr>
+                <w:sz w:val="19"/>
+              </w:rPr>
+              <w:t>Erledigt</w:t>
+            </w:r>
+            <w:proofErr w:type="spellEnd"/>
+            <w:r>
+              <w:rPr>
+                <w:sz w:val="19"/>
+              </w:rPr>
+              <w:t>]</w:t>
             </w:r>
           </w:p>
         </w:tc>
@@ -3318,11 +4986,17 @@
         <w:spacing w:before="240" w:after="120"/>
       </w:pPr>
       <w:r>
-        <w:t>5</w:t>
+        <w:lastRenderedPageBreak/>
+        <w:t>6</w:t>
       </w:r>
       <w:r>
-        <w:t>. Statistiken</w:t>
+        <w:t xml:space="preserve">. </w:t>
       </w:r>
+      <w:proofErr w:type="spellStart"/>
+      <w:r>
+        <w:t>Statistiken</w:t>
+      </w:r>
+      <w:proofErr w:type="spellEnd"/>
     </w:p>
     <w:p>
       <w:pPr>
@@ -3376,6 +5050,7 @@
             <w:pPr>
               <w:spacing w:before="40" w:after="40"/>
             </w:pPr>
+            <w:proofErr w:type="spellStart"/>
             <w:r>
               <w:rPr>
                 <w:b/>
@@ -3384,6 +5059,7 @@
               </w:rPr>
               <w:t>Verantwortlich</w:t>
             </w:r>
+            <w:proofErr w:type="spellEnd"/>
           </w:p>
         </w:tc>
         <w:tc>
@@ -3541,6 +5217,7 @@
             <w:pPr>
               <w:spacing w:before="40" w:after="40"/>
             </w:pPr>
+            <w:proofErr w:type="spellStart"/>
             <w:r>
               <w:rPr>
                 <w:b/>
@@ -3549,6 +5226,7 @@
               </w:rPr>
               <w:t>Testframework</w:t>
             </w:r>
+            <w:proofErr w:type="spellEnd"/>
           </w:p>
         </w:tc>
         <w:tc>
@@ -3570,7 +5248,21 @@
               <w:rPr>
                 <w:sz w:val="19"/>
               </w:rPr>
-              <w:t>[z. B. JUnit / pytest / Jest]</w:t>
+              <w:t xml:space="preserve">[z. B. JUnit / </w:t>
+            </w:r>
+            <w:proofErr w:type="spellStart"/>
+            <w:r>
+              <w:rPr>
+                <w:sz w:val="19"/>
+              </w:rPr>
+              <w:t>pytest</w:t>
+            </w:r>
+            <w:proofErr w:type="spellEnd"/>
+            <w:r>
+              <w:rPr>
+                <w:sz w:val="19"/>
+              </w:rPr>
+              <w:t xml:space="preserve"> / Jest]</w:t>
             </w:r>
           </w:p>
         </w:tc>
@@ -3596,15 +5288,16 @@
             <w:pPr>
               <w:spacing w:before="40" w:after="40"/>
             </w:pPr>
+            <w:proofErr w:type="spellStart"/>
             <w:r>
               <w:rPr>
                 <w:b/>
                 <w:color w:val="1F4E79"/>
                 <w:sz w:val="19"/>
               </w:rPr>
-              <w:lastRenderedPageBreak/>
               <w:t>Testumfang</w:t>
             </w:r>
+            <w:proofErr w:type="spellEnd"/>
           </w:p>
         </w:tc>
         <w:tc>
@@ -3626,7 +5319,49 @@
               <w:rPr>
                 <w:sz w:val="19"/>
               </w:rPr>
-              <w:t>[Welche Units werden betrachtet?]</w:t>
+              <w:t>[</w:t>
+            </w:r>
+            <w:proofErr w:type="spellStart"/>
+            <w:r>
+              <w:rPr>
+                <w:sz w:val="19"/>
+              </w:rPr>
+              <w:t>Welche</w:t>
+            </w:r>
+            <w:proofErr w:type="spellEnd"/>
+            <w:r>
+              <w:rPr>
+                <w:sz w:val="19"/>
+              </w:rPr>
+              <w:t xml:space="preserve"> Units </w:t>
+            </w:r>
+            <w:proofErr w:type="spellStart"/>
+            <w:r>
+              <w:rPr>
+                <w:sz w:val="19"/>
+              </w:rPr>
+              <w:t>werden</w:t>
+            </w:r>
+            <w:proofErr w:type="spellEnd"/>
+            <w:r>
+              <w:rPr>
+                <w:sz w:val="19"/>
+              </w:rPr>
+              <w:t xml:space="preserve"> </w:t>
+            </w:r>
+            <w:proofErr w:type="spellStart"/>
+            <w:r>
+              <w:rPr>
+                <w:sz w:val="19"/>
+              </w:rPr>
+              <w:t>betrachtet</w:t>
+            </w:r>
+            <w:proofErr w:type="spellEnd"/>
+            <w:r>
+              <w:rPr>
+                <w:sz w:val="19"/>
+              </w:rPr>
+              <w:t>?]</w:t>
             </w:r>
           </w:p>
         </w:tc>
@@ -3638,9 +5373,11 @@
         <w:pStyle w:val="berschrift2"/>
         <w:spacing w:before="160" w:after="120"/>
       </w:pPr>
+      <w:proofErr w:type="spellStart"/>
       <w:r>
         <w:t>Testfälle</w:t>
       </w:r>
+      <w:proofErr w:type="spellEnd"/>
     </w:p>
     <w:tbl>
       <w:tblPr>
@@ -3680,13 +5417,23 @@
             <w:pPr>
               <w:spacing w:before="40" w:after="40"/>
             </w:pPr>
+            <w:proofErr w:type="spellStart"/>
             <w:r>
               <w:rPr>
                 <w:b/>
                 <w:color w:val="1F4E79"/>
                 <w:sz w:val="19"/>
               </w:rPr>
-              <w:t>Testfall-ID</w:t>
+              <w:t>Testfall</w:t>
+            </w:r>
+            <w:proofErr w:type="spellEnd"/>
+            <w:r>
+              <w:rPr>
+                <w:b/>
+                <w:color w:val="1F4E79"/>
+                <w:sz w:val="19"/>
+              </w:rPr>
+              <w:t>-ID</w:t>
             </w:r>
           </w:p>
         </w:tc>
@@ -3758,6 +5505,7 @@
             <w:pPr>
               <w:spacing w:before="40" w:after="40"/>
             </w:pPr>
+            <w:proofErr w:type="spellStart"/>
             <w:r>
               <w:rPr>
                 <w:b/>
@@ -3766,6 +5514,7 @@
               </w:rPr>
               <w:t>Vorbedingung</w:t>
             </w:r>
+            <w:proofErr w:type="spellEnd"/>
           </w:p>
         </w:tc>
         <w:tc>
@@ -3784,14 +5533,34 @@
             <w:pPr>
               <w:spacing w:before="40" w:after="40"/>
             </w:pPr>
+            <w:proofErr w:type="spellStart"/>
             <w:r>
               <w:rPr>
                 <w:b/>
                 <w:color w:val="1F4E79"/>
                 <w:sz w:val="19"/>
               </w:rPr>
-              <w:t>Eingabe / Testdaten</w:t>
-            </w:r>
+              <w:t>Eingabe</w:t>
+            </w:r>
+            <w:proofErr w:type="spellEnd"/>
+            <w:r>
+              <w:rPr>
+                <w:b/>
+                <w:color w:val="1F4E79"/>
+                <w:sz w:val="19"/>
+              </w:rPr>
+              <w:t xml:space="preserve"> / </w:t>
+            </w:r>
+            <w:proofErr w:type="spellStart"/>
+            <w:r>
+              <w:rPr>
+                <w:b/>
+                <w:color w:val="1F4E79"/>
+                <w:sz w:val="19"/>
+              </w:rPr>
+              <w:t>Testdaten</w:t>
+            </w:r>
+            <w:proofErr w:type="spellEnd"/>
           </w:p>
         </w:tc>
         <w:tc>
@@ -3810,14 +5579,34 @@
             <w:pPr>
               <w:spacing w:before="40" w:after="40"/>
             </w:pPr>
+            <w:proofErr w:type="spellStart"/>
             <w:r>
               <w:rPr>
                 <w:b/>
                 <w:color w:val="1F4E79"/>
                 <w:sz w:val="19"/>
               </w:rPr>
-              <w:t>Erwartetes Ergebnis</w:t>
-            </w:r>
+              <w:t>Erwartetes</w:t>
+            </w:r>
+            <w:proofErr w:type="spellEnd"/>
+            <w:r>
+              <w:rPr>
+                <w:b/>
+                <w:color w:val="1F4E79"/>
+                <w:sz w:val="19"/>
+              </w:rPr>
+              <w:t xml:space="preserve"> </w:t>
+            </w:r>
+            <w:proofErr w:type="spellStart"/>
+            <w:r>
+              <w:rPr>
+                <w:b/>
+                <w:color w:val="1F4E79"/>
+                <w:sz w:val="19"/>
+              </w:rPr>
+              <w:t>Ergebnis</w:t>
+            </w:r>
+            <w:proofErr w:type="spellEnd"/>
           </w:p>
         </w:tc>
         <w:tc>
@@ -3894,7 +5683,21 @@
               <w:rPr>
                 <w:sz w:val="19"/>
               </w:rPr>
-              <w:t>z. B. MitarbeiterService.create()</w:t>
+              <w:t xml:space="preserve">z. B. </w:t>
+            </w:r>
+            <w:proofErr w:type="spellStart"/>
+            <w:r>
+              <w:rPr>
+                <w:sz w:val="19"/>
+              </w:rPr>
+              <w:t>MitarbeiterService.create</w:t>
+            </w:r>
+            <w:proofErr w:type="spellEnd"/>
+            <w:r>
+              <w:rPr>
+                <w:sz w:val="19"/>
+              </w:rPr>
+              <w:t>()</w:t>
             </w:r>
           </w:p>
         </w:tc>
@@ -3913,11 +5716,55 @@
             <w:pPr>
               <w:spacing w:before="40" w:after="40"/>
             </w:pPr>
-            <w:r>
-              <w:rPr>
-                <w:sz w:val="19"/>
-              </w:rPr>
-              <w:t>Beschreibt, was geprüft wird.</w:t>
+            <w:proofErr w:type="spellStart"/>
+            <w:proofErr w:type="gramStart"/>
+            <w:r>
+              <w:rPr>
+                <w:sz w:val="19"/>
+              </w:rPr>
+              <w:t>Beschreibt</w:t>
+            </w:r>
+            <w:proofErr w:type="spellEnd"/>
+            <w:r>
+              <w:rPr>
+                <w:sz w:val="19"/>
+              </w:rPr>
+              <w:t>,</w:t>
+            </w:r>
+            <w:proofErr w:type="gramEnd"/>
+            <w:r>
+              <w:rPr>
+                <w:sz w:val="19"/>
+              </w:rPr>
+              <w:t xml:space="preserve"> was </w:t>
+            </w:r>
+            <w:proofErr w:type="spellStart"/>
+            <w:r>
+              <w:rPr>
+                <w:sz w:val="19"/>
+              </w:rPr>
+              <w:t>geprüft</w:t>
+            </w:r>
+            <w:proofErr w:type="spellEnd"/>
+            <w:r>
+              <w:rPr>
+                <w:sz w:val="19"/>
+              </w:rPr>
+              <w:t xml:space="preserve"> </w:t>
+            </w:r>
+            <w:proofErr w:type="spellStart"/>
+            <w:r>
+              <w:rPr>
+                <w:sz w:val="19"/>
+              </w:rPr>
+              <w:t>wird</w:t>
+            </w:r>
+            <w:proofErr w:type="spellEnd"/>
+            <w:r>
+              <w:rPr>
+                <w:sz w:val="19"/>
+              </w:rPr>
+              <w:t>.</w:t>
             </w:r>
           </w:p>
         </w:tc>
@@ -3936,11 +5783,47 @@
             <w:pPr>
               <w:spacing w:before="40" w:after="40"/>
             </w:pPr>
-            <w:r>
-              <w:rPr>
-                <w:sz w:val="19"/>
-              </w:rPr>
-              <w:t>Relevante Objekte / Mocks vorhanden.</w:t>
+            <w:proofErr w:type="spellStart"/>
+            <w:r>
+              <w:rPr>
+                <w:sz w:val="19"/>
+              </w:rPr>
+              <w:t>Relevante</w:t>
+            </w:r>
+            <w:proofErr w:type="spellEnd"/>
+            <w:r>
+              <w:rPr>
+                <w:sz w:val="19"/>
+              </w:rPr>
+              <w:t xml:space="preserve"> </w:t>
+            </w:r>
+            <w:proofErr w:type="spellStart"/>
+            <w:r>
+              <w:rPr>
+                <w:sz w:val="19"/>
+              </w:rPr>
+              <w:t>Objekte</w:t>
+            </w:r>
+            <w:proofErr w:type="spellEnd"/>
+            <w:r>
+              <w:rPr>
+                <w:sz w:val="19"/>
+              </w:rPr>
+              <w:t xml:space="preserve"> / Mocks </w:t>
+            </w:r>
+            <w:proofErr w:type="spellStart"/>
+            <w:r>
+              <w:rPr>
+                <w:sz w:val="19"/>
+              </w:rPr>
+              <w:t>vorhanden</w:t>
+            </w:r>
+            <w:proofErr w:type="spellEnd"/>
+            <w:r>
+              <w:rPr>
+                <w:sz w:val="19"/>
+              </w:rPr>
+              <w:t>.</w:t>
             </w:r>
           </w:p>
         </w:tc>
@@ -3959,11 +5842,47 @@
             <w:pPr>
               <w:spacing w:before="40" w:after="40"/>
             </w:pPr>
-            <w:r>
-              <w:rPr>
-                <w:sz w:val="19"/>
-              </w:rPr>
-              <w:t>Konkrete Testwerte eintragen.</w:t>
+            <w:proofErr w:type="spellStart"/>
+            <w:r>
+              <w:rPr>
+                <w:sz w:val="19"/>
+              </w:rPr>
+              <w:t>Konkrete</w:t>
+            </w:r>
+            <w:proofErr w:type="spellEnd"/>
+            <w:r>
+              <w:rPr>
+                <w:sz w:val="19"/>
+              </w:rPr>
+              <w:t xml:space="preserve"> </w:t>
+            </w:r>
+            <w:proofErr w:type="spellStart"/>
+            <w:r>
+              <w:rPr>
+                <w:sz w:val="19"/>
+              </w:rPr>
+              <w:t>Testwerte</w:t>
+            </w:r>
+            <w:proofErr w:type="spellEnd"/>
+            <w:r>
+              <w:rPr>
+                <w:sz w:val="19"/>
+              </w:rPr>
+              <w:t xml:space="preserve"> </w:t>
+            </w:r>
+            <w:proofErr w:type="spellStart"/>
+            <w:r>
+              <w:rPr>
+                <w:sz w:val="19"/>
+              </w:rPr>
+              <w:t>eintragen</w:t>
+            </w:r>
+            <w:proofErr w:type="spellEnd"/>
+            <w:r>
+              <w:rPr>
+                <w:sz w:val="19"/>
+              </w:rPr>
+              <w:t>.</w:t>
             </w:r>
           </w:p>
         </w:tc>
@@ -3982,11 +5901,61 @@
             <w:pPr>
               <w:spacing w:before="40" w:after="40"/>
             </w:pPr>
-            <w:r>
-              <w:rPr>
-                <w:sz w:val="19"/>
-              </w:rPr>
-              <w:t>Konkretes erwartetes Verhalten eintragen.</w:t>
+            <w:proofErr w:type="spellStart"/>
+            <w:r>
+              <w:rPr>
+                <w:sz w:val="19"/>
+              </w:rPr>
+              <w:t>Konkretes</w:t>
+            </w:r>
+            <w:proofErr w:type="spellEnd"/>
+            <w:r>
+              <w:rPr>
+                <w:sz w:val="19"/>
+              </w:rPr>
+              <w:t xml:space="preserve"> </w:t>
+            </w:r>
+            <w:proofErr w:type="spellStart"/>
+            <w:r>
+              <w:rPr>
+                <w:sz w:val="19"/>
+              </w:rPr>
+              <w:t>erwartetes</w:t>
+            </w:r>
+            <w:proofErr w:type="spellEnd"/>
+            <w:r>
+              <w:rPr>
+                <w:sz w:val="19"/>
+              </w:rPr>
+              <w:t xml:space="preserve"> </w:t>
+            </w:r>
+            <w:proofErr w:type="spellStart"/>
+            <w:r>
+              <w:rPr>
+                <w:sz w:val="19"/>
+              </w:rPr>
+              <w:t>Verhalten</w:t>
+            </w:r>
+            <w:proofErr w:type="spellEnd"/>
+            <w:r>
+              <w:rPr>
+                <w:sz w:val="19"/>
+              </w:rPr>
+              <w:t xml:space="preserve"> </w:t>
+            </w:r>
+            <w:proofErr w:type="spellStart"/>
+            <w:r>
+              <w:rPr>
+                <w:sz w:val="19"/>
+              </w:rPr>
+              <w:t>eintragen</w:t>
+            </w:r>
+            <w:proofErr w:type="spellEnd"/>
+            <w:r>
+              <w:rPr>
+                <w:sz w:val="19"/>
+              </w:rPr>
+              <w:t>.</w:t>
             </w:r>
           </w:p>
         </w:tc>
@@ -4009,8 +5978,58 @@
               <w:rPr>
                 <w:sz w:val="19"/>
               </w:rPr>
-              <w:t>☐ Offen  ☐ Bestanden  ☐ Fehlgeschlagen</w:t>
-            </w:r>
+              <w:t>☐</w:t>
+            </w:r>
+            <w:r>
+              <w:rPr>
+                <w:sz w:val="19"/>
+              </w:rPr>
+              <w:t xml:space="preserve"> </w:t>
+            </w:r>
+            <w:proofErr w:type="gramStart"/>
+            <w:r>
+              <w:rPr>
+                <w:sz w:val="19"/>
+              </w:rPr>
+              <w:t>Offen  ☐</w:t>
+            </w:r>
+            <w:proofErr w:type="gramEnd"/>
+            <w:r>
+              <w:rPr>
+                <w:sz w:val="19"/>
+              </w:rPr>
+              <w:t xml:space="preserve"> </w:t>
+            </w:r>
+            <w:proofErr w:type="spellStart"/>
+            <w:proofErr w:type="gramStart"/>
+            <w:r>
+              <w:rPr>
+                <w:sz w:val="19"/>
+              </w:rPr>
+              <w:t>Bestanden</w:t>
+            </w:r>
+            <w:proofErr w:type="spellEnd"/>
+            <w:r>
+              <w:rPr>
+                <w:sz w:val="19"/>
+              </w:rPr>
+              <w:t xml:space="preserve">  ☐</w:t>
+            </w:r>
+            <w:proofErr w:type="gramEnd"/>
+            <w:r>
+              <w:rPr>
+                <w:sz w:val="19"/>
+              </w:rPr>
+              <w:t xml:space="preserve"> </w:t>
+            </w:r>
+            <w:proofErr w:type="spellStart"/>
+            <w:r>
+              <w:rPr>
+                <w:sz w:val="19"/>
+              </w:rPr>
+              <w:t>Fehlgeschlagen</w:t>
+            </w:r>
+            <w:proofErr w:type="spellEnd"/>
           </w:p>
         </w:tc>
       </w:tr>
@@ -4061,7 +6080,21 @@
               <w:rPr>
                 <w:sz w:val="19"/>
               </w:rPr>
-              <w:t>z. B. MitarbeiterService.create()</w:t>
+              <w:t xml:space="preserve">z. B. </w:t>
+            </w:r>
+            <w:proofErr w:type="spellStart"/>
+            <w:r>
+              <w:rPr>
+                <w:sz w:val="19"/>
+              </w:rPr>
+              <w:t>MitarbeiterService.create</w:t>
+            </w:r>
+            <w:proofErr w:type="spellEnd"/>
+            <w:r>
+              <w:rPr>
+                <w:sz w:val="19"/>
+              </w:rPr>
+              <w:t>()</w:t>
             </w:r>
           </w:p>
         </w:tc>
@@ -4080,11 +6113,55 @@
             <w:pPr>
               <w:spacing w:before="40" w:after="40"/>
             </w:pPr>
-            <w:r>
-              <w:rPr>
-                <w:sz w:val="19"/>
-              </w:rPr>
-              <w:t>Beschreibt, was geprüft wird.</w:t>
+            <w:proofErr w:type="spellStart"/>
+            <w:proofErr w:type="gramStart"/>
+            <w:r>
+              <w:rPr>
+                <w:sz w:val="19"/>
+              </w:rPr>
+              <w:t>Beschreibt</w:t>
+            </w:r>
+            <w:proofErr w:type="spellEnd"/>
+            <w:r>
+              <w:rPr>
+                <w:sz w:val="19"/>
+              </w:rPr>
+              <w:t>,</w:t>
+            </w:r>
+            <w:proofErr w:type="gramEnd"/>
+            <w:r>
+              <w:rPr>
+                <w:sz w:val="19"/>
+              </w:rPr>
+              <w:t xml:space="preserve"> was </w:t>
+            </w:r>
+            <w:proofErr w:type="spellStart"/>
+            <w:r>
+              <w:rPr>
+                <w:sz w:val="19"/>
+              </w:rPr>
+              <w:t>geprüft</w:t>
+            </w:r>
+            <w:proofErr w:type="spellEnd"/>
+            <w:r>
+              <w:rPr>
+                <w:sz w:val="19"/>
+              </w:rPr>
+              <w:t xml:space="preserve"> </w:t>
+            </w:r>
+            <w:proofErr w:type="spellStart"/>
+            <w:r>
+              <w:rPr>
+                <w:sz w:val="19"/>
+              </w:rPr>
+              <w:t>wird</w:t>
+            </w:r>
+            <w:proofErr w:type="spellEnd"/>
+            <w:r>
+              <w:rPr>
+                <w:sz w:val="19"/>
+              </w:rPr>
+              <w:t>.</w:t>
             </w:r>
           </w:p>
         </w:tc>
@@ -4103,11 +6180,47 @@
             <w:pPr>
               <w:spacing w:before="40" w:after="40"/>
             </w:pPr>
-            <w:r>
-              <w:rPr>
-                <w:sz w:val="19"/>
-              </w:rPr>
-              <w:t>Relevante Objekte / Mocks vorhanden.</w:t>
+            <w:proofErr w:type="spellStart"/>
+            <w:r>
+              <w:rPr>
+                <w:sz w:val="19"/>
+              </w:rPr>
+              <w:t>Relevante</w:t>
+            </w:r>
+            <w:proofErr w:type="spellEnd"/>
+            <w:r>
+              <w:rPr>
+                <w:sz w:val="19"/>
+              </w:rPr>
+              <w:t xml:space="preserve"> </w:t>
+            </w:r>
+            <w:proofErr w:type="spellStart"/>
+            <w:r>
+              <w:rPr>
+                <w:sz w:val="19"/>
+              </w:rPr>
+              <w:t>Objekte</w:t>
+            </w:r>
+            <w:proofErr w:type="spellEnd"/>
+            <w:r>
+              <w:rPr>
+                <w:sz w:val="19"/>
+              </w:rPr>
+              <w:t xml:space="preserve"> / Mocks </w:t>
+            </w:r>
+            <w:proofErr w:type="spellStart"/>
+            <w:r>
+              <w:rPr>
+                <w:sz w:val="19"/>
+              </w:rPr>
+              <w:t>vorhanden</w:t>
+            </w:r>
+            <w:proofErr w:type="spellEnd"/>
+            <w:r>
+              <w:rPr>
+                <w:sz w:val="19"/>
+              </w:rPr>
+              <w:t>.</w:t>
             </w:r>
           </w:p>
         </w:tc>
@@ -4126,11 +6239,47 @@
             <w:pPr>
               <w:spacing w:before="40" w:after="40"/>
             </w:pPr>
-            <w:r>
-              <w:rPr>
-                <w:sz w:val="19"/>
-              </w:rPr>
-              <w:t>Konkrete Testwerte eintragen.</w:t>
+            <w:proofErr w:type="spellStart"/>
+            <w:r>
+              <w:rPr>
+                <w:sz w:val="19"/>
+              </w:rPr>
+              <w:t>Konkrete</w:t>
+            </w:r>
+            <w:proofErr w:type="spellEnd"/>
+            <w:r>
+              <w:rPr>
+                <w:sz w:val="19"/>
+              </w:rPr>
+              <w:t xml:space="preserve"> </w:t>
+            </w:r>
+            <w:proofErr w:type="spellStart"/>
+            <w:r>
+              <w:rPr>
+                <w:sz w:val="19"/>
+              </w:rPr>
+              <w:t>Testwerte</w:t>
+            </w:r>
+            <w:proofErr w:type="spellEnd"/>
+            <w:r>
+              <w:rPr>
+                <w:sz w:val="19"/>
+              </w:rPr>
+              <w:t xml:space="preserve"> </w:t>
+            </w:r>
+            <w:proofErr w:type="spellStart"/>
+            <w:r>
+              <w:rPr>
+                <w:sz w:val="19"/>
+              </w:rPr>
+              <w:t>eintragen</w:t>
+            </w:r>
+            <w:proofErr w:type="spellEnd"/>
+            <w:r>
+              <w:rPr>
+                <w:sz w:val="19"/>
+              </w:rPr>
+              <w:t>.</w:t>
             </w:r>
           </w:p>
         </w:tc>
@@ -4149,11 +6298,61 @@
             <w:pPr>
               <w:spacing w:before="40" w:after="40"/>
             </w:pPr>
-            <w:r>
-              <w:rPr>
-                <w:sz w:val="19"/>
-              </w:rPr>
-              <w:t>Konkretes erwartetes Verhalten eintragen.</w:t>
+            <w:proofErr w:type="spellStart"/>
+            <w:r>
+              <w:rPr>
+                <w:sz w:val="19"/>
+              </w:rPr>
+              <w:t>Konkretes</w:t>
+            </w:r>
+            <w:proofErr w:type="spellEnd"/>
+            <w:r>
+              <w:rPr>
+                <w:sz w:val="19"/>
+              </w:rPr>
+              <w:t xml:space="preserve"> </w:t>
+            </w:r>
+            <w:proofErr w:type="spellStart"/>
+            <w:r>
+              <w:rPr>
+                <w:sz w:val="19"/>
+              </w:rPr>
+              <w:t>erwartetes</w:t>
+            </w:r>
+            <w:proofErr w:type="spellEnd"/>
+            <w:r>
+              <w:rPr>
+                <w:sz w:val="19"/>
+              </w:rPr>
+              <w:t xml:space="preserve"> </w:t>
+            </w:r>
+            <w:proofErr w:type="spellStart"/>
+            <w:r>
+              <w:rPr>
+                <w:sz w:val="19"/>
+              </w:rPr>
+              <w:t>Verhalten</w:t>
+            </w:r>
+            <w:proofErr w:type="spellEnd"/>
+            <w:r>
+              <w:rPr>
+                <w:sz w:val="19"/>
+              </w:rPr>
+              <w:t xml:space="preserve"> </w:t>
+            </w:r>
+            <w:proofErr w:type="spellStart"/>
+            <w:r>
+              <w:rPr>
+                <w:sz w:val="19"/>
+              </w:rPr>
+              <w:t>eintragen</w:t>
+            </w:r>
+            <w:proofErr w:type="spellEnd"/>
+            <w:r>
+              <w:rPr>
+                <w:sz w:val="19"/>
+              </w:rPr>
+              <w:t>.</w:t>
             </w:r>
           </w:p>
         </w:tc>
@@ -4176,8 +6375,58 @@
               <w:rPr>
                 <w:sz w:val="19"/>
               </w:rPr>
-              <w:t>☐ Offen  ☐ Bestanden  ☐ Fehlgeschlagen</w:t>
-            </w:r>
+              <w:t>☐</w:t>
+            </w:r>
+            <w:r>
+              <w:rPr>
+                <w:sz w:val="19"/>
+              </w:rPr>
+              <w:t xml:space="preserve"> </w:t>
+            </w:r>
+            <w:proofErr w:type="gramStart"/>
+            <w:r>
+              <w:rPr>
+                <w:sz w:val="19"/>
+              </w:rPr>
+              <w:t>Offen  ☐</w:t>
+            </w:r>
+            <w:proofErr w:type="gramEnd"/>
+            <w:r>
+              <w:rPr>
+                <w:sz w:val="19"/>
+              </w:rPr>
+              <w:t xml:space="preserve"> </w:t>
+            </w:r>
+            <w:proofErr w:type="spellStart"/>
+            <w:proofErr w:type="gramStart"/>
+            <w:r>
+              <w:rPr>
+                <w:sz w:val="19"/>
+              </w:rPr>
+              <w:t>Bestanden</w:t>
+            </w:r>
+            <w:proofErr w:type="spellEnd"/>
+            <w:r>
+              <w:rPr>
+                <w:sz w:val="19"/>
+              </w:rPr>
+              <w:t xml:space="preserve">  ☐</w:t>
+            </w:r>
+            <w:proofErr w:type="gramEnd"/>
+            <w:r>
+              <w:rPr>
+                <w:sz w:val="19"/>
+              </w:rPr>
+              <w:t xml:space="preserve"> </w:t>
+            </w:r>
+            <w:proofErr w:type="spellStart"/>
+            <w:r>
+              <w:rPr>
+                <w:sz w:val="19"/>
+              </w:rPr>
+              <w:t>Fehlgeschlagen</w:t>
+            </w:r>
+            <w:proofErr w:type="spellEnd"/>
           </w:p>
         </w:tc>
       </w:tr>
@@ -4187,9 +6436,19 @@
         <w:pStyle w:val="berschrift2"/>
         <w:spacing w:before="160" w:after="120"/>
       </w:pPr>
+      <w:proofErr w:type="spellStart"/>
       <w:r>
-        <w:t>Spezielle Prüfaspekte</w:t>
+        <w:t>Spezielle</w:t>
       </w:r>
+      <w:proofErr w:type="spellEnd"/>
+      <w:r>
+        <w:t xml:space="preserve"> </w:t>
+      </w:r>
+      <w:proofErr w:type="spellStart"/>
+      <w:r>
+        <w:t>Prüfaspekte</w:t>
+      </w:r>
+      <w:proofErr w:type="spellEnd"/>
     </w:p>
     <w:p>
       <w:pPr>
@@ -4208,7 +6467,21 @@
         <w:rPr>
           <w:lang w:val="de-DE"/>
         </w:rPr>
-        <w:t xml:space="preserve"> (Umsatz Pro Woche, </w:t>
+        <w:t xml:space="preserve"> (Umsatz </w:t>
+      </w:r>
+      <w:proofErr w:type="spellStart"/>
+      <w:r>
+        <w:rPr>
+          <w:lang w:val="de-DE"/>
+        </w:rPr>
+        <w:t>Pro</w:t>
+      </w:r>
+      <w:proofErr w:type="spellEnd"/>
+      <w:r>
+        <w:rPr>
+          <w:lang w:val="de-DE"/>
+        </w:rPr>
+        <w:t xml:space="preserve"> Woche, </w:t>
       </w:r>
       <w:r>
         <w:rPr>
@@ -4251,8 +6524,21 @@
       <w:pPr>
         <w:pStyle w:val="Aufzhlungszeichen"/>
       </w:pPr>
+      <w:proofErr w:type="spellStart"/>
       <w:r>
-        <w:t>Korrekte Datumsbereiche.</w:t>
+        <w:t>Korrekte</w:t>
+      </w:r>
+      <w:proofErr w:type="spellEnd"/>
+      <w:r>
+        <w:t xml:space="preserve"> </w:t>
+      </w:r>
+      <w:proofErr w:type="spellStart"/>
+      <w:r>
+        <w:t>Datumsbereiche</w:t>
+      </w:r>
+      <w:proofErr w:type="spellEnd"/>
+      <w:r>
+        <w:t>.</w:t>
       </w:r>
     </w:p>
     <w:p>
@@ -4288,9 +6574,19 @@
         <w:pStyle w:val="berschrift2"/>
         <w:spacing w:before="160" w:after="120"/>
       </w:pPr>
+      <w:proofErr w:type="spellStart"/>
       <w:r>
-        <w:t>Ergebnisse / Auffälligkeiten</w:t>
+        <w:t>Ergebnisse</w:t>
       </w:r>
+      <w:proofErr w:type="spellEnd"/>
+      <w:r>
+        <w:t xml:space="preserve"> / </w:t>
+      </w:r>
+      <w:proofErr w:type="spellStart"/>
+      <w:r>
+        <w:t>Auffälligkeiten</w:t>
+      </w:r>
+      <w:proofErr w:type="spellEnd"/>
     </w:p>
     <w:tbl>
       <w:tblPr>
@@ -4327,6 +6623,7 @@
             <w:pPr>
               <w:spacing w:before="40" w:after="40"/>
             </w:pPr>
+            <w:proofErr w:type="spellStart"/>
             <w:r>
               <w:rPr>
                 <w:b/>
@@ -4335,6 +6632,7 @@
               </w:rPr>
               <w:t>Referenz</w:t>
             </w:r>
+            <w:proofErr w:type="spellEnd"/>
           </w:p>
         </w:tc>
         <w:tc>
@@ -4353,6 +6651,7 @@
             <w:pPr>
               <w:spacing w:before="40" w:after="40"/>
             </w:pPr>
+            <w:proofErr w:type="spellStart"/>
             <w:r>
               <w:rPr>
                 <w:b/>
@@ -4361,6 +6660,7 @@
               </w:rPr>
               <w:t>Beobachtung</w:t>
             </w:r>
+            <w:proofErr w:type="spellEnd"/>
           </w:p>
         </w:tc>
         <w:tc>
@@ -4379,13 +6679,23 @@
             <w:pPr>
               <w:spacing w:before="40" w:after="40"/>
             </w:pPr>
+            <w:proofErr w:type="spellStart"/>
             <w:r>
               <w:rPr>
                 <w:b/>
                 <w:color w:val="1F4E79"/>
                 <w:sz w:val="19"/>
               </w:rPr>
-              <w:t>Maßnahme / Ticket</w:t>
+              <w:t>Maßnahme</w:t>
+            </w:r>
+            <w:proofErr w:type="spellEnd"/>
+            <w:r>
+              <w:rPr>
+                <w:b/>
+                <w:color w:val="1F4E79"/>
+                <w:sz w:val="19"/>
+              </w:rPr>
+              <w:t xml:space="preserve"> / Ticket</w:t>
             </w:r>
           </w:p>
         </w:tc>
@@ -4463,7 +6773,35 @@
               <w:rPr>
                 <w:sz w:val="19"/>
               </w:rPr>
-              <w:t>[Ergebnis oder Auffälligkeit]</w:t>
+              <w:t>[</w:t>
+            </w:r>
+            <w:proofErr w:type="spellStart"/>
+            <w:r>
+              <w:rPr>
+                <w:sz w:val="19"/>
+              </w:rPr>
+              <w:t>Ergebnis</w:t>
+            </w:r>
+            <w:proofErr w:type="spellEnd"/>
+            <w:r>
+              <w:rPr>
+                <w:sz w:val="19"/>
+              </w:rPr>
+              <w:t xml:space="preserve"> oder </w:t>
+            </w:r>
+            <w:proofErr w:type="spellStart"/>
+            <w:r>
+              <w:rPr>
+                <w:sz w:val="19"/>
+              </w:rPr>
+              <w:t>Auffälligkeit</w:t>
+            </w:r>
+            <w:proofErr w:type="spellEnd"/>
+            <w:r>
+              <w:rPr>
+                <w:sz w:val="19"/>
+              </w:rPr>
+              <w:t>]</w:t>
             </w:r>
           </w:p>
         </w:tc>
@@ -4486,7 +6824,35 @@
               <w:rPr>
                 <w:sz w:val="19"/>
               </w:rPr>
-              <w:t>[Ticket / keine Maßnahme]</w:t>
+              <w:t xml:space="preserve">[Ticket / </w:t>
+            </w:r>
+            <w:proofErr w:type="spellStart"/>
+            <w:r>
+              <w:rPr>
+                <w:sz w:val="19"/>
+              </w:rPr>
+              <w:t>keine</w:t>
+            </w:r>
+            <w:proofErr w:type="spellEnd"/>
+            <w:r>
+              <w:rPr>
+                <w:sz w:val="19"/>
+              </w:rPr>
+              <w:t xml:space="preserve"> </w:t>
+            </w:r>
+            <w:proofErr w:type="spellStart"/>
+            <w:r>
+              <w:rPr>
+                <w:sz w:val="19"/>
+              </w:rPr>
+              <w:t>Maßnahme</w:t>
+            </w:r>
+            <w:proofErr w:type="spellEnd"/>
+            <w:r>
+              <w:rPr>
+                <w:sz w:val="19"/>
+              </w:rPr>
+              <w:t>]</w:t>
             </w:r>
           </w:p>
         </w:tc>
@@ -4509,7 +6875,21 @@
               <w:rPr>
                 <w:sz w:val="19"/>
               </w:rPr>
-              <w:t>[Offen / Erledigt]</w:t>
+              <w:t xml:space="preserve">[Offen / </w:t>
+            </w:r>
+            <w:proofErr w:type="spellStart"/>
+            <w:r>
+              <w:rPr>
+                <w:sz w:val="19"/>
+              </w:rPr>
+              <w:t>Erledigt</w:t>
+            </w:r>
+            <w:proofErr w:type="spellEnd"/>
+            <w:r>
+              <w:rPr>
+                <w:sz w:val="19"/>
+              </w:rPr>
+              <w:t>]</w:t>
             </w:r>
           </w:p>
         </w:tc>
@@ -4520,12 +6900,25 @@
         <w:pStyle w:val="berschrift1"/>
         <w:spacing w:before="240" w:after="120"/>
       </w:pPr>
+    </w:p>
+    <w:p/>
+    <w:p>
+      <w:pPr>
+        <w:pStyle w:val="berschrift1"/>
+        <w:spacing w:before="240" w:after="120"/>
+      </w:pPr>
       <w:r>
-        <w:t>6</w:t>
+        <w:lastRenderedPageBreak/>
+        <w:t>7</w:t>
       </w:r>
       <w:r>
-        <w:t>. Zutatenverwaltung</w:t>
+        <w:t xml:space="preserve">. </w:t>
       </w:r>
+      <w:proofErr w:type="spellStart"/>
+      <w:r>
+        <w:t>Zutatenverwaltung</w:t>
+      </w:r>
+      <w:proofErr w:type="spellEnd"/>
     </w:p>
     <w:p>
       <w:pPr>
@@ -4579,6 +6972,7 @@
             <w:pPr>
               <w:spacing w:before="40" w:after="40"/>
             </w:pPr>
+            <w:proofErr w:type="spellStart"/>
             <w:r>
               <w:rPr>
                 <w:b/>
@@ -4587,6 +6981,7 @@
               </w:rPr>
               <w:t>Verantwortlich</w:t>
             </w:r>
+            <w:proofErr w:type="spellEnd"/>
           </w:p>
         </w:tc>
         <w:tc>
@@ -4744,6 +7139,7 @@
             <w:pPr>
               <w:spacing w:before="40" w:after="40"/>
             </w:pPr>
+            <w:proofErr w:type="spellStart"/>
             <w:r>
               <w:rPr>
                 <w:b/>
@@ -4752,6 +7148,7 @@
               </w:rPr>
               <w:t>Testframework</w:t>
             </w:r>
+            <w:proofErr w:type="spellEnd"/>
           </w:p>
         </w:tc>
         <w:tc>
@@ -4773,7 +7170,21 @@
               <w:rPr>
                 <w:sz w:val="19"/>
               </w:rPr>
-              <w:t>[z. B. JUnit / pytest / Jest]</w:t>
+              <w:t xml:space="preserve">[z. B. JUnit / </w:t>
+            </w:r>
+            <w:proofErr w:type="spellStart"/>
+            <w:r>
+              <w:rPr>
+                <w:sz w:val="19"/>
+              </w:rPr>
+              <w:t>pytest</w:t>
+            </w:r>
+            <w:proofErr w:type="spellEnd"/>
+            <w:r>
+              <w:rPr>
+                <w:sz w:val="19"/>
+              </w:rPr>
+              <w:t xml:space="preserve"> / Jest]</w:t>
             </w:r>
           </w:p>
         </w:tc>
@@ -4799,6 +7210,7 @@
             <w:pPr>
               <w:spacing w:before="40" w:after="40"/>
             </w:pPr>
+            <w:proofErr w:type="spellStart"/>
             <w:r>
               <w:rPr>
                 <w:b/>
@@ -4807,6 +7219,7 @@
               </w:rPr>
               <w:t>Testumfang</w:t>
             </w:r>
+            <w:proofErr w:type="spellEnd"/>
           </w:p>
         </w:tc>
         <w:tc>
@@ -4828,7 +7241,49 @@
               <w:rPr>
                 <w:sz w:val="19"/>
               </w:rPr>
-              <w:t>[Welche Units werden betrachtet?]</w:t>
+              <w:t>[</w:t>
+            </w:r>
+            <w:proofErr w:type="spellStart"/>
+            <w:r>
+              <w:rPr>
+                <w:sz w:val="19"/>
+              </w:rPr>
+              <w:t>Welche</w:t>
+            </w:r>
+            <w:proofErr w:type="spellEnd"/>
+            <w:r>
+              <w:rPr>
+                <w:sz w:val="19"/>
+              </w:rPr>
+              <w:t xml:space="preserve"> Units </w:t>
+            </w:r>
+            <w:proofErr w:type="spellStart"/>
+            <w:r>
+              <w:rPr>
+                <w:sz w:val="19"/>
+              </w:rPr>
+              <w:t>werden</w:t>
+            </w:r>
+            <w:proofErr w:type="spellEnd"/>
+            <w:r>
+              <w:rPr>
+                <w:sz w:val="19"/>
+              </w:rPr>
+              <w:t xml:space="preserve"> </w:t>
+            </w:r>
+            <w:proofErr w:type="spellStart"/>
+            <w:r>
+              <w:rPr>
+                <w:sz w:val="19"/>
+              </w:rPr>
+              <w:t>betrachtet</w:t>
+            </w:r>
+            <w:proofErr w:type="spellEnd"/>
+            <w:r>
+              <w:rPr>
+                <w:sz w:val="19"/>
+              </w:rPr>
+              <w:t>?]</w:t>
             </w:r>
           </w:p>
         </w:tc>
@@ -4840,10 +7295,11 @@
         <w:pStyle w:val="berschrift2"/>
         <w:spacing w:before="160" w:after="120"/>
       </w:pPr>
+      <w:proofErr w:type="spellStart"/>
       <w:r>
-        <w:lastRenderedPageBreak/>
         <w:t>Testfälle</w:t>
       </w:r>
+      <w:proofErr w:type="spellEnd"/>
     </w:p>
     <w:tbl>
       <w:tblPr>
@@ -4883,13 +7339,23 @@
             <w:pPr>
               <w:spacing w:before="40" w:after="40"/>
             </w:pPr>
+            <w:proofErr w:type="spellStart"/>
             <w:r>
               <w:rPr>
                 <w:b/>
                 <w:color w:val="1F4E79"/>
                 <w:sz w:val="19"/>
               </w:rPr>
-              <w:t>Testfall-ID</w:t>
+              <w:t>Testfall</w:t>
+            </w:r>
+            <w:proofErr w:type="spellEnd"/>
+            <w:r>
+              <w:rPr>
+                <w:b/>
+                <w:color w:val="1F4E79"/>
+                <w:sz w:val="19"/>
+              </w:rPr>
+              <w:t>-ID</w:t>
             </w:r>
           </w:p>
         </w:tc>
@@ -4961,6 +7427,7 @@
             <w:pPr>
               <w:spacing w:before="40" w:after="40"/>
             </w:pPr>
+            <w:proofErr w:type="spellStart"/>
             <w:r>
               <w:rPr>
                 <w:b/>
@@ -4969,6 +7436,7 @@
               </w:rPr>
               <w:t>Vorbedingung</w:t>
             </w:r>
+            <w:proofErr w:type="spellEnd"/>
           </w:p>
         </w:tc>
         <w:tc>
@@ -4987,14 +7455,34 @@
             <w:pPr>
               <w:spacing w:before="40" w:after="40"/>
             </w:pPr>
+            <w:proofErr w:type="spellStart"/>
             <w:r>
               <w:rPr>
                 <w:b/>
                 <w:color w:val="1F4E79"/>
                 <w:sz w:val="19"/>
               </w:rPr>
-              <w:t>Eingabe / Testdaten</w:t>
-            </w:r>
+              <w:t>Eingabe</w:t>
+            </w:r>
+            <w:proofErr w:type="spellEnd"/>
+            <w:r>
+              <w:rPr>
+                <w:b/>
+                <w:color w:val="1F4E79"/>
+                <w:sz w:val="19"/>
+              </w:rPr>
+              <w:t xml:space="preserve"> / </w:t>
+            </w:r>
+            <w:proofErr w:type="spellStart"/>
+            <w:r>
+              <w:rPr>
+                <w:b/>
+                <w:color w:val="1F4E79"/>
+                <w:sz w:val="19"/>
+              </w:rPr>
+              <w:t>Testdaten</w:t>
+            </w:r>
+            <w:proofErr w:type="spellEnd"/>
           </w:p>
         </w:tc>
         <w:tc>
@@ -5013,14 +7501,34 @@
             <w:pPr>
               <w:spacing w:before="40" w:after="40"/>
             </w:pPr>
+            <w:proofErr w:type="spellStart"/>
             <w:r>
               <w:rPr>
                 <w:b/>
                 <w:color w:val="1F4E79"/>
                 <w:sz w:val="19"/>
               </w:rPr>
-              <w:t>Erwartetes Ergebnis</w:t>
-            </w:r>
+              <w:t>Erwartetes</w:t>
+            </w:r>
+            <w:proofErr w:type="spellEnd"/>
+            <w:r>
+              <w:rPr>
+                <w:b/>
+                <w:color w:val="1F4E79"/>
+                <w:sz w:val="19"/>
+              </w:rPr>
+              <w:t xml:space="preserve"> </w:t>
+            </w:r>
+            <w:proofErr w:type="spellStart"/>
+            <w:r>
+              <w:rPr>
+                <w:b/>
+                <w:color w:val="1F4E79"/>
+                <w:sz w:val="19"/>
+              </w:rPr>
+              <w:t>Ergebnis</w:t>
+            </w:r>
+            <w:proofErr w:type="spellEnd"/>
           </w:p>
         </w:tc>
         <w:tc>
@@ -5097,7 +7605,21 @@
               <w:rPr>
                 <w:sz w:val="19"/>
               </w:rPr>
-              <w:t>z. B. MitarbeiterService.create()</w:t>
+              <w:t xml:space="preserve">z. B. </w:t>
+            </w:r>
+            <w:proofErr w:type="spellStart"/>
+            <w:r>
+              <w:rPr>
+                <w:sz w:val="19"/>
+              </w:rPr>
+              <w:t>MitarbeiterService.create</w:t>
+            </w:r>
+            <w:proofErr w:type="spellEnd"/>
+            <w:r>
+              <w:rPr>
+                <w:sz w:val="19"/>
+              </w:rPr>
+              <w:t>()</w:t>
             </w:r>
           </w:p>
         </w:tc>
@@ -5116,11 +7638,55 @@
             <w:pPr>
               <w:spacing w:before="40" w:after="40"/>
             </w:pPr>
-            <w:r>
-              <w:rPr>
-                <w:sz w:val="19"/>
-              </w:rPr>
-              <w:t>Beschreibt, was geprüft wird.</w:t>
+            <w:proofErr w:type="spellStart"/>
+            <w:proofErr w:type="gramStart"/>
+            <w:r>
+              <w:rPr>
+                <w:sz w:val="19"/>
+              </w:rPr>
+              <w:t>Beschreibt</w:t>
+            </w:r>
+            <w:proofErr w:type="spellEnd"/>
+            <w:r>
+              <w:rPr>
+                <w:sz w:val="19"/>
+              </w:rPr>
+              <w:t>,</w:t>
+            </w:r>
+            <w:proofErr w:type="gramEnd"/>
+            <w:r>
+              <w:rPr>
+                <w:sz w:val="19"/>
+              </w:rPr>
+              <w:t xml:space="preserve"> was </w:t>
+            </w:r>
+            <w:proofErr w:type="spellStart"/>
+            <w:r>
+              <w:rPr>
+                <w:sz w:val="19"/>
+              </w:rPr>
+              <w:t>geprüft</w:t>
+            </w:r>
+            <w:proofErr w:type="spellEnd"/>
+            <w:r>
+              <w:rPr>
+                <w:sz w:val="19"/>
+              </w:rPr>
+              <w:t xml:space="preserve"> </w:t>
+            </w:r>
+            <w:proofErr w:type="spellStart"/>
+            <w:r>
+              <w:rPr>
+                <w:sz w:val="19"/>
+              </w:rPr>
+              <w:t>wird</w:t>
+            </w:r>
+            <w:proofErr w:type="spellEnd"/>
+            <w:r>
+              <w:rPr>
+                <w:sz w:val="19"/>
+              </w:rPr>
+              <w:t>.</w:t>
             </w:r>
           </w:p>
         </w:tc>
@@ -5139,11 +7705,47 @@
             <w:pPr>
               <w:spacing w:before="40" w:after="40"/>
             </w:pPr>
-            <w:r>
-              <w:rPr>
-                <w:sz w:val="19"/>
-              </w:rPr>
-              <w:t>Relevante Objekte / Mocks vorhanden.</w:t>
+            <w:proofErr w:type="spellStart"/>
+            <w:r>
+              <w:rPr>
+                <w:sz w:val="19"/>
+              </w:rPr>
+              <w:t>Relevante</w:t>
+            </w:r>
+            <w:proofErr w:type="spellEnd"/>
+            <w:r>
+              <w:rPr>
+                <w:sz w:val="19"/>
+              </w:rPr>
+              <w:t xml:space="preserve"> </w:t>
+            </w:r>
+            <w:proofErr w:type="spellStart"/>
+            <w:r>
+              <w:rPr>
+                <w:sz w:val="19"/>
+              </w:rPr>
+              <w:t>Objekte</w:t>
+            </w:r>
+            <w:proofErr w:type="spellEnd"/>
+            <w:r>
+              <w:rPr>
+                <w:sz w:val="19"/>
+              </w:rPr>
+              <w:t xml:space="preserve"> / Mocks </w:t>
+            </w:r>
+            <w:proofErr w:type="spellStart"/>
+            <w:r>
+              <w:rPr>
+                <w:sz w:val="19"/>
+              </w:rPr>
+              <w:t>vorhanden</w:t>
+            </w:r>
+            <w:proofErr w:type="spellEnd"/>
+            <w:r>
+              <w:rPr>
+                <w:sz w:val="19"/>
+              </w:rPr>
+              <w:t>.</w:t>
             </w:r>
           </w:p>
         </w:tc>
@@ -5162,11 +7764,47 @@
             <w:pPr>
               <w:spacing w:before="40" w:after="40"/>
             </w:pPr>
-            <w:r>
-              <w:rPr>
-                <w:sz w:val="19"/>
-              </w:rPr>
-              <w:t>Konkrete Testwerte eintragen.</w:t>
+            <w:proofErr w:type="spellStart"/>
+            <w:r>
+              <w:rPr>
+                <w:sz w:val="19"/>
+              </w:rPr>
+              <w:t>Konkrete</w:t>
+            </w:r>
+            <w:proofErr w:type="spellEnd"/>
+            <w:r>
+              <w:rPr>
+                <w:sz w:val="19"/>
+              </w:rPr>
+              <w:t xml:space="preserve"> </w:t>
+            </w:r>
+            <w:proofErr w:type="spellStart"/>
+            <w:r>
+              <w:rPr>
+                <w:sz w:val="19"/>
+              </w:rPr>
+              <w:t>Testwerte</w:t>
+            </w:r>
+            <w:proofErr w:type="spellEnd"/>
+            <w:r>
+              <w:rPr>
+                <w:sz w:val="19"/>
+              </w:rPr>
+              <w:t xml:space="preserve"> </w:t>
+            </w:r>
+            <w:proofErr w:type="spellStart"/>
+            <w:r>
+              <w:rPr>
+                <w:sz w:val="19"/>
+              </w:rPr>
+              <w:t>eintragen</w:t>
+            </w:r>
+            <w:proofErr w:type="spellEnd"/>
+            <w:r>
+              <w:rPr>
+                <w:sz w:val="19"/>
+              </w:rPr>
+              <w:t>.</w:t>
             </w:r>
           </w:p>
         </w:tc>
@@ -5185,11 +7823,61 @@
             <w:pPr>
               <w:spacing w:before="40" w:after="40"/>
             </w:pPr>
-            <w:r>
-              <w:rPr>
-                <w:sz w:val="19"/>
-              </w:rPr>
-              <w:t>Konkretes erwartetes Verhalten eintragen.</w:t>
+            <w:proofErr w:type="spellStart"/>
+            <w:r>
+              <w:rPr>
+                <w:sz w:val="19"/>
+              </w:rPr>
+              <w:t>Konkretes</w:t>
+            </w:r>
+            <w:proofErr w:type="spellEnd"/>
+            <w:r>
+              <w:rPr>
+                <w:sz w:val="19"/>
+              </w:rPr>
+              <w:t xml:space="preserve"> </w:t>
+            </w:r>
+            <w:proofErr w:type="spellStart"/>
+            <w:r>
+              <w:rPr>
+                <w:sz w:val="19"/>
+              </w:rPr>
+              <w:t>erwartetes</w:t>
+            </w:r>
+            <w:proofErr w:type="spellEnd"/>
+            <w:r>
+              <w:rPr>
+                <w:sz w:val="19"/>
+              </w:rPr>
+              <w:t xml:space="preserve"> </w:t>
+            </w:r>
+            <w:proofErr w:type="spellStart"/>
+            <w:r>
+              <w:rPr>
+                <w:sz w:val="19"/>
+              </w:rPr>
+              <w:t>Verhalten</w:t>
+            </w:r>
+            <w:proofErr w:type="spellEnd"/>
+            <w:r>
+              <w:rPr>
+                <w:sz w:val="19"/>
+              </w:rPr>
+              <w:t xml:space="preserve"> </w:t>
+            </w:r>
+            <w:proofErr w:type="spellStart"/>
+            <w:r>
+              <w:rPr>
+                <w:sz w:val="19"/>
+              </w:rPr>
+              <w:t>eintragen</w:t>
+            </w:r>
+            <w:proofErr w:type="spellEnd"/>
+            <w:r>
+              <w:rPr>
+                <w:sz w:val="19"/>
+              </w:rPr>
+              <w:t>.</w:t>
             </w:r>
           </w:p>
         </w:tc>
@@ -5212,8 +7900,58 @@
               <w:rPr>
                 <w:sz w:val="19"/>
               </w:rPr>
-              <w:t>☐ Offen  ☐ Bestanden  ☐ Fehlgeschlagen</w:t>
-            </w:r>
+              <w:t>☐</w:t>
+            </w:r>
+            <w:r>
+              <w:rPr>
+                <w:sz w:val="19"/>
+              </w:rPr>
+              <w:t xml:space="preserve"> </w:t>
+            </w:r>
+            <w:proofErr w:type="gramStart"/>
+            <w:r>
+              <w:rPr>
+                <w:sz w:val="19"/>
+              </w:rPr>
+              <w:t>Offen  ☐</w:t>
+            </w:r>
+            <w:proofErr w:type="gramEnd"/>
+            <w:r>
+              <w:rPr>
+                <w:sz w:val="19"/>
+              </w:rPr>
+              <w:t xml:space="preserve"> </w:t>
+            </w:r>
+            <w:proofErr w:type="spellStart"/>
+            <w:proofErr w:type="gramStart"/>
+            <w:r>
+              <w:rPr>
+                <w:sz w:val="19"/>
+              </w:rPr>
+              <w:t>Bestanden</w:t>
+            </w:r>
+            <w:proofErr w:type="spellEnd"/>
+            <w:r>
+              <w:rPr>
+                <w:sz w:val="19"/>
+              </w:rPr>
+              <w:t xml:space="preserve">  ☐</w:t>
+            </w:r>
+            <w:proofErr w:type="gramEnd"/>
+            <w:r>
+              <w:rPr>
+                <w:sz w:val="19"/>
+              </w:rPr>
+              <w:t xml:space="preserve"> </w:t>
+            </w:r>
+            <w:proofErr w:type="spellStart"/>
+            <w:r>
+              <w:rPr>
+                <w:sz w:val="19"/>
+              </w:rPr>
+              <w:t>Fehlgeschlagen</w:t>
+            </w:r>
+            <w:proofErr w:type="spellEnd"/>
           </w:p>
         </w:tc>
       </w:tr>
@@ -5264,7 +8002,21 @@
               <w:rPr>
                 <w:sz w:val="19"/>
               </w:rPr>
-              <w:t>z. B. MitarbeiterService.create()</w:t>
+              <w:t xml:space="preserve">z. B. </w:t>
+            </w:r>
+            <w:proofErr w:type="spellStart"/>
+            <w:r>
+              <w:rPr>
+                <w:sz w:val="19"/>
+              </w:rPr>
+              <w:t>MitarbeiterService.create</w:t>
+            </w:r>
+            <w:proofErr w:type="spellEnd"/>
+            <w:r>
+              <w:rPr>
+                <w:sz w:val="19"/>
+              </w:rPr>
+              <w:t>()</w:t>
             </w:r>
           </w:p>
         </w:tc>
@@ -5283,11 +8035,55 @@
             <w:pPr>
               <w:spacing w:before="40" w:after="40"/>
             </w:pPr>
-            <w:r>
-              <w:rPr>
-                <w:sz w:val="19"/>
-              </w:rPr>
-              <w:t>Beschreibt, was geprüft wird.</w:t>
+            <w:proofErr w:type="spellStart"/>
+            <w:proofErr w:type="gramStart"/>
+            <w:r>
+              <w:rPr>
+                <w:sz w:val="19"/>
+              </w:rPr>
+              <w:t>Beschreibt</w:t>
+            </w:r>
+            <w:proofErr w:type="spellEnd"/>
+            <w:r>
+              <w:rPr>
+                <w:sz w:val="19"/>
+              </w:rPr>
+              <w:t>,</w:t>
+            </w:r>
+            <w:proofErr w:type="gramEnd"/>
+            <w:r>
+              <w:rPr>
+                <w:sz w:val="19"/>
+              </w:rPr>
+              <w:t xml:space="preserve"> was </w:t>
+            </w:r>
+            <w:proofErr w:type="spellStart"/>
+            <w:r>
+              <w:rPr>
+                <w:sz w:val="19"/>
+              </w:rPr>
+              <w:t>geprüft</w:t>
+            </w:r>
+            <w:proofErr w:type="spellEnd"/>
+            <w:r>
+              <w:rPr>
+                <w:sz w:val="19"/>
+              </w:rPr>
+              <w:t xml:space="preserve"> </w:t>
+            </w:r>
+            <w:proofErr w:type="spellStart"/>
+            <w:r>
+              <w:rPr>
+                <w:sz w:val="19"/>
+              </w:rPr>
+              <w:t>wird</w:t>
+            </w:r>
+            <w:proofErr w:type="spellEnd"/>
+            <w:r>
+              <w:rPr>
+                <w:sz w:val="19"/>
+              </w:rPr>
+              <w:t>.</w:t>
             </w:r>
           </w:p>
         </w:tc>
@@ -5306,11 +8102,47 @@
             <w:pPr>
               <w:spacing w:before="40" w:after="40"/>
             </w:pPr>
-            <w:r>
-              <w:rPr>
-                <w:sz w:val="19"/>
-              </w:rPr>
-              <w:t>Relevante Objekte / Mocks vorhanden.</w:t>
+            <w:proofErr w:type="spellStart"/>
+            <w:r>
+              <w:rPr>
+                <w:sz w:val="19"/>
+              </w:rPr>
+              <w:t>Relevante</w:t>
+            </w:r>
+            <w:proofErr w:type="spellEnd"/>
+            <w:r>
+              <w:rPr>
+                <w:sz w:val="19"/>
+              </w:rPr>
+              <w:t xml:space="preserve"> </w:t>
+            </w:r>
+            <w:proofErr w:type="spellStart"/>
+            <w:r>
+              <w:rPr>
+                <w:sz w:val="19"/>
+              </w:rPr>
+              <w:t>Objekte</w:t>
+            </w:r>
+            <w:proofErr w:type="spellEnd"/>
+            <w:r>
+              <w:rPr>
+                <w:sz w:val="19"/>
+              </w:rPr>
+              <w:t xml:space="preserve"> / Mocks </w:t>
+            </w:r>
+            <w:proofErr w:type="spellStart"/>
+            <w:r>
+              <w:rPr>
+                <w:sz w:val="19"/>
+              </w:rPr>
+              <w:t>vorhanden</w:t>
+            </w:r>
+            <w:proofErr w:type="spellEnd"/>
+            <w:r>
+              <w:rPr>
+                <w:sz w:val="19"/>
+              </w:rPr>
+              <w:t>.</w:t>
             </w:r>
           </w:p>
         </w:tc>
@@ -5329,11 +8161,47 @@
             <w:pPr>
               <w:spacing w:before="40" w:after="40"/>
             </w:pPr>
-            <w:r>
-              <w:rPr>
-                <w:sz w:val="19"/>
-              </w:rPr>
-              <w:t>Konkrete Testwerte eintragen.</w:t>
+            <w:proofErr w:type="spellStart"/>
+            <w:r>
+              <w:rPr>
+                <w:sz w:val="19"/>
+              </w:rPr>
+              <w:t>Konkrete</w:t>
+            </w:r>
+            <w:proofErr w:type="spellEnd"/>
+            <w:r>
+              <w:rPr>
+                <w:sz w:val="19"/>
+              </w:rPr>
+              <w:t xml:space="preserve"> </w:t>
+            </w:r>
+            <w:proofErr w:type="spellStart"/>
+            <w:r>
+              <w:rPr>
+                <w:sz w:val="19"/>
+              </w:rPr>
+              <w:t>Testwerte</w:t>
+            </w:r>
+            <w:proofErr w:type="spellEnd"/>
+            <w:r>
+              <w:rPr>
+                <w:sz w:val="19"/>
+              </w:rPr>
+              <w:t xml:space="preserve"> </w:t>
+            </w:r>
+            <w:proofErr w:type="spellStart"/>
+            <w:r>
+              <w:rPr>
+                <w:sz w:val="19"/>
+              </w:rPr>
+              <w:t>eintragen</w:t>
+            </w:r>
+            <w:proofErr w:type="spellEnd"/>
+            <w:r>
+              <w:rPr>
+                <w:sz w:val="19"/>
+              </w:rPr>
+              <w:t>.</w:t>
             </w:r>
           </w:p>
         </w:tc>
@@ -5352,11 +8220,61 @@
             <w:pPr>
               <w:spacing w:before="40" w:after="40"/>
             </w:pPr>
-            <w:r>
-              <w:rPr>
-                <w:sz w:val="19"/>
-              </w:rPr>
-              <w:t>Konkretes erwartetes Verhalten eintragen.</w:t>
+            <w:proofErr w:type="spellStart"/>
+            <w:r>
+              <w:rPr>
+                <w:sz w:val="19"/>
+              </w:rPr>
+              <w:t>Konkretes</w:t>
+            </w:r>
+            <w:proofErr w:type="spellEnd"/>
+            <w:r>
+              <w:rPr>
+                <w:sz w:val="19"/>
+              </w:rPr>
+              <w:t xml:space="preserve"> </w:t>
+            </w:r>
+            <w:proofErr w:type="spellStart"/>
+            <w:r>
+              <w:rPr>
+                <w:sz w:val="19"/>
+              </w:rPr>
+              <w:t>erwartetes</w:t>
+            </w:r>
+            <w:proofErr w:type="spellEnd"/>
+            <w:r>
+              <w:rPr>
+                <w:sz w:val="19"/>
+              </w:rPr>
+              <w:t xml:space="preserve"> </w:t>
+            </w:r>
+            <w:proofErr w:type="spellStart"/>
+            <w:r>
+              <w:rPr>
+                <w:sz w:val="19"/>
+              </w:rPr>
+              <w:t>Verhalten</w:t>
+            </w:r>
+            <w:proofErr w:type="spellEnd"/>
+            <w:r>
+              <w:rPr>
+                <w:sz w:val="19"/>
+              </w:rPr>
+              <w:t xml:space="preserve"> </w:t>
+            </w:r>
+            <w:proofErr w:type="spellStart"/>
+            <w:r>
+              <w:rPr>
+                <w:sz w:val="19"/>
+              </w:rPr>
+              <w:t>eintragen</w:t>
+            </w:r>
+            <w:proofErr w:type="spellEnd"/>
+            <w:r>
+              <w:rPr>
+                <w:sz w:val="19"/>
+              </w:rPr>
+              <w:t>.</w:t>
             </w:r>
           </w:p>
         </w:tc>
@@ -5379,8 +8297,58 @@
               <w:rPr>
                 <w:sz w:val="19"/>
               </w:rPr>
-              <w:t>☐ Offen  ☐ Bestanden  ☐ Fehlgeschlagen</w:t>
-            </w:r>
+              <w:t>☐</w:t>
+            </w:r>
+            <w:r>
+              <w:rPr>
+                <w:sz w:val="19"/>
+              </w:rPr>
+              <w:t xml:space="preserve"> </w:t>
+            </w:r>
+            <w:proofErr w:type="gramStart"/>
+            <w:r>
+              <w:rPr>
+                <w:sz w:val="19"/>
+              </w:rPr>
+              <w:t>Offen  ☐</w:t>
+            </w:r>
+            <w:proofErr w:type="gramEnd"/>
+            <w:r>
+              <w:rPr>
+                <w:sz w:val="19"/>
+              </w:rPr>
+              <w:t xml:space="preserve"> </w:t>
+            </w:r>
+            <w:proofErr w:type="spellStart"/>
+            <w:proofErr w:type="gramStart"/>
+            <w:r>
+              <w:rPr>
+                <w:sz w:val="19"/>
+              </w:rPr>
+              <w:t>Bestanden</w:t>
+            </w:r>
+            <w:proofErr w:type="spellEnd"/>
+            <w:r>
+              <w:rPr>
+                <w:sz w:val="19"/>
+              </w:rPr>
+              <w:t xml:space="preserve">  ☐</w:t>
+            </w:r>
+            <w:proofErr w:type="gramEnd"/>
+            <w:r>
+              <w:rPr>
+                <w:sz w:val="19"/>
+              </w:rPr>
+              <w:t xml:space="preserve"> </w:t>
+            </w:r>
+            <w:proofErr w:type="spellStart"/>
+            <w:r>
+              <w:rPr>
+                <w:sz w:val="19"/>
+              </w:rPr>
+              <w:t>Fehlgeschlagen</w:t>
+            </w:r>
+            <w:proofErr w:type="spellEnd"/>
           </w:p>
         </w:tc>
       </w:tr>
@@ -5390,9 +8358,19 @@
         <w:pStyle w:val="berschrift2"/>
         <w:spacing w:before="160" w:after="120"/>
       </w:pPr>
+      <w:proofErr w:type="spellStart"/>
       <w:r>
-        <w:t>Spezielle Prüfaspekte</w:t>
+        <w:t>Spezielle</w:t>
       </w:r>
+      <w:proofErr w:type="spellEnd"/>
+      <w:r>
+        <w:t xml:space="preserve"> </w:t>
+      </w:r>
+      <w:proofErr w:type="spellStart"/>
+      <w:r>
+        <w:t>Prüfaspekte</w:t>
+      </w:r>
+      <w:proofErr w:type="spellEnd"/>
     </w:p>
     <w:p>
       <w:pPr>
@@ -5456,8 +8434,21 @@
       <w:pPr>
         <w:pStyle w:val="Aufzhlungszeichen"/>
       </w:pPr>
+      <w:proofErr w:type="spellStart"/>
       <w:r>
-        <w:t>Löschen einer Zutat.</w:t>
+        <w:t>Löschen</w:t>
+      </w:r>
+      <w:proofErr w:type="spellEnd"/>
+      <w:r>
+        <w:t xml:space="preserve"> einer </w:t>
+      </w:r>
+      <w:proofErr w:type="spellStart"/>
+      <w:r>
+        <w:t>Zutat</w:t>
+      </w:r>
+      <w:proofErr w:type="spellEnd"/>
+      <w:r>
+        <w:t>.</w:t>
       </w:r>
     </w:p>
     <w:p>
@@ -5479,9 +8470,19 @@
         <w:pStyle w:val="berschrift2"/>
         <w:spacing w:before="160" w:after="120"/>
       </w:pPr>
+      <w:proofErr w:type="spellStart"/>
       <w:r>
-        <w:t>Ergebnisse / Auffälligkeiten</w:t>
+        <w:t>Ergebnisse</w:t>
       </w:r>
+      <w:proofErr w:type="spellEnd"/>
+      <w:r>
+        <w:t xml:space="preserve"> / </w:t>
+      </w:r>
+      <w:proofErr w:type="spellStart"/>
+      <w:r>
+        <w:t>Auffälligkeiten</w:t>
+      </w:r>
+      <w:proofErr w:type="spellEnd"/>
     </w:p>
     <w:tbl>
       <w:tblPr>
@@ -5518,6 +8519,7 @@
             <w:pPr>
               <w:spacing w:before="40" w:after="40"/>
             </w:pPr>
+            <w:proofErr w:type="spellStart"/>
             <w:r>
               <w:rPr>
                 <w:b/>
@@ -5526,6 +8528,7 @@
               </w:rPr>
               <w:t>Referenz</w:t>
             </w:r>
+            <w:proofErr w:type="spellEnd"/>
           </w:p>
         </w:tc>
         <w:tc>
@@ -5544,6 +8547,7 @@
             <w:pPr>
               <w:spacing w:before="40" w:after="40"/>
             </w:pPr>
+            <w:proofErr w:type="spellStart"/>
             <w:r>
               <w:rPr>
                 <w:b/>
@@ -5552,6 +8556,7 @@
               </w:rPr>
               <w:t>Beobachtung</w:t>
             </w:r>
+            <w:proofErr w:type="spellEnd"/>
           </w:p>
         </w:tc>
         <w:tc>
@@ -5570,13 +8575,23 @@
             <w:pPr>
               <w:spacing w:before="40" w:after="40"/>
             </w:pPr>
+            <w:proofErr w:type="spellStart"/>
             <w:r>
               <w:rPr>
                 <w:b/>
                 <w:color w:val="1F4E79"/>
                 <w:sz w:val="19"/>
               </w:rPr>
-              <w:t>Maßnahme / Ticket</w:t>
+              <w:t>Maßnahme</w:t>
+            </w:r>
+            <w:proofErr w:type="spellEnd"/>
+            <w:r>
+              <w:rPr>
+                <w:b/>
+                <w:color w:val="1F4E79"/>
+                <w:sz w:val="19"/>
+              </w:rPr>
+              <w:t xml:space="preserve"> / Ticket</w:t>
             </w:r>
           </w:p>
         </w:tc>
@@ -5654,7 +8669,35 @@
               <w:rPr>
                 <w:sz w:val="19"/>
               </w:rPr>
-              <w:t>[Ergebnis oder Auffälligkeit]</w:t>
+              <w:t>[</w:t>
+            </w:r>
+            <w:proofErr w:type="spellStart"/>
+            <w:r>
+              <w:rPr>
+                <w:sz w:val="19"/>
+              </w:rPr>
+              <w:t>Ergebnis</w:t>
+            </w:r>
+            <w:proofErr w:type="spellEnd"/>
+            <w:r>
+              <w:rPr>
+                <w:sz w:val="19"/>
+              </w:rPr>
+              <w:t xml:space="preserve"> oder </w:t>
+            </w:r>
+            <w:proofErr w:type="spellStart"/>
+            <w:r>
+              <w:rPr>
+                <w:sz w:val="19"/>
+              </w:rPr>
+              <w:t>Auffälligkeit</w:t>
+            </w:r>
+            <w:proofErr w:type="spellEnd"/>
+            <w:r>
+              <w:rPr>
+                <w:sz w:val="19"/>
+              </w:rPr>
+              <w:t>]</w:t>
             </w:r>
           </w:p>
         </w:tc>
@@ -5677,7 +8720,35 @@
               <w:rPr>
                 <w:sz w:val="19"/>
               </w:rPr>
-              <w:t>[Ticket / keine Maßnahme]</w:t>
+              <w:t xml:space="preserve">[Ticket / </w:t>
+            </w:r>
+            <w:proofErr w:type="spellStart"/>
+            <w:r>
+              <w:rPr>
+                <w:sz w:val="19"/>
+              </w:rPr>
+              <w:t>keine</w:t>
+            </w:r>
+            <w:proofErr w:type="spellEnd"/>
+            <w:r>
+              <w:rPr>
+                <w:sz w:val="19"/>
+              </w:rPr>
+              <w:t xml:space="preserve"> </w:t>
+            </w:r>
+            <w:proofErr w:type="spellStart"/>
+            <w:r>
+              <w:rPr>
+                <w:sz w:val="19"/>
+              </w:rPr>
+              <w:t>Maßnahme</w:t>
+            </w:r>
+            <w:proofErr w:type="spellEnd"/>
+            <w:r>
+              <w:rPr>
+                <w:sz w:val="19"/>
+              </w:rPr>
+              <w:t>]</w:t>
             </w:r>
           </w:p>
         </w:tc>
@@ -5700,7 +8771,21 @@
               <w:rPr>
                 <w:sz w:val="19"/>
               </w:rPr>
-              <w:t>[Offen / Erledigt]</w:t>
+              <w:t xml:space="preserve">[Offen / </w:t>
+            </w:r>
+            <w:proofErr w:type="spellStart"/>
+            <w:r>
+              <w:rPr>
+                <w:sz w:val="19"/>
+              </w:rPr>
+              <w:t>Erledigt</w:t>
+            </w:r>
+            <w:proofErr w:type="spellEnd"/>
+            <w:r>
+              <w:rPr>
+                <w:sz w:val="19"/>
+              </w:rPr>
+              <w:t>]</w:t>
             </w:r>
           </w:p>
         </w:tc>
@@ -5711,12 +8796,25 @@
         <w:pStyle w:val="berschrift1"/>
         <w:spacing w:before="240" w:after="120"/>
       </w:pPr>
+    </w:p>
+    <w:p/>
+    <w:p>
+      <w:pPr>
+        <w:pStyle w:val="berschrift1"/>
+        <w:spacing w:before="240" w:after="120"/>
+      </w:pPr>
       <w:r>
-        <w:t>7</w:t>
+        <w:lastRenderedPageBreak/>
+        <w:t>8</w:t>
       </w:r>
       <w:r>
-        <w:t>. Zusammenfassung</w:t>
+        <w:t xml:space="preserve">. </w:t>
       </w:r>
+      <w:proofErr w:type="spellStart"/>
+      <w:r>
+        <w:t>Zusammenfassung</w:t>
+      </w:r>
+      <w:proofErr w:type="spellEnd"/>
     </w:p>
     <w:tbl>
       <w:tblPr>
@@ -5750,14 +8848,34 @@
             <w:pPr>
               <w:spacing w:before="40" w:after="40"/>
             </w:pPr>
+            <w:proofErr w:type="spellStart"/>
             <w:r>
               <w:rPr>
                 <w:b/>
                 <w:color w:val="1F4E79"/>
                 <w:sz w:val="19"/>
               </w:rPr>
-              <w:t>Anzahl Testfälle</w:t>
-            </w:r>
+              <w:t>Anzahl</w:t>
+            </w:r>
+            <w:proofErr w:type="spellEnd"/>
+            <w:r>
+              <w:rPr>
+                <w:b/>
+                <w:color w:val="1F4E79"/>
+                <w:sz w:val="19"/>
+              </w:rPr>
+              <w:t xml:space="preserve"> </w:t>
+            </w:r>
+            <w:proofErr w:type="spellStart"/>
+            <w:r>
+              <w:rPr>
+                <w:b/>
+                <w:color w:val="1F4E79"/>
+                <w:sz w:val="19"/>
+              </w:rPr>
+              <w:t>Testfälle</w:t>
+            </w:r>
+            <w:proofErr w:type="spellEnd"/>
           </w:p>
         </w:tc>
         <w:tc>
@@ -5779,7 +8897,21 @@
               <w:rPr>
                 <w:sz w:val="19"/>
               </w:rPr>
-              <w:t>[Gesamt]</w:t>
+              <w:t>[</w:t>
+            </w:r>
+            <w:proofErr w:type="spellStart"/>
+            <w:r>
+              <w:rPr>
+                <w:sz w:val="19"/>
+              </w:rPr>
+              <w:t>Gesamt</w:t>
+            </w:r>
+            <w:proofErr w:type="spellEnd"/>
+            <w:r>
+              <w:rPr>
+                <w:sz w:val="19"/>
+              </w:rPr>
+              <w:t>]</w:t>
             </w:r>
           </w:p>
         </w:tc>
@@ -5805,6 +8937,7 @@
             <w:pPr>
               <w:spacing w:before="40" w:after="40"/>
             </w:pPr>
+            <w:proofErr w:type="spellStart"/>
             <w:r>
               <w:rPr>
                 <w:b/>
@@ -5813,6 +8946,7 @@
               </w:rPr>
               <w:t>Bestanden</w:t>
             </w:r>
+            <w:proofErr w:type="spellEnd"/>
           </w:p>
         </w:tc>
         <w:tc>
@@ -5834,7 +8968,21 @@
               <w:rPr>
                 <w:sz w:val="19"/>
               </w:rPr>
-              <w:t>[Anzahl]</w:t>
+              <w:t>[</w:t>
+            </w:r>
+            <w:proofErr w:type="spellStart"/>
+            <w:r>
+              <w:rPr>
+                <w:sz w:val="19"/>
+              </w:rPr>
+              <w:t>Anzahl</w:t>
+            </w:r>
+            <w:proofErr w:type="spellEnd"/>
+            <w:r>
+              <w:rPr>
+                <w:sz w:val="19"/>
+              </w:rPr>
+              <w:t>]</w:t>
             </w:r>
           </w:p>
         </w:tc>
@@ -5860,6 +9008,7 @@
             <w:pPr>
               <w:spacing w:before="40" w:after="40"/>
             </w:pPr>
+            <w:proofErr w:type="spellStart"/>
             <w:r>
               <w:rPr>
                 <w:b/>
@@ -5868,6 +9017,7 @@
               </w:rPr>
               <w:t>Fehlgeschlagen</w:t>
             </w:r>
+            <w:proofErr w:type="spellEnd"/>
           </w:p>
         </w:tc>
         <w:tc>
@@ -5889,7 +9039,21 @@
               <w:rPr>
                 <w:sz w:val="19"/>
               </w:rPr>
-              <w:t>[Anzahl]</w:t>
+              <w:t>[</w:t>
+            </w:r>
+            <w:proofErr w:type="spellStart"/>
+            <w:r>
+              <w:rPr>
+                <w:sz w:val="19"/>
+              </w:rPr>
+              <w:t>Anzahl</w:t>
+            </w:r>
+            <w:proofErr w:type="spellEnd"/>
+            <w:r>
+              <w:rPr>
+                <w:sz w:val="19"/>
+              </w:rPr>
+              <w:t>]</w:t>
             </w:r>
           </w:p>
         </w:tc>
@@ -5915,6 +9079,7 @@
             <w:pPr>
               <w:spacing w:before="40" w:after="40"/>
             </w:pPr>
+            <w:proofErr w:type="spellStart"/>
             <w:r>
               <w:rPr>
                 <w:b/>
@@ -5923,6 +9088,7 @@
               </w:rPr>
               <w:t>Übersprungen</w:t>
             </w:r>
+            <w:proofErr w:type="spellEnd"/>
           </w:p>
         </w:tc>
         <w:tc>
@@ -5944,7 +9110,21 @@
               <w:rPr>
                 <w:sz w:val="19"/>
               </w:rPr>
-              <w:t>[Anzahl]</w:t>
+              <w:t>[</w:t>
+            </w:r>
+            <w:proofErr w:type="spellStart"/>
+            <w:r>
+              <w:rPr>
+                <w:sz w:val="19"/>
+              </w:rPr>
+              <w:t>Anzahl</w:t>
+            </w:r>
+            <w:proofErr w:type="spellEnd"/>
+            <w:r>
+              <w:rPr>
+                <w:sz w:val="19"/>
+              </w:rPr>
+              <w:t>]</w:t>
             </w:r>
           </w:p>
         </w:tc>
@@ -5999,7 +9179,21 @@
               <w:rPr>
                 <w:sz w:val="19"/>
               </w:rPr>
-              <w:t>[Anzahl]</w:t>
+              <w:t>[</w:t>
+            </w:r>
+            <w:proofErr w:type="spellStart"/>
+            <w:r>
+              <w:rPr>
+                <w:sz w:val="19"/>
+              </w:rPr>
+              <w:t>Anzahl</w:t>
+            </w:r>
+            <w:proofErr w:type="spellEnd"/>
+            <w:r>
+              <w:rPr>
+                <w:sz w:val="19"/>
+              </w:rPr>
+              <w:t>]</w:t>
             </w:r>
           </w:p>
         </w:tc>
@@ -6025,6 +9219,7 @@
             <w:pPr>
               <w:spacing w:before="40" w:after="40"/>
             </w:pPr>
+            <w:proofErr w:type="spellStart"/>
             <w:r>
               <w:rPr>
                 <w:b/>
@@ -6033,6 +9228,7 @@
               </w:rPr>
               <w:t>Bemerkungen</w:t>
             </w:r>
+            <w:proofErr w:type="spellEnd"/>
           </w:p>
         </w:tc>
         <w:tc>
@@ -6054,13 +9250,62 @@
               <w:rPr>
                 <w:sz w:val="19"/>
               </w:rPr>
-              <w:t>[Kurze Zusammenfassung]</w:t>
+              <w:t xml:space="preserve">[Kurze </w:t>
+            </w:r>
+            <w:proofErr w:type="spellStart"/>
+            <w:r>
+              <w:rPr>
+                <w:sz w:val="19"/>
+              </w:rPr>
+              <w:t>Zusammenfassung</w:t>
+            </w:r>
+            <w:proofErr w:type="spellEnd"/>
+            <w:r>
+              <w:rPr>
+                <w:sz w:val="19"/>
+              </w:rPr>
+              <w:t>]</w:t>
             </w:r>
           </w:p>
         </w:tc>
       </w:tr>
     </w:tbl>
     <w:p/>
+    <w:p>
+      <w:pPr>
+        <w:rPr>
+          <w:lang w:val="de-DE"/>
+        </w:rPr>
+      </w:pPr>
+    </w:p>
+    <w:p>
+      <w:pPr>
+        <w:rPr>
+          <w:lang w:val="de-DE"/>
+        </w:rPr>
+      </w:pPr>
+    </w:p>
+    <w:p>
+      <w:pPr>
+        <w:rPr>
+          <w:lang w:val="de-DE"/>
+        </w:rPr>
+      </w:pPr>
+    </w:p>
+    <w:p>
+      <w:pPr>
+        <w:rPr>
+          <w:lang w:val="de-DE"/>
+        </w:rPr>
+      </w:pPr>
+    </w:p>
+    <w:p>
+      <w:pPr>
+        <w:rPr>
+          <w:lang w:val="de-DE"/>
+        </w:rPr>
+      </w:pPr>
+    </w:p>
     <w:p>
       <w:pPr>
         <w:rPr>
@@ -6206,7 +9451,6 @@
               <v:path gradientshapeok="t" o:connecttype="rect"/>
             </v:shapetype>
             <v:shape id="Textfeld 2" o:spid="_x0000_s1026" type="#_x0000_t202" alt="Internal" style="position:absolute;margin-left:0;margin-top:0;width:30.05pt;height:39.9pt;z-index:251658241;visibility:visible;mso-wrap-style:none;mso-width-percent:0;mso-height-percent:0;mso-wrap-distance-left:0;mso-wrap-distance-top:0;mso-wrap-distance-right:0;mso-wrap-distance-bottom:0;mso-position-horizontal:center;mso-position-horizontal-relative:page;mso-position-vertical:bottom;mso-position-vertical-relative:page;mso-width-percent:0;mso-height-percent:0;mso-width-relative:margin;mso-height-relative:margin;v-text-anchor:bottom" o:gfxdata="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" filled="f" stroked="f">
-              <v:fill o:detectmouseclick="t"/>
               <v:textbox style="mso-fit-shape-to-text:t" inset="0,0,0,28pt">
                 <w:txbxContent>
                   <w:p>
@@ -6346,7 +9590,6 @@
               <v:path gradientshapeok="t" o:connecttype="rect"/>
             </v:shapetype>
             <v:shape id="Textfeld 3" o:spid="_x0000_s1027" type="#_x0000_t202" alt="Internal" style="position:absolute;left:0;text-align:left;margin-left:0;margin-top:0;width:30.05pt;height:39.9pt;z-index:251658240;visibility:visible;mso-wrap-style:none;mso-width-percent:0;mso-height-percent:0;mso-wrap-distance-left:0;mso-wrap-distance-top:0;mso-wrap-distance-right:0;mso-wrap-distance-bottom:0;mso-position-horizontal:center;mso-position-horizontal-relative:page;mso-position-vertical:bottom;mso-position-vertical-relative:page;mso-width-percent:0;mso-height-percent:0;mso-width-relative:margin;mso-height-relative:margin;v-text-anchor:bottom" o:gfxdata="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" filled="f" stroked="f">
-              <v:fill o:detectmouseclick="t"/>
               <v:textbox style="mso-fit-shape-to-text:t" inset="0,0,0,28pt">
                 <w:txbxContent>
                   <w:p>
@@ -6379,13 +9622,47 @@
         </mc:Fallback>
       </mc:AlternateContent>
     </w:r>
+    <w:proofErr w:type="spellStart"/>
     <w:r>
       <w:rPr>
         <w:color w:val="808080"/>
         <w:sz w:val="16"/>
       </w:rPr>
-      <w:t>Testdokumentation – Unittests | Restaurant Adminbereich</w:t>
+      <w:t>Testdokumentation</w:t>
     </w:r>
+    <w:proofErr w:type="spellEnd"/>
+    <w:r>
+      <w:rPr>
+        <w:color w:val="808080"/>
+        <w:sz w:val="16"/>
+      </w:rPr>
+      <w:t xml:space="preserve"> – </w:t>
+    </w:r>
+    <w:proofErr w:type="spellStart"/>
+    <w:r>
+      <w:rPr>
+        <w:color w:val="808080"/>
+        <w:sz w:val="16"/>
+      </w:rPr>
+      <w:t>Unittests</w:t>
+    </w:r>
+    <w:proofErr w:type="spellEnd"/>
+    <w:r>
+      <w:rPr>
+        <w:color w:val="808080"/>
+        <w:sz w:val="16"/>
+      </w:rPr>
+      <w:t xml:space="preserve"> | Restaurant </w:t>
+    </w:r>
+    <w:proofErr w:type="spellStart"/>
+    <w:r>
+      <w:rPr>
+        <w:color w:val="808080"/>
+        <w:sz w:val="16"/>
+      </w:rPr>
+      <w:t>Adminbereich</w:t>
+    </w:r>
+    <w:proofErr w:type="spellEnd"/>
   </w:p>
 </w:ftr>
 </file>
@@ -6490,7 +9767,6 @@
               <v:path gradientshapeok="t" o:connecttype="rect"/>
             </v:shapetype>
             <v:shape id="Textfeld 1" o:spid="_x0000_s1028" type="#_x0000_t202" alt="Internal" style="position:absolute;margin-left:0;margin-top:0;width:30.05pt;height:39.9pt;z-index:251658242;visibility:visible;mso-wrap-style:none;mso-width-percent:0;mso-height-percent:0;mso-wrap-distance-left:0;mso-wrap-distance-top:0;mso-wrap-distance-right:0;mso-wrap-distance-bottom:0;mso-position-horizontal:center;mso-position-horizontal-relative:page;mso-position-vertical:bottom;mso-position-vertical-relative:page;mso-width-percent:0;mso-height-percent:0;mso-width-relative:margin;mso-height-relative:margin;v-text-anchor:bottom" o:gfxdata="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" filled="f" stroked="f">
-              <v:fill o:detectmouseclick="t"/>
               <v:textbox style="mso-fit-shape-to-text:t" inset="0,0,0,28pt">
                 <w:txbxContent>
                   <w:p>

--- a/Testdokumentation_Unittests_Restaurant_Adminbereich.docx
+++ b/Testdokumentation_Unittests_Restaurant_Adminbereich.docx
@@ -1105,10 +1105,7 @@
       </w:r>
       <w:proofErr w:type="spellStart"/>
       <w:r>
-        <w:t>M</w:t>
-      </w:r>
-      <w:r>
-        <w:t>öglichkeiten</w:t>
+        <w:t>Möglichkeiten</w:t>
       </w:r>
       <w:proofErr w:type="spellEnd"/>
       <w:r>
@@ -1228,6 +1225,1700 @@
     </w:p>
     <w:p>
       <w:pPr>
+        <w:pStyle w:val="berschrift1"/>
+        <w:spacing w:before="240" w:after="120"/>
+        <w:rPr>
+          <w:lang w:val="de-DE"/>
+        </w:rPr>
+      </w:pPr>
+      <w:r>
+        <w:rPr>
+          <w:lang w:val="de-DE"/>
+        </w:rPr>
+        <w:t xml:space="preserve">4. </w:t>
+      </w:r>
+      <w:r>
+        <w:rPr>
+          <w:lang w:val="de-DE"/>
+        </w:rPr>
+        <w:t>Datenbankanbindung</w:t>
+      </w:r>
+    </w:p>
+    <w:p>
+      <w:pPr>
+        <w:rPr>
+          <w:lang w:val="de-DE"/>
+        </w:rPr>
+      </w:pPr>
+      <w:r>
+        <w:rPr>
+          <w:b/>
+          <w:lang w:val="de-DE"/>
+        </w:rPr>
+        <w:t xml:space="preserve">Ziel des Bereichs: </w:t>
+      </w:r>
+      <w:r>
+        <w:rPr>
+          <w:lang w:val="de-DE"/>
+        </w:rPr>
+        <w:t>Verbindung der Software mit der Datenbank.</w:t>
+      </w:r>
+    </w:p>
+    <w:tbl>
+      <w:tblPr>
+        <w:tblStyle w:val="Tabellenraster"/>
+        <w:tblW w:w="0" w:type="auto"/>
+        <w:jc w:val="center"/>
+        <w:tblLook w:val="04A0" w:firstRow="1" w:lastRow="0" w:firstColumn="1" w:lastColumn="0" w:noHBand="0" w:noVBand="1"/>
+      </w:tblPr>
+      <w:tblGrid>
+        <w:gridCol w:w="2376"/>
+        <w:gridCol w:w="7704"/>
+      </w:tblGrid>
+      <w:tr>
+        <w:trPr>
+          <w:cantSplit/>
+          <w:jc w:val="center"/>
+        </w:trPr>
+        <w:tc>
+          <w:tcPr>
+            <w:tcW w:w="2376" w:type="dxa"/>
+            <w:shd w:val="clear" w:color="auto" w:fill="EEF4F8"/>
+            <w:tcMar>
+              <w:top w:w="100" w:type="dxa"/>
+              <w:left w:w="100" w:type="dxa"/>
+              <w:bottom w:w="100" w:type="dxa"/>
+              <w:right w:w="100" w:type="dxa"/>
+            </w:tcMar>
+            <w:vAlign w:val="center"/>
+          </w:tcPr>
+          <w:p>
+            <w:pPr>
+              <w:spacing w:before="40" w:after="40"/>
+            </w:pPr>
+            <w:proofErr w:type="spellStart"/>
+            <w:r>
+              <w:rPr>
+                <w:b/>
+                <w:color w:val="1F4E79"/>
+                <w:sz w:val="19"/>
+              </w:rPr>
+              <w:t>Verantwortlich</w:t>
+            </w:r>
+            <w:proofErr w:type="spellEnd"/>
+          </w:p>
+        </w:tc>
+        <w:tc>
+          <w:tcPr>
+            <w:tcW w:w="7704" w:type="dxa"/>
+            <w:tcMar>
+              <w:top w:w="100" w:type="dxa"/>
+              <w:left w:w="100" w:type="dxa"/>
+              <w:bottom w:w="100" w:type="dxa"/>
+              <w:right w:w="100" w:type="dxa"/>
+            </w:tcMar>
+            <w:vAlign w:val="center"/>
+          </w:tcPr>
+          <w:p>
+            <w:pPr>
+              <w:spacing w:before="40" w:after="40"/>
+            </w:pPr>
+            <w:r>
+              <w:rPr>
+                <w:sz w:val="19"/>
+              </w:rPr>
+              <w:t>[Name / Team]</w:t>
+            </w:r>
+          </w:p>
+        </w:tc>
+      </w:tr>
+      <w:tr>
+        <w:trPr>
+          <w:cantSplit/>
+          <w:jc w:val="center"/>
+        </w:trPr>
+        <w:tc>
+          <w:tcPr>
+            <w:tcW w:w="2376" w:type="dxa"/>
+            <w:shd w:val="clear" w:color="auto" w:fill="EEF4F8"/>
+            <w:tcMar>
+              <w:top w:w="100" w:type="dxa"/>
+              <w:left w:w="100" w:type="dxa"/>
+              <w:bottom w:w="100" w:type="dxa"/>
+              <w:right w:w="100" w:type="dxa"/>
+            </w:tcMar>
+            <w:vAlign w:val="center"/>
+          </w:tcPr>
+          <w:p>
+            <w:pPr>
+              <w:spacing w:before="40" w:after="40"/>
+            </w:pPr>
+            <w:r>
+              <w:rPr>
+                <w:b/>
+                <w:color w:val="1F4E79"/>
+                <w:sz w:val="19"/>
+              </w:rPr>
+              <w:t>Datum</w:t>
+            </w:r>
+          </w:p>
+        </w:tc>
+        <w:tc>
+          <w:tcPr>
+            <w:tcW w:w="7704" w:type="dxa"/>
+            <w:tcMar>
+              <w:top w:w="100" w:type="dxa"/>
+              <w:left w:w="100" w:type="dxa"/>
+              <w:bottom w:w="100" w:type="dxa"/>
+              <w:right w:w="100" w:type="dxa"/>
+            </w:tcMar>
+            <w:vAlign w:val="center"/>
+          </w:tcPr>
+          <w:p>
+            <w:pPr>
+              <w:spacing w:before="40" w:after="40"/>
+            </w:pPr>
+            <w:r>
+              <w:rPr>
+                <w:sz w:val="19"/>
+              </w:rPr>
+              <w:t>[TT.MM.JJJJ]</w:t>
+            </w:r>
+          </w:p>
+        </w:tc>
+      </w:tr>
+      <w:tr>
+        <w:trPr>
+          <w:cantSplit/>
+          <w:jc w:val="center"/>
+        </w:trPr>
+        <w:tc>
+          <w:tcPr>
+            <w:tcW w:w="2376" w:type="dxa"/>
+            <w:shd w:val="clear" w:color="auto" w:fill="EEF4F8"/>
+            <w:tcMar>
+              <w:top w:w="100" w:type="dxa"/>
+              <w:left w:w="100" w:type="dxa"/>
+              <w:bottom w:w="100" w:type="dxa"/>
+              <w:right w:w="100" w:type="dxa"/>
+            </w:tcMar>
+            <w:vAlign w:val="center"/>
+          </w:tcPr>
+          <w:p>
+            <w:pPr>
+              <w:spacing w:before="40" w:after="40"/>
+            </w:pPr>
+            <w:r>
+              <w:rPr>
+                <w:b/>
+                <w:color w:val="1F4E79"/>
+                <w:sz w:val="19"/>
+              </w:rPr>
+              <w:t>Build / Commit</w:t>
+            </w:r>
+          </w:p>
+        </w:tc>
+        <w:tc>
+          <w:tcPr>
+            <w:tcW w:w="7704" w:type="dxa"/>
+            <w:tcMar>
+              <w:top w:w="100" w:type="dxa"/>
+              <w:left w:w="100" w:type="dxa"/>
+              <w:bottom w:w="100" w:type="dxa"/>
+              <w:right w:w="100" w:type="dxa"/>
+            </w:tcMar>
+            <w:vAlign w:val="center"/>
+          </w:tcPr>
+          <w:p>
+            <w:pPr>
+              <w:spacing w:before="40" w:after="40"/>
+            </w:pPr>
+            <w:r>
+              <w:rPr>
+                <w:sz w:val="19"/>
+              </w:rPr>
+              <w:t>[z. B. Commit-ID]</w:t>
+            </w:r>
+          </w:p>
+        </w:tc>
+      </w:tr>
+      <w:tr>
+        <w:trPr>
+          <w:cantSplit/>
+          <w:jc w:val="center"/>
+        </w:trPr>
+        <w:tc>
+          <w:tcPr>
+            <w:tcW w:w="2376" w:type="dxa"/>
+            <w:shd w:val="clear" w:color="auto" w:fill="EEF4F8"/>
+            <w:tcMar>
+              <w:top w:w="100" w:type="dxa"/>
+              <w:left w:w="100" w:type="dxa"/>
+              <w:bottom w:w="100" w:type="dxa"/>
+              <w:right w:w="100" w:type="dxa"/>
+            </w:tcMar>
+            <w:vAlign w:val="center"/>
+          </w:tcPr>
+          <w:p>
+            <w:pPr>
+              <w:spacing w:before="40" w:after="40"/>
+            </w:pPr>
+            <w:proofErr w:type="spellStart"/>
+            <w:r>
+              <w:rPr>
+                <w:b/>
+                <w:color w:val="1F4E79"/>
+                <w:sz w:val="19"/>
+              </w:rPr>
+              <w:t>Testframework</w:t>
+            </w:r>
+            <w:proofErr w:type="spellEnd"/>
+          </w:p>
+        </w:tc>
+        <w:tc>
+          <w:tcPr>
+            <w:tcW w:w="7704" w:type="dxa"/>
+            <w:tcMar>
+              <w:top w:w="100" w:type="dxa"/>
+              <w:left w:w="100" w:type="dxa"/>
+              <w:bottom w:w="100" w:type="dxa"/>
+              <w:right w:w="100" w:type="dxa"/>
+            </w:tcMar>
+            <w:vAlign w:val="center"/>
+          </w:tcPr>
+          <w:p>
+            <w:pPr>
+              <w:spacing w:before="40" w:after="40"/>
+            </w:pPr>
+            <w:r>
+              <w:rPr>
+                <w:sz w:val="19"/>
+              </w:rPr>
+              <w:t xml:space="preserve">[z. B. JUnit / </w:t>
+            </w:r>
+            <w:proofErr w:type="spellStart"/>
+            <w:r>
+              <w:rPr>
+                <w:sz w:val="19"/>
+              </w:rPr>
+              <w:t>pytest</w:t>
+            </w:r>
+            <w:proofErr w:type="spellEnd"/>
+            <w:r>
+              <w:rPr>
+                <w:sz w:val="19"/>
+              </w:rPr>
+              <w:t xml:space="preserve"> / Jest]</w:t>
+            </w:r>
+          </w:p>
+        </w:tc>
+      </w:tr>
+      <w:tr>
+        <w:trPr>
+          <w:cantSplit/>
+          <w:jc w:val="center"/>
+        </w:trPr>
+        <w:tc>
+          <w:tcPr>
+            <w:tcW w:w="2376" w:type="dxa"/>
+            <w:shd w:val="clear" w:color="auto" w:fill="EEF4F8"/>
+            <w:tcMar>
+              <w:top w:w="100" w:type="dxa"/>
+              <w:left w:w="100" w:type="dxa"/>
+              <w:bottom w:w="100" w:type="dxa"/>
+              <w:right w:w="100" w:type="dxa"/>
+            </w:tcMar>
+            <w:vAlign w:val="center"/>
+          </w:tcPr>
+          <w:p>
+            <w:pPr>
+              <w:spacing w:before="40" w:after="40"/>
+            </w:pPr>
+            <w:proofErr w:type="spellStart"/>
+            <w:r>
+              <w:rPr>
+                <w:b/>
+                <w:color w:val="1F4E79"/>
+                <w:sz w:val="19"/>
+              </w:rPr>
+              <w:t>Testumfang</w:t>
+            </w:r>
+            <w:proofErr w:type="spellEnd"/>
+          </w:p>
+        </w:tc>
+        <w:tc>
+          <w:tcPr>
+            <w:tcW w:w="7704" w:type="dxa"/>
+            <w:tcMar>
+              <w:top w:w="100" w:type="dxa"/>
+              <w:left w:w="100" w:type="dxa"/>
+              <w:bottom w:w="100" w:type="dxa"/>
+              <w:right w:w="100" w:type="dxa"/>
+            </w:tcMar>
+            <w:vAlign w:val="center"/>
+          </w:tcPr>
+          <w:p>
+            <w:pPr>
+              <w:spacing w:before="40" w:after="40"/>
+            </w:pPr>
+            <w:r>
+              <w:rPr>
+                <w:sz w:val="19"/>
+              </w:rPr>
+              <w:t>[</w:t>
+            </w:r>
+            <w:proofErr w:type="spellStart"/>
+            <w:r>
+              <w:rPr>
+                <w:sz w:val="19"/>
+              </w:rPr>
+              <w:t>Welche</w:t>
+            </w:r>
+            <w:proofErr w:type="spellEnd"/>
+            <w:r>
+              <w:rPr>
+                <w:sz w:val="19"/>
+              </w:rPr>
+              <w:t xml:space="preserve"> Units </w:t>
+            </w:r>
+            <w:proofErr w:type="spellStart"/>
+            <w:r>
+              <w:rPr>
+                <w:sz w:val="19"/>
+              </w:rPr>
+              <w:t>werden</w:t>
+            </w:r>
+            <w:proofErr w:type="spellEnd"/>
+            <w:r>
+              <w:rPr>
+                <w:sz w:val="19"/>
+              </w:rPr>
+              <w:t xml:space="preserve"> </w:t>
+            </w:r>
+            <w:proofErr w:type="spellStart"/>
+            <w:r>
+              <w:rPr>
+                <w:sz w:val="19"/>
+              </w:rPr>
+              <w:t>betrachtet</w:t>
+            </w:r>
+            <w:proofErr w:type="spellEnd"/>
+            <w:r>
+              <w:rPr>
+                <w:sz w:val="19"/>
+              </w:rPr>
+              <w:t>?]</w:t>
+            </w:r>
+          </w:p>
+        </w:tc>
+      </w:tr>
+    </w:tbl>
+    <w:p/>
+    <w:p>
+      <w:pPr>
+        <w:pStyle w:val="berschrift2"/>
+        <w:spacing w:before="160" w:after="120"/>
+      </w:pPr>
+      <w:proofErr w:type="spellStart"/>
+      <w:r>
+        <w:t>Testfälle</w:t>
+      </w:r>
+      <w:proofErr w:type="spellEnd"/>
+    </w:p>
+    <w:tbl>
+      <w:tblPr>
+        <w:tblStyle w:val="Tabellenraster"/>
+        <w:tblW w:w="0" w:type="auto"/>
+        <w:jc w:val="center"/>
+        <w:tblLook w:val="04A0" w:firstRow="1" w:lastRow="0" w:firstColumn="1" w:lastColumn="0" w:noHBand="0" w:noVBand="1"/>
+      </w:tblPr>
+      <w:tblGrid>
+        <w:gridCol w:w="922"/>
+        <w:gridCol w:w="2810"/>
+        <w:gridCol w:w="1170"/>
+        <w:gridCol w:w="1407"/>
+        <w:gridCol w:w="1105"/>
+        <w:gridCol w:w="1231"/>
+        <w:gridCol w:w="1491"/>
+      </w:tblGrid>
+      <w:tr>
+        <w:trPr>
+          <w:cantSplit/>
+          <w:tblHeader/>
+          <w:jc w:val="center"/>
+        </w:trPr>
+        <w:tc>
+          <w:tcPr>
+            <w:tcW w:w="1080" w:type="dxa"/>
+            <w:shd w:val="clear" w:color="auto" w:fill="D9EAF7"/>
+            <w:tcMar>
+              <w:top w:w="100" w:type="dxa"/>
+              <w:left w:w="100" w:type="dxa"/>
+              <w:bottom w:w="100" w:type="dxa"/>
+              <w:right w:w="100" w:type="dxa"/>
+            </w:tcMar>
+            <w:vAlign w:val="center"/>
+          </w:tcPr>
+          <w:p>
+            <w:pPr>
+              <w:spacing w:before="40" w:after="40"/>
+            </w:pPr>
+            <w:proofErr w:type="spellStart"/>
+            <w:r>
+              <w:rPr>
+                <w:b/>
+                <w:color w:val="1F4E79"/>
+                <w:sz w:val="19"/>
+              </w:rPr>
+              <w:t>Testfall</w:t>
+            </w:r>
+            <w:proofErr w:type="spellEnd"/>
+            <w:r>
+              <w:rPr>
+                <w:b/>
+                <w:color w:val="1F4E79"/>
+                <w:sz w:val="19"/>
+              </w:rPr>
+              <w:t>-ID</w:t>
+            </w:r>
+          </w:p>
+        </w:tc>
+        <w:tc>
+          <w:tcPr>
+            <w:tcW w:w="1512" w:type="dxa"/>
+            <w:shd w:val="clear" w:color="auto" w:fill="D9EAF7"/>
+            <w:tcMar>
+              <w:top w:w="100" w:type="dxa"/>
+              <w:left w:w="100" w:type="dxa"/>
+              <w:bottom w:w="100" w:type="dxa"/>
+              <w:right w:w="100" w:type="dxa"/>
+            </w:tcMar>
+            <w:vAlign w:val="center"/>
+          </w:tcPr>
+          <w:p>
+            <w:pPr>
+              <w:spacing w:before="40" w:after="40"/>
+            </w:pPr>
+            <w:r>
+              <w:rPr>
+                <w:b/>
+                <w:color w:val="1F4E79"/>
+                <w:sz w:val="19"/>
+              </w:rPr>
+              <w:t>Unit / Methode</w:t>
+            </w:r>
+          </w:p>
+        </w:tc>
+        <w:tc>
+          <w:tcPr>
+            <w:tcW w:w="1656" w:type="dxa"/>
+            <w:shd w:val="clear" w:color="auto" w:fill="D9EAF7"/>
+            <w:tcMar>
+              <w:top w:w="100" w:type="dxa"/>
+              <w:left w:w="100" w:type="dxa"/>
+              <w:bottom w:w="100" w:type="dxa"/>
+              <w:right w:w="100" w:type="dxa"/>
+            </w:tcMar>
+            <w:vAlign w:val="center"/>
+          </w:tcPr>
+          <w:p>
+            <w:pPr>
+              <w:spacing w:before="40" w:after="40"/>
+            </w:pPr>
+            <w:r>
+              <w:rPr>
+                <w:b/>
+                <w:color w:val="1F4E79"/>
+                <w:sz w:val="19"/>
+              </w:rPr>
+              <w:t>Zweck</w:t>
+            </w:r>
+          </w:p>
+        </w:tc>
+        <w:tc>
+          <w:tcPr>
+            <w:tcW w:w="1512" w:type="dxa"/>
+            <w:shd w:val="clear" w:color="auto" w:fill="D9EAF7"/>
+            <w:tcMar>
+              <w:top w:w="100" w:type="dxa"/>
+              <w:left w:w="100" w:type="dxa"/>
+              <w:bottom w:w="100" w:type="dxa"/>
+              <w:right w:w="100" w:type="dxa"/>
+            </w:tcMar>
+            <w:vAlign w:val="center"/>
+          </w:tcPr>
+          <w:p>
+            <w:pPr>
+              <w:spacing w:before="40" w:after="40"/>
+            </w:pPr>
+            <w:proofErr w:type="spellStart"/>
+            <w:r>
+              <w:rPr>
+                <w:b/>
+                <w:color w:val="1F4E79"/>
+                <w:sz w:val="19"/>
+              </w:rPr>
+              <w:t>Vorbedingung</w:t>
+            </w:r>
+            <w:proofErr w:type="spellEnd"/>
+          </w:p>
+        </w:tc>
+        <w:tc>
+          <w:tcPr>
+            <w:tcW w:w="1800" w:type="dxa"/>
+            <w:shd w:val="clear" w:color="auto" w:fill="D9EAF7"/>
+            <w:tcMar>
+              <w:top w:w="100" w:type="dxa"/>
+              <w:left w:w="100" w:type="dxa"/>
+              <w:bottom w:w="100" w:type="dxa"/>
+              <w:right w:w="100" w:type="dxa"/>
+            </w:tcMar>
+            <w:vAlign w:val="center"/>
+          </w:tcPr>
+          <w:p>
+            <w:pPr>
+              <w:spacing w:before="40" w:after="40"/>
+            </w:pPr>
+            <w:proofErr w:type="spellStart"/>
+            <w:r>
+              <w:rPr>
+                <w:b/>
+                <w:color w:val="1F4E79"/>
+                <w:sz w:val="19"/>
+              </w:rPr>
+              <w:t>Eingabe</w:t>
+            </w:r>
+            <w:proofErr w:type="spellEnd"/>
+            <w:r>
+              <w:rPr>
+                <w:b/>
+                <w:color w:val="1F4E79"/>
+                <w:sz w:val="19"/>
+              </w:rPr>
+              <w:t xml:space="preserve"> / </w:t>
+            </w:r>
+            <w:proofErr w:type="spellStart"/>
+            <w:r>
+              <w:rPr>
+                <w:b/>
+                <w:color w:val="1F4E79"/>
+                <w:sz w:val="19"/>
+              </w:rPr>
+              <w:t>Testdaten</w:t>
+            </w:r>
+            <w:proofErr w:type="spellEnd"/>
+          </w:p>
+        </w:tc>
+        <w:tc>
+          <w:tcPr>
+            <w:tcW w:w="1872" w:type="dxa"/>
+            <w:shd w:val="clear" w:color="auto" w:fill="D9EAF7"/>
+            <w:tcMar>
+              <w:top w:w="100" w:type="dxa"/>
+              <w:left w:w="100" w:type="dxa"/>
+              <w:bottom w:w="100" w:type="dxa"/>
+              <w:right w:w="100" w:type="dxa"/>
+            </w:tcMar>
+            <w:vAlign w:val="center"/>
+          </w:tcPr>
+          <w:p>
+            <w:pPr>
+              <w:spacing w:before="40" w:after="40"/>
+            </w:pPr>
+            <w:proofErr w:type="spellStart"/>
+            <w:r>
+              <w:rPr>
+                <w:b/>
+                <w:color w:val="1F4E79"/>
+                <w:sz w:val="19"/>
+              </w:rPr>
+              <w:t>Erwartetes</w:t>
+            </w:r>
+            <w:proofErr w:type="spellEnd"/>
+            <w:r>
+              <w:rPr>
+                <w:b/>
+                <w:color w:val="1F4E79"/>
+                <w:sz w:val="19"/>
+              </w:rPr>
+              <w:t xml:space="preserve"> </w:t>
+            </w:r>
+            <w:proofErr w:type="spellStart"/>
+            <w:r>
+              <w:rPr>
+                <w:b/>
+                <w:color w:val="1F4E79"/>
+                <w:sz w:val="19"/>
+              </w:rPr>
+              <w:t>Ergebnis</w:t>
+            </w:r>
+            <w:proofErr w:type="spellEnd"/>
+          </w:p>
+        </w:tc>
+        <w:tc>
+          <w:tcPr>
+            <w:tcW w:w="1368" w:type="dxa"/>
+            <w:shd w:val="clear" w:color="auto" w:fill="D9EAF7"/>
+            <w:tcMar>
+              <w:top w:w="100" w:type="dxa"/>
+              <w:left w:w="100" w:type="dxa"/>
+              <w:bottom w:w="100" w:type="dxa"/>
+              <w:right w:w="100" w:type="dxa"/>
+            </w:tcMar>
+            <w:vAlign w:val="center"/>
+          </w:tcPr>
+          <w:p>
+            <w:pPr>
+              <w:spacing w:before="40" w:after="40"/>
+            </w:pPr>
+            <w:r>
+              <w:rPr>
+                <w:b/>
+                <w:color w:val="1F4E79"/>
+                <w:sz w:val="19"/>
+              </w:rPr>
+              <w:t>Status</w:t>
+            </w:r>
+          </w:p>
+        </w:tc>
+      </w:tr>
+      <w:tr>
+        <w:trPr>
+          <w:cantSplit/>
+          <w:jc w:val="center"/>
+        </w:trPr>
+        <w:tc>
+          <w:tcPr>
+            <w:tcW w:w="1080" w:type="dxa"/>
+            <w:tcMar>
+              <w:top w:w="100" w:type="dxa"/>
+              <w:left w:w="100" w:type="dxa"/>
+              <w:bottom w:w="100" w:type="dxa"/>
+              <w:right w:w="100" w:type="dxa"/>
+            </w:tcMar>
+            <w:vAlign w:val="center"/>
+          </w:tcPr>
+          <w:p>
+            <w:pPr>
+              <w:spacing w:before="40" w:after="40"/>
+            </w:pPr>
+            <w:r>
+              <w:rPr>
+                <w:sz w:val="19"/>
+              </w:rPr>
+              <w:t>UT-</w:t>
+            </w:r>
+            <w:r>
+              <w:rPr>
+                <w:sz w:val="19"/>
+              </w:rPr>
+              <w:t>01</w:t>
+            </w:r>
+          </w:p>
+        </w:tc>
+        <w:tc>
+          <w:tcPr>
+            <w:tcW w:w="1512" w:type="dxa"/>
+            <w:tcMar>
+              <w:top w:w="100" w:type="dxa"/>
+              <w:left w:w="100" w:type="dxa"/>
+              <w:bottom w:w="100" w:type="dxa"/>
+              <w:right w:w="100" w:type="dxa"/>
+            </w:tcMar>
+            <w:vAlign w:val="center"/>
+          </w:tcPr>
+          <w:p>
+            <w:pPr>
+              <w:spacing w:before="40" w:after="40"/>
+            </w:pPr>
+            <w:proofErr w:type="spellStart"/>
+            <w:proofErr w:type="gramStart"/>
+            <w:r>
+              <w:t>pruefeTabellen</w:t>
+            </w:r>
+            <w:proofErr w:type="spellEnd"/>
+            <w:r>
+              <w:t>(</w:t>
+            </w:r>
+            <w:proofErr w:type="gramEnd"/>
+            <w:r>
+              <w:t>Connection connection)</w:t>
+            </w:r>
+          </w:p>
+          <w:p>
+            <w:pPr>
+              <w:spacing w:before="40" w:after="40"/>
+            </w:pPr>
+          </w:p>
+        </w:tc>
+        <w:tc>
+          <w:tcPr>
+            <w:tcW w:w="1656" w:type="dxa"/>
+            <w:tcMar>
+              <w:top w:w="100" w:type="dxa"/>
+              <w:left w:w="100" w:type="dxa"/>
+              <w:bottom w:w="100" w:type="dxa"/>
+              <w:right w:w="100" w:type="dxa"/>
+            </w:tcMar>
+            <w:vAlign w:val="center"/>
+          </w:tcPr>
+          <w:p>
+            <w:pPr>
+              <w:spacing w:before="40" w:after="40"/>
+              <w:rPr>
+                <w:lang w:val="de-DE"/>
+              </w:rPr>
+            </w:pPr>
+            <w:r>
+              <w:rPr>
+                <w:sz w:val="19"/>
+                <w:lang w:val="de-DE"/>
+              </w:rPr>
+              <w:t>Es wird geprüft</w:t>
+            </w:r>
+            <w:r>
+              <w:rPr>
+                <w:sz w:val="19"/>
+                <w:lang w:val="de-DE"/>
+              </w:rPr>
+              <w:t xml:space="preserve"> ob a</w:t>
+            </w:r>
+            <w:r>
+              <w:rPr>
+                <w:sz w:val="19"/>
+                <w:lang w:val="de-DE"/>
+              </w:rPr>
+              <w:t xml:space="preserve">lle Tabellen vorhanden </w:t>
+            </w:r>
+            <w:proofErr w:type="gramStart"/>
+            <w:r>
+              <w:rPr>
+                <w:sz w:val="19"/>
+                <w:lang w:val="de-DE"/>
+              </w:rPr>
+              <w:t>sind</w:t>
+            </w:r>
+            <w:proofErr w:type="gramEnd"/>
+          </w:p>
+        </w:tc>
+        <w:tc>
+          <w:tcPr>
+            <w:tcW w:w="1512" w:type="dxa"/>
+            <w:tcMar>
+              <w:top w:w="100" w:type="dxa"/>
+              <w:left w:w="100" w:type="dxa"/>
+              <w:bottom w:w="100" w:type="dxa"/>
+              <w:right w:w="100" w:type="dxa"/>
+            </w:tcMar>
+            <w:vAlign w:val="center"/>
+          </w:tcPr>
+          <w:p>
+            <w:pPr>
+              <w:spacing w:before="40" w:after="40"/>
+            </w:pPr>
+            <w:r>
+              <w:rPr>
+                <w:sz w:val="19"/>
+              </w:rPr>
+              <w:t xml:space="preserve">DB und Software </w:t>
+            </w:r>
+            <w:proofErr w:type="spellStart"/>
+            <w:r>
+              <w:rPr>
+                <w:sz w:val="19"/>
+              </w:rPr>
+              <w:t>vorhanden</w:t>
+            </w:r>
+            <w:proofErr w:type="spellEnd"/>
+          </w:p>
+        </w:tc>
+        <w:tc>
+          <w:tcPr>
+            <w:tcW w:w="1800" w:type="dxa"/>
+            <w:tcMar>
+              <w:top w:w="100" w:type="dxa"/>
+              <w:left w:w="100" w:type="dxa"/>
+              <w:bottom w:w="100" w:type="dxa"/>
+              <w:right w:w="100" w:type="dxa"/>
+            </w:tcMar>
+            <w:vAlign w:val="center"/>
+          </w:tcPr>
+          <w:p>
+            <w:pPr>
+              <w:spacing w:before="40" w:after="40"/>
+            </w:pPr>
+            <w:r>
+              <w:t>/</w:t>
+            </w:r>
+          </w:p>
+        </w:tc>
+        <w:tc>
+          <w:tcPr>
+            <w:tcW w:w="1872" w:type="dxa"/>
+            <w:tcMar>
+              <w:top w:w="100" w:type="dxa"/>
+              <w:left w:w="100" w:type="dxa"/>
+              <w:bottom w:w="100" w:type="dxa"/>
+              <w:right w:w="100" w:type="dxa"/>
+            </w:tcMar>
+            <w:vAlign w:val="center"/>
+          </w:tcPr>
+          <w:p>
+            <w:pPr>
+              <w:spacing w:before="40" w:after="40"/>
+            </w:pPr>
+            <w:r>
+              <w:rPr>
+                <w:sz w:val="19"/>
+              </w:rPr>
+              <w:t xml:space="preserve">Es </w:t>
+            </w:r>
+            <w:proofErr w:type="spellStart"/>
+            <w:r>
+              <w:rPr>
+                <w:sz w:val="19"/>
+              </w:rPr>
+              <w:t>wird</w:t>
+            </w:r>
+            <w:proofErr w:type="spellEnd"/>
+            <w:r>
+              <w:rPr>
+                <w:sz w:val="19"/>
+              </w:rPr>
+              <w:t xml:space="preserve"> </w:t>
+            </w:r>
+            <w:proofErr w:type="spellStart"/>
+            <w:r>
+              <w:rPr>
+                <w:sz w:val="19"/>
+              </w:rPr>
+              <w:t>nichts</w:t>
+            </w:r>
+            <w:proofErr w:type="spellEnd"/>
+            <w:r>
+              <w:rPr>
+                <w:sz w:val="19"/>
+              </w:rPr>
+              <w:t xml:space="preserve"> </w:t>
+            </w:r>
+            <w:proofErr w:type="spellStart"/>
+            <w:r>
+              <w:rPr>
+                <w:sz w:val="19"/>
+              </w:rPr>
+              <w:t>ausgegeben</w:t>
+            </w:r>
+            <w:proofErr w:type="spellEnd"/>
+          </w:p>
+        </w:tc>
+        <w:tc>
+          <w:tcPr>
+            <w:tcW w:w="1368" w:type="dxa"/>
+            <w:tcMar>
+              <w:top w:w="100" w:type="dxa"/>
+              <w:left w:w="100" w:type="dxa"/>
+              <w:bottom w:w="100" w:type="dxa"/>
+              <w:right w:w="100" w:type="dxa"/>
+            </w:tcMar>
+            <w:vAlign w:val="center"/>
+          </w:tcPr>
+          <w:p>
+            <w:pPr>
+              <w:spacing w:before="40" w:after="40"/>
+            </w:pPr>
+            <w:proofErr w:type="spellStart"/>
+            <w:r>
+              <w:rPr>
+                <w:sz w:val="19"/>
+              </w:rPr>
+              <w:t>Bestanden</w:t>
+            </w:r>
+            <w:proofErr w:type="spellEnd"/>
+            <w:r>
+              <w:rPr>
+                <w:sz w:val="19"/>
+              </w:rPr>
+              <w:t xml:space="preserve"> </w:t>
+            </w:r>
+          </w:p>
+        </w:tc>
+      </w:tr>
+      <w:tr>
+        <w:trPr>
+          <w:cantSplit/>
+          <w:jc w:val="center"/>
+        </w:trPr>
+        <w:tc>
+          <w:tcPr>
+            <w:tcW w:w="1080" w:type="dxa"/>
+            <w:tcMar>
+              <w:top w:w="100" w:type="dxa"/>
+              <w:left w:w="100" w:type="dxa"/>
+              <w:bottom w:w="100" w:type="dxa"/>
+              <w:right w:w="100" w:type="dxa"/>
+            </w:tcMar>
+            <w:vAlign w:val="center"/>
+          </w:tcPr>
+          <w:p>
+            <w:pPr>
+              <w:spacing w:before="40" w:after="40"/>
+            </w:pPr>
+            <w:r>
+              <w:rPr>
+                <w:sz w:val="19"/>
+              </w:rPr>
+              <w:t>UT-XXX</w:t>
+            </w:r>
+          </w:p>
+        </w:tc>
+        <w:tc>
+          <w:tcPr>
+            <w:tcW w:w="1512" w:type="dxa"/>
+            <w:tcMar>
+              <w:top w:w="100" w:type="dxa"/>
+              <w:left w:w="100" w:type="dxa"/>
+              <w:bottom w:w="100" w:type="dxa"/>
+              <w:right w:w="100" w:type="dxa"/>
+            </w:tcMar>
+            <w:vAlign w:val="center"/>
+          </w:tcPr>
+          <w:p>
+            <w:pPr>
+              <w:spacing w:before="40" w:after="40"/>
+            </w:pPr>
+            <w:r>
+              <w:rPr>
+                <w:sz w:val="19"/>
+              </w:rPr>
+              <w:t xml:space="preserve">z. B. </w:t>
+            </w:r>
+            <w:proofErr w:type="spellStart"/>
+            <w:r>
+              <w:rPr>
+                <w:sz w:val="19"/>
+              </w:rPr>
+              <w:t>MitarbeiterService.create</w:t>
+            </w:r>
+            <w:proofErr w:type="spellEnd"/>
+            <w:r>
+              <w:rPr>
+                <w:sz w:val="19"/>
+              </w:rPr>
+              <w:t>()</w:t>
+            </w:r>
+          </w:p>
+        </w:tc>
+        <w:tc>
+          <w:tcPr>
+            <w:tcW w:w="1656" w:type="dxa"/>
+            <w:tcMar>
+              <w:top w:w="100" w:type="dxa"/>
+              <w:left w:w="100" w:type="dxa"/>
+              <w:bottom w:w="100" w:type="dxa"/>
+              <w:right w:w="100" w:type="dxa"/>
+            </w:tcMar>
+            <w:vAlign w:val="center"/>
+          </w:tcPr>
+          <w:p>
+            <w:pPr>
+              <w:spacing w:before="40" w:after="40"/>
+            </w:pPr>
+            <w:proofErr w:type="spellStart"/>
+            <w:proofErr w:type="gramStart"/>
+            <w:r>
+              <w:rPr>
+                <w:sz w:val="19"/>
+              </w:rPr>
+              <w:t>Beschreibt</w:t>
+            </w:r>
+            <w:proofErr w:type="spellEnd"/>
+            <w:r>
+              <w:rPr>
+                <w:sz w:val="19"/>
+              </w:rPr>
+              <w:t>,</w:t>
+            </w:r>
+            <w:proofErr w:type="gramEnd"/>
+            <w:r>
+              <w:rPr>
+                <w:sz w:val="19"/>
+              </w:rPr>
+              <w:t xml:space="preserve"> was </w:t>
+            </w:r>
+            <w:proofErr w:type="spellStart"/>
+            <w:r>
+              <w:rPr>
+                <w:sz w:val="19"/>
+              </w:rPr>
+              <w:t>geprüft</w:t>
+            </w:r>
+            <w:proofErr w:type="spellEnd"/>
+            <w:r>
+              <w:rPr>
+                <w:sz w:val="19"/>
+              </w:rPr>
+              <w:t xml:space="preserve"> </w:t>
+            </w:r>
+            <w:proofErr w:type="spellStart"/>
+            <w:r>
+              <w:rPr>
+                <w:sz w:val="19"/>
+              </w:rPr>
+              <w:t>wird</w:t>
+            </w:r>
+            <w:proofErr w:type="spellEnd"/>
+            <w:r>
+              <w:rPr>
+                <w:sz w:val="19"/>
+              </w:rPr>
+              <w:t>.</w:t>
+            </w:r>
+          </w:p>
+        </w:tc>
+        <w:tc>
+          <w:tcPr>
+            <w:tcW w:w="1512" w:type="dxa"/>
+            <w:tcMar>
+              <w:top w:w="100" w:type="dxa"/>
+              <w:left w:w="100" w:type="dxa"/>
+              <w:bottom w:w="100" w:type="dxa"/>
+              <w:right w:w="100" w:type="dxa"/>
+            </w:tcMar>
+            <w:vAlign w:val="center"/>
+          </w:tcPr>
+          <w:p>
+            <w:pPr>
+              <w:spacing w:before="40" w:after="40"/>
+            </w:pPr>
+            <w:proofErr w:type="spellStart"/>
+            <w:r>
+              <w:rPr>
+                <w:sz w:val="19"/>
+              </w:rPr>
+              <w:t>Relevante</w:t>
+            </w:r>
+            <w:proofErr w:type="spellEnd"/>
+            <w:r>
+              <w:rPr>
+                <w:sz w:val="19"/>
+              </w:rPr>
+              <w:t xml:space="preserve"> </w:t>
+            </w:r>
+            <w:proofErr w:type="spellStart"/>
+            <w:r>
+              <w:rPr>
+                <w:sz w:val="19"/>
+              </w:rPr>
+              <w:t>Objekte</w:t>
+            </w:r>
+            <w:proofErr w:type="spellEnd"/>
+            <w:r>
+              <w:rPr>
+                <w:sz w:val="19"/>
+              </w:rPr>
+              <w:t xml:space="preserve"> / Mocks </w:t>
+            </w:r>
+            <w:proofErr w:type="spellStart"/>
+            <w:r>
+              <w:rPr>
+                <w:sz w:val="19"/>
+              </w:rPr>
+              <w:t>vorhanden</w:t>
+            </w:r>
+            <w:proofErr w:type="spellEnd"/>
+            <w:r>
+              <w:rPr>
+                <w:sz w:val="19"/>
+              </w:rPr>
+              <w:t>.</w:t>
+            </w:r>
+          </w:p>
+        </w:tc>
+        <w:tc>
+          <w:tcPr>
+            <w:tcW w:w="1800" w:type="dxa"/>
+            <w:tcMar>
+              <w:top w:w="100" w:type="dxa"/>
+              <w:left w:w="100" w:type="dxa"/>
+              <w:bottom w:w="100" w:type="dxa"/>
+              <w:right w:w="100" w:type="dxa"/>
+            </w:tcMar>
+            <w:vAlign w:val="center"/>
+          </w:tcPr>
+          <w:p>
+            <w:pPr>
+              <w:spacing w:before="40" w:after="40"/>
+            </w:pPr>
+            <w:proofErr w:type="spellStart"/>
+            <w:r>
+              <w:rPr>
+                <w:sz w:val="19"/>
+              </w:rPr>
+              <w:t>Konkrete</w:t>
+            </w:r>
+            <w:proofErr w:type="spellEnd"/>
+            <w:r>
+              <w:rPr>
+                <w:sz w:val="19"/>
+              </w:rPr>
+              <w:t xml:space="preserve"> </w:t>
+            </w:r>
+            <w:proofErr w:type="spellStart"/>
+            <w:r>
+              <w:rPr>
+                <w:sz w:val="19"/>
+              </w:rPr>
+              <w:t>Testwerte</w:t>
+            </w:r>
+            <w:proofErr w:type="spellEnd"/>
+            <w:r>
+              <w:rPr>
+                <w:sz w:val="19"/>
+              </w:rPr>
+              <w:t xml:space="preserve"> </w:t>
+            </w:r>
+            <w:proofErr w:type="spellStart"/>
+            <w:r>
+              <w:rPr>
+                <w:sz w:val="19"/>
+              </w:rPr>
+              <w:t>eintragen</w:t>
+            </w:r>
+            <w:proofErr w:type="spellEnd"/>
+            <w:r>
+              <w:rPr>
+                <w:sz w:val="19"/>
+              </w:rPr>
+              <w:t>.</w:t>
+            </w:r>
+          </w:p>
+        </w:tc>
+        <w:tc>
+          <w:tcPr>
+            <w:tcW w:w="1872" w:type="dxa"/>
+            <w:tcMar>
+              <w:top w:w="100" w:type="dxa"/>
+              <w:left w:w="100" w:type="dxa"/>
+              <w:bottom w:w="100" w:type="dxa"/>
+              <w:right w:w="100" w:type="dxa"/>
+            </w:tcMar>
+            <w:vAlign w:val="center"/>
+          </w:tcPr>
+          <w:p>
+            <w:pPr>
+              <w:spacing w:before="40" w:after="40"/>
+            </w:pPr>
+            <w:proofErr w:type="spellStart"/>
+            <w:r>
+              <w:rPr>
+                <w:sz w:val="19"/>
+              </w:rPr>
+              <w:t>Konkretes</w:t>
+            </w:r>
+            <w:proofErr w:type="spellEnd"/>
+            <w:r>
+              <w:rPr>
+                <w:sz w:val="19"/>
+              </w:rPr>
+              <w:t xml:space="preserve"> </w:t>
+            </w:r>
+            <w:proofErr w:type="spellStart"/>
+            <w:r>
+              <w:rPr>
+                <w:sz w:val="19"/>
+              </w:rPr>
+              <w:t>erwartetes</w:t>
+            </w:r>
+            <w:proofErr w:type="spellEnd"/>
+            <w:r>
+              <w:rPr>
+                <w:sz w:val="19"/>
+              </w:rPr>
+              <w:t xml:space="preserve"> </w:t>
+            </w:r>
+            <w:proofErr w:type="spellStart"/>
+            <w:r>
+              <w:rPr>
+                <w:sz w:val="19"/>
+              </w:rPr>
+              <w:t>Verhalten</w:t>
+            </w:r>
+            <w:proofErr w:type="spellEnd"/>
+            <w:r>
+              <w:rPr>
+                <w:sz w:val="19"/>
+              </w:rPr>
+              <w:t xml:space="preserve"> </w:t>
+            </w:r>
+            <w:proofErr w:type="spellStart"/>
+            <w:r>
+              <w:rPr>
+                <w:sz w:val="19"/>
+              </w:rPr>
+              <w:t>eintragen</w:t>
+            </w:r>
+            <w:proofErr w:type="spellEnd"/>
+            <w:r>
+              <w:rPr>
+                <w:sz w:val="19"/>
+              </w:rPr>
+              <w:t>.</w:t>
+            </w:r>
+          </w:p>
+        </w:tc>
+        <w:tc>
+          <w:tcPr>
+            <w:tcW w:w="1368" w:type="dxa"/>
+            <w:tcMar>
+              <w:top w:w="100" w:type="dxa"/>
+              <w:left w:w="100" w:type="dxa"/>
+              <w:bottom w:w="100" w:type="dxa"/>
+              <w:right w:w="100" w:type="dxa"/>
+            </w:tcMar>
+            <w:vAlign w:val="center"/>
+          </w:tcPr>
+          <w:p>
+            <w:pPr>
+              <w:spacing w:before="40" w:after="40"/>
+            </w:pPr>
+            <w:r>
+              <w:rPr>
+                <w:sz w:val="19"/>
+              </w:rPr>
+              <w:t xml:space="preserve">☐ </w:t>
+            </w:r>
+            <w:proofErr w:type="gramStart"/>
+            <w:r>
+              <w:rPr>
+                <w:sz w:val="19"/>
+              </w:rPr>
+              <w:t>Offen  ☐</w:t>
+            </w:r>
+            <w:proofErr w:type="gramEnd"/>
+            <w:r>
+              <w:rPr>
+                <w:sz w:val="19"/>
+              </w:rPr>
+              <w:t xml:space="preserve"> </w:t>
+            </w:r>
+            <w:proofErr w:type="spellStart"/>
+            <w:proofErr w:type="gramStart"/>
+            <w:r>
+              <w:rPr>
+                <w:sz w:val="19"/>
+              </w:rPr>
+              <w:t>Bestanden</w:t>
+            </w:r>
+            <w:proofErr w:type="spellEnd"/>
+            <w:r>
+              <w:rPr>
+                <w:sz w:val="19"/>
+              </w:rPr>
+              <w:t xml:space="preserve">  ☐</w:t>
+            </w:r>
+            <w:proofErr w:type="gramEnd"/>
+            <w:r>
+              <w:rPr>
+                <w:sz w:val="19"/>
+              </w:rPr>
+              <w:t xml:space="preserve"> </w:t>
+            </w:r>
+            <w:proofErr w:type="spellStart"/>
+            <w:r>
+              <w:rPr>
+                <w:sz w:val="19"/>
+              </w:rPr>
+              <w:t>Fehlgeschlagen</w:t>
+            </w:r>
+            <w:proofErr w:type="spellEnd"/>
+          </w:p>
+        </w:tc>
+      </w:tr>
+    </w:tbl>
+    <w:p>
+      <w:pPr>
+        <w:pStyle w:val="berschrift2"/>
+        <w:spacing w:before="160" w:after="120"/>
+      </w:pPr>
+      <w:proofErr w:type="spellStart"/>
+      <w:r>
+        <w:t>Spezielle</w:t>
+      </w:r>
+      <w:proofErr w:type="spellEnd"/>
+      <w:r>
+        <w:t xml:space="preserve"> </w:t>
+      </w:r>
+      <w:proofErr w:type="spellStart"/>
+      <w:r>
+        <w:t>Prüfaspekte</w:t>
+      </w:r>
+      <w:proofErr w:type="spellEnd"/>
+    </w:p>
+    <w:p>
+      <w:pPr>
+        <w:pStyle w:val="Aufzhlungszeichen"/>
+        <w:rPr>
+          <w:lang w:val="de-DE"/>
+        </w:rPr>
+      </w:pPr>
+      <w:r>
+        <w:rPr>
+          <w:lang w:val="de-DE"/>
+        </w:rPr>
+        <w:t>Ob die Datenbank vollständig ist</w:t>
+      </w:r>
+    </w:p>
+    <w:p>
+      <w:pPr>
+        <w:pStyle w:val="Aufzhlungszeichen"/>
+        <w:rPr>
+          <w:lang w:val="de-DE"/>
+        </w:rPr>
+      </w:pPr>
+      <w:r>
+        <w:rPr>
+          <w:lang w:val="de-DE"/>
+        </w:rPr>
+        <w:t>Ob die Verbindung funktioniert</w:t>
+      </w:r>
+    </w:p>
+    <w:p>
+      <w:pPr>
+        <w:pStyle w:val="Aufzhlungszeichen"/>
+        <w:rPr>
+          <w:lang w:val="de-DE"/>
+        </w:rPr>
+      </w:pPr>
+    </w:p>
+    <w:p>
+      <w:pPr>
+        <w:pStyle w:val="berschrift2"/>
+        <w:spacing w:before="160" w:after="120"/>
+      </w:pPr>
+      <w:proofErr w:type="spellStart"/>
+      <w:r>
+        <w:lastRenderedPageBreak/>
+        <w:t>Ergebnisse</w:t>
+      </w:r>
+      <w:proofErr w:type="spellEnd"/>
+      <w:r>
+        <w:t xml:space="preserve"> / </w:t>
+      </w:r>
+      <w:proofErr w:type="spellStart"/>
+      <w:r>
+        <w:t>Auffälligkeiten</w:t>
+      </w:r>
+      <w:proofErr w:type="spellEnd"/>
+    </w:p>
+    <w:tbl>
+      <w:tblPr>
+        <w:tblStyle w:val="Tabellenraster"/>
+        <w:tblW w:w="0" w:type="auto"/>
+        <w:jc w:val="center"/>
+        <w:tblLook w:val="04A0" w:firstRow="1" w:lastRow="0" w:firstColumn="1" w:lastColumn="0" w:noHBand="0" w:noVBand="1"/>
+      </w:tblPr>
+      <w:tblGrid>
+        <w:gridCol w:w="1296"/>
+        <w:gridCol w:w="3672"/>
+        <w:gridCol w:w="3168"/>
+        <w:gridCol w:w="1800"/>
+      </w:tblGrid>
+      <w:tr>
+        <w:trPr>
+          <w:cantSplit/>
+          <w:tblHeader/>
+          <w:jc w:val="center"/>
+        </w:trPr>
+        <w:tc>
+          <w:tcPr>
+            <w:tcW w:w="1296" w:type="dxa"/>
+            <w:shd w:val="clear" w:color="auto" w:fill="D9EAF7"/>
+            <w:tcMar>
+              <w:top w:w="100" w:type="dxa"/>
+              <w:left w:w="100" w:type="dxa"/>
+              <w:bottom w:w="100" w:type="dxa"/>
+              <w:right w:w="100" w:type="dxa"/>
+            </w:tcMar>
+            <w:vAlign w:val="center"/>
+          </w:tcPr>
+          <w:p>
+            <w:pPr>
+              <w:spacing w:before="40" w:after="40"/>
+            </w:pPr>
+            <w:proofErr w:type="spellStart"/>
+            <w:r>
+              <w:rPr>
+                <w:b/>
+                <w:color w:val="1F4E79"/>
+                <w:sz w:val="19"/>
+              </w:rPr>
+              <w:t>Referenz</w:t>
+            </w:r>
+            <w:proofErr w:type="spellEnd"/>
+          </w:p>
+        </w:tc>
+        <w:tc>
+          <w:tcPr>
+            <w:tcW w:w="3672" w:type="dxa"/>
+            <w:shd w:val="clear" w:color="auto" w:fill="D9EAF7"/>
+            <w:tcMar>
+              <w:top w:w="100" w:type="dxa"/>
+              <w:left w:w="100" w:type="dxa"/>
+              <w:bottom w:w="100" w:type="dxa"/>
+              <w:right w:w="100" w:type="dxa"/>
+            </w:tcMar>
+            <w:vAlign w:val="center"/>
+          </w:tcPr>
+          <w:p>
+            <w:pPr>
+              <w:spacing w:before="40" w:after="40"/>
+            </w:pPr>
+            <w:proofErr w:type="spellStart"/>
+            <w:r>
+              <w:rPr>
+                <w:b/>
+                <w:color w:val="1F4E79"/>
+                <w:sz w:val="19"/>
+              </w:rPr>
+              <w:t>Beobachtung</w:t>
+            </w:r>
+            <w:proofErr w:type="spellEnd"/>
+          </w:p>
+        </w:tc>
+        <w:tc>
+          <w:tcPr>
+            <w:tcW w:w="3168" w:type="dxa"/>
+            <w:shd w:val="clear" w:color="auto" w:fill="D9EAF7"/>
+            <w:tcMar>
+              <w:top w:w="100" w:type="dxa"/>
+              <w:left w:w="100" w:type="dxa"/>
+              <w:bottom w:w="100" w:type="dxa"/>
+              <w:right w:w="100" w:type="dxa"/>
+            </w:tcMar>
+            <w:vAlign w:val="center"/>
+          </w:tcPr>
+          <w:p>
+            <w:pPr>
+              <w:spacing w:before="40" w:after="40"/>
+            </w:pPr>
+            <w:proofErr w:type="spellStart"/>
+            <w:r>
+              <w:rPr>
+                <w:b/>
+                <w:color w:val="1F4E79"/>
+                <w:sz w:val="19"/>
+              </w:rPr>
+              <w:t>Maßnahme</w:t>
+            </w:r>
+            <w:proofErr w:type="spellEnd"/>
+            <w:r>
+              <w:rPr>
+                <w:b/>
+                <w:color w:val="1F4E79"/>
+                <w:sz w:val="19"/>
+              </w:rPr>
+              <w:t xml:space="preserve"> / Ticket</w:t>
+            </w:r>
+          </w:p>
+        </w:tc>
+        <w:tc>
+          <w:tcPr>
+            <w:tcW w:w="1800" w:type="dxa"/>
+            <w:shd w:val="clear" w:color="auto" w:fill="D9EAF7"/>
+            <w:tcMar>
+              <w:top w:w="100" w:type="dxa"/>
+              <w:left w:w="100" w:type="dxa"/>
+              <w:bottom w:w="100" w:type="dxa"/>
+              <w:right w:w="100" w:type="dxa"/>
+            </w:tcMar>
+            <w:vAlign w:val="center"/>
+          </w:tcPr>
+          <w:p>
+            <w:pPr>
+              <w:spacing w:before="40" w:after="40"/>
+            </w:pPr>
+            <w:r>
+              <w:rPr>
+                <w:b/>
+                <w:color w:val="1F4E79"/>
+                <w:sz w:val="19"/>
+              </w:rPr>
+              <w:t>Status</w:t>
+            </w:r>
+          </w:p>
+        </w:tc>
+      </w:tr>
+      <w:tr>
+        <w:trPr>
+          <w:cantSplit/>
+          <w:jc w:val="center"/>
+        </w:trPr>
+        <w:tc>
+          <w:tcPr>
+            <w:tcW w:w="1296" w:type="dxa"/>
+            <w:tcMar>
+              <w:top w:w="100" w:type="dxa"/>
+              <w:left w:w="100" w:type="dxa"/>
+              <w:bottom w:w="100" w:type="dxa"/>
+              <w:right w:w="100" w:type="dxa"/>
+            </w:tcMar>
+            <w:vAlign w:val="center"/>
+          </w:tcPr>
+          <w:p>
+            <w:pPr>
+              <w:spacing w:before="40" w:after="40"/>
+            </w:pPr>
+            <w:r>
+              <w:rPr>
+                <w:sz w:val="19"/>
+              </w:rPr>
+              <w:t>[UT-ID]</w:t>
+            </w:r>
+          </w:p>
+        </w:tc>
+        <w:tc>
+          <w:tcPr>
+            <w:tcW w:w="3672" w:type="dxa"/>
+            <w:tcMar>
+              <w:top w:w="100" w:type="dxa"/>
+              <w:left w:w="100" w:type="dxa"/>
+              <w:bottom w:w="100" w:type="dxa"/>
+              <w:right w:w="100" w:type="dxa"/>
+            </w:tcMar>
+            <w:vAlign w:val="center"/>
+          </w:tcPr>
+          <w:p>
+            <w:pPr>
+              <w:spacing w:before="40" w:after="40"/>
+            </w:pPr>
+            <w:r>
+              <w:rPr>
+                <w:sz w:val="19"/>
+              </w:rPr>
+              <w:t>[</w:t>
+            </w:r>
+            <w:proofErr w:type="spellStart"/>
+            <w:r>
+              <w:rPr>
+                <w:sz w:val="19"/>
+              </w:rPr>
+              <w:t>Ergebnis</w:t>
+            </w:r>
+            <w:proofErr w:type="spellEnd"/>
+            <w:r>
+              <w:rPr>
+                <w:sz w:val="19"/>
+              </w:rPr>
+              <w:t xml:space="preserve"> oder </w:t>
+            </w:r>
+            <w:proofErr w:type="spellStart"/>
+            <w:r>
+              <w:rPr>
+                <w:sz w:val="19"/>
+              </w:rPr>
+              <w:t>Auffälligkeit</w:t>
+            </w:r>
+            <w:proofErr w:type="spellEnd"/>
+            <w:r>
+              <w:rPr>
+                <w:sz w:val="19"/>
+              </w:rPr>
+              <w:t>]</w:t>
+            </w:r>
+          </w:p>
+        </w:tc>
+        <w:tc>
+          <w:tcPr>
+            <w:tcW w:w="3168" w:type="dxa"/>
+            <w:tcMar>
+              <w:top w:w="100" w:type="dxa"/>
+              <w:left w:w="100" w:type="dxa"/>
+              <w:bottom w:w="100" w:type="dxa"/>
+              <w:right w:w="100" w:type="dxa"/>
+            </w:tcMar>
+            <w:vAlign w:val="center"/>
+          </w:tcPr>
+          <w:p>
+            <w:pPr>
+              <w:spacing w:before="40" w:after="40"/>
+            </w:pPr>
+            <w:r>
+              <w:rPr>
+                <w:sz w:val="19"/>
+              </w:rPr>
+              <w:t xml:space="preserve">[Ticket / </w:t>
+            </w:r>
+            <w:proofErr w:type="spellStart"/>
+            <w:r>
+              <w:rPr>
+                <w:sz w:val="19"/>
+              </w:rPr>
+              <w:t>keine</w:t>
+            </w:r>
+            <w:proofErr w:type="spellEnd"/>
+            <w:r>
+              <w:rPr>
+                <w:sz w:val="19"/>
+              </w:rPr>
+              <w:t xml:space="preserve"> </w:t>
+            </w:r>
+            <w:proofErr w:type="spellStart"/>
+            <w:r>
+              <w:rPr>
+                <w:sz w:val="19"/>
+              </w:rPr>
+              <w:t>Maßnahme</w:t>
+            </w:r>
+            <w:proofErr w:type="spellEnd"/>
+            <w:r>
+              <w:rPr>
+                <w:sz w:val="19"/>
+              </w:rPr>
+              <w:t>]</w:t>
+            </w:r>
+          </w:p>
+        </w:tc>
+        <w:tc>
+          <w:tcPr>
+            <w:tcW w:w="1800" w:type="dxa"/>
+            <w:tcMar>
+              <w:top w:w="100" w:type="dxa"/>
+              <w:left w:w="100" w:type="dxa"/>
+              <w:bottom w:w="100" w:type="dxa"/>
+              <w:right w:w="100" w:type="dxa"/>
+            </w:tcMar>
+            <w:vAlign w:val="center"/>
+          </w:tcPr>
+          <w:p>
+            <w:pPr>
+              <w:spacing w:before="40" w:after="40"/>
+            </w:pPr>
+            <w:r>
+              <w:rPr>
+                <w:sz w:val="19"/>
+              </w:rPr>
+              <w:t xml:space="preserve">[Offen / </w:t>
+            </w:r>
+            <w:proofErr w:type="spellStart"/>
+            <w:r>
+              <w:rPr>
+                <w:sz w:val="19"/>
+              </w:rPr>
+              <w:t>Erledigt</w:t>
+            </w:r>
+            <w:proofErr w:type="spellEnd"/>
+            <w:r>
+              <w:rPr>
+                <w:sz w:val="19"/>
+              </w:rPr>
+              <w:t>]</w:t>
+            </w:r>
+          </w:p>
+        </w:tc>
+      </w:tr>
+    </w:tbl>
+    <w:p>
+      <w:pPr>
         <w:rPr>
           <w:lang w:val="de-DE"/>
         </w:rPr>
@@ -1237,18 +2928,22 @@
       <w:pPr>
         <w:pStyle w:val="berschrift1"/>
         <w:spacing w:before="240" w:after="120"/>
+        <w:rPr>
+          <w:lang w:val="de-DE"/>
+        </w:rPr>
       </w:pPr>
       <w:r>
-        <w:t>4</w:t>
+        <w:rPr>
+          <w:lang w:val="de-DE"/>
+        </w:rPr>
+        <w:t>5</w:t>
       </w:r>
       <w:r>
-        <w:t xml:space="preserve">. </w:t>
+        <w:rPr>
+          <w:lang w:val="de-DE"/>
+        </w:rPr>
+        <w:t>. Mitarbeiterverwaltung</w:t>
       </w:r>
-      <w:proofErr w:type="spellStart"/>
-      <w:r>
-        <w:t>Mitarbeiterverwaltung</w:t>
-      </w:r>
-      <w:proofErr w:type="spellEnd"/>
     </w:p>
     <w:p>
       <w:pPr>
@@ -2244,13 +3939,7 @@
               <w:rPr>
                 <w:sz w:val="19"/>
               </w:rPr>
-              <w:t>☐</w:t>
-            </w:r>
-            <w:r>
-              <w:rPr>
-                <w:sz w:val="19"/>
-              </w:rPr>
-              <w:t xml:space="preserve"> </w:t>
+              <w:t xml:space="preserve">☐ </w:t>
             </w:r>
             <w:proofErr w:type="gramStart"/>
             <w:r>
@@ -2641,13 +4330,7 @@
               <w:rPr>
                 <w:sz w:val="19"/>
               </w:rPr>
-              <w:t>☐</w:t>
-            </w:r>
-            <w:r>
-              <w:rPr>
-                <w:sz w:val="19"/>
-              </w:rPr>
-              <w:t xml:space="preserve"> </w:t>
+              <w:t xml:space="preserve">☐ </w:t>
             </w:r>
             <w:proofErr w:type="gramStart"/>
             <w:r>
@@ -2820,7 +4503,6 @@
       </w:pPr>
       <w:proofErr w:type="spellStart"/>
       <w:r>
-        <w:lastRenderedPageBreak/>
         <w:t>Ergebnisse</w:t>
       </w:r>
       <w:proofErr w:type="spellEnd"/>
@@ -2995,6 +4677,7 @@
               <w:rPr>
                 <w:sz w:val="19"/>
               </w:rPr>
+              <w:lastRenderedPageBreak/>
               <w:t>[UT-ID]</w:t>
             </w:r>
           </w:p>
@@ -3146,7 +4829,7 @@
         <w:spacing w:before="240" w:after="120"/>
       </w:pPr>
       <w:r>
-        <w:t>5</w:t>
+        <w:t>6</w:t>
       </w:r>
       <w:r>
         <w:t xml:space="preserve">. </w:t>
@@ -4143,13 +5826,7 @@
               <w:rPr>
                 <w:sz w:val="19"/>
               </w:rPr>
-              <w:t>☐</w:t>
-            </w:r>
-            <w:r>
-              <w:rPr>
-                <w:sz w:val="19"/>
-              </w:rPr>
-              <w:t xml:space="preserve"> </w:t>
+              <w:t xml:space="preserve">☐ </w:t>
             </w:r>
             <w:proofErr w:type="gramStart"/>
             <w:r>
@@ -4540,13 +6217,7 @@
               <w:rPr>
                 <w:sz w:val="19"/>
               </w:rPr>
-              <w:t>☐</w:t>
-            </w:r>
-            <w:r>
-              <w:rPr>
-                <w:sz w:val="19"/>
-              </w:rPr>
-              <w:t xml:space="preserve"> </w:t>
+              <w:t xml:space="preserve">☐ </w:t>
             </w:r>
             <w:proofErr w:type="gramStart"/>
             <w:r>
@@ -4986,8 +6657,7 @@
         <w:spacing w:before="240" w:after="120"/>
       </w:pPr>
       <w:r>
-        <w:lastRenderedPageBreak/>
-        <w:t>6</w:t>
+        <w:t>7</w:t>
       </w:r>
       <w:r>
         <w:t xml:space="preserve">. </w:t>
@@ -5057,6 +6727,7 @@
                 <w:color w:val="1F4E79"/>
                 <w:sz w:val="19"/>
               </w:rPr>
+              <w:lastRenderedPageBreak/>
               <w:t>Verantwortlich</w:t>
             </w:r>
             <w:proofErr w:type="spellEnd"/>
@@ -5978,13 +7649,7 @@
               <w:rPr>
                 <w:sz w:val="19"/>
               </w:rPr>
-              <w:t>☐</w:t>
-            </w:r>
-            <w:r>
-              <w:rPr>
-                <w:sz w:val="19"/>
-              </w:rPr>
-              <w:t xml:space="preserve"> </w:t>
+              <w:t xml:space="preserve">☐ </w:t>
             </w:r>
             <w:proofErr w:type="gramStart"/>
             <w:r>
@@ -6375,13 +8040,7 @@
               <w:rPr>
                 <w:sz w:val="19"/>
               </w:rPr>
-              <w:t>☐</w:t>
-            </w:r>
-            <w:r>
-              <w:rPr>
-                <w:sz w:val="19"/>
-              </w:rPr>
-              <w:t xml:space="preserve"> </w:t>
+              <w:t xml:space="preserve">☐ </w:t>
             </w:r>
             <w:proofErr w:type="gramStart"/>
             <w:r>
@@ -6908,8 +8567,7 @@
         <w:spacing w:before="240" w:after="120"/>
       </w:pPr>
       <w:r>
-        <w:lastRenderedPageBreak/>
-        <w:t>7</w:t>
+        <w:t>8</w:t>
       </w:r>
       <w:r>
         <w:t xml:space="preserve">. </w:t>
@@ -7035,6 +8693,7 @@
                 <w:color w:val="1F4E79"/>
                 <w:sz w:val="19"/>
               </w:rPr>
+              <w:lastRenderedPageBreak/>
               <w:t>Datum</w:t>
             </w:r>
           </w:p>
@@ -7900,13 +9559,7 @@
               <w:rPr>
                 <w:sz w:val="19"/>
               </w:rPr>
-              <w:t>☐</w:t>
-            </w:r>
-            <w:r>
-              <w:rPr>
-                <w:sz w:val="19"/>
-              </w:rPr>
-              <w:t xml:space="preserve"> </w:t>
+              <w:t xml:space="preserve">☐ </w:t>
             </w:r>
             <w:proofErr w:type="gramStart"/>
             <w:r>
@@ -8297,13 +9950,7 @@
               <w:rPr>
                 <w:sz w:val="19"/>
               </w:rPr>
-              <w:t>☐</w:t>
-            </w:r>
-            <w:r>
-              <w:rPr>
-                <w:sz w:val="19"/>
-              </w:rPr>
-              <w:t xml:space="preserve"> </w:t>
+              <w:t xml:space="preserve">☐ </w:t>
             </w:r>
             <w:proofErr w:type="gramStart"/>
             <w:r>
@@ -8804,8 +10451,7 @@
         <w:spacing w:before="240" w:after="120"/>
       </w:pPr>
       <w:r>
-        <w:lastRenderedPageBreak/>
-        <w:t>8</w:t>
+        <w:t>9</w:t>
       </w:r>
       <w:r>
         <w:t xml:space="preserve">. </w:t>
@@ -9086,6 +10732,7 @@
                 <w:color w:val="1F4E79"/>
                 <w:sz w:val="19"/>
               </w:rPr>
+              <w:lastRenderedPageBreak/>
               <w:t>Übersprungen</w:t>
             </w:r>
             <w:proofErr w:type="spellEnd"/>

--- a/Testdokumentation_Unittests_Restaurant_Adminbereich.docx
+++ b/Testdokumentation_Unittests_Restaurant_Adminbereich.docx
@@ -1264,356 +1264,6 @@
         <w:t>Verbindung der Software mit der Datenbank.</w:t>
       </w:r>
     </w:p>
-    <w:tbl>
-      <w:tblPr>
-        <w:tblStyle w:val="Tabellenraster"/>
-        <w:tblW w:w="0" w:type="auto"/>
-        <w:jc w:val="center"/>
-        <w:tblLook w:val="04A0" w:firstRow="1" w:lastRow="0" w:firstColumn="1" w:lastColumn="0" w:noHBand="0" w:noVBand="1"/>
-      </w:tblPr>
-      <w:tblGrid>
-        <w:gridCol w:w="2376"/>
-        <w:gridCol w:w="7704"/>
-      </w:tblGrid>
-      <w:tr>
-        <w:trPr>
-          <w:cantSplit/>
-          <w:jc w:val="center"/>
-        </w:trPr>
-        <w:tc>
-          <w:tcPr>
-            <w:tcW w:w="2376" w:type="dxa"/>
-            <w:shd w:val="clear" w:color="auto" w:fill="EEF4F8"/>
-            <w:tcMar>
-              <w:top w:w="100" w:type="dxa"/>
-              <w:left w:w="100" w:type="dxa"/>
-              <w:bottom w:w="100" w:type="dxa"/>
-              <w:right w:w="100" w:type="dxa"/>
-            </w:tcMar>
-            <w:vAlign w:val="center"/>
-          </w:tcPr>
-          <w:p>
-            <w:pPr>
-              <w:spacing w:before="40" w:after="40"/>
-            </w:pPr>
-            <w:proofErr w:type="spellStart"/>
-            <w:r>
-              <w:rPr>
-                <w:b/>
-                <w:color w:val="1F4E79"/>
-                <w:sz w:val="19"/>
-              </w:rPr>
-              <w:t>Verantwortlich</w:t>
-            </w:r>
-            <w:proofErr w:type="spellEnd"/>
-          </w:p>
-        </w:tc>
-        <w:tc>
-          <w:tcPr>
-            <w:tcW w:w="7704" w:type="dxa"/>
-            <w:tcMar>
-              <w:top w:w="100" w:type="dxa"/>
-              <w:left w:w="100" w:type="dxa"/>
-              <w:bottom w:w="100" w:type="dxa"/>
-              <w:right w:w="100" w:type="dxa"/>
-            </w:tcMar>
-            <w:vAlign w:val="center"/>
-          </w:tcPr>
-          <w:p>
-            <w:pPr>
-              <w:spacing w:before="40" w:after="40"/>
-            </w:pPr>
-            <w:r>
-              <w:rPr>
-                <w:sz w:val="19"/>
-              </w:rPr>
-              <w:t>[Name / Team]</w:t>
-            </w:r>
-          </w:p>
-        </w:tc>
-      </w:tr>
-      <w:tr>
-        <w:trPr>
-          <w:cantSplit/>
-          <w:jc w:val="center"/>
-        </w:trPr>
-        <w:tc>
-          <w:tcPr>
-            <w:tcW w:w="2376" w:type="dxa"/>
-            <w:shd w:val="clear" w:color="auto" w:fill="EEF4F8"/>
-            <w:tcMar>
-              <w:top w:w="100" w:type="dxa"/>
-              <w:left w:w="100" w:type="dxa"/>
-              <w:bottom w:w="100" w:type="dxa"/>
-              <w:right w:w="100" w:type="dxa"/>
-            </w:tcMar>
-            <w:vAlign w:val="center"/>
-          </w:tcPr>
-          <w:p>
-            <w:pPr>
-              <w:spacing w:before="40" w:after="40"/>
-            </w:pPr>
-            <w:r>
-              <w:rPr>
-                <w:b/>
-                <w:color w:val="1F4E79"/>
-                <w:sz w:val="19"/>
-              </w:rPr>
-              <w:t>Datum</w:t>
-            </w:r>
-          </w:p>
-        </w:tc>
-        <w:tc>
-          <w:tcPr>
-            <w:tcW w:w="7704" w:type="dxa"/>
-            <w:tcMar>
-              <w:top w:w="100" w:type="dxa"/>
-              <w:left w:w="100" w:type="dxa"/>
-              <w:bottom w:w="100" w:type="dxa"/>
-              <w:right w:w="100" w:type="dxa"/>
-            </w:tcMar>
-            <w:vAlign w:val="center"/>
-          </w:tcPr>
-          <w:p>
-            <w:pPr>
-              <w:spacing w:before="40" w:after="40"/>
-            </w:pPr>
-            <w:r>
-              <w:rPr>
-                <w:sz w:val="19"/>
-              </w:rPr>
-              <w:t>[TT.MM.JJJJ]</w:t>
-            </w:r>
-          </w:p>
-        </w:tc>
-      </w:tr>
-      <w:tr>
-        <w:trPr>
-          <w:cantSplit/>
-          <w:jc w:val="center"/>
-        </w:trPr>
-        <w:tc>
-          <w:tcPr>
-            <w:tcW w:w="2376" w:type="dxa"/>
-            <w:shd w:val="clear" w:color="auto" w:fill="EEF4F8"/>
-            <w:tcMar>
-              <w:top w:w="100" w:type="dxa"/>
-              <w:left w:w="100" w:type="dxa"/>
-              <w:bottom w:w="100" w:type="dxa"/>
-              <w:right w:w="100" w:type="dxa"/>
-            </w:tcMar>
-            <w:vAlign w:val="center"/>
-          </w:tcPr>
-          <w:p>
-            <w:pPr>
-              <w:spacing w:before="40" w:after="40"/>
-            </w:pPr>
-            <w:r>
-              <w:rPr>
-                <w:b/>
-                <w:color w:val="1F4E79"/>
-                <w:sz w:val="19"/>
-              </w:rPr>
-              <w:t>Build / Commit</w:t>
-            </w:r>
-          </w:p>
-        </w:tc>
-        <w:tc>
-          <w:tcPr>
-            <w:tcW w:w="7704" w:type="dxa"/>
-            <w:tcMar>
-              <w:top w:w="100" w:type="dxa"/>
-              <w:left w:w="100" w:type="dxa"/>
-              <w:bottom w:w="100" w:type="dxa"/>
-              <w:right w:w="100" w:type="dxa"/>
-            </w:tcMar>
-            <w:vAlign w:val="center"/>
-          </w:tcPr>
-          <w:p>
-            <w:pPr>
-              <w:spacing w:before="40" w:after="40"/>
-            </w:pPr>
-            <w:r>
-              <w:rPr>
-                <w:sz w:val="19"/>
-              </w:rPr>
-              <w:t>[z. B. Commit-ID]</w:t>
-            </w:r>
-          </w:p>
-        </w:tc>
-      </w:tr>
-      <w:tr>
-        <w:trPr>
-          <w:cantSplit/>
-          <w:jc w:val="center"/>
-        </w:trPr>
-        <w:tc>
-          <w:tcPr>
-            <w:tcW w:w="2376" w:type="dxa"/>
-            <w:shd w:val="clear" w:color="auto" w:fill="EEF4F8"/>
-            <w:tcMar>
-              <w:top w:w="100" w:type="dxa"/>
-              <w:left w:w="100" w:type="dxa"/>
-              <w:bottom w:w="100" w:type="dxa"/>
-              <w:right w:w="100" w:type="dxa"/>
-            </w:tcMar>
-            <w:vAlign w:val="center"/>
-          </w:tcPr>
-          <w:p>
-            <w:pPr>
-              <w:spacing w:before="40" w:after="40"/>
-            </w:pPr>
-            <w:proofErr w:type="spellStart"/>
-            <w:r>
-              <w:rPr>
-                <w:b/>
-                <w:color w:val="1F4E79"/>
-                <w:sz w:val="19"/>
-              </w:rPr>
-              <w:t>Testframework</w:t>
-            </w:r>
-            <w:proofErr w:type="spellEnd"/>
-          </w:p>
-        </w:tc>
-        <w:tc>
-          <w:tcPr>
-            <w:tcW w:w="7704" w:type="dxa"/>
-            <w:tcMar>
-              <w:top w:w="100" w:type="dxa"/>
-              <w:left w:w="100" w:type="dxa"/>
-              <w:bottom w:w="100" w:type="dxa"/>
-              <w:right w:w="100" w:type="dxa"/>
-            </w:tcMar>
-            <w:vAlign w:val="center"/>
-          </w:tcPr>
-          <w:p>
-            <w:pPr>
-              <w:spacing w:before="40" w:after="40"/>
-            </w:pPr>
-            <w:r>
-              <w:rPr>
-                <w:sz w:val="19"/>
-              </w:rPr>
-              <w:t xml:space="preserve">[z. B. JUnit / </w:t>
-            </w:r>
-            <w:proofErr w:type="spellStart"/>
-            <w:r>
-              <w:rPr>
-                <w:sz w:val="19"/>
-              </w:rPr>
-              <w:t>pytest</w:t>
-            </w:r>
-            <w:proofErr w:type="spellEnd"/>
-            <w:r>
-              <w:rPr>
-                <w:sz w:val="19"/>
-              </w:rPr>
-              <w:t xml:space="preserve"> / Jest]</w:t>
-            </w:r>
-          </w:p>
-        </w:tc>
-      </w:tr>
-      <w:tr>
-        <w:trPr>
-          <w:cantSplit/>
-          <w:jc w:val="center"/>
-        </w:trPr>
-        <w:tc>
-          <w:tcPr>
-            <w:tcW w:w="2376" w:type="dxa"/>
-            <w:shd w:val="clear" w:color="auto" w:fill="EEF4F8"/>
-            <w:tcMar>
-              <w:top w:w="100" w:type="dxa"/>
-              <w:left w:w="100" w:type="dxa"/>
-              <w:bottom w:w="100" w:type="dxa"/>
-              <w:right w:w="100" w:type="dxa"/>
-            </w:tcMar>
-            <w:vAlign w:val="center"/>
-          </w:tcPr>
-          <w:p>
-            <w:pPr>
-              <w:spacing w:before="40" w:after="40"/>
-            </w:pPr>
-            <w:proofErr w:type="spellStart"/>
-            <w:r>
-              <w:rPr>
-                <w:b/>
-                <w:color w:val="1F4E79"/>
-                <w:sz w:val="19"/>
-              </w:rPr>
-              <w:t>Testumfang</w:t>
-            </w:r>
-            <w:proofErr w:type="spellEnd"/>
-          </w:p>
-        </w:tc>
-        <w:tc>
-          <w:tcPr>
-            <w:tcW w:w="7704" w:type="dxa"/>
-            <w:tcMar>
-              <w:top w:w="100" w:type="dxa"/>
-              <w:left w:w="100" w:type="dxa"/>
-              <w:bottom w:w="100" w:type="dxa"/>
-              <w:right w:w="100" w:type="dxa"/>
-            </w:tcMar>
-            <w:vAlign w:val="center"/>
-          </w:tcPr>
-          <w:p>
-            <w:pPr>
-              <w:spacing w:before="40" w:after="40"/>
-            </w:pPr>
-            <w:r>
-              <w:rPr>
-                <w:sz w:val="19"/>
-              </w:rPr>
-              <w:t>[</w:t>
-            </w:r>
-            <w:proofErr w:type="spellStart"/>
-            <w:r>
-              <w:rPr>
-                <w:sz w:val="19"/>
-              </w:rPr>
-              <w:t>Welche</w:t>
-            </w:r>
-            <w:proofErr w:type="spellEnd"/>
-            <w:r>
-              <w:rPr>
-                <w:sz w:val="19"/>
-              </w:rPr>
-              <w:t xml:space="preserve"> Units </w:t>
-            </w:r>
-            <w:proofErr w:type="spellStart"/>
-            <w:r>
-              <w:rPr>
-                <w:sz w:val="19"/>
-              </w:rPr>
-              <w:t>werden</w:t>
-            </w:r>
-            <w:proofErr w:type="spellEnd"/>
-            <w:r>
-              <w:rPr>
-                <w:sz w:val="19"/>
-              </w:rPr>
-              <w:t xml:space="preserve"> </w:t>
-            </w:r>
-            <w:proofErr w:type="spellStart"/>
-            <w:r>
-              <w:rPr>
-                <w:sz w:val="19"/>
-              </w:rPr>
-              <w:t>betrachtet</w:t>
-            </w:r>
-            <w:proofErr w:type="spellEnd"/>
-            <w:r>
-              <w:rPr>
-                <w:sz w:val="19"/>
-              </w:rPr>
-              <w:t>?]</w:t>
-            </w:r>
-          </w:p>
-        </w:tc>
-      </w:tr>
-    </w:tbl>
-    <w:p/>
     <w:p>
       <w:pPr>
         <w:pStyle w:val="berschrift2"/>
@@ -1932,17 +1582,12 @@
               <w:spacing w:before="40" w:after="40"/>
             </w:pPr>
             <w:proofErr w:type="spellStart"/>
-            <w:proofErr w:type="gramStart"/>
             <w:r>
               <w:t>pruefeTabellen</w:t>
             </w:r>
             <w:proofErr w:type="spellEnd"/>
             <w:r>
-              <w:t>(</w:t>
-            </w:r>
-            <w:proofErr w:type="gramEnd"/>
-            <w:r>
-              <w:t>Connection connection)</w:t>
+              <w:t>(Connection connection)</w:t>
             </w:r>
           </w:p>
           <w:p>
@@ -1988,17 +1633,8 @@
                 <w:sz w:val="19"/>
                 <w:lang w:val="de-DE"/>
               </w:rPr>
-              <w:t xml:space="preserve">lle Tabellen vorhanden </w:t>
-            </w:r>
-            <w:proofErr w:type="gramStart"/>
-            <w:r>
-              <w:rPr>
-                <w:sz w:val="19"/>
-                <w:lang w:val="de-DE"/>
-              </w:rPr>
-              <w:t>sind</w:t>
-            </w:r>
-            <w:proofErr w:type="gramEnd"/>
+              <w:t>lle Tabellen vorhanden sind</w:t>
+            </w:r>
           </w:p>
         </w:tc>
         <w:tc>
@@ -2224,7 +1860,6 @@
               <w:spacing w:before="40" w:after="40"/>
             </w:pPr>
             <w:proofErr w:type="spellStart"/>
-            <w:proofErr w:type="gramStart"/>
             <w:r>
               <w:rPr>
                 <w:sz w:val="19"/>
@@ -2236,14 +1871,7 @@
               <w:rPr>
                 <w:sz w:val="19"/>
               </w:rPr>
-              <w:t>,</w:t>
-            </w:r>
-            <w:proofErr w:type="gramEnd"/>
-            <w:r>
-              <w:rPr>
-                <w:sz w:val="19"/>
-              </w:rPr>
-              <w:t xml:space="preserve"> was </w:t>
+              <w:t xml:space="preserve">, was </w:t>
             </w:r>
             <w:proofErr w:type="spellStart"/>
             <w:r>
@@ -2485,24 +2113,9 @@
               <w:rPr>
                 <w:sz w:val="19"/>
               </w:rPr>
-              <w:t xml:space="preserve">☐ </w:t>
-            </w:r>
-            <w:proofErr w:type="gramStart"/>
-            <w:r>
-              <w:rPr>
-                <w:sz w:val="19"/>
-              </w:rPr>
-              <w:t>Offen  ☐</w:t>
-            </w:r>
-            <w:proofErr w:type="gramEnd"/>
-            <w:r>
-              <w:rPr>
-                <w:sz w:val="19"/>
-              </w:rPr>
-              <w:t xml:space="preserve"> </w:t>
+              <w:t xml:space="preserve">☐ Offen  ☐ </w:t>
             </w:r>
             <w:proofErr w:type="spellStart"/>
-            <w:proofErr w:type="gramStart"/>
             <w:r>
               <w:rPr>
                 <w:sz w:val="19"/>
@@ -2514,14 +2127,7 @@
               <w:rPr>
                 <w:sz w:val="19"/>
               </w:rPr>
-              <w:t xml:space="preserve">  ☐</w:t>
-            </w:r>
-            <w:proofErr w:type="gramEnd"/>
-            <w:r>
-              <w:rPr>
-                <w:sz w:val="19"/>
-              </w:rPr>
-              <w:t xml:space="preserve"> </w:t>
+              <w:t xml:space="preserve">  ☐ </w:t>
             </w:r>
             <w:proofErr w:type="spellStart"/>
             <w:r>
@@ -2581,348 +2187,6 @@
         </w:rPr>
         <w:t>Ob die Verbindung funktioniert</w:t>
       </w:r>
-    </w:p>
-    <w:p>
-      <w:pPr>
-        <w:pStyle w:val="Aufzhlungszeichen"/>
-        <w:rPr>
-          <w:lang w:val="de-DE"/>
-        </w:rPr>
-      </w:pPr>
-    </w:p>
-    <w:p>
-      <w:pPr>
-        <w:pStyle w:val="berschrift2"/>
-        <w:spacing w:before="160" w:after="120"/>
-      </w:pPr>
-      <w:proofErr w:type="spellStart"/>
-      <w:r>
-        <w:lastRenderedPageBreak/>
-        <w:t>Ergebnisse</w:t>
-      </w:r>
-      <w:proofErr w:type="spellEnd"/>
-      <w:r>
-        <w:t xml:space="preserve"> / </w:t>
-      </w:r>
-      <w:proofErr w:type="spellStart"/>
-      <w:r>
-        <w:t>Auffälligkeiten</w:t>
-      </w:r>
-      <w:proofErr w:type="spellEnd"/>
-    </w:p>
-    <w:tbl>
-      <w:tblPr>
-        <w:tblStyle w:val="Tabellenraster"/>
-        <w:tblW w:w="0" w:type="auto"/>
-        <w:jc w:val="center"/>
-        <w:tblLook w:val="04A0" w:firstRow="1" w:lastRow="0" w:firstColumn="1" w:lastColumn="0" w:noHBand="0" w:noVBand="1"/>
-      </w:tblPr>
-      <w:tblGrid>
-        <w:gridCol w:w="1296"/>
-        <w:gridCol w:w="3672"/>
-        <w:gridCol w:w="3168"/>
-        <w:gridCol w:w="1800"/>
-      </w:tblGrid>
-      <w:tr>
-        <w:trPr>
-          <w:cantSplit/>
-          <w:tblHeader/>
-          <w:jc w:val="center"/>
-        </w:trPr>
-        <w:tc>
-          <w:tcPr>
-            <w:tcW w:w="1296" w:type="dxa"/>
-            <w:shd w:val="clear" w:color="auto" w:fill="D9EAF7"/>
-            <w:tcMar>
-              <w:top w:w="100" w:type="dxa"/>
-              <w:left w:w="100" w:type="dxa"/>
-              <w:bottom w:w="100" w:type="dxa"/>
-              <w:right w:w="100" w:type="dxa"/>
-            </w:tcMar>
-            <w:vAlign w:val="center"/>
-          </w:tcPr>
-          <w:p>
-            <w:pPr>
-              <w:spacing w:before="40" w:after="40"/>
-            </w:pPr>
-            <w:proofErr w:type="spellStart"/>
-            <w:r>
-              <w:rPr>
-                <w:b/>
-                <w:color w:val="1F4E79"/>
-                <w:sz w:val="19"/>
-              </w:rPr>
-              <w:t>Referenz</w:t>
-            </w:r>
-            <w:proofErr w:type="spellEnd"/>
-          </w:p>
-        </w:tc>
-        <w:tc>
-          <w:tcPr>
-            <w:tcW w:w="3672" w:type="dxa"/>
-            <w:shd w:val="clear" w:color="auto" w:fill="D9EAF7"/>
-            <w:tcMar>
-              <w:top w:w="100" w:type="dxa"/>
-              <w:left w:w="100" w:type="dxa"/>
-              <w:bottom w:w="100" w:type="dxa"/>
-              <w:right w:w="100" w:type="dxa"/>
-            </w:tcMar>
-            <w:vAlign w:val="center"/>
-          </w:tcPr>
-          <w:p>
-            <w:pPr>
-              <w:spacing w:before="40" w:after="40"/>
-            </w:pPr>
-            <w:proofErr w:type="spellStart"/>
-            <w:r>
-              <w:rPr>
-                <w:b/>
-                <w:color w:val="1F4E79"/>
-                <w:sz w:val="19"/>
-              </w:rPr>
-              <w:t>Beobachtung</w:t>
-            </w:r>
-            <w:proofErr w:type="spellEnd"/>
-          </w:p>
-        </w:tc>
-        <w:tc>
-          <w:tcPr>
-            <w:tcW w:w="3168" w:type="dxa"/>
-            <w:shd w:val="clear" w:color="auto" w:fill="D9EAF7"/>
-            <w:tcMar>
-              <w:top w:w="100" w:type="dxa"/>
-              <w:left w:w="100" w:type="dxa"/>
-              <w:bottom w:w="100" w:type="dxa"/>
-              <w:right w:w="100" w:type="dxa"/>
-            </w:tcMar>
-            <w:vAlign w:val="center"/>
-          </w:tcPr>
-          <w:p>
-            <w:pPr>
-              <w:spacing w:before="40" w:after="40"/>
-            </w:pPr>
-            <w:proofErr w:type="spellStart"/>
-            <w:r>
-              <w:rPr>
-                <w:b/>
-                <w:color w:val="1F4E79"/>
-                <w:sz w:val="19"/>
-              </w:rPr>
-              <w:t>Maßnahme</w:t>
-            </w:r>
-            <w:proofErr w:type="spellEnd"/>
-            <w:r>
-              <w:rPr>
-                <w:b/>
-                <w:color w:val="1F4E79"/>
-                <w:sz w:val="19"/>
-              </w:rPr>
-              <w:t xml:space="preserve"> / Ticket</w:t>
-            </w:r>
-          </w:p>
-        </w:tc>
-        <w:tc>
-          <w:tcPr>
-            <w:tcW w:w="1800" w:type="dxa"/>
-            <w:shd w:val="clear" w:color="auto" w:fill="D9EAF7"/>
-            <w:tcMar>
-              <w:top w:w="100" w:type="dxa"/>
-              <w:left w:w="100" w:type="dxa"/>
-              <w:bottom w:w="100" w:type="dxa"/>
-              <w:right w:w="100" w:type="dxa"/>
-            </w:tcMar>
-            <w:vAlign w:val="center"/>
-          </w:tcPr>
-          <w:p>
-            <w:pPr>
-              <w:spacing w:before="40" w:after="40"/>
-            </w:pPr>
-            <w:r>
-              <w:rPr>
-                <w:b/>
-                <w:color w:val="1F4E79"/>
-                <w:sz w:val="19"/>
-              </w:rPr>
-              <w:t>Status</w:t>
-            </w:r>
-          </w:p>
-        </w:tc>
-      </w:tr>
-      <w:tr>
-        <w:trPr>
-          <w:cantSplit/>
-          <w:jc w:val="center"/>
-        </w:trPr>
-        <w:tc>
-          <w:tcPr>
-            <w:tcW w:w="1296" w:type="dxa"/>
-            <w:tcMar>
-              <w:top w:w="100" w:type="dxa"/>
-              <w:left w:w="100" w:type="dxa"/>
-              <w:bottom w:w="100" w:type="dxa"/>
-              <w:right w:w="100" w:type="dxa"/>
-            </w:tcMar>
-            <w:vAlign w:val="center"/>
-          </w:tcPr>
-          <w:p>
-            <w:pPr>
-              <w:spacing w:before="40" w:after="40"/>
-            </w:pPr>
-            <w:r>
-              <w:rPr>
-                <w:sz w:val="19"/>
-              </w:rPr>
-              <w:t>[UT-ID]</w:t>
-            </w:r>
-          </w:p>
-        </w:tc>
-        <w:tc>
-          <w:tcPr>
-            <w:tcW w:w="3672" w:type="dxa"/>
-            <w:tcMar>
-              <w:top w:w="100" w:type="dxa"/>
-              <w:left w:w="100" w:type="dxa"/>
-              <w:bottom w:w="100" w:type="dxa"/>
-              <w:right w:w="100" w:type="dxa"/>
-            </w:tcMar>
-            <w:vAlign w:val="center"/>
-          </w:tcPr>
-          <w:p>
-            <w:pPr>
-              <w:spacing w:before="40" w:after="40"/>
-            </w:pPr>
-            <w:r>
-              <w:rPr>
-                <w:sz w:val="19"/>
-              </w:rPr>
-              <w:t>[</w:t>
-            </w:r>
-            <w:proofErr w:type="spellStart"/>
-            <w:r>
-              <w:rPr>
-                <w:sz w:val="19"/>
-              </w:rPr>
-              <w:t>Ergebnis</w:t>
-            </w:r>
-            <w:proofErr w:type="spellEnd"/>
-            <w:r>
-              <w:rPr>
-                <w:sz w:val="19"/>
-              </w:rPr>
-              <w:t xml:space="preserve"> oder </w:t>
-            </w:r>
-            <w:proofErr w:type="spellStart"/>
-            <w:r>
-              <w:rPr>
-                <w:sz w:val="19"/>
-              </w:rPr>
-              <w:t>Auffälligkeit</w:t>
-            </w:r>
-            <w:proofErr w:type="spellEnd"/>
-            <w:r>
-              <w:rPr>
-                <w:sz w:val="19"/>
-              </w:rPr>
-              <w:t>]</w:t>
-            </w:r>
-          </w:p>
-        </w:tc>
-        <w:tc>
-          <w:tcPr>
-            <w:tcW w:w="3168" w:type="dxa"/>
-            <w:tcMar>
-              <w:top w:w="100" w:type="dxa"/>
-              <w:left w:w="100" w:type="dxa"/>
-              <w:bottom w:w="100" w:type="dxa"/>
-              <w:right w:w="100" w:type="dxa"/>
-            </w:tcMar>
-            <w:vAlign w:val="center"/>
-          </w:tcPr>
-          <w:p>
-            <w:pPr>
-              <w:spacing w:before="40" w:after="40"/>
-            </w:pPr>
-            <w:r>
-              <w:rPr>
-                <w:sz w:val="19"/>
-              </w:rPr>
-              <w:t xml:space="preserve">[Ticket / </w:t>
-            </w:r>
-            <w:proofErr w:type="spellStart"/>
-            <w:r>
-              <w:rPr>
-                <w:sz w:val="19"/>
-              </w:rPr>
-              <w:t>keine</w:t>
-            </w:r>
-            <w:proofErr w:type="spellEnd"/>
-            <w:r>
-              <w:rPr>
-                <w:sz w:val="19"/>
-              </w:rPr>
-              <w:t xml:space="preserve"> </w:t>
-            </w:r>
-            <w:proofErr w:type="spellStart"/>
-            <w:r>
-              <w:rPr>
-                <w:sz w:val="19"/>
-              </w:rPr>
-              <w:t>Maßnahme</w:t>
-            </w:r>
-            <w:proofErr w:type="spellEnd"/>
-            <w:r>
-              <w:rPr>
-                <w:sz w:val="19"/>
-              </w:rPr>
-              <w:t>]</w:t>
-            </w:r>
-          </w:p>
-        </w:tc>
-        <w:tc>
-          <w:tcPr>
-            <w:tcW w:w="1800" w:type="dxa"/>
-            <w:tcMar>
-              <w:top w:w="100" w:type="dxa"/>
-              <w:left w:w="100" w:type="dxa"/>
-              <w:bottom w:w="100" w:type="dxa"/>
-              <w:right w:w="100" w:type="dxa"/>
-            </w:tcMar>
-            <w:vAlign w:val="center"/>
-          </w:tcPr>
-          <w:p>
-            <w:pPr>
-              <w:spacing w:before="40" w:after="40"/>
-            </w:pPr>
-            <w:r>
-              <w:rPr>
-                <w:sz w:val="19"/>
-              </w:rPr>
-              <w:t xml:space="preserve">[Offen / </w:t>
-            </w:r>
-            <w:proofErr w:type="spellStart"/>
-            <w:r>
-              <w:rPr>
-                <w:sz w:val="19"/>
-              </w:rPr>
-              <w:t>Erledigt</w:t>
-            </w:r>
-            <w:proofErr w:type="spellEnd"/>
-            <w:r>
-              <w:rPr>
-                <w:sz w:val="19"/>
-              </w:rPr>
-              <w:t>]</w:t>
-            </w:r>
-          </w:p>
-        </w:tc>
-      </w:tr>
-    </w:tbl>
-    <w:p>
-      <w:pPr>
-        <w:rPr>
-          <w:lang w:val="de-DE"/>
-        </w:rPr>
-      </w:pPr>
     </w:p>
     <w:p>
       <w:pPr>
@@ -2979,356 +2243,6 @@
         <w:t>.</w:t>
       </w:r>
     </w:p>
-    <w:tbl>
-      <w:tblPr>
-        <w:tblStyle w:val="Tabellenraster"/>
-        <w:tblW w:w="0" w:type="auto"/>
-        <w:jc w:val="center"/>
-        <w:tblLook w:val="04A0" w:firstRow="1" w:lastRow="0" w:firstColumn="1" w:lastColumn="0" w:noHBand="0" w:noVBand="1"/>
-      </w:tblPr>
-      <w:tblGrid>
-        <w:gridCol w:w="2376"/>
-        <w:gridCol w:w="7704"/>
-      </w:tblGrid>
-      <w:tr>
-        <w:trPr>
-          <w:cantSplit/>
-          <w:jc w:val="center"/>
-        </w:trPr>
-        <w:tc>
-          <w:tcPr>
-            <w:tcW w:w="2376" w:type="dxa"/>
-            <w:shd w:val="clear" w:color="auto" w:fill="EEF4F8"/>
-            <w:tcMar>
-              <w:top w:w="100" w:type="dxa"/>
-              <w:left w:w="100" w:type="dxa"/>
-              <w:bottom w:w="100" w:type="dxa"/>
-              <w:right w:w="100" w:type="dxa"/>
-            </w:tcMar>
-            <w:vAlign w:val="center"/>
-          </w:tcPr>
-          <w:p>
-            <w:pPr>
-              <w:spacing w:before="40" w:after="40"/>
-            </w:pPr>
-            <w:proofErr w:type="spellStart"/>
-            <w:r>
-              <w:rPr>
-                <w:b/>
-                <w:color w:val="1F4E79"/>
-                <w:sz w:val="19"/>
-              </w:rPr>
-              <w:t>Verantwortlich</w:t>
-            </w:r>
-            <w:proofErr w:type="spellEnd"/>
-          </w:p>
-        </w:tc>
-        <w:tc>
-          <w:tcPr>
-            <w:tcW w:w="7704" w:type="dxa"/>
-            <w:tcMar>
-              <w:top w:w="100" w:type="dxa"/>
-              <w:left w:w="100" w:type="dxa"/>
-              <w:bottom w:w="100" w:type="dxa"/>
-              <w:right w:w="100" w:type="dxa"/>
-            </w:tcMar>
-            <w:vAlign w:val="center"/>
-          </w:tcPr>
-          <w:p>
-            <w:pPr>
-              <w:spacing w:before="40" w:after="40"/>
-            </w:pPr>
-            <w:r>
-              <w:rPr>
-                <w:sz w:val="19"/>
-              </w:rPr>
-              <w:t>[Name / Team]</w:t>
-            </w:r>
-          </w:p>
-        </w:tc>
-      </w:tr>
-      <w:tr>
-        <w:trPr>
-          <w:cantSplit/>
-          <w:jc w:val="center"/>
-        </w:trPr>
-        <w:tc>
-          <w:tcPr>
-            <w:tcW w:w="2376" w:type="dxa"/>
-            <w:shd w:val="clear" w:color="auto" w:fill="EEF4F8"/>
-            <w:tcMar>
-              <w:top w:w="100" w:type="dxa"/>
-              <w:left w:w="100" w:type="dxa"/>
-              <w:bottom w:w="100" w:type="dxa"/>
-              <w:right w:w="100" w:type="dxa"/>
-            </w:tcMar>
-            <w:vAlign w:val="center"/>
-          </w:tcPr>
-          <w:p>
-            <w:pPr>
-              <w:spacing w:before="40" w:after="40"/>
-            </w:pPr>
-            <w:r>
-              <w:rPr>
-                <w:b/>
-                <w:color w:val="1F4E79"/>
-                <w:sz w:val="19"/>
-              </w:rPr>
-              <w:t>Datum</w:t>
-            </w:r>
-          </w:p>
-        </w:tc>
-        <w:tc>
-          <w:tcPr>
-            <w:tcW w:w="7704" w:type="dxa"/>
-            <w:tcMar>
-              <w:top w:w="100" w:type="dxa"/>
-              <w:left w:w="100" w:type="dxa"/>
-              <w:bottom w:w="100" w:type="dxa"/>
-              <w:right w:w="100" w:type="dxa"/>
-            </w:tcMar>
-            <w:vAlign w:val="center"/>
-          </w:tcPr>
-          <w:p>
-            <w:pPr>
-              <w:spacing w:before="40" w:after="40"/>
-            </w:pPr>
-            <w:r>
-              <w:rPr>
-                <w:sz w:val="19"/>
-              </w:rPr>
-              <w:t>[TT.MM.JJJJ]</w:t>
-            </w:r>
-          </w:p>
-        </w:tc>
-      </w:tr>
-      <w:tr>
-        <w:trPr>
-          <w:cantSplit/>
-          <w:jc w:val="center"/>
-        </w:trPr>
-        <w:tc>
-          <w:tcPr>
-            <w:tcW w:w="2376" w:type="dxa"/>
-            <w:shd w:val="clear" w:color="auto" w:fill="EEF4F8"/>
-            <w:tcMar>
-              <w:top w:w="100" w:type="dxa"/>
-              <w:left w:w="100" w:type="dxa"/>
-              <w:bottom w:w="100" w:type="dxa"/>
-              <w:right w:w="100" w:type="dxa"/>
-            </w:tcMar>
-            <w:vAlign w:val="center"/>
-          </w:tcPr>
-          <w:p>
-            <w:pPr>
-              <w:spacing w:before="40" w:after="40"/>
-            </w:pPr>
-            <w:r>
-              <w:rPr>
-                <w:b/>
-                <w:color w:val="1F4E79"/>
-                <w:sz w:val="19"/>
-              </w:rPr>
-              <w:t>Build / Commit</w:t>
-            </w:r>
-          </w:p>
-        </w:tc>
-        <w:tc>
-          <w:tcPr>
-            <w:tcW w:w="7704" w:type="dxa"/>
-            <w:tcMar>
-              <w:top w:w="100" w:type="dxa"/>
-              <w:left w:w="100" w:type="dxa"/>
-              <w:bottom w:w="100" w:type="dxa"/>
-              <w:right w:w="100" w:type="dxa"/>
-            </w:tcMar>
-            <w:vAlign w:val="center"/>
-          </w:tcPr>
-          <w:p>
-            <w:pPr>
-              <w:spacing w:before="40" w:after="40"/>
-            </w:pPr>
-            <w:r>
-              <w:rPr>
-                <w:sz w:val="19"/>
-              </w:rPr>
-              <w:t>[z. B. Commit-ID]</w:t>
-            </w:r>
-          </w:p>
-        </w:tc>
-      </w:tr>
-      <w:tr>
-        <w:trPr>
-          <w:cantSplit/>
-          <w:jc w:val="center"/>
-        </w:trPr>
-        <w:tc>
-          <w:tcPr>
-            <w:tcW w:w="2376" w:type="dxa"/>
-            <w:shd w:val="clear" w:color="auto" w:fill="EEF4F8"/>
-            <w:tcMar>
-              <w:top w:w="100" w:type="dxa"/>
-              <w:left w:w="100" w:type="dxa"/>
-              <w:bottom w:w="100" w:type="dxa"/>
-              <w:right w:w="100" w:type="dxa"/>
-            </w:tcMar>
-            <w:vAlign w:val="center"/>
-          </w:tcPr>
-          <w:p>
-            <w:pPr>
-              <w:spacing w:before="40" w:after="40"/>
-            </w:pPr>
-            <w:proofErr w:type="spellStart"/>
-            <w:r>
-              <w:rPr>
-                <w:b/>
-                <w:color w:val="1F4E79"/>
-                <w:sz w:val="19"/>
-              </w:rPr>
-              <w:t>Testframework</w:t>
-            </w:r>
-            <w:proofErr w:type="spellEnd"/>
-          </w:p>
-        </w:tc>
-        <w:tc>
-          <w:tcPr>
-            <w:tcW w:w="7704" w:type="dxa"/>
-            <w:tcMar>
-              <w:top w:w="100" w:type="dxa"/>
-              <w:left w:w="100" w:type="dxa"/>
-              <w:bottom w:w="100" w:type="dxa"/>
-              <w:right w:w="100" w:type="dxa"/>
-            </w:tcMar>
-            <w:vAlign w:val="center"/>
-          </w:tcPr>
-          <w:p>
-            <w:pPr>
-              <w:spacing w:before="40" w:after="40"/>
-            </w:pPr>
-            <w:r>
-              <w:rPr>
-                <w:sz w:val="19"/>
-              </w:rPr>
-              <w:t xml:space="preserve">[z. B. JUnit / </w:t>
-            </w:r>
-            <w:proofErr w:type="spellStart"/>
-            <w:r>
-              <w:rPr>
-                <w:sz w:val="19"/>
-              </w:rPr>
-              <w:t>pytest</w:t>
-            </w:r>
-            <w:proofErr w:type="spellEnd"/>
-            <w:r>
-              <w:rPr>
-                <w:sz w:val="19"/>
-              </w:rPr>
-              <w:t xml:space="preserve"> / Jest]</w:t>
-            </w:r>
-          </w:p>
-        </w:tc>
-      </w:tr>
-      <w:tr>
-        <w:trPr>
-          <w:cantSplit/>
-          <w:jc w:val="center"/>
-        </w:trPr>
-        <w:tc>
-          <w:tcPr>
-            <w:tcW w:w="2376" w:type="dxa"/>
-            <w:shd w:val="clear" w:color="auto" w:fill="EEF4F8"/>
-            <w:tcMar>
-              <w:top w:w="100" w:type="dxa"/>
-              <w:left w:w="100" w:type="dxa"/>
-              <w:bottom w:w="100" w:type="dxa"/>
-              <w:right w:w="100" w:type="dxa"/>
-            </w:tcMar>
-            <w:vAlign w:val="center"/>
-          </w:tcPr>
-          <w:p>
-            <w:pPr>
-              <w:spacing w:before="40" w:after="40"/>
-            </w:pPr>
-            <w:proofErr w:type="spellStart"/>
-            <w:r>
-              <w:rPr>
-                <w:b/>
-                <w:color w:val="1F4E79"/>
-                <w:sz w:val="19"/>
-              </w:rPr>
-              <w:t>Testumfang</w:t>
-            </w:r>
-            <w:proofErr w:type="spellEnd"/>
-          </w:p>
-        </w:tc>
-        <w:tc>
-          <w:tcPr>
-            <w:tcW w:w="7704" w:type="dxa"/>
-            <w:tcMar>
-              <w:top w:w="100" w:type="dxa"/>
-              <w:left w:w="100" w:type="dxa"/>
-              <w:bottom w:w="100" w:type="dxa"/>
-              <w:right w:w="100" w:type="dxa"/>
-            </w:tcMar>
-            <w:vAlign w:val="center"/>
-          </w:tcPr>
-          <w:p>
-            <w:pPr>
-              <w:spacing w:before="40" w:after="40"/>
-            </w:pPr>
-            <w:r>
-              <w:rPr>
-                <w:sz w:val="19"/>
-              </w:rPr>
-              <w:t>[</w:t>
-            </w:r>
-            <w:proofErr w:type="spellStart"/>
-            <w:r>
-              <w:rPr>
-                <w:sz w:val="19"/>
-              </w:rPr>
-              <w:t>Welche</w:t>
-            </w:r>
-            <w:proofErr w:type="spellEnd"/>
-            <w:r>
-              <w:rPr>
-                <w:sz w:val="19"/>
-              </w:rPr>
-              <w:t xml:space="preserve"> Units </w:t>
-            </w:r>
-            <w:proofErr w:type="spellStart"/>
-            <w:r>
-              <w:rPr>
-                <w:sz w:val="19"/>
-              </w:rPr>
-              <w:t>werden</w:t>
-            </w:r>
-            <w:proofErr w:type="spellEnd"/>
-            <w:r>
-              <w:rPr>
-                <w:sz w:val="19"/>
-              </w:rPr>
-              <w:t xml:space="preserve"> </w:t>
-            </w:r>
-            <w:proofErr w:type="spellStart"/>
-            <w:r>
-              <w:rPr>
-                <w:sz w:val="19"/>
-              </w:rPr>
-              <w:t>betrachtet</w:t>
-            </w:r>
-            <w:proofErr w:type="spellEnd"/>
-            <w:r>
-              <w:rPr>
-                <w:sz w:val="19"/>
-              </w:rPr>
-              <w:t>?]</w:t>
-            </w:r>
-          </w:p>
-        </w:tc>
-      </w:tr>
-    </w:tbl>
-    <w:p/>
     <w:p>
       <w:pPr>
         <w:pStyle w:val="berschrift2"/>
@@ -3348,12 +2262,12 @@
         <w:tblLook w:val="04A0" w:firstRow="1" w:lastRow="0" w:firstColumn="1" w:lastColumn="0" w:noHBand="0" w:noVBand="1"/>
       </w:tblPr>
       <w:tblGrid>
-        <w:gridCol w:w="956"/>
+        <w:gridCol w:w="931"/>
         <w:gridCol w:w="2393"/>
-        <w:gridCol w:w="1276"/>
-        <w:gridCol w:w="1430"/>
-        <w:gridCol w:w="1257"/>
-        <w:gridCol w:w="1333"/>
+        <w:gridCol w:w="1353"/>
+        <w:gridCol w:w="1413"/>
+        <w:gridCol w:w="1146"/>
+        <w:gridCol w:w="1409"/>
         <w:gridCol w:w="1491"/>
       </w:tblGrid>
       <w:tr>
@@ -3621,111 +2535,19 @@
               <w:rPr>
                 <w:sz w:val="19"/>
               </w:rPr>
-              <w:t>UT-XXX</w:t>
-            </w:r>
-          </w:p>
-        </w:tc>
-        <w:tc>
-          <w:tcPr>
-            <w:tcW w:w="1512" w:type="dxa"/>
-            <w:tcMar>
-              <w:top w:w="100" w:type="dxa"/>
-              <w:left w:w="100" w:type="dxa"/>
-              <w:bottom w:w="100" w:type="dxa"/>
-              <w:right w:w="100" w:type="dxa"/>
-            </w:tcMar>
-            <w:vAlign w:val="center"/>
-          </w:tcPr>
-          <w:p>
-            <w:pPr>
-              <w:spacing w:before="40" w:after="40"/>
-            </w:pPr>
-            <w:r>
-              <w:rPr>
-                <w:sz w:val="19"/>
-              </w:rPr>
-              <w:t xml:space="preserve">z. B. </w:t>
-            </w:r>
-            <w:proofErr w:type="spellStart"/>
-            <w:r>
-              <w:rPr>
-                <w:sz w:val="19"/>
-              </w:rPr>
-              <w:t>MitarbeiterService.create</w:t>
-            </w:r>
-            <w:proofErr w:type="spellEnd"/>
-            <w:r>
-              <w:rPr>
-                <w:sz w:val="19"/>
-              </w:rPr>
-              <w:t>()</w:t>
-            </w:r>
-          </w:p>
-        </w:tc>
-        <w:tc>
-          <w:tcPr>
-            <w:tcW w:w="1656" w:type="dxa"/>
-            <w:tcMar>
-              <w:top w:w="100" w:type="dxa"/>
-              <w:left w:w="100" w:type="dxa"/>
-              <w:bottom w:w="100" w:type="dxa"/>
-              <w:right w:w="100" w:type="dxa"/>
-            </w:tcMar>
-            <w:vAlign w:val="center"/>
-          </w:tcPr>
-          <w:p>
-            <w:pPr>
-              <w:spacing w:before="40" w:after="40"/>
-            </w:pPr>
-            <w:proofErr w:type="spellStart"/>
-            <w:proofErr w:type="gramStart"/>
-            <w:r>
-              <w:rPr>
-                <w:sz w:val="19"/>
-              </w:rPr>
-              <w:t>Beschreibt</w:t>
-            </w:r>
-            <w:proofErr w:type="spellEnd"/>
-            <w:r>
-              <w:rPr>
-                <w:sz w:val="19"/>
-              </w:rPr>
-              <w:t>,</w:t>
-            </w:r>
-            <w:proofErr w:type="gramEnd"/>
-            <w:r>
-              <w:rPr>
-                <w:sz w:val="19"/>
-              </w:rPr>
-              <w:t xml:space="preserve"> was </w:t>
-            </w:r>
-            <w:proofErr w:type="spellStart"/>
-            <w:r>
-              <w:rPr>
-                <w:sz w:val="19"/>
-              </w:rPr>
-              <w:t>geprüft</w:t>
-            </w:r>
-            <w:proofErr w:type="spellEnd"/>
-            <w:r>
-              <w:rPr>
-                <w:sz w:val="19"/>
-              </w:rPr>
-              <w:t xml:space="preserve"> </w:t>
-            </w:r>
-            <w:proofErr w:type="spellStart"/>
-            <w:r>
-              <w:rPr>
-                <w:sz w:val="19"/>
-              </w:rPr>
-              <w:t>wird</w:t>
-            </w:r>
-            <w:proofErr w:type="spellEnd"/>
-            <w:r>
-              <w:rPr>
-                <w:sz w:val="19"/>
-              </w:rPr>
-              <w:t>.</w:t>
+              <w:t>UT-</w:t>
+            </w:r>
+            <w:r>
+              <w:rPr>
+                <w:sz w:val="19"/>
+              </w:rPr>
+              <w:t>0</w:t>
+            </w:r>
+            <w:r>
+              <w:rPr>
+                <w:sz w:val="19"/>
+              </w:rPr>
+              <w:t>2</w:t>
             </w:r>
           </w:p>
         </w:tc>
@@ -3749,43 +2571,84 @@
               <w:rPr>
                 <w:sz w:val="19"/>
               </w:rPr>
-              <w:t>Relevante</w:t>
+              <w:t>Mitarbeiter</w:t>
+            </w:r>
+            <w:r>
+              <w:rPr>
+                <w:sz w:val="19"/>
+              </w:rPr>
+              <w:t>AdapterTest</w:t>
             </w:r>
             <w:proofErr w:type="spellEnd"/>
             <w:r>
               <w:rPr>
                 <w:sz w:val="19"/>
               </w:rPr>
-              <w:t xml:space="preserve"> </w:t>
+              <w:t>()</w:t>
+            </w:r>
+          </w:p>
+        </w:tc>
+        <w:tc>
+          <w:tcPr>
+            <w:tcW w:w="1656" w:type="dxa"/>
+            <w:tcMar>
+              <w:top w:w="100" w:type="dxa"/>
+              <w:left w:w="100" w:type="dxa"/>
+              <w:bottom w:w="100" w:type="dxa"/>
+              <w:right w:w="100" w:type="dxa"/>
+            </w:tcMar>
+            <w:vAlign w:val="center"/>
+          </w:tcPr>
+          <w:p>
+            <w:pPr>
+              <w:spacing w:before="40" w:after="40"/>
+              <w:rPr>
+                <w:lang w:val="de-DE"/>
+              </w:rPr>
+            </w:pPr>
+            <w:r>
+              <w:rPr>
+                <w:lang w:val="de-DE"/>
+              </w:rPr>
+              <w:t>Prüfen ob der Mitarbeiter-A</w:t>
+            </w:r>
+            <w:r>
+              <w:rPr>
+                <w:lang w:val="de-DE"/>
+              </w:rPr>
+              <w:t>dapter funktioniert</w:t>
+            </w:r>
+          </w:p>
+        </w:tc>
+        <w:tc>
+          <w:tcPr>
+            <w:tcW w:w="1512" w:type="dxa"/>
+            <w:tcMar>
+              <w:top w:w="100" w:type="dxa"/>
+              <w:left w:w="100" w:type="dxa"/>
+              <w:bottom w:w="100" w:type="dxa"/>
+              <w:right w:w="100" w:type="dxa"/>
+            </w:tcMar>
+            <w:vAlign w:val="center"/>
+          </w:tcPr>
+          <w:p>
+            <w:pPr>
+              <w:spacing w:before="40" w:after="40"/>
+            </w:pPr>
+            <w:r>
+              <w:rPr>
+                <w:sz w:val="19"/>
+              </w:rPr>
+              <w:t xml:space="preserve">Mitarbeiter-Adapter </w:t>
             </w:r>
             <w:proofErr w:type="spellStart"/>
             <w:r>
               <w:rPr>
                 <w:sz w:val="19"/>
               </w:rPr>
-              <w:t>Objekte</w:t>
+              <w:t>vorhanden</w:t>
             </w:r>
             <w:proofErr w:type="spellEnd"/>
-            <w:r>
-              <w:rPr>
-                <w:sz w:val="19"/>
-              </w:rPr>
-              <w:t xml:space="preserve"> / Mocks </w:t>
-            </w:r>
-            <w:proofErr w:type="spellStart"/>
-            <w:r>
-              <w:rPr>
-                <w:sz w:val="19"/>
-              </w:rPr>
-              <w:t>vorhanden</w:t>
-            </w:r>
-            <w:proofErr w:type="spellEnd"/>
-            <w:r>
-              <w:rPr>
-                <w:sz w:val="19"/>
-              </w:rPr>
-              <w:t>.</w:t>
-            </w:r>
           </w:p>
         </w:tc>
         <w:tc>
@@ -3803,47 +2666,11 @@
             <w:pPr>
               <w:spacing w:before="40" w:after="40"/>
             </w:pPr>
-            <w:proofErr w:type="spellStart"/>
-            <w:r>
-              <w:rPr>
-                <w:sz w:val="19"/>
-              </w:rPr>
-              <w:t>Konkrete</w:t>
-            </w:r>
-            <w:proofErr w:type="spellEnd"/>
-            <w:r>
-              <w:rPr>
-                <w:sz w:val="19"/>
-              </w:rPr>
-              <w:t xml:space="preserve"> </w:t>
-            </w:r>
-            <w:proofErr w:type="spellStart"/>
-            <w:r>
-              <w:rPr>
-                <w:sz w:val="19"/>
-              </w:rPr>
-              <w:t>Testwerte</w:t>
-            </w:r>
-            <w:proofErr w:type="spellEnd"/>
-            <w:r>
-              <w:rPr>
-                <w:sz w:val="19"/>
-              </w:rPr>
-              <w:t xml:space="preserve"> </w:t>
-            </w:r>
-            <w:proofErr w:type="spellStart"/>
-            <w:r>
-              <w:rPr>
-                <w:sz w:val="19"/>
-              </w:rPr>
-              <w:t>eintragen</w:t>
-            </w:r>
-            <w:proofErr w:type="spellEnd"/>
-            <w:r>
-              <w:rPr>
-                <w:sz w:val="19"/>
-              </w:rPr>
-              <w:t>.</w:t>
+            <w:r>
+              <w:rPr>
+                <w:sz w:val="19"/>
+              </w:rPr>
+              <w:t>/</w:t>
             </w:r>
           </w:p>
         </w:tc>
@@ -3861,62 +2688,21 @@
           <w:p>
             <w:pPr>
               <w:spacing w:before="40" w:after="40"/>
+              <w:rPr>
+                <w:lang w:val="de-DE"/>
+              </w:rPr>
             </w:pPr>
-            <w:proofErr w:type="spellStart"/>
-            <w:r>
-              <w:rPr>
-                <w:sz w:val="19"/>
-              </w:rPr>
-              <w:t>Konkretes</w:t>
-            </w:r>
-            <w:proofErr w:type="spellEnd"/>
-            <w:r>
-              <w:rPr>
-                <w:sz w:val="19"/>
-              </w:rPr>
-              <w:t xml:space="preserve"> </w:t>
-            </w:r>
-            <w:proofErr w:type="spellStart"/>
-            <w:r>
-              <w:rPr>
-                <w:sz w:val="19"/>
-              </w:rPr>
-              <w:t>erwartetes</w:t>
-            </w:r>
-            <w:proofErr w:type="spellEnd"/>
-            <w:r>
-              <w:rPr>
-                <w:sz w:val="19"/>
-              </w:rPr>
-              <w:t xml:space="preserve"> </w:t>
-            </w:r>
-            <w:proofErr w:type="spellStart"/>
-            <w:r>
-              <w:rPr>
-                <w:sz w:val="19"/>
-              </w:rPr>
-              <w:t>Verhalten</w:t>
-            </w:r>
-            <w:proofErr w:type="spellEnd"/>
-            <w:r>
-              <w:rPr>
-                <w:sz w:val="19"/>
-              </w:rPr>
-              <w:t xml:space="preserve"> </w:t>
-            </w:r>
-            <w:proofErr w:type="spellStart"/>
-            <w:r>
-              <w:rPr>
-                <w:sz w:val="19"/>
-              </w:rPr>
-              <w:t>eintragen</w:t>
-            </w:r>
-            <w:proofErr w:type="spellEnd"/>
-            <w:r>
-              <w:rPr>
-                <w:sz w:val="19"/>
-              </w:rPr>
-              <w:t>.</w:t>
+            <w:r>
+              <w:rPr>
+                <w:lang w:val="de-DE"/>
+              </w:rPr>
+              <w:t>Es wird kein Error a</w:t>
+            </w:r>
+            <w:r>
+              <w:rPr>
+                <w:lang w:val="de-DE"/>
+              </w:rPr>
+              <w:t>usgegeben</w:t>
             </w:r>
           </w:p>
         </w:tc>
@@ -3935,54 +2721,9 @@
             <w:pPr>
               <w:spacing w:before="40" w:after="40"/>
             </w:pPr>
-            <w:r>
-              <w:rPr>
-                <w:sz w:val="19"/>
-              </w:rPr>
-              <w:t xml:space="preserve">☐ </w:t>
-            </w:r>
-            <w:proofErr w:type="gramStart"/>
-            <w:r>
-              <w:rPr>
-                <w:sz w:val="19"/>
-              </w:rPr>
-              <w:t>Offen  ☐</w:t>
-            </w:r>
-            <w:proofErr w:type="gramEnd"/>
-            <w:r>
-              <w:rPr>
-                <w:sz w:val="19"/>
-              </w:rPr>
-              <w:t xml:space="preserve"> </w:t>
-            </w:r>
             <w:proofErr w:type="spellStart"/>
-            <w:proofErr w:type="gramStart"/>
-            <w:r>
-              <w:rPr>
-                <w:sz w:val="19"/>
-              </w:rPr>
+            <w:r>
               <w:t>Bestanden</w:t>
-            </w:r>
-            <w:proofErr w:type="spellEnd"/>
-            <w:r>
-              <w:rPr>
-                <w:sz w:val="19"/>
-              </w:rPr>
-              <w:t xml:space="preserve">  ☐</w:t>
-            </w:r>
-            <w:proofErr w:type="gramEnd"/>
-            <w:r>
-              <w:rPr>
-                <w:sz w:val="19"/>
-              </w:rPr>
-              <w:t xml:space="preserve"> </w:t>
-            </w:r>
-            <w:proofErr w:type="spellStart"/>
-            <w:r>
-              <w:rPr>
-                <w:sz w:val="19"/>
-              </w:rPr>
-              <w:t>Fehlgeschlagen</w:t>
             </w:r>
             <w:proofErr w:type="spellEnd"/>
           </w:p>
@@ -4012,6 +2753,7 @@
               <w:rPr>
                 <w:sz w:val="19"/>
               </w:rPr>
+              <w:lastRenderedPageBreak/>
               <w:t>UT-XXX</w:t>
             </w:r>
           </w:p>
@@ -4069,7 +2811,6 @@
               <w:spacing w:before="40" w:after="40"/>
             </w:pPr>
             <w:proofErr w:type="spellStart"/>
-            <w:proofErr w:type="gramStart"/>
             <w:r>
               <w:rPr>
                 <w:sz w:val="19"/>
@@ -4081,14 +2822,7 @@
               <w:rPr>
                 <w:sz w:val="19"/>
               </w:rPr>
-              <w:t>,</w:t>
-            </w:r>
-            <w:proofErr w:type="gramEnd"/>
-            <w:r>
-              <w:rPr>
-                <w:sz w:val="19"/>
-              </w:rPr>
-              <w:t xml:space="preserve"> was </w:t>
+              <w:t xml:space="preserve">, was </w:t>
             </w:r>
             <w:proofErr w:type="spellStart"/>
             <w:r>
@@ -4330,24 +3064,9 @@
               <w:rPr>
                 <w:sz w:val="19"/>
               </w:rPr>
-              <w:t xml:space="preserve">☐ </w:t>
-            </w:r>
-            <w:proofErr w:type="gramStart"/>
-            <w:r>
-              <w:rPr>
-                <w:sz w:val="19"/>
-              </w:rPr>
-              <w:t>Offen  ☐</w:t>
-            </w:r>
-            <w:proofErr w:type="gramEnd"/>
-            <w:r>
-              <w:rPr>
-                <w:sz w:val="19"/>
-              </w:rPr>
-              <w:t xml:space="preserve"> </w:t>
+              <w:t xml:space="preserve">☐ Offen  ☐ </w:t>
             </w:r>
             <w:proofErr w:type="spellStart"/>
-            <w:proofErr w:type="gramStart"/>
             <w:r>
               <w:rPr>
                 <w:sz w:val="19"/>
@@ -4359,14 +3078,7 @@
               <w:rPr>
                 <w:sz w:val="19"/>
               </w:rPr>
-              <w:t xml:space="preserve">  ☐</w:t>
-            </w:r>
-            <w:proofErr w:type="gramEnd"/>
-            <w:r>
-              <w:rPr>
-                <w:sz w:val="19"/>
-              </w:rPr>
-              <w:t xml:space="preserve"> </w:t>
+              <w:t xml:space="preserve">  ☐ </w:t>
             </w:r>
             <w:proofErr w:type="spellStart"/>
             <w:r>
@@ -4458,373 +3170,6 @@
     </w:p>
     <w:p>
       <w:pPr>
-        <w:pStyle w:val="Aufzhlungszeichen"/>
-        <w:rPr>
-          <w:lang w:val="de-DE"/>
-        </w:rPr>
-      </w:pPr>
-      <w:r>
-        <w:rPr>
-          <w:lang w:val="de-DE"/>
-        </w:rPr>
-        <w:t>Validierung ungültiger oder fehlender Eingaben.</w:t>
-      </w:r>
-    </w:p>
-    <w:p>
-      <w:pPr>
-        <w:pStyle w:val="Aufzhlungszeichen"/>
-        <w:rPr>
-          <w:lang w:val="de-DE"/>
-        </w:rPr>
-      </w:pPr>
-      <w:r>
-        <w:rPr>
-          <w:lang w:val="de-DE"/>
-        </w:rPr>
-        <w:t>Behandlung bereits vorhandener</w:t>
-      </w:r>
-      <w:r>
-        <w:rPr>
-          <w:lang w:val="de-DE"/>
-        </w:rPr>
-        <w:t xml:space="preserve"> </w:t>
-      </w:r>
-      <w:r>
-        <w:rPr>
-          <w:lang w:val="de-DE"/>
-        </w:rPr>
-        <w:t>Mitarbeiter.</w:t>
-      </w:r>
-    </w:p>
-    <w:p>
-      <w:pPr>
-        <w:pStyle w:val="berschrift2"/>
-        <w:spacing w:before="160" w:after="120"/>
-      </w:pPr>
-      <w:proofErr w:type="spellStart"/>
-      <w:r>
-        <w:t>Ergebnisse</w:t>
-      </w:r>
-      <w:proofErr w:type="spellEnd"/>
-      <w:r>
-        <w:t xml:space="preserve"> / </w:t>
-      </w:r>
-      <w:proofErr w:type="spellStart"/>
-      <w:r>
-        <w:t>Auffälligkeiten</w:t>
-      </w:r>
-      <w:proofErr w:type="spellEnd"/>
-    </w:p>
-    <w:tbl>
-      <w:tblPr>
-        <w:tblStyle w:val="Tabellenraster"/>
-        <w:tblW w:w="0" w:type="auto"/>
-        <w:jc w:val="center"/>
-        <w:tblLook w:val="04A0" w:firstRow="1" w:lastRow="0" w:firstColumn="1" w:lastColumn="0" w:noHBand="0" w:noVBand="1"/>
-      </w:tblPr>
-      <w:tblGrid>
-        <w:gridCol w:w="1296"/>
-        <w:gridCol w:w="3672"/>
-        <w:gridCol w:w="3168"/>
-        <w:gridCol w:w="1800"/>
-      </w:tblGrid>
-      <w:tr>
-        <w:trPr>
-          <w:cantSplit/>
-          <w:tblHeader/>
-          <w:jc w:val="center"/>
-        </w:trPr>
-        <w:tc>
-          <w:tcPr>
-            <w:tcW w:w="1296" w:type="dxa"/>
-            <w:shd w:val="clear" w:color="auto" w:fill="D9EAF7"/>
-            <w:tcMar>
-              <w:top w:w="100" w:type="dxa"/>
-              <w:left w:w="100" w:type="dxa"/>
-              <w:bottom w:w="100" w:type="dxa"/>
-              <w:right w:w="100" w:type="dxa"/>
-            </w:tcMar>
-            <w:vAlign w:val="center"/>
-          </w:tcPr>
-          <w:p>
-            <w:pPr>
-              <w:spacing w:before="40" w:after="40"/>
-            </w:pPr>
-            <w:proofErr w:type="spellStart"/>
-            <w:r>
-              <w:rPr>
-                <w:b/>
-                <w:color w:val="1F4E79"/>
-                <w:sz w:val="19"/>
-              </w:rPr>
-              <w:t>Referenz</w:t>
-            </w:r>
-            <w:proofErr w:type="spellEnd"/>
-          </w:p>
-        </w:tc>
-        <w:tc>
-          <w:tcPr>
-            <w:tcW w:w="3672" w:type="dxa"/>
-            <w:shd w:val="clear" w:color="auto" w:fill="D9EAF7"/>
-            <w:tcMar>
-              <w:top w:w="100" w:type="dxa"/>
-              <w:left w:w="100" w:type="dxa"/>
-              <w:bottom w:w="100" w:type="dxa"/>
-              <w:right w:w="100" w:type="dxa"/>
-            </w:tcMar>
-            <w:vAlign w:val="center"/>
-          </w:tcPr>
-          <w:p>
-            <w:pPr>
-              <w:spacing w:before="40" w:after="40"/>
-            </w:pPr>
-            <w:proofErr w:type="spellStart"/>
-            <w:r>
-              <w:rPr>
-                <w:b/>
-                <w:color w:val="1F4E79"/>
-                <w:sz w:val="19"/>
-              </w:rPr>
-              <w:t>Beobachtung</w:t>
-            </w:r>
-            <w:proofErr w:type="spellEnd"/>
-          </w:p>
-        </w:tc>
-        <w:tc>
-          <w:tcPr>
-            <w:tcW w:w="3168" w:type="dxa"/>
-            <w:shd w:val="clear" w:color="auto" w:fill="D9EAF7"/>
-            <w:tcMar>
-              <w:top w:w="100" w:type="dxa"/>
-              <w:left w:w="100" w:type="dxa"/>
-              <w:bottom w:w="100" w:type="dxa"/>
-              <w:right w:w="100" w:type="dxa"/>
-            </w:tcMar>
-            <w:vAlign w:val="center"/>
-          </w:tcPr>
-          <w:p>
-            <w:pPr>
-              <w:spacing w:before="40" w:after="40"/>
-            </w:pPr>
-            <w:proofErr w:type="spellStart"/>
-            <w:r>
-              <w:rPr>
-                <w:b/>
-                <w:color w:val="1F4E79"/>
-                <w:sz w:val="19"/>
-              </w:rPr>
-              <w:t>Maßnahme</w:t>
-            </w:r>
-            <w:proofErr w:type="spellEnd"/>
-            <w:r>
-              <w:rPr>
-                <w:b/>
-                <w:color w:val="1F4E79"/>
-                <w:sz w:val="19"/>
-              </w:rPr>
-              <w:t xml:space="preserve"> / Ticket</w:t>
-            </w:r>
-          </w:p>
-        </w:tc>
-        <w:tc>
-          <w:tcPr>
-            <w:tcW w:w="1800" w:type="dxa"/>
-            <w:shd w:val="clear" w:color="auto" w:fill="D9EAF7"/>
-            <w:tcMar>
-              <w:top w:w="100" w:type="dxa"/>
-              <w:left w:w="100" w:type="dxa"/>
-              <w:bottom w:w="100" w:type="dxa"/>
-              <w:right w:w="100" w:type="dxa"/>
-            </w:tcMar>
-            <w:vAlign w:val="center"/>
-          </w:tcPr>
-          <w:p>
-            <w:pPr>
-              <w:spacing w:before="40" w:after="40"/>
-            </w:pPr>
-            <w:r>
-              <w:rPr>
-                <w:b/>
-                <w:color w:val="1F4E79"/>
-                <w:sz w:val="19"/>
-              </w:rPr>
-              <w:t>Status</w:t>
-            </w:r>
-          </w:p>
-        </w:tc>
-      </w:tr>
-      <w:tr>
-        <w:trPr>
-          <w:cantSplit/>
-          <w:jc w:val="center"/>
-        </w:trPr>
-        <w:tc>
-          <w:tcPr>
-            <w:tcW w:w="1296" w:type="dxa"/>
-            <w:tcMar>
-              <w:top w:w="100" w:type="dxa"/>
-              <w:left w:w="100" w:type="dxa"/>
-              <w:bottom w:w="100" w:type="dxa"/>
-              <w:right w:w="100" w:type="dxa"/>
-            </w:tcMar>
-            <w:vAlign w:val="center"/>
-          </w:tcPr>
-          <w:p>
-            <w:pPr>
-              <w:spacing w:before="40" w:after="40"/>
-            </w:pPr>
-            <w:r>
-              <w:rPr>
-                <w:sz w:val="19"/>
-              </w:rPr>
-              <w:lastRenderedPageBreak/>
-              <w:t>[UT-ID]</w:t>
-            </w:r>
-          </w:p>
-        </w:tc>
-        <w:tc>
-          <w:tcPr>
-            <w:tcW w:w="3672" w:type="dxa"/>
-            <w:tcMar>
-              <w:top w:w="100" w:type="dxa"/>
-              <w:left w:w="100" w:type="dxa"/>
-              <w:bottom w:w="100" w:type="dxa"/>
-              <w:right w:w="100" w:type="dxa"/>
-            </w:tcMar>
-            <w:vAlign w:val="center"/>
-          </w:tcPr>
-          <w:p>
-            <w:pPr>
-              <w:spacing w:before="40" w:after="40"/>
-            </w:pPr>
-            <w:r>
-              <w:rPr>
-                <w:sz w:val="19"/>
-              </w:rPr>
-              <w:t>[</w:t>
-            </w:r>
-            <w:proofErr w:type="spellStart"/>
-            <w:r>
-              <w:rPr>
-                <w:sz w:val="19"/>
-              </w:rPr>
-              <w:t>Ergebnis</w:t>
-            </w:r>
-            <w:proofErr w:type="spellEnd"/>
-            <w:r>
-              <w:rPr>
-                <w:sz w:val="19"/>
-              </w:rPr>
-              <w:t xml:space="preserve"> oder </w:t>
-            </w:r>
-            <w:proofErr w:type="spellStart"/>
-            <w:r>
-              <w:rPr>
-                <w:sz w:val="19"/>
-              </w:rPr>
-              <w:t>Auffälligkeit</w:t>
-            </w:r>
-            <w:proofErr w:type="spellEnd"/>
-            <w:r>
-              <w:rPr>
-                <w:sz w:val="19"/>
-              </w:rPr>
-              <w:t>]</w:t>
-            </w:r>
-          </w:p>
-        </w:tc>
-        <w:tc>
-          <w:tcPr>
-            <w:tcW w:w="3168" w:type="dxa"/>
-            <w:tcMar>
-              <w:top w:w="100" w:type="dxa"/>
-              <w:left w:w="100" w:type="dxa"/>
-              <w:bottom w:w="100" w:type="dxa"/>
-              <w:right w:w="100" w:type="dxa"/>
-            </w:tcMar>
-            <w:vAlign w:val="center"/>
-          </w:tcPr>
-          <w:p>
-            <w:pPr>
-              <w:spacing w:before="40" w:after="40"/>
-            </w:pPr>
-            <w:r>
-              <w:rPr>
-                <w:sz w:val="19"/>
-              </w:rPr>
-              <w:t xml:space="preserve">[Ticket / </w:t>
-            </w:r>
-            <w:proofErr w:type="spellStart"/>
-            <w:r>
-              <w:rPr>
-                <w:sz w:val="19"/>
-              </w:rPr>
-              <w:t>keine</w:t>
-            </w:r>
-            <w:proofErr w:type="spellEnd"/>
-            <w:r>
-              <w:rPr>
-                <w:sz w:val="19"/>
-              </w:rPr>
-              <w:t xml:space="preserve"> </w:t>
-            </w:r>
-            <w:proofErr w:type="spellStart"/>
-            <w:r>
-              <w:rPr>
-                <w:sz w:val="19"/>
-              </w:rPr>
-              <w:t>Maßnahme</w:t>
-            </w:r>
-            <w:proofErr w:type="spellEnd"/>
-            <w:r>
-              <w:rPr>
-                <w:sz w:val="19"/>
-              </w:rPr>
-              <w:t>]</w:t>
-            </w:r>
-          </w:p>
-        </w:tc>
-        <w:tc>
-          <w:tcPr>
-            <w:tcW w:w="1800" w:type="dxa"/>
-            <w:tcMar>
-              <w:top w:w="100" w:type="dxa"/>
-              <w:left w:w="100" w:type="dxa"/>
-              <w:bottom w:w="100" w:type="dxa"/>
-              <w:right w:w="100" w:type="dxa"/>
-            </w:tcMar>
-            <w:vAlign w:val="center"/>
-          </w:tcPr>
-          <w:p>
-            <w:pPr>
-              <w:spacing w:before="40" w:after="40"/>
-            </w:pPr>
-            <w:r>
-              <w:rPr>
-                <w:sz w:val="19"/>
-              </w:rPr>
-              <w:t xml:space="preserve">[Offen / </w:t>
-            </w:r>
-            <w:proofErr w:type="spellStart"/>
-            <w:r>
-              <w:rPr>
-                <w:sz w:val="19"/>
-              </w:rPr>
-              <w:t>Erledigt</w:t>
-            </w:r>
-            <w:proofErr w:type="spellEnd"/>
-            <w:r>
-              <w:rPr>
-                <w:sz w:val="19"/>
-              </w:rPr>
-              <w:t>]</w:t>
-            </w:r>
-          </w:p>
-        </w:tc>
-      </w:tr>
-    </w:tbl>
-    <w:p>
-      <w:pPr>
         <w:pStyle w:val="berschrift1"/>
         <w:spacing w:before="240" w:after="120"/>
       </w:pPr>
@@ -4866,356 +3211,6 @@
         <w:t>. Einsehen der Kapazität und Änderung des Zustands.</w:t>
       </w:r>
     </w:p>
-    <w:tbl>
-      <w:tblPr>
-        <w:tblStyle w:val="Tabellenraster"/>
-        <w:tblW w:w="0" w:type="auto"/>
-        <w:jc w:val="center"/>
-        <w:tblLook w:val="04A0" w:firstRow="1" w:lastRow="0" w:firstColumn="1" w:lastColumn="0" w:noHBand="0" w:noVBand="1"/>
-      </w:tblPr>
-      <w:tblGrid>
-        <w:gridCol w:w="2376"/>
-        <w:gridCol w:w="7704"/>
-      </w:tblGrid>
-      <w:tr>
-        <w:trPr>
-          <w:cantSplit/>
-          <w:jc w:val="center"/>
-        </w:trPr>
-        <w:tc>
-          <w:tcPr>
-            <w:tcW w:w="2376" w:type="dxa"/>
-            <w:shd w:val="clear" w:color="auto" w:fill="EEF4F8"/>
-            <w:tcMar>
-              <w:top w:w="100" w:type="dxa"/>
-              <w:left w:w="100" w:type="dxa"/>
-              <w:bottom w:w="100" w:type="dxa"/>
-              <w:right w:w="100" w:type="dxa"/>
-            </w:tcMar>
-            <w:vAlign w:val="center"/>
-          </w:tcPr>
-          <w:p>
-            <w:pPr>
-              <w:spacing w:before="40" w:after="40"/>
-            </w:pPr>
-            <w:proofErr w:type="spellStart"/>
-            <w:r>
-              <w:rPr>
-                <w:b/>
-                <w:color w:val="1F4E79"/>
-                <w:sz w:val="19"/>
-              </w:rPr>
-              <w:t>Verantwortlich</w:t>
-            </w:r>
-            <w:proofErr w:type="spellEnd"/>
-          </w:p>
-        </w:tc>
-        <w:tc>
-          <w:tcPr>
-            <w:tcW w:w="7704" w:type="dxa"/>
-            <w:tcMar>
-              <w:top w:w="100" w:type="dxa"/>
-              <w:left w:w="100" w:type="dxa"/>
-              <w:bottom w:w="100" w:type="dxa"/>
-              <w:right w:w="100" w:type="dxa"/>
-            </w:tcMar>
-            <w:vAlign w:val="center"/>
-          </w:tcPr>
-          <w:p>
-            <w:pPr>
-              <w:spacing w:before="40" w:after="40"/>
-            </w:pPr>
-            <w:r>
-              <w:rPr>
-                <w:sz w:val="19"/>
-              </w:rPr>
-              <w:t>[Name / Team]</w:t>
-            </w:r>
-          </w:p>
-        </w:tc>
-      </w:tr>
-      <w:tr>
-        <w:trPr>
-          <w:cantSplit/>
-          <w:jc w:val="center"/>
-        </w:trPr>
-        <w:tc>
-          <w:tcPr>
-            <w:tcW w:w="2376" w:type="dxa"/>
-            <w:shd w:val="clear" w:color="auto" w:fill="EEF4F8"/>
-            <w:tcMar>
-              <w:top w:w="100" w:type="dxa"/>
-              <w:left w:w="100" w:type="dxa"/>
-              <w:bottom w:w="100" w:type="dxa"/>
-              <w:right w:w="100" w:type="dxa"/>
-            </w:tcMar>
-            <w:vAlign w:val="center"/>
-          </w:tcPr>
-          <w:p>
-            <w:pPr>
-              <w:spacing w:before="40" w:after="40"/>
-            </w:pPr>
-            <w:r>
-              <w:rPr>
-                <w:b/>
-                <w:color w:val="1F4E79"/>
-                <w:sz w:val="19"/>
-              </w:rPr>
-              <w:t>Datum</w:t>
-            </w:r>
-          </w:p>
-        </w:tc>
-        <w:tc>
-          <w:tcPr>
-            <w:tcW w:w="7704" w:type="dxa"/>
-            <w:tcMar>
-              <w:top w:w="100" w:type="dxa"/>
-              <w:left w:w="100" w:type="dxa"/>
-              <w:bottom w:w="100" w:type="dxa"/>
-              <w:right w:w="100" w:type="dxa"/>
-            </w:tcMar>
-            <w:vAlign w:val="center"/>
-          </w:tcPr>
-          <w:p>
-            <w:pPr>
-              <w:spacing w:before="40" w:after="40"/>
-            </w:pPr>
-            <w:r>
-              <w:rPr>
-                <w:sz w:val="19"/>
-              </w:rPr>
-              <w:t>[TT.MM.JJJJ]</w:t>
-            </w:r>
-          </w:p>
-        </w:tc>
-      </w:tr>
-      <w:tr>
-        <w:trPr>
-          <w:cantSplit/>
-          <w:jc w:val="center"/>
-        </w:trPr>
-        <w:tc>
-          <w:tcPr>
-            <w:tcW w:w="2376" w:type="dxa"/>
-            <w:shd w:val="clear" w:color="auto" w:fill="EEF4F8"/>
-            <w:tcMar>
-              <w:top w:w="100" w:type="dxa"/>
-              <w:left w:w="100" w:type="dxa"/>
-              <w:bottom w:w="100" w:type="dxa"/>
-              <w:right w:w="100" w:type="dxa"/>
-            </w:tcMar>
-            <w:vAlign w:val="center"/>
-          </w:tcPr>
-          <w:p>
-            <w:pPr>
-              <w:spacing w:before="40" w:after="40"/>
-            </w:pPr>
-            <w:r>
-              <w:rPr>
-                <w:b/>
-                <w:color w:val="1F4E79"/>
-                <w:sz w:val="19"/>
-              </w:rPr>
-              <w:t>Build / Commit</w:t>
-            </w:r>
-          </w:p>
-        </w:tc>
-        <w:tc>
-          <w:tcPr>
-            <w:tcW w:w="7704" w:type="dxa"/>
-            <w:tcMar>
-              <w:top w:w="100" w:type="dxa"/>
-              <w:left w:w="100" w:type="dxa"/>
-              <w:bottom w:w="100" w:type="dxa"/>
-              <w:right w:w="100" w:type="dxa"/>
-            </w:tcMar>
-            <w:vAlign w:val="center"/>
-          </w:tcPr>
-          <w:p>
-            <w:pPr>
-              <w:spacing w:before="40" w:after="40"/>
-            </w:pPr>
-            <w:r>
-              <w:rPr>
-                <w:sz w:val="19"/>
-              </w:rPr>
-              <w:t>[z. B. Commit-ID]</w:t>
-            </w:r>
-          </w:p>
-        </w:tc>
-      </w:tr>
-      <w:tr>
-        <w:trPr>
-          <w:cantSplit/>
-          <w:jc w:val="center"/>
-        </w:trPr>
-        <w:tc>
-          <w:tcPr>
-            <w:tcW w:w="2376" w:type="dxa"/>
-            <w:shd w:val="clear" w:color="auto" w:fill="EEF4F8"/>
-            <w:tcMar>
-              <w:top w:w="100" w:type="dxa"/>
-              <w:left w:w="100" w:type="dxa"/>
-              <w:bottom w:w="100" w:type="dxa"/>
-              <w:right w:w="100" w:type="dxa"/>
-            </w:tcMar>
-            <w:vAlign w:val="center"/>
-          </w:tcPr>
-          <w:p>
-            <w:pPr>
-              <w:spacing w:before="40" w:after="40"/>
-            </w:pPr>
-            <w:proofErr w:type="spellStart"/>
-            <w:r>
-              <w:rPr>
-                <w:b/>
-                <w:color w:val="1F4E79"/>
-                <w:sz w:val="19"/>
-              </w:rPr>
-              <w:t>Testframework</w:t>
-            </w:r>
-            <w:proofErr w:type="spellEnd"/>
-          </w:p>
-        </w:tc>
-        <w:tc>
-          <w:tcPr>
-            <w:tcW w:w="7704" w:type="dxa"/>
-            <w:tcMar>
-              <w:top w:w="100" w:type="dxa"/>
-              <w:left w:w="100" w:type="dxa"/>
-              <w:bottom w:w="100" w:type="dxa"/>
-              <w:right w:w="100" w:type="dxa"/>
-            </w:tcMar>
-            <w:vAlign w:val="center"/>
-          </w:tcPr>
-          <w:p>
-            <w:pPr>
-              <w:spacing w:before="40" w:after="40"/>
-            </w:pPr>
-            <w:r>
-              <w:rPr>
-                <w:sz w:val="19"/>
-              </w:rPr>
-              <w:t xml:space="preserve">[z. B. JUnit / </w:t>
-            </w:r>
-            <w:proofErr w:type="spellStart"/>
-            <w:r>
-              <w:rPr>
-                <w:sz w:val="19"/>
-              </w:rPr>
-              <w:t>pytest</w:t>
-            </w:r>
-            <w:proofErr w:type="spellEnd"/>
-            <w:r>
-              <w:rPr>
-                <w:sz w:val="19"/>
-              </w:rPr>
-              <w:t xml:space="preserve"> / Jest]</w:t>
-            </w:r>
-          </w:p>
-        </w:tc>
-      </w:tr>
-      <w:tr>
-        <w:trPr>
-          <w:cantSplit/>
-          <w:jc w:val="center"/>
-        </w:trPr>
-        <w:tc>
-          <w:tcPr>
-            <w:tcW w:w="2376" w:type="dxa"/>
-            <w:shd w:val="clear" w:color="auto" w:fill="EEF4F8"/>
-            <w:tcMar>
-              <w:top w:w="100" w:type="dxa"/>
-              <w:left w:w="100" w:type="dxa"/>
-              <w:bottom w:w="100" w:type="dxa"/>
-              <w:right w:w="100" w:type="dxa"/>
-            </w:tcMar>
-            <w:vAlign w:val="center"/>
-          </w:tcPr>
-          <w:p>
-            <w:pPr>
-              <w:spacing w:before="40" w:after="40"/>
-            </w:pPr>
-            <w:proofErr w:type="spellStart"/>
-            <w:r>
-              <w:rPr>
-                <w:b/>
-                <w:color w:val="1F4E79"/>
-                <w:sz w:val="19"/>
-              </w:rPr>
-              <w:t>Testumfang</w:t>
-            </w:r>
-            <w:proofErr w:type="spellEnd"/>
-          </w:p>
-        </w:tc>
-        <w:tc>
-          <w:tcPr>
-            <w:tcW w:w="7704" w:type="dxa"/>
-            <w:tcMar>
-              <w:top w:w="100" w:type="dxa"/>
-              <w:left w:w="100" w:type="dxa"/>
-              <w:bottom w:w="100" w:type="dxa"/>
-              <w:right w:w="100" w:type="dxa"/>
-            </w:tcMar>
-            <w:vAlign w:val="center"/>
-          </w:tcPr>
-          <w:p>
-            <w:pPr>
-              <w:spacing w:before="40" w:after="40"/>
-            </w:pPr>
-            <w:r>
-              <w:rPr>
-                <w:sz w:val="19"/>
-              </w:rPr>
-              <w:t>[</w:t>
-            </w:r>
-            <w:proofErr w:type="spellStart"/>
-            <w:r>
-              <w:rPr>
-                <w:sz w:val="19"/>
-              </w:rPr>
-              <w:t>Welche</w:t>
-            </w:r>
-            <w:proofErr w:type="spellEnd"/>
-            <w:r>
-              <w:rPr>
-                <w:sz w:val="19"/>
-              </w:rPr>
-              <w:t xml:space="preserve"> Units </w:t>
-            </w:r>
-            <w:proofErr w:type="spellStart"/>
-            <w:r>
-              <w:rPr>
-                <w:sz w:val="19"/>
-              </w:rPr>
-              <w:t>werden</w:t>
-            </w:r>
-            <w:proofErr w:type="spellEnd"/>
-            <w:r>
-              <w:rPr>
-                <w:sz w:val="19"/>
-              </w:rPr>
-              <w:t xml:space="preserve"> </w:t>
-            </w:r>
-            <w:proofErr w:type="spellStart"/>
-            <w:r>
-              <w:rPr>
-                <w:sz w:val="19"/>
-              </w:rPr>
-              <w:t>betrachtet</w:t>
-            </w:r>
-            <w:proofErr w:type="spellEnd"/>
-            <w:r>
-              <w:rPr>
-                <w:sz w:val="19"/>
-              </w:rPr>
-              <w:t>?]</w:t>
-            </w:r>
-          </w:p>
-        </w:tc>
-      </w:tr>
-    </w:tbl>
-    <w:p/>
     <w:p>
       <w:pPr>
         <w:pStyle w:val="berschrift2"/>
@@ -5565,7 +3560,6 @@
               <w:spacing w:before="40" w:after="40"/>
             </w:pPr>
             <w:proofErr w:type="spellStart"/>
-            <w:proofErr w:type="gramStart"/>
             <w:r>
               <w:rPr>
                 <w:sz w:val="19"/>
@@ -5577,14 +3571,7 @@
               <w:rPr>
                 <w:sz w:val="19"/>
               </w:rPr>
-              <w:t>,</w:t>
-            </w:r>
-            <w:proofErr w:type="gramEnd"/>
-            <w:r>
-              <w:rPr>
-                <w:sz w:val="19"/>
-              </w:rPr>
-              <w:t xml:space="preserve"> was </w:t>
+              <w:t xml:space="preserve">, was </w:t>
             </w:r>
             <w:proofErr w:type="spellStart"/>
             <w:r>
@@ -5826,24 +3813,9 @@
               <w:rPr>
                 <w:sz w:val="19"/>
               </w:rPr>
-              <w:t xml:space="preserve">☐ </w:t>
-            </w:r>
-            <w:proofErr w:type="gramStart"/>
-            <w:r>
-              <w:rPr>
-                <w:sz w:val="19"/>
-              </w:rPr>
-              <w:t>Offen  ☐</w:t>
-            </w:r>
-            <w:proofErr w:type="gramEnd"/>
-            <w:r>
-              <w:rPr>
-                <w:sz w:val="19"/>
-              </w:rPr>
-              <w:t xml:space="preserve"> </w:t>
+              <w:t xml:space="preserve">☐ Offen  ☐ </w:t>
             </w:r>
             <w:proofErr w:type="spellStart"/>
-            <w:proofErr w:type="gramStart"/>
             <w:r>
               <w:rPr>
                 <w:sz w:val="19"/>
@@ -5855,14 +3827,7 @@
               <w:rPr>
                 <w:sz w:val="19"/>
               </w:rPr>
-              <w:t xml:space="preserve">  ☐</w:t>
-            </w:r>
-            <w:proofErr w:type="gramEnd"/>
-            <w:r>
-              <w:rPr>
-                <w:sz w:val="19"/>
-              </w:rPr>
-              <w:t xml:space="preserve"> </w:t>
+              <w:t xml:space="preserve">  ☐ </w:t>
             </w:r>
             <w:proofErr w:type="spellStart"/>
             <w:r>
@@ -5956,7 +3921,6 @@
               <w:spacing w:before="40" w:after="40"/>
             </w:pPr>
             <w:proofErr w:type="spellStart"/>
-            <w:proofErr w:type="gramStart"/>
             <w:r>
               <w:rPr>
                 <w:sz w:val="19"/>
@@ -5968,14 +3932,7 @@
               <w:rPr>
                 <w:sz w:val="19"/>
               </w:rPr>
-              <w:t>,</w:t>
-            </w:r>
-            <w:proofErr w:type="gramEnd"/>
-            <w:r>
-              <w:rPr>
-                <w:sz w:val="19"/>
-              </w:rPr>
-              <w:t xml:space="preserve"> was </w:t>
+              <w:t xml:space="preserve">, was </w:t>
             </w:r>
             <w:proofErr w:type="spellStart"/>
             <w:r>
@@ -6217,24 +4174,9 @@
               <w:rPr>
                 <w:sz w:val="19"/>
               </w:rPr>
-              <w:t xml:space="preserve">☐ </w:t>
-            </w:r>
-            <w:proofErr w:type="gramStart"/>
-            <w:r>
-              <w:rPr>
-                <w:sz w:val="19"/>
-              </w:rPr>
-              <w:t>Offen  ☐</w:t>
-            </w:r>
-            <w:proofErr w:type="gramEnd"/>
-            <w:r>
-              <w:rPr>
-                <w:sz w:val="19"/>
-              </w:rPr>
-              <w:t xml:space="preserve"> </w:t>
+              <w:t xml:space="preserve">☐ Offen  ☐ </w:t>
             </w:r>
             <w:proofErr w:type="spellStart"/>
-            <w:proofErr w:type="gramStart"/>
             <w:r>
               <w:rPr>
                 <w:sz w:val="19"/>
@@ -6246,14 +4188,7 @@
               <w:rPr>
                 <w:sz w:val="19"/>
               </w:rPr>
-              <w:t xml:space="preserve">  ☐</w:t>
-            </w:r>
-            <w:proofErr w:type="gramEnd"/>
-            <w:r>
-              <w:rPr>
-                <w:sz w:val="19"/>
-              </w:rPr>
-              <w:t xml:space="preserve"> </w:t>
+              <w:t xml:space="preserve">  ☐ </w:t>
             </w:r>
             <w:proofErr w:type="spellStart"/>
             <w:r>
@@ -6327,332 +4262,6 @@
     </w:p>
     <w:p>
       <w:pPr>
-        <w:pStyle w:val="berschrift2"/>
-        <w:spacing w:before="160" w:after="120"/>
-      </w:pPr>
-      <w:proofErr w:type="spellStart"/>
-      <w:r>
-        <w:t>Ergebnisse</w:t>
-      </w:r>
-      <w:proofErr w:type="spellEnd"/>
-      <w:r>
-        <w:t xml:space="preserve"> / </w:t>
-      </w:r>
-      <w:proofErr w:type="spellStart"/>
-      <w:r>
-        <w:t>Auffälligkeiten</w:t>
-      </w:r>
-      <w:proofErr w:type="spellEnd"/>
-    </w:p>
-    <w:tbl>
-      <w:tblPr>
-        <w:tblStyle w:val="Tabellenraster"/>
-        <w:tblW w:w="0" w:type="auto"/>
-        <w:jc w:val="center"/>
-        <w:tblLook w:val="04A0" w:firstRow="1" w:lastRow="0" w:firstColumn="1" w:lastColumn="0" w:noHBand="0" w:noVBand="1"/>
-      </w:tblPr>
-      <w:tblGrid>
-        <w:gridCol w:w="1296"/>
-        <w:gridCol w:w="3672"/>
-        <w:gridCol w:w="3168"/>
-        <w:gridCol w:w="1800"/>
-      </w:tblGrid>
-      <w:tr>
-        <w:trPr>
-          <w:cantSplit/>
-          <w:tblHeader/>
-          <w:jc w:val="center"/>
-        </w:trPr>
-        <w:tc>
-          <w:tcPr>
-            <w:tcW w:w="1296" w:type="dxa"/>
-            <w:shd w:val="clear" w:color="auto" w:fill="D9EAF7"/>
-            <w:tcMar>
-              <w:top w:w="100" w:type="dxa"/>
-              <w:left w:w="100" w:type="dxa"/>
-              <w:bottom w:w="100" w:type="dxa"/>
-              <w:right w:w="100" w:type="dxa"/>
-            </w:tcMar>
-            <w:vAlign w:val="center"/>
-          </w:tcPr>
-          <w:p>
-            <w:pPr>
-              <w:spacing w:before="40" w:after="40"/>
-            </w:pPr>
-            <w:proofErr w:type="spellStart"/>
-            <w:r>
-              <w:rPr>
-                <w:b/>
-                <w:color w:val="1F4E79"/>
-                <w:sz w:val="19"/>
-              </w:rPr>
-              <w:t>Referenz</w:t>
-            </w:r>
-            <w:proofErr w:type="spellEnd"/>
-          </w:p>
-        </w:tc>
-        <w:tc>
-          <w:tcPr>
-            <w:tcW w:w="3672" w:type="dxa"/>
-            <w:shd w:val="clear" w:color="auto" w:fill="D9EAF7"/>
-            <w:tcMar>
-              <w:top w:w="100" w:type="dxa"/>
-              <w:left w:w="100" w:type="dxa"/>
-              <w:bottom w:w="100" w:type="dxa"/>
-              <w:right w:w="100" w:type="dxa"/>
-            </w:tcMar>
-            <w:vAlign w:val="center"/>
-          </w:tcPr>
-          <w:p>
-            <w:pPr>
-              <w:spacing w:before="40" w:after="40"/>
-            </w:pPr>
-            <w:proofErr w:type="spellStart"/>
-            <w:r>
-              <w:rPr>
-                <w:b/>
-                <w:color w:val="1F4E79"/>
-                <w:sz w:val="19"/>
-              </w:rPr>
-              <w:t>Beobachtung</w:t>
-            </w:r>
-            <w:proofErr w:type="spellEnd"/>
-          </w:p>
-        </w:tc>
-        <w:tc>
-          <w:tcPr>
-            <w:tcW w:w="3168" w:type="dxa"/>
-            <w:shd w:val="clear" w:color="auto" w:fill="D9EAF7"/>
-            <w:tcMar>
-              <w:top w:w="100" w:type="dxa"/>
-              <w:left w:w="100" w:type="dxa"/>
-              <w:bottom w:w="100" w:type="dxa"/>
-              <w:right w:w="100" w:type="dxa"/>
-            </w:tcMar>
-            <w:vAlign w:val="center"/>
-          </w:tcPr>
-          <w:p>
-            <w:pPr>
-              <w:spacing w:before="40" w:after="40"/>
-            </w:pPr>
-            <w:proofErr w:type="spellStart"/>
-            <w:r>
-              <w:rPr>
-                <w:b/>
-                <w:color w:val="1F4E79"/>
-                <w:sz w:val="19"/>
-              </w:rPr>
-              <w:t>Maßnahme</w:t>
-            </w:r>
-            <w:proofErr w:type="spellEnd"/>
-            <w:r>
-              <w:rPr>
-                <w:b/>
-                <w:color w:val="1F4E79"/>
-                <w:sz w:val="19"/>
-              </w:rPr>
-              <w:t xml:space="preserve"> / Ticket</w:t>
-            </w:r>
-          </w:p>
-        </w:tc>
-        <w:tc>
-          <w:tcPr>
-            <w:tcW w:w="1800" w:type="dxa"/>
-            <w:shd w:val="clear" w:color="auto" w:fill="D9EAF7"/>
-            <w:tcMar>
-              <w:top w:w="100" w:type="dxa"/>
-              <w:left w:w="100" w:type="dxa"/>
-              <w:bottom w:w="100" w:type="dxa"/>
-              <w:right w:w="100" w:type="dxa"/>
-            </w:tcMar>
-            <w:vAlign w:val="center"/>
-          </w:tcPr>
-          <w:p>
-            <w:pPr>
-              <w:spacing w:before="40" w:after="40"/>
-            </w:pPr>
-            <w:r>
-              <w:rPr>
-                <w:b/>
-                <w:color w:val="1F4E79"/>
-                <w:sz w:val="19"/>
-              </w:rPr>
-              <w:t>Status</w:t>
-            </w:r>
-          </w:p>
-        </w:tc>
-      </w:tr>
-      <w:tr>
-        <w:trPr>
-          <w:cantSplit/>
-          <w:jc w:val="center"/>
-        </w:trPr>
-        <w:tc>
-          <w:tcPr>
-            <w:tcW w:w="1296" w:type="dxa"/>
-            <w:tcMar>
-              <w:top w:w="100" w:type="dxa"/>
-              <w:left w:w="100" w:type="dxa"/>
-              <w:bottom w:w="100" w:type="dxa"/>
-              <w:right w:w="100" w:type="dxa"/>
-            </w:tcMar>
-            <w:vAlign w:val="center"/>
-          </w:tcPr>
-          <w:p>
-            <w:pPr>
-              <w:spacing w:before="40" w:after="40"/>
-            </w:pPr>
-            <w:r>
-              <w:rPr>
-                <w:sz w:val="19"/>
-              </w:rPr>
-              <w:t>[UT-ID]</w:t>
-            </w:r>
-          </w:p>
-        </w:tc>
-        <w:tc>
-          <w:tcPr>
-            <w:tcW w:w="3672" w:type="dxa"/>
-            <w:tcMar>
-              <w:top w:w="100" w:type="dxa"/>
-              <w:left w:w="100" w:type="dxa"/>
-              <w:bottom w:w="100" w:type="dxa"/>
-              <w:right w:w="100" w:type="dxa"/>
-            </w:tcMar>
-            <w:vAlign w:val="center"/>
-          </w:tcPr>
-          <w:p>
-            <w:pPr>
-              <w:spacing w:before="40" w:after="40"/>
-            </w:pPr>
-            <w:r>
-              <w:rPr>
-                <w:sz w:val="19"/>
-              </w:rPr>
-              <w:t>[</w:t>
-            </w:r>
-            <w:proofErr w:type="spellStart"/>
-            <w:r>
-              <w:rPr>
-                <w:sz w:val="19"/>
-              </w:rPr>
-              <w:t>Ergebnis</w:t>
-            </w:r>
-            <w:proofErr w:type="spellEnd"/>
-            <w:r>
-              <w:rPr>
-                <w:sz w:val="19"/>
-              </w:rPr>
-              <w:t xml:space="preserve"> oder </w:t>
-            </w:r>
-            <w:proofErr w:type="spellStart"/>
-            <w:r>
-              <w:rPr>
-                <w:sz w:val="19"/>
-              </w:rPr>
-              <w:t>Auffälligkeit</w:t>
-            </w:r>
-            <w:proofErr w:type="spellEnd"/>
-            <w:r>
-              <w:rPr>
-                <w:sz w:val="19"/>
-              </w:rPr>
-              <w:t>]</w:t>
-            </w:r>
-          </w:p>
-        </w:tc>
-        <w:tc>
-          <w:tcPr>
-            <w:tcW w:w="3168" w:type="dxa"/>
-            <w:tcMar>
-              <w:top w:w="100" w:type="dxa"/>
-              <w:left w:w="100" w:type="dxa"/>
-              <w:bottom w:w="100" w:type="dxa"/>
-              <w:right w:w="100" w:type="dxa"/>
-            </w:tcMar>
-            <w:vAlign w:val="center"/>
-          </w:tcPr>
-          <w:p>
-            <w:pPr>
-              <w:spacing w:before="40" w:after="40"/>
-            </w:pPr>
-            <w:r>
-              <w:rPr>
-                <w:sz w:val="19"/>
-              </w:rPr>
-              <w:t xml:space="preserve">[Ticket / </w:t>
-            </w:r>
-            <w:proofErr w:type="spellStart"/>
-            <w:r>
-              <w:rPr>
-                <w:sz w:val="19"/>
-              </w:rPr>
-              <w:t>keine</w:t>
-            </w:r>
-            <w:proofErr w:type="spellEnd"/>
-            <w:r>
-              <w:rPr>
-                <w:sz w:val="19"/>
-              </w:rPr>
-              <w:t xml:space="preserve"> </w:t>
-            </w:r>
-            <w:proofErr w:type="spellStart"/>
-            <w:r>
-              <w:rPr>
-                <w:sz w:val="19"/>
-              </w:rPr>
-              <w:t>Maßnahme</w:t>
-            </w:r>
-            <w:proofErr w:type="spellEnd"/>
-            <w:r>
-              <w:rPr>
-                <w:sz w:val="19"/>
-              </w:rPr>
-              <w:t>]</w:t>
-            </w:r>
-          </w:p>
-        </w:tc>
-        <w:tc>
-          <w:tcPr>
-            <w:tcW w:w="1800" w:type="dxa"/>
-            <w:tcMar>
-              <w:top w:w="100" w:type="dxa"/>
-              <w:left w:w="100" w:type="dxa"/>
-              <w:bottom w:w="100" w:type="dxa"/>
-              <w:right w:w="100" w:type="dxa"/>
-            </w:tcMar>
-            <w:vAlign w:val="center"/>
-          </w:tcPr>
-          <w:p>
-            <w:pPr>
-              <w:spacing w:before="40" w:after="40"/>
-            </w:pPr>
-            <w:r>
-              <w:rPr>
-                <w:sz w:val="19"/>
-              </w:rPr>
-              <w:t xml:space="preserve">[Offen / </w:t>
-            </w:r>
-            <w:proofErr w:type="spellStart"/>
-            <w:r>
-              <w:rPr>
-                <w:sz w:val="19"/>
-              </w:rPr>
-              <w:t>Erledigt</w:t>
-            </w:r>
-            <w:proofErr w:type="spellEnd"/>
-            <w:r>
-              <w:rPr>
-                <w:sz w:val="19"/>
-              </w:rPr>
-              <w:t>]</w:t>
-            </w:r>
-          </w:p>
-        </w:tc>
-      </w:tr>
-    </w:tbl>
-    <w:p>
-      <w:pPr>
         <w:pStyle w:val="berschrift1"/>
         <w:spacing w:before="240" w:after="120"/>
       </w:pPr>
@@ -6688,357 +4297,6 @@
         <w:t>Berechnung und Bereitstellung administrativer Kennzahlen aus vorhandenen Restaurantdaten.</w:t>
       </w:r>
     </w:p>
-    <w:tbl>
-      <w:tblPr>
-        <w:tblStyle w:val="Tabellenraster"/>
-        <w:tblW w:w="0" w:type="auto"/>
-        <w:jc w:val="center"/>
-        <w:tblLook w:val="04A0" w:firstRow="1" w:lastRow="0" w:firstColumn="1" w:lastColumn="0" w:noHBand="0" w:noVBand="1"/>
-      </w:tblPr>
-      <w:tblGrid>
-        <w:gridCol w:w="2376"/>
-        <w:gridCol w:w="7704"/>
-      </w:tblGrid>
-      <w:tr>
-        <w:trPr>
-          <w:cantSplit/>
-          <w:jc w:val="center"/>
-        </w:trPr>
-        <w:tc>
-          <w:tcPr>
-            <w:tcW w:w="2376" w:type="dxa"/>
-            <w:shd w:val="clear" w:color="auto" w:fill="EEF4F8"/>
-            <w:tcMar>
-              <w:top w:w="100" w:type="dxa"/>
-              <w:left w:w="100" w:type="dxa"/>
-              <w:bottom w:w="100" w:type="dxa"/>
-              <w:right w:w="100" w:type="dxa"/>
-            </w:tcMar>
-            <w:vAlign w:val="center"/>
-          </w:tcPr>
-          <w:p>
-            <w:pPr>
-              <w:spacing w:before="40" w:after="40"/>
-            </w:pPr>
-            <w:proofErr w:type="spellStart"/>
-            <w:r>
-              <w:rPr>
-                <w:b/>
-                <w:color w:val="1F4E79"/>
-                <w:sz w:val="19"/>
-              </w:rPr>
-              <w:lastRenderedPageBreak/>
-              <w:t>Verantwortlich</w:t>
-            </w:r>
-            <w:proofErr w:type="spellEnd"/>
-          </w:p>
-        </w:tc>
-        <w:tc>
-          <w:tcPr>
-            <w:tcW w:w="7704" w:type="dxa"/>
-            <w:tcMar>
-              <w:top w:w="100" w:type="dxa"/>
-              <w:left w:w="100" w:type="dxa"/>
-              <w:bottom w:w="100" w:type="dxa"/>
-              <w:right w:w="100" w:type="dxa"/>
-            </w:tcMar>
-            <w:vAlign w:val="center"/>
-          </w:tcPr>
-          <w:p>
-            <w:pPr>
-              <w:spacing w:before="40" w:after="40"/>
-            </w:pPr>
-            <w:r>
-              <w:rPr>
-                <w:sz w:val="19"/>
-              </w:rPr>
-              <w:t>[Name / Team]</w:t>
-            </w:r>
-          </w:p>
-        </w:tc>
-      </w:tr>
-      <w:tr>
-        <w:trPr>
-          <w:cantSplit/>
-          <w:jc w:val="center"/>
-        </w:trPr>
-        <w:tc>
-          <w:tcPr>
-            <w:tcW w:w="2376" w:type="dxa"/>
-            <w:shd w:val="clear" w:color="auto" w:fill="EEF4F8"/>
-            <w:tcMar>
-              <w:top w:w="100" w:type="dxa"/>
-              <w:left w:w="100" w:type="dxa"/>
-              <w:bottom w:w="100" w:type="dxa"/>
-              <w:right w:w="100" w:type="dxa"/>
-            </w:tcMar>
-            <w:vAlign w:val="center"/>
-          </w:tcPr>
-          <w:p>
-            <w:pPr>
-              <w:spacing w:before="40" w:after="40"/>
-            </w:pPr>
-            <w:r>
-              <w:rPr>
-                <w:b/>
-                <w:color w:val="1F4E79"/>
-                <w:sz w:val="19"/>
-              </w:rPr>
-              <w:t>Datum</w:t>
-            </w:r>
-          </w:p>
-        </w:tc>
-        <w:tc>
-          <w:tcPr>
-            <w:tcW w:w="7704" w:type="dxa"/>
-            <w:tcMar>
-              <w:top w:w="100" w:type="dxa"/>
-              <w:left w:w="100" w:type="dxa"/>
-              <w:bottom w:w="100" w:type="dxa"/>
-              <w:right w:w="100" w:type="dxa"/>
-            </w:tcMar>
-            <w:vAlign w:val="center"/>
-          </w:tcPr>
-          <w:p>
-            <w:pPr>
-              <w:spacing w:before="40" w:after="40"/>
-            </w:pPr>
-            <w:r>
-              <w:rPr>
-                <w:sz w:val="19"/>
-              </w:rPr>
-              <w:t>[TT.MM.JJJJ]</w:t>
-            </w:r>
-          </w:p>
-        </w:tc>
-      </w:tr>
-      <w:tr>
-        <w:trPr>
-          <w:cantSplit/>
-          <w:jc w:val="center"/>
-        </w:trPr>
-        <w:tc>
-          <w:tcPr>
-            <w:tcW w:w="2376" w:type="dxa"/>
-            <w:shd w:val="clear" w:color="auto" w:fill="EEF4F8"/>
-            <w:tcMar>
-              <w:top w:w="100" w:type="dxa"/>
-              <w:left w:w="100" w:type="dxa"/>
-              <w:bottom w:w="100" w:type="dxa"/>
-              <w:right w:w="100" w:type="dxa"/>
-            </w:tcMar>
-            <w:vAlign w:val="center"/>
-          </w:tcPr>
-          <w:p>
-            <w:pPr>
-              <w:spacing w:before="40" w:after="40"/>
-            </w:pPr>
-            <w:r>
-              <w:rPr>
-                <w:b/>
-                <w:color w:val="1F4E79"/>
-                <w:sz w:val="19"/>
-              </w:rPr>
-              <w:t>Build / Commit</w:t>
-            </w:r>
-          </w:p>
-        </w:tc>
-        <w:tc>
-          <w:tcPr>
-            <w:tcW w:w="7704" w:type="dxa"/>
-            <w:tcMar>
-              <w:top w:w="100" w:type="dxa"/>
-              <w:left w:w="100" w:type="dxa"/>
-              <w:bottom w:w="100" w:type="dxa"/>
-              <w:right w:w="100" w:type="dxa"/>
-            </w:tcMar>
-            <w:vAlign w:val="center"/>
-          </w:tcPr>
-          <w:p>
-            <w:pPr>
-              <w:spacing w:before="40" w:after="40"/>
-            </w:pPr>
-            <w:r>
-              <w:rPr>
-                <w:sz w:val="19"/>
-              </w:rPr>
-              <w:t>[z. B. Commit-ID]</w:t>
-            </w:r>
-          </w:p>
-        </w:tc>
-      </w:tr>
-      <w:tr>
-        <w:trPr>
-          <w:cantSplit/>
-          <w:jc w:val="center"/>
-        </w:trPr>
-        <w:tc>
-          <w:tcPr>
-            <w:tcW w:w="2376" w:type="dxa"/>
-            <w:shd w:val="clear" w:color="auto" w:fill="EEF4F8"/>
-            <w:tcMar>
-              <w:top w:w="100" w:type="dxa"/>
-              <w:left w:w="100" w:type="dxa"/>
-              <w:bottom w:w="100" w:type="dxa"/>
-              <w:right w:w="100" w:type="dxa"/>
-            </w:tcMar>
-            <w:vAlign w:val="center"/>
-          </w:tcPr>
-          <w:p>
-            <w:pPr>
-              <w:spacing w:before="40" w:after="40"/>
-            </w:pPr>
-            <w:proofErr w:type="spellStart"/>
-            <w:r>
-              <w:rPr>
-                <w:b/>
-                <w:color w:val="1F4E79"/>
-                <w:sz w:val="19"/>
-              </w:rPr>
-              <w:t>Testframework</w:t>
-            </w:r>
-            <w:proofErr w:type="spellEnd"/>
-          </w:p>
-        </w:tc>
-        <w:tc>
-          <w:tcPr>
-            <w:tcW w:w="7704" w:type="dxa"/>
-            <w:tcMar>
-              <w:top w:w="100" w:type="dxa"/>
-              <w:left w:w="100" w:type="dxa"/>
-              <w:bottom w:w="100" w:type="dxa"/>
-              <w:right w:w="100" w:type="dxa"/>
-            </w:tcMar>
-            <w:vAlign w:val="center"/>
-          </w:tcPr>
-          <w:p>
-            <w:pPr>
-              <w:spacing w:before="40" w:after="40"/>
-            </w:pPr>
-            <w:r>
-              <w:rPr>
-                <w:sz w:val="19"/>
-              </w:rPr>
-              <w:t xml:space="preserve">[z. B. JUnit / </w:t>
-            </w:r>
-            <w:proofErr w:type="spellStart"/>
-            <w:r>
-              <w:rPr>
-                <w:sz w:val="19"/>
-              </w:rPr>
-              <w:t>pytest</w:t>
-            </w:r>
-            <w:proofErr w:type="spellEnd"/>
-            <w:r>
-              <w:rPr>
-                <w:sz w:val="19"/>
-              </w:rPr>
-              <w:t xml:space="preserve"> / Jest]</w:t>
-            </w:r>
-          </w:p>
-        </w:tc>
-      </w:tr>
-      <w:tr>
-        <w:trPr>
-          <w:cantSplit/>
-          <w:jc w:val="center"/>
-        </w:trPr>
-        <w:tc>
-          <w:tcPr>
-            <w:tcW w:w="2376" w:type="dxa"/>
-            <w:shd w:val="clear" w:color="auto" w:fill="EEF4F8"/>
-            <w:tcMar>
-              <w:top w:w="100" w:type="dxa"/>
-              <w:left w:w="100" w:type="dxa"/>
-              <w:bottom w:w="100" w:type="dxa"/>
-              <w:right w:w="100" w:type="dxa"/>
-            </w:tcMar>
-            <w:vAlign w:val="center"/>
-          </w:tcPr>
-          <w:p>
-            <w:pPr>
-              <w:spacing w:before="40" w:after="40"/>
-            </w:pPr>
-            <w:proofErr w:type="spellStart"/>
-            <w:r>
-              <w:rPr>
-                <w:b/>
-                <w:color w:val="1F4E79"/>
-                <w:sz w:val="19"/>
-              </w:rPr>
-              <w:t>Testumfang</w:t>
-            </w:r>
-            <w:proofErr w:type="spellEnd"/>
-          </w:p>
-        </w:tc>
-        <w:tc>
-          <w:tcPr>
-            <w:tcW w:w="7704" w:type="dxa"/>
-            <w:tcMar>
-              <w:top w:w="100" w:type="dxa"/>
-              <w:left w:w="100" w:type="dxa"/>
-              <w:bottom w:w="100" w:type="dxa"/>
-              <w:right w:w="100" w:type="dxa"/>
-            </w:tcMar>
-            <w:vAlign w:val="center"/>
-          </w:tcPr>
-          <w:p>
-            <w:pPr>
-              <w:spacing w:before="40" w:after="40"/>
-            </w:pPr>
-            <w:r>
-              <w:rPr>
-                <w:sz w:val="19"/>
-              </w:rPr>
-              <w:t>[</w:t>
-            </w:r>
-            <w:proofErr w:type="spellStart"/>
-            <w:r>
-              <w:rPr>
-                <w:sz w:val="19"/>
-              </w:rPr>
-              <w:t>Welche</w:t>
-            </w:r>
-            <w:proofErr w:type="spellEnd"/>
-            <w:r>
-              <w:rPr>
-                <w:sz w:val="19"/>
-              </w:rPr>
-              <w:t xml:space="preserve"> Units </w:t>
-            </w:r>
-            <w:proofErr w:type="spellStart"/>
-            <w:r>
-              <w:rPr>
-                <w:sz w:val="19"/>
-              </w:rPr>
-              <w:t>werden</w:t>
-            </w:r>
-            <w:proofErr w:type="spellEnd"/>
-            <w:r>
-              <w:rPr>
-                <w:sz w:val="19"/>
-              </w:rPr>
-              <w:t xml:space="preserve"> </w:t>
-            </w:r>
-            <w:proofErr w:type="spellStart"/>
-            <w:r>
-              <w:rPr>
-                <w:sz w:val="19"/>
-              </w:rPr>
-              <w:t>betrachtet</w:t>
-            </w:r>
-            <w:proofErr w:type="spellEnd"/>
-            <w:r>
-              <w:rPr>
-                <w:sz w:val="19"/>
-              </w:rPr>
-              <w:t>?]</w:t>
-            </w:r>
-          </w:p>
-        </w:tc>
-      </w:tr>
-    </w:tbl>
-    <w:p/>
     <w:p>
       <w:pPr>
         <w:pStyle w:val="berschrift2"/>
@@ -7331,6 +4589,7 @@
               <w:rPr>
                 <w:sz w:val="19"/>
               </w:rPr>
+              <w:lastRenderedPageBreak/>
               <w:t>UT-XXX</w:t>
             </w:r>
           </w:p>
@@ -7388,7 +4647,6 @@
               <w:spacing w:before="40" w:after="40"/>
             </w:pPr>
             <w:proofErr w:type="spellStart"/>
-            <w:proofErr w:type="gramStart"/>
             <w:r>
               <w:rPr>
                 <w:sz w:val="19"/>
@@ -7400,14 +4658,7 @@
               <w:rPr>
                 <w:sz w:val="19"/>
               </w:rPr>
-              <w:t>,</w:t>
-            </w:r>
-            <w:proofErr w:type="gramEnd"/>
-            <w:r>
-              <w:rPr>
-                <w:sz w:val="19"/>
-              </w:rPr>
-              <w:t xml:space="preserve"> was </w:t>
+              <w:t xml:space="preserve">, was </w:t>
             </w:r>
             <w:proofErr w:type="spellStart"/>
             <w:r>
@@ -7649,24 +4900,9 @@
               <w:rPr>
                 <w:sz w:val="19"/>
               </w:rPr>
-              <w:t xml:space="preserve">☐ </w:t>
-            </w:r>
-            <w:proofErr w:type="gramStart"/>
-            <w:r>
-              <w:rPr>
-                <w:sz w:val="19"/>
-              </w:rPr>
-              <w:t>Offen  ☐</w:t>
-            </w:r>
-            <w:proofErr w:type="gramEnd"/>
-            <w:r>
-              <w:rPr>
-                <w:sz w:val="19"/>
-              </w:rPr>
-              <w:t xml:space="preserve"> </w:t>
+              <w:t xml:space="preserve">☐ Offen  ☐ </w:t>
             </w:r>
             <w:proofErr w:type="spellStart"/>
-            <w:proofErr w:type="gramStart"/>
             <w:r>
               <w:rPr>
                 <w:sz w:val="19"/>
@@ -7678,14 +4914,7 @@
               <w:rPr>
                 <w:sz w:val="19"/>
               </w:rPr>
-              <w:t xml:space="preserve">  ☐</w:t>
-            </w:r>
-            <w:proofErr w:type="gramEnd"/>
-            <w:r>
-              <w:rPr>
-                <w:sz w:val="19"/>
-              </w:rPr>
-              <w:t xml:space="preserve"> </w:t>
+              <w:t xml:space="preserve">  ☐ </w:t>
             </w:r>
             <w:proofErr w:type="spellStart"/>
             <w:r>
@@ -7779,7 +5008,6 @@
               <w:spacing w:before="40" w:after="40"/>
             </w:pPr>
             <w:proofErr w:type="spellStart"/>
-            <w:proofErr w:type="gramStart"/>
             <w:r>
               <w:rPr>
                 <w:sz w:val="19"/>
@@ -7791,14 +5019,7 @@
               <w:rPr>
                 <w:sz w:val="19"/>
               </w:rPr>
-              <w:t>,</w:t>
-            </w:r>
-            <w:proofErr w:type="gramEnd"/>
-            <w:r>
-              <w:rPr>
-                <w:sz w:val="19"/>
-              </w:rPr>
-              <w:t xml:space="preserve"> was </w:t>
+              <w:t xml:space="preserve">, was </w:t>
             </w:r>
             <w:proofErr w:type="spellStart"/>
             <w:r>
@@ -8040,24 +5261,9 @@
               <w:rPr>
                 <w:sz w:val="19"/>
               </w:rPr>
-              <w:t xml:space="preserve">☐ </w:t>
-            </w:r>
-            <w:proofErr w:type="gramStart"/>
-            <w:r>
-              <w:rPr>
-                <w:sz w:val="19"/>
-              </w:rPr>
-              <w:t>Offen  ☐</w:t>
-            </w:r>
-            <w:proofErr w:type="gramEnd"/>
-            <w:r>
-              <w:rPr>
-                <w:sz w:val="19"/>
-              </w:rPr>
-              <w:t xml:space="preserve"> </w:t>
+              <w:t xml:space="preserve">☐ Offen  ☐ </w:t>
             </w:r>
             <w:proofErr w:type="spellStart"/>
-            <w:proofErr w:type="gramStart"/>
             <w:r>
               <w:rPr>
                 <w:sz w:val="19"/>
@@ -8069,14 +5275,7 @@
               <w:rPr>
                 <w:sz w:val="19"/>
               </w:rPr>
-              <w:t xml:space="preserve">  ☐</w:t>
-            </w:r>
-            <w:proofErr w:type="gramEnd"/>
-            <w:r>
-              <w:rPr>
-                <w:sz w:val="19"/>
-              </w:rPr>
-              <w:t xml:space="preserve"> </w:t>
+              <w:t xml:space="preserve">  ☐ </w:t>
             </w:r>
             <w:proofErr w:type="spellStart"/>
             <w:r>
@@ -8202,367 +5401,6 @@
     </w:p>
     <w:p>
       <w:pPr>
-        <w:pStyle w:val="Aufzhlungszeichen"/>
-        <w:rPr>
-          <w:lang w:val="de-DE"/>
-        </w:rPr>
-      </w:pPr>
-      <w:r>
-        <w:rPr>
-          <w:lang w:val="de-DE"/>
-        </w:rPr>
-        <w:t>Umgang mit ungültigen oder fehlenden Eingangsdaten.</w:t>
-      </w:r>
-    </w:p>
-    <w:p>
-      <w:pPr>
-        <w:pStyle w:val="Aufzhlungszeichen"/>
-        <w:rPr>
-          <w:lang w:val="de-DE"/>
-        </w:rPr>
-      </w:pPr>
-      <w:r>
-        <w:rPr>
-          <w:lang w:val="de-DE"/>
-        </w:rPr>
-        <w:t>Rundung und Datentypen bei numerischen Ergebnissen.</w:t>
-      </w:r>
-    </w:p>
-    <w:p>
-      <w:pPr>
-        <w:pStyle w:val="berschrift2"/>
-        <w:spacing w:before="160" w:after="120"/>
-      </w:pPr>
-      <w:proofErr w:type="spellStart"/>
-      <w:r>
-        <w:t>Ergebnisse</w:t>
-      </w:r>
-      <w:proofErr w:type="spellEnd"/>
-      <w:r>
-        <w:t xml:space="preserve"> / </w:t>
-      </w:r>
-      <w:proofErr w:type="spellStart"/>
-      <w:r>
-        <w:t>Auffälligkeiten</w:t>
-      </w:r>
-      <w:proofErr w:type="spellEnd"/>
-    </w:p>
-    <w:tbl>
-      <w:tblPr>
-        <w:tblStyle w:val="Tabellenraster"/>
-        <w:tblW w:w="0" w:type="auto"/>
-        <w:jc w:val="center"/>
-        <w:tblLook w:val="04A0" w:firstRow="1" w:lastRow="0" w:firstColumn="1" w:lastColumn="0" w:noHBand="0" w:noVBand="1"/>
-      </w:tblPr>
-      <w:tblGrid>
-        <w:gridCol w:w="1296"/>
-        <w:gridCol w:w="3672"/>
-        <w:gridCol w:w="3168"/>
-        <w:gridCol w:w="1800"/>
-      </w:tblGrid>
-      <w:tr>
-        <w:trPr>
-          <w:cantSplit/>
-          <w:tblHeader/>
-          <w:jc w:val="center"/>
-        </w:trPr>
-        <w:tc>
-          <w:tcPr>
-            <w:tcW w:w="1296" w:type="dxa"/>
-            <w:shd w:val="clear" w:color="auto" w:fill="D9EAF7"/>
-            <w:tcMar>
-              <w:top w:w="100" w:type="dxa"/>
-              <w:left w:w="100" w:type="dxa"/>
-              <w:bottom w:w="100" w:type="dxa"/>
-              <w:right w:w="100" w:type="dxa"/>
-            </w:tcMar>
-            <w:vAlign w:val="center"/>
-          </w:tcPr>
-          <w:p>
-            <w:pPr>
-              <w:spacing w:before="40" w:after="40"/>
-            </w:pPr>
-            <w:proofErr w:type="spellStart"/>
-            <w:r>
-              <w:rPr>
-                <w:b/>
-                <w:color w:val="1F4E79"/>
-                <w:sz w:val="19"/>
-              </w:rPr>
-              <w:t>Referenz</w:t>
-            </w:r>
-            <w:proofErr w:type="spellEnd"/>
-          </w:p>
-        </w:tc>
-        <w:tc>
-          <w:tcPr>
-            <w:tcW w:w="3672" w:type="dxa"/>
-            <w:shd w:val="clear" w:color="auto" w:fill="D9EAF7"/>
-            <w:tcMar>
-              <w:top w:w="100" w:type="dxa"/>
-              <w:left w:w="100" w:type="dxa"/>
-              <w:bottom w:w="100" w:type="dxa"/>
-              <w:right w:w="100" w:type="dxa"/>
-            </w:tcMar>
-            <w:vAlign w:val="center"/>
-          </w:tcPr>
-          <w:p>
-            <w:pPr>
-              <w:spacing w:before="40" w:after="40"/>
-            </w:pPr>
-            <w:proofErr w:type="spellStart"/>
-            <w:r>
-              <w:rPr>
-                <w:b/>
-                <w:color w:val="1F4E79"/>
-                <w:sz w:val="19"/>
-              </w:rPr>
-              <w:t>Beobachtung</w:t>
-            </w:r>
-            <w:proofErr w:type="spellEnd"/>
-          </w:p>
-        </w:tc>
-        <w:tc>
-          <w:tcPr>
-            <w:tcW w:w="3168" w:type="dxa"/>
-            <w:shd w:val="clear" w:color="auto" w:fill="D9EAF7"/>
-            <w:tcMar>
-              <w:top w:w="100" w:type="dxa"/>
-              <w:left w:w="100" w:type="dxa"/>
-              <w:bottom w:w="100" w:type="dxa"/>
-              <w:right w:w="100" w:type="dxa"/>
-            </w:tcMar>
-            <w:vAlign w:val="center"/>
-          </w:tcPr>
-          <w:p>
-            <w:pPr>
-              <w:spacing w:before="40" w:after="40"/>
-            </w:pPr>
-            <w:proofErr w:type="spellStart"/>
-            <w:r>
-              <w:rPr>
-                <w:b/>
-                <w:color w:val="1F4E79"/>
-                <w:sz w:val="19"/>
-              </w:rPr>
-              <w:t>Maßnahme</w:t>
-            </w:r>
-            <w:proofErr w:type="spellEnd"/>
-            <w:r>
-              <w:rPr>
-                <w:b/>
-                <w:color w:val="1F4E79"/>
-                <w:sz w:val="19"/>
-              </w:rPr>
-              <w:t xml:space="preserve"> / Ticket</w:t>
-            </w:r>
-          </w:p>
-        </w:tc>
-        <w:tc>
-          <w:tcPr>
-            <w:tcW w:w="1800" w:type="dxa"/>
-            <w:shd w:val="clear" w:color="auto" w:fill="D9EAF7"/>
-            <w:tcMar>
-              <w:top w:w="100" w:type="dxa"/>
-              <w:left w:w="100" w:type="dxa"/>
-              <w:bottom w:w="100" w:type="dxa"/>
-              <w:right w:w="100" w:type="dxa"/>
-            </w:tcMar>
-            <w:vAlign w:val="center"/>
-          </w:tcPr>
-          <w:p>
-            <w:pPr>
-              <w:spacing w:before="40" w:after="40"/>
-            </w:pPr>
-            <w:r>
-              <w:rPr>
-                <w:b/>
-                <w:color w:val="1F4E79"/>
-                <w:sz w:val="19"/>
-              </w:rPr>
-              <w:t>Status</w:t>
-            </w:r>
-          </w:p>
-        </w:tc>
-      </w:tr>
-      <w:tr>
-        <w:trPr>
-          <w:cantSplit/>
-          <w:jc w:val="center"/>
-        </w:trPr>
-        <w:tc>
-          <w:tcPr>
-            <w:tcW w:w="1296" w:type="dxa"/>
-            <w:tcMar>
-              <w:top w:w="100" w:type="dxa"/>
-              <w:left w:w="100" w:type="dxa"/>
-              <w:bottom w:w="100" w:type="dxa"/>
-              <w:right w:w="100" w:type="dxa"/>
-            </w:tcMar>
-            <w:vAlign w:val="center"/>
-          </w:tcPr>
-          <w:p>
-            <w:pPr>
-              <w:spacing w:before="40" w:after="40"/>
-            </w:pPr>
-            <w:r>
-              <w:rPr>
-                <w:sz w:val="19"/>
-              </w:rPr>
-              <w:t>[UT-ID]</w:t>
-            </w:r>
-          </w:p>
-        </w:tc>
-        <w:tc>
-          <w:tcPr>
-            <w:tcW w:w="3672" w:type="dxa"/>
-            <w:tcMar>
-              <w:top w:w="100" w:type="dxa"/>
-              <w:left w:w="100" w:type="dxa"/>
-              <w:bottom w:w="100" w:type="dxa"/>
-              <w:right w:w="100" w:type="dxa"/>
-            </w:tcMar>
-            <w:vAlign w:val="center"/>
-          </w:tcPr>
-          <w:p>
-            <w:pPr>
-              <w:spacing w:before="40" w:after="40"/>
-            </w:pPr>
-            <w:r>
-              <w:rPr>
-                <w:sz w:val="19"/>
-              </w:rPr>
-              <w:t>[</w:t>
-            </w:r>
-            <w:proofErr w:type="spellStart"/>
-            <w:r>
-              <w:rPr>
-                <w:sz w:val="19"/>
-              </w:rPr>
-              <w:t>Ergebnis</w:t>
-            </w:r>
-            <w:proofErr w:type="spellEnd"/>
-            <w:r>
-              <w:rPr>
-                <w:sz w:val="19"/>
-              </w:rPr>
-              <w:t xml:space="preserve"> oder </w:t>
-            </w:r>
-            <w:proofErr w:type="spellStart"/>
-            <w:r>
-              <w:rPr>
-                <w:sz w:val="19"/>
-              </w:rPr>
-              <w:t>Auffälligkeit</w:t>
-            </w:r>
-            <w:proofErr w:type="spellEnd"/>
-            <w:r>
-              <w:rPr>
-                <w:sz w:val="19"/>
-              </w:rPr>
-              <w:t>]</w:t>
-            </w:r>
-          </w:p>
-        </w:tc>
-        <w:tc>
-          <w:tcPr>
-            <w:tcW w:w="3168" w:type="dxa"/>
-            <w:tcMar>
-              <w:top w:w="100" w:type="dxa"/>
-              <w:left w:w="100" w:type="dxa"/>
-              <w:bottom w:w="100" w:type="dxa"/>
-              <w:right w:w="100" w:type="dxa"/>
-            </w:tcMar>
-            <w:vAlign w:val="center"/>
-          </w:tcPr>
-          <w:p>
-            <w:pPr>
-              <w:spacing w:before="40" w:after="40"/>
-            </w:pPr>
-            <w:r>
-              <w:rPr>
-                <w:sz w:val="19"/>
-              </w:rPr>
-              <w:t xml:space="preserve">[Ticket / </w:t>
-            </w:r>
-            <w:proofErr w:type="spellStart"/>
-            <w:r>
-              <w:rPr>
-                <w:sz w:val="19"/>
-              </w:rPr>
-              <w:t>keine</w:t>
-            </w:r>
-            <w:proofErr w:type="spellEnd"/>
-            <w:r>
-              <w:rPr>
-                <w:sz w:val="19"/>
-              </w:rPr>
-              <w:t xml:space="preserve"> </w:t>
-            </w:r>
-            <w:proofErr w:type="spellStart"/>
-            <w:r>
-              <w:rPr>
-                <w:sz w:val="19"/>
-              </w:rPr>
-              <w:t>Maßnahme</w:t>
-            </w:r>
-            <w:proofErr w:type="spellEnd"/>
-            <w:r>
-              <w:rPr>
-                <w:sz w:val="19"/>
-              </w:rPr>
-              <w:t>]</w:t>
-            </w:r>
-          </w:p>
-        </w:tc>
-        <w:tc>
-          <w:tcPr>
-            <w:tcW w:w="1800" w:type="dxa"/>
-            <w:tcMar>
-              <w:top w:w="100" w:type="dxa"/>
-              <w:left w:w="100" w:type="dxa"/>
-              <w:bottom w:w="100" w:type="dxa"/>
-              <w:right w:w="100" w:type="dxa"/>
-            </w:tcMar>
-            <w:vAlign w:val="center"/>
-          </w:tcPr>
-          <w:p>
-            <w:pPr>
-              <w:spacing w:before="40" w:after="40"/>
-            </w:pPr>
-            <w:r>
-              <w:rPr>
-                <w:sz w:val="19"/>
-              </w:rPr>
-              <w:t xml:space="preserve">[Offen / </w:t>
-            </w:r>
-            <w:proofErr w:type="spellStart"/>
-            <w:r>
-              <w:rPr>
-                <w:sz w:val="19"/>
-              </w:rPr>
-              <w:t>Erledigt</w:t>
-            </w:r>
-            <w:proofErr w:type="spellEnd"/>
-            <w:r>
-              <w:rPr>
-                <w:sz w:val="19"/>
-              </w:rPr>
-              <w:t>]</w:t>
-            </w:r>
-          </w:p>
-        </w:tc>
-      </w:tr>
-    </w:tbl>
-    <w:p>
-      <w:pPr>
-        <w:pStyle w:val="berschrift1"/>
-        <w:spacing w:before="240" w:after="120"/>
-      </w:pPr>
-    </w:p>
-    <w:p/>
-    <w:p>
-      <w:pPr>
         <w:pStyle w:val="berschrift1"/>
         <w:spacing w:before="240" w:after="120"/>
       </w:pPr>
@@ -8598,357 +5436,6 @@
         <w:t>Verwaltung der für das Restaurant relevanten Zutaten und deren Stammdaten.</w:t>
       </w:r>
     </w:p>
-    <w:tbl>
-      <w:tblPr>
-        <w:tblStyle w:val="Tabellenraster"/>
-        <w:tblW w:w="0" w:type="auto"/>
-        <w:jc w:val="center"/>
-        <w:tblLook w:val="04A0" w:firstRow="1" w:lastRow="0" w:firstColumn="1" w:lastColumn="0" w:noHBand="0" w:noVBand="1"/>
-      </w:tblPr>
-      <w:tblGrid>
-        <w:gridCol w:w="2376"/>
-        <w:gridCol w:w="7704"/>
-      </w:tblGrid>
-      <w:tr>
-        <w:trPr>
-          <w:cantSplit/>
-          <w:jc w:val="center"/>
-        </w:trPr>
-        <w:tc>
-          <w:tcPr>
-            <w:tcW w:w="2376" w:type="dxa"/>
-            <w:shd w:val="clear" w:color="auto" w:fill="EEF4F8"/>
-            <w:tcMar>
-              <w:top w:w="100" w:type="dxa"/>
-              <w:left w:w="100" w:type="dxa"/>
-              <w:bottom w:w="100" w:type="dxa"/>
-              <w:right w:w="100" w:type="dxa"/>
-            </w:tcMar>
-            <w:vAlign w:val="center"/>
-          </w:tcPr>
-          <w:p>
-            <w:pPr>
-              <w:spacing w:before="40" w:after="40"/>
-            </w:pPr>
-            <w:proofErr w:type="spellStart"/>
-            <w:r>
-              <w:rPr>
-                <w:b/>
-                <w:color w:val="1F4E79"/>
-                <w:sz w:val="19"/>
-              </w:rPr>
-              <w:t>Verantwortlich</w:t>
-            </w:r>
-            <w:proofErr w:type="spellEnd"/>
-          </w:p>
-        </w:tc>
-        <w:tc>
-          <w:tcPr>
-            <w:tcW w:w="7704" w:type="dxa"/>
-            <w:tcMar>
-              <w:top w:w="100" w:type="dxa"/>
-              <w:left w:w="100" w:type="dxa"/>
-              <w:bottom w:w="100" w:type="dxa"/>
-              <w:right w:w="100" w:type="dxa"/>
-            </w:tcMar>
-            <w:vAlign w:val="center"/>
-          </w:tcPr>
-          <w:p>
-            <w:pPr>
-              <w:spacing w:before="40" w:after="40"/>
-            </w:pPr>
-            <w:r>
-              <w:rPr>
-                <w:sz w:val="19"/>
-              </w:rPr>
-              <w:t>[Name / Team]</w:t>
-            </w:r>
-          </w:p>
-        </w:tc>
-      </w:tr>
-      <w:tr>
-        <w:trPr>
-          <w:cantSplit/>
-          <w:jc w:val="center"/>
-        </w:trPr>
-        <w:tc>
-          <w:tcPr>
-            <w:tcW w:w="2376" w:type="dxa"/>
-            <w:shd w:val="clear" w:color="auto" w:fill="EEF4F8"/>
-            <w:tcMar>
-              <w:top w:w="100" w:type="dxa"/>
-              <w:left w:w="100" w:type="dxa"/>
-              <w:bottom w:w="100" w:type="dxa"/>
-              <w:right w:w="100" w:type="dxa"/>
-            </w:tcMar>
-            <w:vAlign w:val="center"/>
-          </w:tcPr>
-          <w:p>
-            <w:pPr>
-              <w:spacing w:before="40" w:after="40"/>
-            </w:pPr>
-            <w:r>
-              <w:rPr>
-                <w:b/>
-                <w:color w:val="1F4E79"/>
-                <w:sz w:val="19"/>
-              </w:rPr>
-              <w:lastRenderedPageBreak/>
-              <w:t>Datum</w:t>
-            </w:r>
-          </w:p>
-        </w:tc>
-        <w:tc>
-          <w:tcPr>
-            <w:tcW w:w="7704" w:type="dxa"/>
-            <w:tcMar>
-              <w:top w:w="100" w:type="dxa"/>
-              <w:left w:w="100" w:type="dxa"/>
-              <w:bottom w:w="100" w:type="dxa"/>
-              <w:right w:w="100" w:type="dxa"/>
-            </w:tcMar>
-            <w:vAlign w:val="center"/>
-          </w:tcPr>
-          <w:p>
-            <w:pPr>
-              <w:spacing w:before="40" w:after="40"/>
-            </w:pPr>
-            <w:r>
-              <w:rPr>
-                <w:sz w:val="19"/>
-              </w:rPr>
-              <w:t>[TT.MM.JJJJ]</w:t>
-            </w:r>
-          </w:p>
-        </w:tc>
-      </w:tr>
-      <w:tr>
-        <w:trPr>
-          <w:cantSplit/>
-          <w:jc w:val="center"/>
-        </w:trPr>
-        <w:tc>
-          <w:tcPr>
-            <w:tcW w:w="2376" w:type="dxa"/>
-            <w:shd w:val="clear" w:color="auto" w:fill="EEF4F8"/>
-            <w:tcMar>
-              <w:top w:w="100" w:type="dxa"/>
-              <w:left w:w="100" w:type="dxa"/>
-              <w:bottom w:w="100" w:type="dxa"/>
-              <w:right w:w="100" w:type="dxa"/>
-            </w:tcMar>
-            <w:vAlign w:val="center"/>
-          </w:tcPr>
-          <w:p>
-            <w:pPr>
-              <w:spacing w:before="40" w:after="40"/>
-            </w:pPr>
-            <w:r>
-              <w:rPr>
-                <w:b/>
-                <w:color w:val="1F4E79"/>
-                <w:sz w:val="19"/>
-              </w:rPr>
-              <w:t>Build / Commit</w:t>
-            </w:r>
-          </w:p>
-        </w:tc>
-        <w:tc>
-          <w:tcPr>
-            <w:tcW w:w="7704" w:type="dxa"/>
-            <w:tcMar>
-              <w:top w:w="100" w:type="dxa"/>
-              <w:left w:w="100" w:type="dxa"/>
-              <w:bottom w:w="100" w:type="dxa"/>
-              <w:right w:w="100" w:type="dxa"/>
-            </w:tcMar>
-            <w:vAlign w:val="center"/>
-          </w:tcPr>
-          <w:p>
-            <w:pPr>
-              <w:spacing w:before="40" w:after="40"/>
-            </w:pPr>
-            <w:r>
-              <w:rPr>
-                <w:sz w:val="19"/>
-              </w:rPr>
-              <w:t>[z. B. Commit-ID]</w:t>
-            </w:r>
-          </w:p>
-        </w:tc>
-      </w:tr>
-      <w:tr>
-        <w:trPr>
-          <w:cantSplit/>
-          <w:jc w:val="center"/>
-        </w:trPr>
-        <w:tc>
-          <w:tcPr>
-            <w:tcW w:w="2376" w:type="dxa"/>
-            <w:shd w:val="clear" w:color="auto" w:fill="EEF4F8"/>
-            <w:tcMar>
-              <w:top w:w="100" w:type="dxa"/>
-              <w:left w:w="100" w:type="dxa"/>
-              <w:bottom w:w="100" w:type="dxa"/>
-              <w:right w:w="100" w:type="dxa"/>
-            </w:tcMar>
-            <w:vAlign w:val="center"/>
-          </w:tcPr>
-          <w:p>
-            <w:pPr>
-              <w:spacing w:before="40" w:after="40"/>
-            </w:pPr>
-            <w:proofErr w:type="spellStart"/>
-            <w:r>
-              <w:rPr>
-                <w:b/>
-                <w:color w:val="1F4E79"/>
-                <w:sz w:val="19"/>
-              </w:rPr>
-              <w:t>Testframework</w:t>
-            </w:r>
-            <w:proofErr w:type="spellEnd"/>
-          </w:p>
-        </w:tc>
-        <w:tc>
-          <w:tcPr>
-            <w:tcW w:w="7704" w:type="dxa"/>
-            <w:tcMar>
-              <w:top w:w="100" w:type="dxa"/>
-              <w:left w:w="100" w:type="dxa"/>
-              <w:bottom w:w="100" w:type="dxa"/>
-              <w:right w:w="100" w:type="dxa"/>
-            </w:tcMar>
-            <w:vAlign w:val="center"/>
-          </w:tcPr>
-          <w:p>
-            <w:pPr>
-              <w:spacing w:before="40" w:after="40"/>
-            </w:pPr>
-            <w:r>
-              <w:rPr>
-                <w:sz w:val="19"/>
-              </w:rPr>
-              <w:t xml:space="preserve">[z. B. JUnit / </w:t>
-            </w:r>
-            <w:proofErr w:type="spellStart"/>
-            <w:r>
-              <w:rPr>
-                <w:sz w:val="19"/>
-              </w:rPr>
-              <w:t>pytest</w:t>
-            </w:r>
-            <w:proofErr w:type="spellEnd"/>
-            <w:r>
-              <w:rPr>
-                <w:sz w:val="19"/>
-              </w:rPr>
-              <w:t xml:space="preserve"> / Jest]</w:t>
-            </w:r>
-          </w:p>
-        </w:tc>
-      </w:tr>
-      <w:tr>
-        <w:trPr>
-          <w:cantSplit/>
-          <w:jc w:val="center"/>
-        </w:trPr>
-        <w:tc>
-          <w:tcPr>
-            <w:tcW w:w="2376" w:type="dxa"/>
-            <w:shd w:val="clear" w:color="auto" w:fill="EEF4F8"/>
-            <w:tcMar>
-              <w:top w:w="100" w:type="dxa"/>
-              <w:left w:w="100" w:type="dxa"/>
-              <w:bottom w:w="100" w:type="dxa"/>
-              <w:right w:w="100" w:type="dxa"/>
-            </w:tcMar>
-            <w:vAlign w:val="center"/>
-          </w:tcPr>
-          <w:p>
-            <w:pPr>
-              <w:spacing w:before="40" w:after="40"/>
-            </w:pPr>
-            <w:proofErr w:type="spellStart"/>
-            <w:r>
-              <w:rPr>
-                <w:b/>
-                <w:color w:val="1F4E79"/>
-                <w:sz w:val="19"/>
-              </w:rPr>
-              <w:t>Testumfang</w:t>
-            </w:r>
-            <w:proofErr w:type="spellEnd"/>
-          </w:p>
-        </w:tc>
-        <w:tc>
-          <w:tcPr>
-            <w:tcW w:w="7704" w:type="dxa"/>
-            <w:tcMar>
-              <w:top w:w="100" w:type="dxa"/>
-              <w:left w:w="100" w:type="dxa"/>
-              <w:bottom w:w="100" w:type="dxa"/>
-              <w:right w:w="100" w:type="dxa"/>
-            </w:tcMar>
-            <w:vAlign w:val="center"/>
-          </w:tcPr>
-          <w:p>
-            <w:pPr>
-              <w:spacing w:before="40" w:after="40"/>
-            </w:pPr>
-            <w:r>
-              <w:rPr>
-                <w:sz w:val="19"/>
-              </w:rPr>
-              <w:t>[</w:t>
-            </w:r>
-            <w:proofErr w:type="spellStart"/>
-            <w:r>
-              <w:rPr>
-                <w:sz w:val="19"/>
-              </w:rPr>
-              <w:t>Welche</w:t>
-            </w:r>
-            <w:proofErr w:type="spellEnd"/>
-            <w:r>
-              <w:rPr>
-                <w:sz w:val="19"/>
-              </w:rPr>
-              <w:t xml:space="preserve"> Units </w:t>
-            </w:r>
-            <w:proofErr w:type="spellStart"/>
-            <w:r>
-              <w:rPr>
-                <w:sz w:val="19"/>
-              </w:rPr>
-              <w:t>werden</w:t>
-            </w:r>
-            <w:proofErr w:type="spellEnd"/>
-            <w:r>
-              <w:rPr>
-                <w:sz w:val="19"/>
-              </w:rPr>
-              <w:t xml:space="preserve"> </w:t>
-            </w:r>
-            <w:proofErr w:type="spellStart"/>
-            <w:r>
-              <w:rPr>
-                <w:sz w:val="19"/>
-              </w:rPr>
-              <w:t>betrachtet</w:t>
-            </w:r>
-            <w:proofErr w:type="spellEnd"/>
-            <w:r>
-              <w:rPr>
-                <w:sz w:val="19"/>
-              </w:rPr>
-              <w:t>?]</w:t>
-            </w:r>
-          </w:p>
-        </w:tc>
-      </w:tr>
-    </w:tbl>
-    <w:p/>
     <w:p>
       <w:pPr>
         <w:pStyle w:val="berschrift2"/>
@@ -8968,12 +5455,12 @@
         <w:tblLook w:val="04A0" w:firstRow="1" w:lastRow="0" w:firstColumn="1" w:lastColumn="0" w:noHBand="0" w:noVBand="1"/>
       </w:tblPr>
       <w:tblGrid>
-        <w:gridCol w:w="956"/>
+        <w:gridCol w:w="953"/>
         <w:gridCol w:w="2393"/>
-        <w:gridCol w:w="1276"/>
-        <w:gridCol w:w="1430"/>
-        <w:gridCol w:w="1257"/>
-        <w:gridCol w:w="1333"/>
+        <w:gridCol w:w="1270"/>
+        <w:gridCol w:w="1428"/>
+        <w:gridCol w:w="1243"/>
+        <w:gridCol w:w="1358"/>
         <w:gridCol w:w="1491"/>
       </w:tblGrid>
       <w:tr>
@@ -9241,7 +5728,13 @@
               <w:rPr>
                 <w:sz w:val="19"/>
               </w:rPr>
-              <w:t>UT-XXX</w:t>
+              <w:t>UT-</w:t>
+            </w:r>
+            <w:r>
+              <w:rPr>
+                <w:sz w:val="19"/>
+              </w:rPr>
+              <w:t>03</w:t>
             </w:r>
           </w:p>
         </w:tc>
@@ -9271,7 +5764,7 @@
               <w:rPr>
                 <w:sz w:val="19"/>
               </w:rPr>
-              <w:t>MitarbeiterService.create</w:t>
+              <w:t>ZutatAdapterTest</w:t>
             </w:r>
             <w:proofErr w:type="spellEnd"/>
             <w:r>
@@ -9296,56 +5789,23 @@
           <w:p>
             <w:pPr>
               <w:spacing w:before="40" w:after="40"/>
+              <w:rPr>
+                <w:lang w:val="de-DE"/>
+              </w:rPr>
             </w:pPr>
-            <w:proofErr w:type="spellStart"/>
-            <w:proofErr w:type="gramStart"/>
-            <w:r>
-              <w:rPr>
-                <w:sz w:val="19"/>
-              </w:rPr>
-              <w:t>Beschreibt</w:t>
-            </w:r>
-            <w:proofErr w:type="spellEnd"/>
-            <w:r>
-              <w:rPr>
-                <w:sz w:val="19"/>
-              </w:rPr>
-              <w:t>,</w:t>
-            </w:r>
-            <w:proofErr w:type="gramEnd"/>
-            <w:r>
-              <w:rPr>
-                <w:sz w:val="19"/>
-              </w:rPr>
-              <w:t xml:space="preserve"> was </w:t>
-            </w:r>
-            <w:proofErr w:type="spellStart"/>
-            <w:r>
-              <w:rPr>
-                <w:sz w:val="19"/>
-              </w:rPr>
-              <w:t>geprüft</w:t>
-            </w:r>
-            <w:proofErr w:type="spellEnd"/>
-            <w:r>
-              <w:rPr>
-                <w:sz w:val="19"/>
-              </w:rPr>
-              <w:t xml:space="preserve"> </w:t>
-            </w:r>
-            <w:proofErr w:type="spellStart"/>
-            <w:r>
-              <w:rPr>
-                <w:sz w:val="19"/>
-              </w:rPr>
-              <w:t>wird</w:t>
-            </w:r>
-            <w:proofErr w:type="spellEnd"/>
-            <w:r>
-              <w:rPr>
-                <w:sz w:val="19"/>
-              </w:rPr>
-              <w:t>.</w:t>
+            <w:r>
+              <w:rPr>
+                <w:sz w:val="19"/>
+                <w:lang w:val="de-DE"/>
+              </w:rPr>
+              <w:t>Prüft ob der Zutat-A</w:t>
+            </w:r>
+            <w:r>
+              <w:rPr>
+                <w:sz w:val="19"/>
+                <w:lang w:val="de-DE"/>
+              </w:rPr>
+              <w:t>dapter funktioniert</w:t>
             </w:r>
           </w:p>
         </w:tc>
@@ -9366,46 +5826,17 @@
             </w:pPr>
             <w:proofErr w:type="spellStart"/>
             <w:r>
-              <w:rPr>
-                <w:sz w:val="19"/>
-              </w:rPr>
-              <w:t>Relevante</w:t>
+              <w:t>Zutat</w:t>
             </w:r>
             <w:proofErr w:type="spellEnd"/>
             <w:r>
-              <w:rPr>
-                <w:sz w:val="19"/>
-              </w:rPr>
-              <w:t xml:space="preserve"> </w:t>
+              <w:t xml:space="preserve">-Adapter </w:t>
             </w:r>
             <w:proofErr w:type="spellStart"/>
             <w:r>
-              <w:rPr>
-                <w:sz w:val="19"/>
-              </w:rPr>
-              <w:t>Objekte</w:t>
+              <w:t>existiert</w:t>
             </w:r>
             <w:proofErr w:type="spellEnd"/>
-            <w:r>
-              <w:rPr>
-                <w:sz w:val="19"/>
-              </w:rPr>
-              <w:t xml:space="preserve"> / Mocks </w:t>
-            </w:r>
-            <w:proofErr w:type="spellStart"/>
-            <w:r>
-              <w:rPr>
-                <w:sz w:val="19"/>
-              </w:rPr>
-              <w:t>vorhanden</w:t>
-            </w:r>
-            <w:proofErr w:type="spellEnd"/>
-            <w:r>
-              <w:rPr>
-                <w:sz w:val="19"/>
-              </w:rPr>
-              <w:t>.</w:t>
-            </w:r>
           </w:p>
         </w:tc>
         <w:tc>
@@ -9423,47 +5854,8 @@
             <w:pPr>
               <w:spacing w:before="40" w:after="40"/>
             </w:pPr>
-            <w:proofErr w:type="spellStart"/>
-            <w:r>
-              <w:rPr>
-                <w:sz w:val="19"/>
-              </w:rPr>
-              <w:t>Konkrete</w:t>
-            </w:r>
-            <w:proofErr w:type="spellEnd"/>
-            <w:r>
-              <w:rPr>
-                <w:sz w:val="19"/>
-              </w:rPr>
-              <w:t xml:space="preserve"> </w:t>
-            </w:r>
-            <w:proofErr w:type="spellStart"/>
-            <w:r>
-              <w:rPr>
-                <w:sz w:val="19"/>
-              </w:rPr>
-              <w:t>Testwerte</w:t>
-            </w:r>
-            <w:proofErr w:type="spellEnd"/>
-            <w:r>
-              <w:rPr>
-                <w:sz w:val="19"/>
-              </w:rPr>
-              <w:t xml:space="preserve"> </w:t>
-            </w:r>
-            <w:proofErr w:type="spellStart"/>
-            <w:r>
-              <w:rPr>
-                <w:sz w:val="19"/>
-              </w:rPr>
-              <w:t>eintragen</w:t>
-            </w:r>
-            <w:proofErr w:type="spellEnd"/>
-            <w:r>
-              <w:rPr>
-                <w:sz w:val="19"/>
-              </w:rPr>
-              <w:t>.</w:t>
+            <w:r>
+              <w:t>/</w:t>
             </w:r>
           </w:p>
         </w:tc>
@@ -9481,62 +5873,23 @@
           <w:p>
             <w:pPr>
               <w:spacing w:before="40" w:after="40"/>
+              <w:rPr>
+                <w:lang w:val="de-DE"/>
+              </w:rPr>
             </w:pPr>
-            <w:proofErr w:type="spellStart"/>
-            <w:r>
-              <w:rPr>
-                <w:sz w:val="19"/>
-              </w:rPr>
-              <w:t>Konkretes</w:t>
-            </w:r>
-            <w:proofErr w:type="spellEnd"/>
-            <w:r>
-              <w:rPr>
-                <w:sz w:val="19"/>
-              </w:rPr>
-              <w:t xml:space="preserve"> </w:t>
-            </w:r>
-            <w:proofErr w:type="spellStart"/>
-            <w:r>
-              <w:rPr>
-                <w:sz w:val="19"/>
-              </w:rPr>
-              <w:t>erwartetes</w:t>
-            </w:r>
-            <w:proofErr w:type="spellEnd"/>
-            <w:r>
-              <w:rPr>
-                <w:sz w:val="19"/>
-              </w:rPr>
-              <w:t xml:space="preserve"> </w:t>
-            </w:r>
-            <w:proofErr w:type="spellStart"/>
-            <w:r>
-              <w:rPr>
-                <w:sz w:val="19"/>
-              </w:rPr>
-              <w:t>Verhalten</w:t>
-            </w:r>
-            <w:proofErr w:type="spellEnd"/>
-            <w:r>
-              <w:rPr>
-                <w:sz w:val="19"/>
-              </w:rPr>
-              <w:t xml:space="preserve"> </w:t>
-            </w:r>
-            <w:proofErr w:type="spellStart"/>
-            <w:r>
-              <w:rPr>
-                <w:sz w:val="19"/>
-              </w:rPr>
-              <w:t>eintragen</w:t>
-            </w:r>
-            <w:proofErr w:type="spellEnd"/>
-            <w:r>
-              <w:rPr>
-                <w:sz w:val="19"/>
-              </w:rPr>
-              <w:t>.</w:t>
+            <w:r>
+              <w:rPr>
+                <w:sz w:val="19"/>
+                <w:lang w:val="de-DE"/>
+              </w:rPr>
+              <w:t>Es wird kein Error a</w:t>
+            </w:r>
+            <w:r>
+              <w:rPr>
+                <w:sz w:val="19"/>
+                <w:lang w:val="de-DE"/>
+              </w:rPr>
+              <w:t>usgegeben</w:t>
             </w:r>
           </w:p>
         </w:tc>
@@ -9555,54 +5908,12 @@
             <w:pPr>
               <w:spacing w:before="40" w:after="40"/>
             </w:pPr>
-            <w:r>
-              <w:rPr>
-                <w:sz w:val="19"/>
-              </w:rPr>
-              <w:t xml:space="preserve">☐ </w:t>
-            </w:r>
-            <w:proofErr w:type="gramStart"/>
-            <w:r>
-              <w:rPr>
-                <w:sz w:val="19"/>
-              </w:rPr>
-              <w:t>Offen  ☐</w:t>
-            </w:r>
-            <w:proofErr w:type="gramEnd"/>
-            <w:r>
-              <w:rPr>
-                <w:sz w:val="19"/>
-              </w:rPr>
-              <w:t xml:space="preserve"> </w:t>
-            </w:r>
             <w:proofErr w:type="spellStart"/>
-            <w:proofErr w:type="gramStart"/>
             <w:r>
               <w:rPr>
                 <w:sz w:val="19"/>
               </w:rPr>
               <w:t>Bestanden</w:t>
-            </w:r>
-            <w:proofErr w:type="spellEnd"/>
-            <w:r>
-              <w:rPr>
-                <w:sz w:val="19"/>
-              </w:rPr>
-              <w:t xml:space="preserve">  ☐</w:t>
-            </w:r>
-            <w:proofErr w:type="gramEnd"/>
-            <w:r>
-              <w:rPr>
-                <w:sz w:val="19"/>
-              </w:rPr>
-              <w:t xml:space="preserve"> </w:t>
-            </w:r>
-            <w:proofErr w:type="spellStart"/>
-            <w:r>
-              <w:rPr>
-                <w:sz w:val="19"/>
-              </w:rPr>
-              <w:t>Fehlgeschlagen</w:t>
             </w:r>
             <w:proofErr w:type="spellEnd"/>
           </w:p>
@@ -9689,7 +6000,6 @@
               <w:spacing w:before="40" w:after="40"/>
             </w:pPr>
             <w:proofErr w:type="spellStart"/>
-            <w:proofErr w:type="gramStart"/>
             <w:r>
               <w:rPr>
                 <w:sz w:val="19"/>
@@ -9701,14 +6011,7 @@
               <w:rPr>
                 <w:sz w:val="19"/>
               </w:rPr>
-              <w:t>,</w:t>
-            </w:r>
-            <w:proofErr w:type="gramEnd"/>
-            <w:r>
-              <w:rPr>
-                <w:sz w:val="19"/>
-              </w:rPr>
-              <w:t xml:space="preserve"> was </w:t>
+              <w:t xml:space="preserve">, was </w:t>
             </w:r>
             <w:proofErr w:type="spellStart"/>
             <w:r>
@@ -9950,24 +6253,9 @@
               <w:rPr>
                 <w:sz w:val="19"/>
               </w:rPr>
-              <w:t xml:space="preserve">☐ </w:t>
-            </w:r>
-            <w:proofErr w:type="gramStart"/>
-            <w:r>
-              <w:rPr>
-                <w:sz w:val="19"/>
-              </w:rPr>
-              <w:t>Offen  ☐</w:t>
-            </w:r>
-            <w:proofErr w:type="gramEnd"/>
-            <w:r>
-              <w:rPr>
-                <w:sz w:val="19"/>
-              </w:rPr>
-              <w:t xml:space="preserve"> </w:t>
+              <w:t xml:space="preserve">☐ Offen  ☐ </w:t>
             </w:r>
             <w:proofErr w:type="spellStart"/>
-            <w:proofErr w:type="gramStart"/>
             <w:r>
               <w:rPr>
                 <w:sz w:val="19"/>
@@ -9979,14 +6267,7 @@
               <w:rPr>
                 <w:sz w:val="19"/>
               </w:rPr>
-              <w:t xml:space="preserve">  ☐</w:t>
-            </w:r>
-            <w:proofErr w:type="gramEnd"/>
-            <w:r>
-              <w:rPr>
-                <w:sz w:val="19"/>
-              </w:rPr>
-              <w:t xml:space="preserve"> </w:t>
+              <w:t xml:space="preserve">  ☐ </w:t>
             </w:r>
             <w:proofErr w:type="spellStart"/>
             <w:r>
@@ -10101,350 +6382,16 @@
     <w:p>
       <w:pPr>
         <w:pStyle w:val="Aufzhlungszeichen"/>
+        <w:numPr>
+          <w:ilvl w:val="0"/>
+          <w:numId w:val="0"/>
+        </w:numPr>
+        <w:ind w:left="360"/>
         <w:rPr>
           <w:lang w:val="de-DE"/>
         </w:rPr>
       </w:pPr>
-      <w:r>
-        <w:rPr>
-          <w:lang w:val="de-DE"/>
-        </w:rPr>
-        <w:t>Behandlung doppelter oder nicht gefundener Zutaten.</w:t>
-      </w:r>
     </w:p>
-    <w:p>
-      <w:pPr>
-        <w:pStyle w:val="berschrift2"/>
-        <w:spacing w:before="160" w:after="120"/>
-      </w:pPr>
-      <w:proofErr w:type="spellStart"/>
-      <w:r>
-        <w:t>Ergebnisse</w:t>
-      </w:r>
-      <w:proofErr w:type="spellEnd"/>
-      <w:r>
-        <w:t xml:space="preserve"> / </w:t>
-      </w:r>
-      <w:proofErr w:type="spellStart"/>
-      <w:r>
-        <w:t>Auffälligkeiten</w:t>
-      </w:r>
-      <w:proofErr w:type="spellEnd"/>
-    </w:p>
-    <w:tbl>
-      <w:tblPr>
-        <w:tblStyle w:val="Tabellenraster"/>
-        <w:tblW w:w="0" w:type="auto"/>
-        <w:jc w:val="center"/>
-        <w:tblLook w:val="04A0" w:firstRow="1" w:lastRow="0" w:firstColumn="1" w:lastColumn="0" w:noHBand="0" w:noVBand="1"/>
-      </w:tblPr>
-      <w:tblGrid>
-        <w:gridCol w:w="1296"/>
-        <w:gridCol w:w="3672"/>
-        <w:gridCol w:w="3168"/>
-        <w:gridCol w:w="1800"/>
-      </w:tblGrid>
-      <w:tr>
-        <w:trPr>
-          <w:cantSplit/>
-          <w:tblHeader/>
-          <w:jc w:val="center"/>
-        </w:trPr>
-        <w:tc>
-          <w:tcPr>
-            <w:tcW w:w="1296" w:type="dxa"/>
-            <w:shd w:val="clear" w:color="auto" w:fill="D9EAF7"/>
-            <w:tcMar>
-              <w:top w:w="100" w:type="dxa"/>
-              <w:left w:w="100" w:type="dxa"/>
-              <w:bottom w:w="100" w:type="dxa"/>
-              <w:right w:w="100" w:type="dxa"/>
-            </w:tcMar>
-            <w:vAlign w:val="center"/>
-          </w:tcPr>
-          <w:p>
-            <w:pPr>
-              <w:spacing w:before="40" w:after="40"/>
-            </w:pPr>
-            <w:proofErr w:type="spellStart"/>
-            <w:r>
-              <w:rPr>
-                <w:b/>
-                <w:color w:val="1F4E79"/>
-                <w:sz w:val="19"/>
-              </w:rPr>
-              <w:t>Referenz</w:t>
-            </w:r>
-            <w:proofErr w:type="spellEnd"/>
-          </w:p>
-        </w:tc>
-        <w:tc>
-          <w:tcPr>
-            <w:tcW w:w="3672" w:type="dxa"/>
-            <w:shd w:val="clear" w:color="auto" w:fill="D9EAF7"/>
-            <w:tcMar>
-              <w:top w:w="100" w:type="dxa"/>
-              <w:left w:w="100" w:type="dxa"/>
-              <w:bottom w:w="100" w:type="dxa"/>
-              <w:right w:w="100" w:type="dxa"/>
-            </w:tcMar>
-            <w:vAlign w:val="center"/>
-          </w:tcPr>
-          <w:p>
-            <w:pPr>
-              <w:spacing w:before="40" w:after="40"/>
-            </w:pPr>
-            <w:proofErr w:type="spellStart"/>
-            <w:r>
-              <w:rPr>
-                <w:b/>
-                <w:color w:val="1F4E79"/>
-                <w:sz w:val="19"/>
-              </w:rPr>
-              <w:t>Beobachtung</w:t>
-            </w:r>
-            <w:proofErr w:type="spellEnd"/>
-          </w:p>
-        </w:tc>
-        <w:tc>
-          <w:tcPr>
-            <w:tcW w:w="3168" w:type="dxa"/>
-            <w:shd w:val="clear" w:color="auto" w:fill="D9EAF7"/>
-            <w:tcMar>
-              <w:top w:w="100" w:type="dxa"/>
-              <w:left w:w="100" w:type="dxa"/>
-              <w:bottom w:w="100" w:type="dxa"/>
-              <w:right w:w="100" w:type="dxa"/>
-            </w:tcMar>
-            <w:vAlign w:val="center"/>
-          </w:tcPr>
-          <w:p>
-            <w:pPr>
-              <w:spacing w:before="40" w:after="40"/>
-            </w:pPr>
-            <w:proofErr w:type="spellStart"/>
-            <w:r>
-              <w:rPr>
-                <w:b/>
-                <w:color w:val="1F4E79"/>
-                <w:sz w:val="19"/>
-              </w:rPr>
-              <w:t>Maßnahme</w:t>
-            </w:r>
-            <w:proofErr w:type="spellEnd"/>
-            <w:r>
-              <w:rPr>
-                <w:b/>
-                <w:color w:val="1F4E79"/>
-                <w:sz w:val="19"/>
-              </w:rPr>
-              <w:t xml:space="preserve"> / Ticket</w:t>
-            </w:r>
-          </w:p>
-        </w:tc>
-        <w:tc>
-          <w:tcPr>
-            <w:tcW w:w="1800" w:type="dxa"/>
-            <w:shd w:val="clear" w:color="auto" w:fill="D9EAF7"/>
-            <w:tcMar>
-              <w:top w:w="100" w:type="dxa"/>
-              <w:left w:w="100" w:type="dxa"/>
-              <w:bottom w:w="100" w:type="dxa"/>
-              <w:right w:w="100" w:type="dxa"/>
-            </w:tcMar>
-            <w:vAlign w:val="center"/>
-          </w:tcPr>
-          <w:p>
-            <w:pPr>
-              <w:spacing w:before="40" w:after="40"/>
-            </w:pPr>
-            <w:r>
-              <w:rPr>
-                <w:b/>
-                <w:color w:val="1F4E79"/>
-                <w:sz w:val="19"/>
-              </w:rPr>
-              <w:t>Status</w:t>
-            </w:r>
-          </w:p>
-        </w:tc>
-      </w:tr>
-      <w:tr>
-        <w:trPr>
-          <w:cantSplit/>
-          <w:jc w:val="center"/>
-        </w:trPr>
-        <w:tc>
-          <w:tcPr>
-            <w:tcW w:w="1296" w:type="dxa"/>
-            <w:tcMar>
-              <w:top w:w="100" w:type="dxa"/>
-              <w:left w:w="100" w:type="dxa"/>
-              <w:bottom w:w="100" w:type="dxa"/>
-              <w:right w:w="100" w:type="dxa"/>
-            </w:tcMar>
-            <w:vAlign w:val="center"/>
-          </w:tcPr>
-          <w:p>
-            <w:pPr>
-              <w:spacing w:before="40" w:after="40"/>
-            </w:pPr>
-            <w:r>
-              <w:rPr>
-                <w:sz w:val="19"/>
-              </w:rPr>
-              <w:t>[UT-ID]</w:t>
-            </w:r>
-          </w:p>
-        </w:tc>
-        <w:tc>
-          <w:tcPr>
-            <w:tcW w:w="3672" w:type="dxa"/>
-            <w:tcMar>
-              <w:top w:w="100" w:type="dxa"/>
-              <w:left w:w="100" w:type="dxa"/>
-              <w:bottom w:w="100" w:type="dxa"/>
-              <w:right w:w="100" w:type="dxa"/>
-            </w:tcMar>
-            <w:vAlign w:val="center"/>
-          </w:tcPr>
-          <w:p>
-            <w:pPr>
-              <w:spacing w:before="40" w:after="40"/>
-            </w:pPr>
-            <w:r>
-              <w:rPr>
-                <w:sz w:val="19"/>
-              </w:rPr>
-              <w:t>[</w:t>
-            </w:r>
-            <w:proofErr w:type="spellStart"/>
-            <w:r>
-              <w:rPr>
-                <w:sz w:val="19"/>
-              </w:rPr>
-              <w:t>Ergebnis</w:t>
-            </w:r>
-            <w:proofErr w:type="spellEnd"/>
-            <w:r>
-              <w:rPr>
-                <w:sz w:val="19"/>
-              </w:rPr>
-              <w:t xml:space="preserve"> oder </w:t>
-            </w:r>
-            <w:proofErr w:type="spellStart"/>
-            <w:r>
-              <w:rPr>
-                <w:sz w:val="19"/>
-              </w:rPr>
-              <w:t>Auffälligkeit</w:t>
-            </w:r>
-            <w:proofErr w:type="spellEnd"/>
-            <w:r>
-              <w:rPr>
-                <w:sz w:val="19"/>
-              </w:rPr>
-              <w:t>]</w:t>
-            </w:r>
-          </w:p>
-        </w:tc>
-        <w:tc>
-          <w:tcPr>
-            <w:tcW w:w="3168" w:type="dxa"/>
-            <w:tcMar>
-              <w:top w:w="100" w:type="dxa"/>
-              <w:left w:w="100" w:type="dxa"/>
-              <w:bottom w:w="100" w:type="dxa"/>
-              <w:right w:w="100" w:type="dxa"/>
-            </w:tcMar>
-            <w:vAlign w:val="center"/>
-          </w:tcPr>
-          <w:p>
-            <w:pPr>
-              <w:spacing w:before="40" w:after="40"/>
-            </w:pPr>
-            <w:r>
-              <w:rPr>
-                <w:sz w:val="19"/>
-              </w:rPr>
-              <w:t xml:space="preserve">[Ticket / </w:t>
-            </w:r>
-            <w:proofErr w:type="spellStart"/>
-            <w:r>
-              <w:rPr>
-                <w:sz w:val="19"/>
-              </w:rPr>
-              <w:t>keine</w:t>
-            </w:r>
-            <w:proofErr w:type="spellEnd"/>
-            <w:r>
-              <w:rPr>
-                <w:sz w:val="19"/>
-              </w:rPr>
-              <w:t xml:space="preserve"> </w:t>
-            </w:r>
-            <w:proofErr w:type="spellStart"/>
-            <w:r>
-              <w:rPr>
-                <w:sz w:val="19"/>
-              </w:rPr>
-              <w:t>Maßnahme</w:t>
-            </w:r>
-            <w:proofErr w:type="spellEnd"/>
-            <w:r>
-              <w:rPr>
-                <w:sz w:val="19"/>
-              </w:rPr>
-              <w:t>]</w:t>
-            </w:r>
-          </w:p>
-        </w:tc>
-        <w:tc>
-          <w:tcPr>
-            <w:tcW w:w="1800" w:type="dxa"/>
-            <w:tcMar>
-              <w:top w:w="100" w:type="dxa"/>
-              <w:left w:w="100" w:type="dxa"/>
-              <w:bottom w:w="100" w:type="dxa"/>
-              <w:right w:w="100" w:type="dxa"/>
-            </w:tcMar>
-            <w:vAlign w:val="center"/>
-          </w:tcPr>
-          <w:p>
-            <w:pPr>
-              <w:spacing w:before="40" w:after="40"/>
-            </w:pPr>
-            <w:r>
-              <w:rPr>
-                <w:sz w:val="19"/>
-              </w:rPr>
-              <w:t xml:space="preserve">[Offen / </w:t>
-            </w:r>
-            <w:proofErr w:type="spellStart"/>
-            <w:r>
-              <w:rPr>
-                <w:sz w:val="19"/>
-              </w:rPr>
-              <w:t>Erledigt</w:t>
-            </w:r>
-            <w:proofErr w:type="spellEnd"/>
-            <w:r>
-              <w:rPr>
-                <w:sz w:val="19"/>
-              </w:rPr>
-              <w:t>]</w:t>
-            </w:r>
-          </w:p>
-        </w:tc>
-      </w:tr>
-    </w:tbl>
-    <w:p>
-      <w:pPr>
-        <w:pStyle w:val="berschrift1"/>
-        <w:spacing w:before="240" w:after="120"/>
-      </w:pPr>
-    </w:p>
-    <w:p/>
     <w:p>
       <w:pPr>
         <w:pStyle w:val="berschrift1"/>
@@ -10661,6 +6608,7 @@
                 <w:color w:val="1F4E79"/>
                 <w:sz w:val="19"/>
               </w:rPr>
+              <w:lastRenderedPageBreak/>
               <w:t>Fehlgeschlagen</w:t>
             </w:r>
             <w:proofErr w:type="spellEnd"/>
@@ -10732,7 +6680,6 @@
                 <w:color w:val="1F4E79"/>
                 <w:sz w:val="19"/>
               </w:rPr>
-              <w:lastRenderedPageBreak/>
               <w:t>Übersprungen</w:t>
             </w:r>
             <w:proofErr w:type="spellEnd"/>
@@ -12284,6 +8231,7 @@
   <w:style w:type="character" w:default="1" w:styleId="Absatz-Standardschriftart">
     <w:name w:val="Default Paragraph Font"/>
     <w:uiPriority w:val="1"/>
+    <w:semiHidden/>
     <w:unhideWhenUsed/>
   </w:style>
   <w:style w:type="table" w:default="1" w:styleId="NormaleTabelle">

--- a/Testdokumentation_Unittests_Restaurant_Adminbereich.docx
+++ b/Testdokumentation_Unittests_Restaurant_Adminbereich.docx
@@ -1299,7 +1299,7 @@
         </w:trPr>
         <w:tc>
           <w:tcPr>
-            <w:tcW w:w="1080" w:type="dxa"/>
+            <w:tcW w:w="922" w:type="dxa"/>
             <w:shd w:val="clear" w:color="auto" w:fill="D9EAF7"/>
             <w:tcMar>
               <w:top w:w="100" w:type="dxa"/>
@@ -1335,7 +1335,7 @@
         </w:tc>
         <w:tc>
           <w:tcPr>
-            <w:tcW w:w="1512" w:type="dxa"/>
+            <w:tcW w:w="2810" w:type="dxa"/>
             <w:shd w:val="clear" w:color="auto" w:fill="D9EAF7"/>
             <w:tcMar>
               <w:top w:w="100" w:type="dxa"/>
@@ -1361,7 +1361,7 @@
         </w:tc>
         <w:tc>
           <w:tcPr>
-            <w:tcW w:w="1656" w:type="dxa"/>
+            <w:tcW w:w="1170" w:type="dxa"/>
             <w:shd w:val="clear" w:color="auto" w:fill="D9EAF7"/>
             <w:tcMar>
               <w:top w:w="100" w:type="dxa"/>
@@ -1387,7 +1387,7 @@
         </w:tc>
         <w:tc>
           <w:tcPr>
-            <w:tcW w:w="1512" w:type="dxa"/>
+            <w:tcW w:w="1407" w:type="dxa"/>
             <w:shd w:val="clear" w:color="auto" w:fill="D9EAF7"/>
             <w:tcMar>
               <w:top w:w="100" w:type="dxa"/>
@@ -1415,7 +1415,7 @@
         </w:tc>
         <w:tc>
           <w:tcPr>
-            <w:tcW w:w="1800" w:type="dxa"/>
+            <w:tcW w:w="1105" w:type="dxa"/>
             <w:shd w:val="clear" w:color="auto" w:fill="D9EAF7"/>
             <w:tcMar>
               <w:top w:w="100" w:type="dxa"/>
@@ -1461,7 +1461,7 @@
         </w:tc>
         <w:tc>
           <w:tcPr>
-            <w:tcW w:w="1872" w:type="dxa"/>
+            <w:tcW w:w="1231" w:type="dxa"/>
             <w:shd w:val="clear" w:color="auto" w:fill="D9EAF7"/>
             <w:tcMar>
               <w:top w:w="100" w:type="dxa"/>
@@ -1507,7 +1507,7 @@
         </w:tc>
         <w:tc>
           <w:tcPr>
-            <w:tcW w:w="1368" w:type="dxa"/>
+            <w:tcW w:w="1491" w:type="dxa"/>
             <w:shd w:val="clear" w:color="auto" w:fill="D9EAF7"/>
             <w:tcMar>
               <w:top w:w="100" w:type="dxa"/>
@@ -1539,7 +1539,7 @@
         </w:trPr>
         <w:tc>
           <w:tcPr>
-            <w:tcW w:w="1080" w:type="dxa"/>
+            <w:tcW w:w="922" w:type="dxa"/>
             <w:tcMar>
               <w:top w:w="100" w:type="dxa"/>
               <w:left w:w="100" w:type="dxa"/>
@@ -1568,7 +1568,7 @@
         </w:tc>
         <w:tc>
           <w:tcPr>
-            <w:tcW w:w="1512" w:type="dxa"/>
+            <w:tcW w:w="2810" w:type="dxa"/>
             <w:tcMar>
               <w:top w:w="100" w:type="dxa"/>
               <w:left w:w="100" w:type="dxa"/>
@@ -1598,7 +1598,7 @@
         </w:tc>
         <w:tc>
           <w:tcPr>
-            <w:tcW w:w="1656" w:type="dxa"/>
+            <w:tcW w:w="1170" w:type="dxa"/>
             <w:tcMar>
               <w:top w:w="100" w:type="dxa"/>
               <w:left w:w="100" w:type="dxa"/>
@@ -1639,7 +1639,7 @@
         </w:tc>
         <w:tc>
           <w:tcPr>
-            <w:tcW w:w="1512" w:type="dxa"/>
+            <w:tcW w:w="1407" w:type="dxa"/>
             <w:tcMar>
               <w:top w:w="100" w:type="dxa"/>
               <w:left w:w="100" w:type="dxa"/>
@@ -1670,7 +1670,7 @@
         </w:tc>
         <w:tc>
           <w:tcPr>
-            <w:tcW w:w="1800" w:type="dxa"/>
+            <w:tcW w:w="1105" w:type="dxa"/>
             <w:tcMar>
               <w:top w:w="100" w:type="dxa"/>
               <w:left w:w="100" w:type="dxa"/>
@@ -1690,7 +1690,7 @@
         </w:tc>
         <w:tc>
           <w:tcPr>
-            <w:tcW w:w="1872" w:type="dxa"/>
+            <w:tcW w:w="1231" w:type="dxa"/>
             <w:tcMar>
               <w:top w:w="100" w:type="dxa"/>
               <w:left w:w="100" w:type="dxa"/>
@@ -1749,7 +1749,7 @@
         </w:tc>
         <w:tc>
           <w:tcPr>
-            <w:tcW w:w="1368" w:type="dxa"/>
+            <w:tcW w:w="1491" w:type="dxa"/>
             <w:tcMar>
               <w:top w:w="100" w:type="dxa"/>
               <w:left w:w="100" w:type="dxa"/>
@@ -1776,367 +1776,6 @@
               </w:rPr>
               <w:t xml:space="preserve"> </w:t>
             </w:r>
-          </w:p>
-        </w:tc>
-      </w:tr>
-      <w:tr>
-        <w:trPr>
-          <w:cantSplit/>
-          <w:jc w:val="center"/>
-        </w:trPr>
-        <w:tc>
-          <w:tcPr>
-            <w:tcW w:w="1080" w:type="dxa"/>
-            <w:tcMar>
-              <w:top w:w="100" w:type="dxa"/>
-              <w:left w:w="100" w:type="dxa"/>
-              <w:bottom w:w="100" w:type="dxa"/>
-              <w:right w:w="100" w:type="dxa"/>
-            </w:tcMar>
-            <w:vAlign w:val="center"/>
-          </w:tcPr>
-          <w:p>
-            <w:pPr>
-              <w:spacing w:before="40" w:after="40"/>
-            </w:pPr>
-            <w:r>
-              <w:rPr>
-                <w:sz w:val="19"/>
-              </w:rPr>
-              <w:t>UT-XXX</w:t>
-            </w:r>
-          </w:p>
-        </w:tc>
-        <w:tc>
-          <w:tcPr>
-            <w:tcW w:w="1512" w:type="dxa"/>
-            <w:tcMar>
-              <w:top w:w="100" w:type="dxa"/>
-              <w:left w:w="100" w:type="dxa"/>
-              <w:bottom w:w="100" w:type="dxa"/>
-              <w:right w:w="100" w:type="dxa"/>
-            </w:tcMar>
-            <w:vAlign w:val="center"/>
-          </w:tcPr>
-          <w:p>
-            <w:pPr>
-              <w:spacing w:before="40" w:after="40"/>
-            </w:pPr>
-            <w:r>
-              <w:rPr>
-                <w:sz w:val="19"/>
-              </w:rPr>
-              <w:t xml:space="preserve">z. B. </w:t>
-            </w:r>
-            <w:proofErr w:type="spellStart"/>
-            <w:r>
-              <w:rPr>
-                <w:sz w:val="19"/>
-              </w:rPr>
-              <w:t>MitarbeiterService.create</w:t>
-            </w:r>
-            <w:proofErr w:type="spellEnd"/>
-            <w:r>
-              <w:rPr>
-                <w:sz w:val="19"/>
-              </w:rPr>
-              <w:t>()</w:t>
-            </w:r>
-          </w:p>
-        </w:tc>
-        <w:tc>
-          <w:tcPr>
-            <w:tcW w:w="1656" w:type="dxa"/>
-            <w:tcMar>
-              <w:top w:w="100" w:type="dxa"/>
-              <w:left w:w="100" w:type="dxa"/>
-              <w:bottom w:w="100" w:type="dxa"/>
-              <w:right w:w="100" w:type="dxa"/>
-            </w:tcMar>
-            <w:vAlign w:val="center"/>
-          </w:tcPr>
-          <w:p>
-            <w:pPr>
-              <w:spacing w:before="40" w:after="40"/>
-            </w:pPr>
-            <w:proofErr w:type="spellStart"/>
-            <w:r>
-              <w:rPr>
-                <w:sz w:val="19"/>
-              </w:rPr>
-              <w:t>Beschreibt</w:t>
-            </w:r>
-            <w:proofErr w:type="spellEnd"/>
-            <w:r>
-              <w:rPr>
-                <w:sz w:val="19"/>
-              </w:rPr>
-              <w:t xml:space="preserve">, was </w:t>
-            </w:r>
-            <w:proofErr w:type="spellStart"/>
-            <w:r>
-              <w:rPr>
-                <w:sz w:val="19"/>
-              </w:rPr>
-              <w:t>geprüft</w:t>
-            </w:r>
-            <w:proofErr w:type="spellEnd"/>
-            <w:r>
-              <w:rPr>
-                <w:sz w:val="19"/>
-              </w:rPr>
-              <w:t xml:space="preserve"> </w:t>
-            </w:r>
-            <w:proofErr w:type="spellStart"/>
-            <w:r>
-              <w:rPr>
-                <w:sz w:val="19"/>
-              </w:rPr>
-              <w:t>wird</w:t>
-            </w:r>
-            <w:proofErr w:type="spellEnd"/>
-            <w:r>
-              <w:rPr>
-                <w:sz w:val="19"/>
-              </w:rPr>
-              <w:t>.</w:t>
-            </w:r>
-          </w:p>
-        </w:tc>
-        <w:tc>
-          <w:tcPr>
-            <w:tcW w:w="1512" w:type="dxa"/>
-            <w:tcMar>
-              <w:top w:w="100" w:type="dxa"/>
-              <w:left w:w="100" w:type="dxa"/>
-              <w:bottom w:w="100" w:type="dxa"/>
-              <w:right w:w="100" w:type="dxa"/>
-            </w:tcMar>
-            <w:vAlign w:val="center"/>
-          </w:tcPr>
-          <w:p>
-            <w:pPr>
-              <w:spacing w:before="40" w:after="40"/>
-            </w:pPr>
-            <w:proofErr w:type="spellStart"/>
-            <w:r>
-              <w:rPr>
-                <w:sz w:val="19"/>
-              </w:rPr>
-              <w:t>Relevante</w:t>
-            </w:r>
-            <w:proofErr w:type="spellEnd"/>
-            <w:r>
-              <w:rPr>
-                <w:sz w:val="19"/>
-              </w:rPr>
-              <w:t xml:space="preserve"> </w:t>
-            </w:r>
-            <w:proofErr w:type="spellStart"/>
-            <w:r>
-              <w:rPr>
-                <w:sz w:val="19"/>
-              </w:rPr>
-              <w:t>Objekte</w:t>
-            </w:r>
-            <w:proofErr w:type="spellEnd"/>
-            <w:r>
-              <w:rPr>
-                <w:sz w:val="19"/>
-              </w:rPr>
-              <w:t xml:space="preserve"> / Mocks </w:t>
-            </w:r>
-            <w:proofErr w:type="spellStart"/>
-            <w:r>
-              <w:rPr>
-                <w:sz w:val="19"/>
-              </w:rPr>
-              <w:t>vorhanden</w:t>
-            </w:r>
-            <w:proofErr w:type="spellEnd"/>
-            <w:r>
-              <w:rPr>
-                <w:sz w:val="19"/>
-              </w:rPr>
-              <w:t>.</w:t>
-            </w:r>
-          </w:p>
-        </w:tc>
-        <w:tc>
-          <w:tcPr>
-            <w:tcW w:w="1800" w:type="dxa"/>
-            <w:tcMar>
-              <w:top w:w="100" w:type="dxa"/>
-              <w:left w:w="100" w:type="dxa"/>
-              <w:bottom w:w="100" w:type="dxa"/>
-              <w:right w:w="100" w:type="dxa"/>
-            </w:tcMar>
-            <w:vAlign w:val="center"/>
-          </w:tcPr>
-          <w:p>
-            <w:pPr>
-              <w:spacing w:before="40" w:after="40"/>
-            </w:pPr>
-            <w:proofErr w:type="spellStart"/>
-            <w:r>
-              <w:rPr>
-                <w:sz w:val="19"/>
-              </w:rPr>
-              <w:t>Konkrete</w:t>
-            </w:r>
-            <w:proofErr w:type="spellEnd"/>
-            <w:r>
-              <w:rPr>
-                <w:sz w:val="19"/>
-              </w:rPr>
-              <w:t xml:space="preserve"> </w:t>
-            </w:r>
-            <w:proofErr w:type="spellStart"/>
-            <w:r>
-              <w:rPr>
-                <w:sz w:val="19"/>
-              </w:rPr>
-              <w:t>Testwerte</w:t>
-            </w:r>
-            <w:proofErr w:type="spellEnd"/>
-            <w:r>
-              <w:rPr>
-                <w:sz w:val="19"/>
-              </w:rPr>
-              <w:t xml:space="preserve"> </w:t>
-            </w:r>
-            <w:proofErr w:type="spellStart"/>
-            <w:r>
-              <w:rPr>
-                <w:sz w:val="19"/>
-              </w:rPr>
-              <w:t>eintragen</w:t>
-            </w:r>
-            <w:proofErr w:type="spellEnd"/>
-            <w:r>
-              <w:rPr>
-                <w:sz w:val="19"/>
-              </w:rPr>
-              <w:t>.</w:t>
-            </w:r>
-          </w:p>
-        </w:tc>
-        <w:tc>
-          <w:tcPr>
-            <w:tcW w:w="1872" w:type="dxa"/>
-            <w:tcMar>
-              <w:top w:w="100" w:type="dxa"/>
-              <w:left w:w="100" w:type="dxa"/>
-              <w:bottom w:w="100" w:type="dxa"/>
-              <w:right w:w="100" w:type="dxa"/>
-            </w:tcMar>
-            <w:vAlign w:val="center"/>
-          </w:tcPr>
-          <w:p>
-            <w:pPr>
-              <w:spacing w:before="40" w:after="40"/>
-            </w:pPr>
-            <w:proofErr w:type="spellStart"/>
-            <w:r>
-              <w:rPr>
-                <w:sz w:val="19"/>
-              </w:rPr>
-              <w:t>Konkretes</w:t>
-            </w:r>
-            <w:proofErr w:type="spellEnd"/>
-            <w:r>
-              <w:rPr>
-                <w:sz w:val="19"/>
-              </w:rPr>
-              <w:t xml:space="preserve"> </w:t>
-            </w:r>
-            <w:proofErr w:type="spellStart"/>
-            <w:r>
-              <w:rPr>
-                <w:sz w:val="19"/>
-              </w:rPr>
-              <w:t>erwartetes</w:t>
-            </w:r>
-            <w:proofErr w:type="spellEnd"/>
-            <w:r>
-              <w:rPr>
-                <w:sz w:val="19"/>
-              </w:rPr>
-              <w:t xml:space="preserve"> </w:t>
-            </w:r>
-            <w:proofErr w:type="spellStart"/>
-            <w:r>
-              <w:rPr>
-                <w:sz w:val="19"/>
-              </w:rPr>
-              <w:t>Verhalten</w:t>
-            </w:r>
-            <w:proofErr w:type="spellEnd"/>
-            <w:r>
-              <w:rPr>
-                <w:sz w:val="19"/>
-              </w:rPr>
-              <w:t xml:space="preserve"> </w:t>
-            </w:r>
-            <w:proofErr w:type="spellStart"/>
-            <w:r>
-              <w:rPr>
-                <w:sz w:val="19"/>
-              </w:rPr>
-              <w:t>eintragen</w:t>
-            </w:r>
-            <w:proofErr w:type="spellEnd"/>
-            <w:r>
-              <w:rPr>
-                <w:sz w:val="19"/>
-              </w:rPr>
-              <w:t>.</w:t>
-            </w:r>
-          </w:p>
-        </w:tc>
-        <w:tc>
-          <w:tcPr>
-            <w:tcW w:w="1368" w:type="dxa"/>
-            <w:tcMar>
-              <w:top w:w="100" w:type="dxa"/>
-              <w:left w:w="100" w:type="dxa"/>
-              <w:bottom w:w="100" w:type="dxa"/>
-              <w:right w:w="100" w:type="dxa"/>
-            </w:tcMar>
-            <w:vAlign w:val="center"/>
-          </w:tcPr>
-          <w:p>
-            <w:pPr>
-              <w:spacing w:before="40" w:after="40"/>
-            </w:pPr>
-            <w:r>
-              <w:rPr>
-                <w:sz w:val="19"/>
-              </w:rPr>
-              <w:t xml:space="preserve">☐ Offen  ☐ </w:t>
-            </w:r>
-            <w:proofErr w:type="spellStart"/>
-            <w:r>
-              <w:rPr>
-                <w:sz w:val="19"/>
-              </w:rPr>
-              <w:t>Bestanden</w:t>
-            </w:r>
-            <w:proofErr w:type="spellEnd"/>
-            <w:r>
-              <w:rPr>
-                <w:sz w:val="19"/>
-              </w:rPr>
-              <w:t xml:space="preserve">  ☐ </w:t>
-            </w:r>
-            <w:proofErr w:type="spellStart"/>
-            <w:r>
-              <w:rPr>
-                <w:sz w:val="19"/>
-              </w:rPr>
-              <w:t>Fehlgeschlagen</w:t>
-            </w:r>
-            <w:proofErr w:type="spellEnd"/>
           </w:p>
         </w:tc>
       </w:tr>
@@ -2278,7 +1917,7 @@
         </w:trPr>
         <w:tc>
           <w:tcPr>
-            <w:tcW w:w="1080" w:type="dxa"/>
+            <w:tcW w:w="931" w:type="dxa"/>
             <w:shd w:val="clear" w:color="auto" w:fill="D9EAF7"/>
             <w:tcMar>
               <w:top w:w="100" w:type="dxa"/>
@@ -2314,7 +1953,7 @@
         </w:tc>
         <w:tc>
           <w:tcPr>
-            <w:tcW w:w="1512" w:type="dxa"/>
+            <w:tcW w:w="2393" w:type="dxa"/>
             <w:shd w:val="clear" w:color="auto" w:fill="D9EAF7"/>
             <w:tcMar>
               <w:top w:w="100" w:type="dxa"/>
@@ -2340,7 +1979,7 @@
         </w:tc>
         <w:tc>
           <w:tcPr>
-            <w:tcW w:w="1656" w:type="dxa"/>
+            <w:tcW w:w="1353" w:type="dxa"/>
             <w:shd w:val="clear" w:color="auto" w:fill="D9EAF7"/>
             <w:tcMar>
               <w:top w:w="100" w:type="dxa"/>
@@ -2366,7 +2005,7 @@
         </w:tc>
         <w:tc>
           <w:tcPr>
-            <w:tcW w:w="1512" w:type="dxa"/>
+            <w:tcW w:w="1413" w:type="dxa"/>
             <w:shd w:val="clear" w:color="auto" w:fill="D9EAF7"/>
             <w:tcMar>
               <w:top w:w="100" w:type="dxa"/>
@@ -2394,7 +2033,7 @@
         </w:tc>
         <w:tc>
           <w:tcPr>
-            <w:tcW w:w="1800" w:type="dxa"/>
+            <w:tcW w:w="1146" w:type="dxa"/>
             <w:shd w:val="clear" w:color="auto" w:fill="D9EAF7"/>
             <w:tcMar>
               <w:top w:w="100" w:type="dxa"/>
@@ -2440,7 +2079,7 @@
         </w:tc>
         <w:tc>
           <w:tcPr>
-            <w:tcW w:w="1872" w:type="dxa"/>
+            <w:tcW w:w="1409" w:type="dxa"/>
             <w:shd w:val="clear" w:color="auto" w:fill="D9EAF7"/>
             <w:tcMar>
               <w:top w:w="100" w:type="dxa"/>
@@ -2486,7 +2125,7 @@
         </w:tc>
         <w:tc>
           <w:tcPr>
-            <w:tcW w:w="1368" w:type="dxa"/>
+            <w:tcW w:w="1491" w:type="dxa"/>
             <w:shd w:val="clear" w:color="auto" w:fill="D9EAF7"/>
             <w:tcMar>
               <w:top w:w="100" w:type="dxa"/>
@@ -2518,7 +2157,7 @@
         </w:trPr>
         <w:tc>
           <w:tcPr>
-            <w:tcW w:w="1080" w:type="dxa"/>
+            <w:tcW w:w="931" w:type="dxa"/>
             <w:tcMar>
               <w:top w:w="100" w:type="dxa"/>
               <w:left w:w="100" w:type="dxa"/>
@@ -2553,7 +2192,7 @@
         </w:tc>
         <w:tc>
           <w:tcPr>
-            <w:tcW w:w="1512" w:type="dxa"/>
+            <w:tcW w:w="2393" w:type="dxa"/>
             <w:tcMar>
               <w:top w:w="100" w:type="dxa"/>
               <w:left w:w="100" w:type="dxa"/>
@@ -2590,7 +2229,7 @@
         </w:tc>
         <w:tc>
           <w:tcPr>
-            <w:tcW w:w="1656" w:type="dxa"/>
+            <w:tcW w:w="1353" w:type="dxa"/>
             <w:tcMar>
               <w:top w:w="100" w:type="dxa"/>
               <w:left w:w="100" w:type="dxa"/>
@@ -2622,7 +2261,7 @@
         </w:tc>
         <w:tc>
           <w:tcPr>
-            <w:tcW w:w="1512" w:type="dxa"/>
+            <w:tcW w:w="1413" w:type="dxa"/>
             <w:tcMar>
               <w:top w:w="100" w:type="dxa"/>
               <w:left w:w="100" w:type="dxa"/>
@@ -2653,7 +2292,7 @@
         </w:tc>
         <w:tc>
           <w:tcPr>
-            <w:tcW w:w="1800" w:type="dxa"/>
+            <w:tcW w:w="1146" w:type="dxa"/>
             <w:tcMar>
               <w:top w:w="100" w:type="dxa"/>
               <w:left w:w="100" w:type="dxa"/>
@@ -2676,7 +2315,7 @@
         </w:tc>
         <w:tc>
           <w:tcPr>
-            <w:tcW w:w="1872" w:type="dxa"/>
+            <w:tcW w:w="1409" w:type="dxa"/>
             <w:tcMar>
               <w:top w:w="100" w:type="dxa"/>
               <w:left w:w="100" w:type="dxa"/>
@@ -2708,7 +2347,7 @@
         </w:tc>
         <w:tc>
           <w:tcPr>
-            <w:tcW w:w="1368" w:type="dxa"/>
+            <w:tcW w:w="1491" w:type="dxa"/>
             <w:tcMar>
               <w:top w:w="100" w:type="dxa"/>
               <w:left w:w="100" w:type="dxa"/>
@@ -2724,368 +2363,6 @@
             <w:proofErr w:type="spellStart"/>
             <w:r>
               <w:t>Bestanden</w:t>
-            </w:r>
-            <w:proofErr w:type="spellEnd"/>
-          </w:p>
-        </w:tc>
-      </w:tr>
-      <w:tr>
-        <w:trPr>
-          <w:cantSplit/>
-          <w:jc w:val="center"/>
-        </w:trPr>
-        <w:tc>
-          <w:tcPr>
-            <w:tcW w:w="1080" w:type="dxa"/>
-            <w:tcMar>
-              <w:top w:w="100" w:type="dxa"/>
-              <w:left w:w="100" w:type="dxa"/>
-              <w:bottom w:w="100" w:type="dxa"/>
-              <w:right w:w="100" w:type="dxa"/>
-            </w:tcMar>
-            <w:vAlign w:val="center"/>
-          </w:tcPr>
-          <w:p>
-            <w:pPr>
-              <w:spacing w:before="40" w:after="40"/>
-            </w:pPr>
-            <w:r>
-              <w:rPr>
-                <w:sz w:val="19"/>
-              </w:rPr>
-              <w:lastRenderedPageBreak/>
-              <w:t>UT-XXX</w:t>
-            </w:r>
-          </w:p>
-        </w:tc>
-        <w:tc>
-          <w:tcPr>
-            <w:tcW w:w="1512" w:type="dxa"/>
-            <w:tcMar>
-              <w:top w:w="100" w:type="dxa"/>
-              <w:left w:w="100" w:type="dxa"/>
-              <w:bottom w:w="100" w:type="dxa"/>
-              <w:right w:w="100" w:type="dxa"/>
-            </w:tcMar>
-            <w:vAlign w:val="center"/>
-          </w:tcPr>
-          <w:p>
-            <w:pPr>
-              <w:spacing w:before="40" w:after="40"/>
-            </w:pPr>
-            <w:r>
-              <w:rPr>
-                <w:sz w:val="19"/>
-              </w:rPr>
-              <w:t xml:space="preserve">z. B. </w:t>
-            </w:r>
-            <w:proofErr w:type="spellStart"/>
-            <w:r>
-              <w:rPr>
-                <w:sz w:val="19"/>
-              </w:rPr>
-              <w:t>MitarbeiterService.create</w:t>
-            </w:r>
-            <w:proofErr w:type="spellEnd"/>
-            <w:r>
-              <w:rPr>
-                <w:sz w:val="19"/>
-              </w:rPr>
-              <w:t>()</w:t>
-            </w:r>
-          </w:p>
-        </w:tc>
-        <w:tc>
-          <w:tcPr>
-            <w:tcW w:w="1656" w:type="dxa"/>
-            <w:tcMar>
-              <w:top w:w="100" w:type="dxa"/>
-              <w:left w:w="100" w:type="dxa"/>
-              <w:bottom w:w="100" w:type="dxa"/>
-              <w:right w:w="100" w:type="dxa"/>
-            </w:tcMar>
-            <w:vAlign w:val="center"/>
-          </w:tcPr>
-          <w:p>
-            <w:pPr>
-              <w:spacing w:before="40" w:after="40"/>
-            </w:pPr>
-            <w:proofErr w:type="spellStart"/>
-            <w:r>
-              <w:rPr>
-                <w:sz w:val="19"/>
-              </w:rPr>
-              <w:t>Beschreibt</w:t>
-            </w:r>
-            <w:proofErr w:type="spellEnd"/>
-            <w:r>
-              <w:rPr>
-                <w:sz w:val="19"/>
-              </w:rPr>
-              <w:t xml:space="preserve">, was </w:t>
-            </w:r>
-            <w:proofErr w:type="spellStart"/>
-            <w:r>
-              <w:rPr>
-                <w:sz w:val="19"/>
-              </w:rPr>
-              <w:t>geprüft</w:t>
-            </w:r>
-            <w:proofErr w:type="spellEnd"/>
-            <w:r>
-              <w:rPr>
-                <w:sz w:val="19"/>
-              </w:rPr>
-              <w:t xml:space="preserve"> </w:t>
-            </w:r>
-            <w:proofErr w:type="spellStart"/>
-            <w:r>
-              <w:rPr>
-                <w:sz w:val="19"/>
-              </w:rPr>
-              <w:t>wird</w:t>
-            </w:r>
-            <w:proofErr w:type="spellEnd"/>
-            <w:r>
-              <w:rPr>
-                <w:sz w:val="19"/>
-              </w:rPr>
-              <w:t>.</w:t>
-            </w:r>
-          </w:p>
-        </w:tc>
-        <w:tc>
-          <w:tcPr>
-            <w:tcW w:w="1512" w:type="dxa"/>
-            <w:tcMar>
-              <w:top w:w="100" w:type="dxa"/>
-              <w:left w:w="100" w:type="dxa"/>
-              <w:bottom w:w="100" w:type="dxa"/>
-              <w:right w:w="100" w:type="dxa"/>
-            </w:tcMar>
-            <w:vAlign w:val="center"/>
-          </w:tcPr>
-          <w:p>
-            <w:pPr>
-              <w:spacing w:before="40" w:after="40"/>
-            </w:pPr>
-            <w:proofErr w:type="spellStart"/>
-            <w:r>
-              <w:rPr>
-                <w:sz w:val="19"/>
-              </w:rPr>
-              <w:t>Relevante</w:t>
-            </w:r>
-            <w:proofErr w:type="spellEnd"/>
-            <w:r>
-              <w:rPr>
-                <w:sz w:val="19"/>
-              </w:rPr>
-              <w:t xml:space="preserve"> </w:t>
-            </w:r>
-            <w:proofErr w:type="spellStart"/>
-            <w:r>
-              <w:rPr>
-                <w:sz w:val="19"/>
-              </w:rPr>
-              <w:t>Objekte</w:t>
-            </w:r>
-            <w:proofErr w:type="spellEnd"/>
-            <w:r>
-              <w:rPr>
-                <w:sz w:val="19"/>
-              </w:rPr>
-              <w:t xml:space="preserve"> / Mocks </w:t>
-            </w:r>
-            <w:proofErr w:type="spellStart"/>
-            <w:r>
-              <w:rPr>
-                <w:sz w:val="19"/>
-              </w:rPr>
-              <w:t>vorhanden</w:t>
-            </w:r>
-            <w:proofErr w:type="spellEnd"/>
-            <w:r>
-              <w:rPr>
-                <w:sz w:val="19"/>
-              </w:rPr>
-              <w:t>.</w:t>
-            </w:r>
-          </w:p>
-        </w:tc>
-        <w:tc>
-          <w:tcPr>
-            <w:tcW w:w="1800" w:type="dxa"/>
-            <w:tcMar>
-              <w:top w:w="100" w:type="dxa"/>
-              <w:left w:w="100" w:type="dxa"/>
-              <w:bottom w:w="100" w:type="dxa"/>
-              <w:right w:w="100" w:type="dxa"/>
-            </w:tcMar>
-            <w:vAlign w:val="center"/>
-          </w:tcPr>
-          <w:p>
-            <w:pPr>
-              <w:spacing w:before="40" w:after="40"/>
-            </w:pPr>
-            <w:proofErr w:type="spellStart"/>
-            <w:r>
-              <w:rPr>
-                <w:sz w:val="19"/>
-              </w:rPr>
-              <w:t>Konkrete</w:t>
-            </w:r>
-            <w:proofErr w:type="spellEnd"/>
-            <w:r>
-              <w:rPr>
-                <w:sz w:val="19"/>
-              </w:rPr>
-              <w:t xml:space="preserve"> </w:t>
-            </w:r>
-            <w:proofErr w:type="spellStart"/>
-            <w:r>
-              <w:rPr>
-                <w:sz w:val="19"/>
-              </w:rPr>
-              <w:t>Testwerte</w:t>
-            </w:r>
-            <w:proofErr w:type="spellEnd"/>
-            <w:r>
-              <w:rPr>
-                <w:sz w:val="19"/>
-              </w:rPr>
-              <w:t xml:space="preserve"> </w:t>
-            </w:r>
-            <w:proofErr w:type="spellStart"/>
-            <w:r>
-              <w:rPr>
-                <w:sz w:val="19"/>
-              </w:rPr>
-              <w:t>eintragen</w:t>
-            </w:r>
-            <w:proofErr w:type="spellEnd"/>
-            <w:r>
-              <w:rPr>
-                <w:sz w:val="19"/>
-              </w:rPr>
-              <w:t>.</w:t>
-            </w:r>
-          </w:p>
-        </w:tc>
-        <w:tc>
-          <w:tcPr>
-            <w:tcW w:w="1872" w:type="dxa"/>
-            <w:tcMar>
-              <w:top w:w="100" w:type="dxa"/>
-              <w:left w:w="100" w:type="dxa"/>
-              <w:bottom w:w="100" w:type="dxa"/>
-              <w:right w:w="100" w:type="dxa"/>
-            </w:tcMar>
-            <w:vAlign w:val="center"/>
-          </w:tcPr>
-          <w:p>
-            <w:pPr>
-              <w:spacing w:before="40" w:after="40"/>
-            </w:pPr>
-            <w:proofErr w:type="spellStart"/>
-            <w:r>
-              <w:rPr>
-                <w:sz w:val="19"/>
-              </w:rPr>
-              <w:t>Konkretes</w:t>
-            </w:r>
-            <w:proofErr w:type="spellEnd"/>
-            <w:r>
-              <w:rPr>
-                <w:sz w:val="19"/>
-              </w:rPr>
-              <w:t xml:space="preserve"> </w:t>
-            </w:r>
-            <w:proofErr w:type="spellStart"/>
-            <w:r>
-              <w:rPr>
-                <w:sz w:val="19"/>
-              </w:rPr>
-              <w:t>erwartetes</w:t>
-            </w:r>
-            <w:proofErr w:type="spellEnd"/>
-            <w:r>
-              <w:rPr>
-                <w:sz w:val="19"/>
-              </w:rPr>
-              <w:t xml:space="preserve"> </w:t>
-            </w:r>
-            <w:proofErr w:type="spellStart"/>
-            <w:r>
-              <w:rPr>
-                <w:sz w:val="19"/>
-              </w:rPr>
-              <w:t>Verhalten</w:t>
-            </w:r>
-            <w:proofErr w:type="spellEnd"/>
-            <w:r>
-              <w:rPr>
-                <w:sz w:val="19"/>
-              </w:rPr>
-              <w:t xml:space="preserve"> </w:t>
-            </w:r>
-            <w:proofErr w:type="spellStart"/>
-            <w:r>
-              <w:rPr>
-                <w:sz w:val="19"/>
-              </w:rPr>
-              <w:t>eintragen</w:t>
-            </w:r>
-            <w:proofErr w:type="spellEnd"/>
-            <w:r>
-              <w:rPr>
-                <w:sz w:val="19"/>
-              </w:rPr>
-              <w:t>.</w:t>
-            </w:r>
-          </w:p>
-        </w:tc>
-        <w:tc>
-          <w:tcPr>
-            <w:tcW w:w="1368" w:type="dxa"/>
-            <w:tcMar>
-              <w:top w:w="100" w:type="dxa"/>
-              <w:left w:w="100" w:type="dxa"/>
-              <w:bottom w:w="100" w:type="dxa"/>
-              <w:right w:w="100" w:type="dxa"/>
-            </w:tcMar>
-            <w:vAlign w:val="center"/>
-          </w:tcPr>
-          <w:p>
-            <w:pPr>
-              <w:spacing w:before="40" w:after="40"/>
-            </w:pPr>
-            <w:r>
-              <w:rPr>
-                <w:sz w:val="19"/>
-              </w:rPr>
-              <w:t xml:space="preserve">☐ Offen  ☐ </w:t>
-            </w:r>
-            <w:proofErr w:type="spellStart"/>
-            <w:r>
-              <w:rPr>
-                <w:sz w:val="19"/>
-              </w:rPr>
-              <w:t>Bestanden</w:t>
-            </w:r>
-            <w:proofErr w:type="spellEnd"/>
-            <w:r>
-              <w:rPr>
-                <w:sz w:val="19"/>
-              </w:rPr>
-              <w:t xml:space="preserve">  ☐ </w:t>
-            </w:r>
-            <w:proofErr w:type="spellStart"/>
-            <w:r>
-              <w:rPr>
-                <w:sz w:val="19"/>
-              </w:rPr>
-              <w:t>Fehlgeschlagen</w:t>
             </w:r>
             <w:proofErr w:type="spellEnd"/>
           </w:p>
@@ -3165,6 +2442,7 @@
         <w:rPr>
           <w:lang w:val="de-DE"/>
         </w:rPr>
+        <w:lastRenderedPageBreak/>
         <w:t>Löschen eines Mitarbeiters.</w:t>
       </w:r>
     </w:p>
@@ -3246,7 +2524,7 @@
         </w:trPr>
         <w:tc>
           <w:tcPr>
-            <w:tcW w:w="1080" w:type="dxa"/>
+            <w:tcW w:w="956" w:type="dxa"/>
             <w:shd w:val="clear" w:color="auto" w:fill="D9EAF7"/>
             <w:tcMar>
               <w:top w:w="100" w:type="dxa"/>
@@ -3282,7 +2560,7 @@
         </w:tc>
         <w:tc>
           <w:tcPr>
-            <w:tcW w:w="1512" w:type="dxa"/>
+            <w:tcW w:w="2393" w:type="dxa"/>
             <w:shd w:val="clear" w:color="auto" w:fill="D9EAF7"/>
             <w:tcMar>
               <w:top w:w="100" w:type="dxa"/>
@@ -3308,7 +2586,7 @@
         </w:tc>
         <w:tc>
           <w:tcPr>
-            <w:tcW w:w="1656" w:type="dxa"/>
+            <w:tcW w:w="1276" w:type="dxa"/>
             <w:shd w:val="clear" w:color="auto" w:fill="D9EAF7"/>
             <w:tcMar>
               <w:top w:w="100" w:type="dxa"/>
@@ -3334,7 +2612,7 @@
         </w:tc>
         <w:tc>
           <w:tcPr>
-            <w:tcW w:w="1512" w:type="dxa"/>
+            <w:tcW w:w="1430" w:type="dxa"/>
             <w:shd w:val="clear" w:color="auto" w:fill="D9EAF7"/>
             <w:tcMar>
               <w:top w:w="100" w:type="dxa"/>
@@ -3362,7 +2640,7 @@
         </w:tc>
         <w:tc>
           <w:tcPr>
-            <w:tcW w:w="1800" w:type="dxa"/>
+            <w:tcW w:w="1257" w:type="dxa"/>
             <w:shd w:val="clear" w:color="auto" w:fill="D9EAF7"/>
             <w:tcMar>
               <w:top w:w="100" w:type="dxa"/>
@@ -3408,7 +2686,7 @@
         </w:tc>
         <w:tc>
           <w:tcPr>
-            <w:tcW w:w="1872" w:type="dxa"/>
+            <w:tcW w:w="1333" w:type="dxa"/>
             <w:shd w:val="clear" w:color="auto" w:fill="D9EAF7"/>
             <w:tcMar>
               <w:top w:w="100" w:type="dxa"/>
@@ -3454,7 +2732,7 @@
         </w:tc>
         <w:tc>
           <w:tcPr>
-            <w:tcW w:w="1368" w:type="dxa"/>
+            <w:tcW w:w="1491" w:type="dxa"/>
             <w:shd w:val="clear" w:color="auto" w:fill="D9EAF7"/>
             <w:tcMar>
               <w:top w:w="100" w:type="dxa"/>
@@ -3486,7 +2764,7 @@
         </w:trPr>
         <w:tc>
           <w:tcPr>
-            <w:tcW w:w="1080" w:type="dxa"/>
+            <w:tcW w:w="956" w:type="dxa"/>
             <w:tcMar>
               <w:top w:w="100" w:type="dxa"/>
               <w:left w:w="100" w:type="dxa"/>
@@ -3509,7 +2787,7 @@
         </w:tc>
         <w:tc>
           <w:tcPr>
-            <w:tcW w:w="1512" w:type="dxa"/>
+            <w:tcW w:w="2393" w:type="dxa"/>
             <w:tcMar>
               <w:top w:w="100" w:type="dxa"/>
               <w:left w:w="100" w:type="dxa"/>
@@ -3546,7 +2824,7 @@
         </w:tc>
         <w:tc>
           <w:tcPr>
-            <w:tcW w:w="1656" w:type="dxa"/>
+            <w:tcW w:w="1276" w:type="dxa"/>
             <w:tcMar>
               <w:top w:w="100" w:type="dxa"/>
               <w:left w:w="100" w:type="dxa"/>
@@ -3605,7 +2883,7 @@
         </w:tc>
         <w:tc>
           <w:tcPr>
-            <w:tcW w:w="1512" w:type="dxa"/>
+            <w:tcW w:w="1430" w:type="dxa"/>
             <w:tcMar>
               <w:top w:w="100" w:type="dxa"/>
               <w:left w:w="100" w:type="dxa"/>
@@ -3664,7 +2942,7 @@
         </w:tc>
         <w:tc>
           <w:tcPr>
-            <w:tcW w:w="1800" w:type="dxa"/>
+            <w:tcW w:w="1257" w:type="dxa"/>
             <w:tcMar>
               <w:top w:w="100" w:type="dxa"/>
               <w:left w:w="100" w:type="dxa"/>
@@ -3723,7 +3001,7 @@
         </w:tc>
         <w:tc>
           <w:tcPr>
-            <w:tcW w:w="1872" w:type="dxa"/>
+            <w:tcW w:w="1333" w:type="dxa"/>
             <w:tcMar>
               <w:top w:w="100" w:type="dxa"/>
               <w:left w:w="100" w:type="dxa"/>
@@ -3796,368 +3074,7 @@
         </w:tc>
         <w:tc>
           <w:tcPr>
-            <w:tcW w:w="1368" w:type="dxa"/>
-            <w:tcMar>
-              <w:top w:w="100" w:type="dxa"/>
-              <w:left w:w="100" w:type="dxa"/>
-              <w:bottom w:w="100" w:type="dxa"/>
-              <w:right w:w="100" w:type="dxa"/>
-            </w:tcMar>
-            <w:vAlign w:val="center"/>
-          </w:tcPr>
-          <w:p>
-            <w:pPr>
-              <w:spacing w:before="40" w:after="40"/>
-            </w:pPr>
-            <w:r>
-              <w:rPr>
-                <w:sz w:val="19"/>
-              </w:rPr>
-              <w:t xml:space="preserve">☐ Offen  ☐ </w:t>
-            </w:r>
-            <w:proofErr w:type="spellStart"/>
-            <w:r>
-              <w:rPr>
-                <w:sz w:val="19"/>
-              </w:rPr>
-              <w:t>Bestanden</w:t>
-            </w:r>
-            <w:proofErr w:type="spellEnd"/>
-            <w:r>
-              <w:rPr>
-                <w:sz w:val="19"/>
-              </w:rPr>
-              <w:t xml:space="preserve">  ☐ </w:t>
-            </w:r>
-            <w:proofErr w:type="spellStart"/>
-            <w:r>
-              <w:rPr>
-                <w:sz w:val="19"/>
-              </w:rPr>
-              <w:t>Fehlgeschlagen</w:t>
-            </w:r>
-            <w:proofErr w:type="spellEnd"/>
-          </w:p>
-        </w:tc>
-      </w:tr>
-      <w:tr>
-        <w:trPr>
-          <w:cantSplit/>
-          <w:jc w:val="center"/>
-        </w:trPr>
-        <w:tc>
-          <w:tcPr>
-            <w:tcW w:w="1080" w:type="dxa"/>
-            <w:tcMar>
-              <w:top w:w="100" w:type="dxa"/>
-              <w:left w:w="100" w:type="dxa"/>
-              <w:bottom w:w="100" w:type="dxa"/>
-              <w:right w:w="100" w:type="dxa"/>
-            </w:tcMar>
-            <w:vAlign w:val="center"/>
-          </w:tcPr>
-          <w:p>
-            <w:pPr>
-              <w:spacing w:before="40" w:after="40"/>
-            </w:pPr>
-            <w:r>
-              <w:rPr>
-                <w:sz w:val="19"/>
-              </w:rPr>
-              <w:t>UT-XXX</w:t>
-            </w:r>
-          </w:p>
-        </w:tc>
-        <w:tc>
-          <w:tcPr>
-            <w:tcW w:w="1512" w:type="dxa"/>
-            <w:tcMar>
-              <w:top w:w="100" w:type="dxa"/>
-              <w:left w:w="100" w:type="dxa"/>
-              <w:bottom w:w="100" w:type="dxa"/>
-              <w:right w:w="100" w:type="dxa"/>
-            </w:tcMar>
-            <w:vAlign w:val="center"/>
-          </w:tcPr>
-          <w:p>
-            <w:pPr>
-              <w:spacing w:before="40" w:after="40"/>
-            </w:pPr>
-            <w:r>
-              <w:rPr>
-                <w:sz w:val="19"/>
-              </w:rPr>
-              <w:t xml:space="preserve">z. B. </w:t>
-            </w:r>
-            <w:proofErr w:type="spellStart"/>
-            <w:r>
-              <w:rPr>
-                <w:sz w:val="19"/>
-              </w:rPr>
-              <w:t>MitarbeiterService.create</w:t>
-            </w:r>
-            <w:proofErr w:type="spellEnd"/>
-            <w:r>
-              <w:rPr>
-                <w:sz w:val="19"/>
-              </w:rPr>
-              <w:t>()</w:t>
-            </w:r>
-          </w:p>
-        </w:tc>
-        <w:tc>
-          <w:tcPr>
-            <w:tcW w:w="1656" w:type="dxa"/>
-            <w:tcMar>
-              <w:top w:w="100" w:type="dxa"/>
-              <w:left w:w="100" w:type="dxa"/>
-              <w:bottom w:w="100" w:type="dxa"/>
-              <w:right w:w="100" w:type="dxa"/>
-            </w:tcMar>
-            <w:vAlign w:val="center"/>
-          </w:tcPr>
-          <w:p>
-            <w:pPr>
-              <w:spacing w:before="40" w:after="40"/>
-            </w:pPr>
-            <w:proofErr w:type="spellStart"/>
-            <w:r>
-              <w:rPr>
-                <w:sz w:val="19"/>
-              </w:rPr>
-              <w:t>Beschreibt</w:t>
-            </w:r>
-            <w:proofErr w:type="spellEnd"/>
-            <w:r>
-              <w:rPr>
-                <w:sz w:val="19"/>
-              </w:rPr>
-              <w:t xml:space="preserve">, was </w:t>
-            </w:r>
-            <w:proofErr w:type="spellStart"/>
-            <w:r>
-              <w:rPr>
-                <w:sz w:val="19"/>
-              </w:rPr>
-              <w:t>geprüft</w:t>
-            </w:r>
-            <w:proofErr w:type="spellEnd"/>
-            <w:r>
-              <w:rPr>
-                <w:sz w:val="19"/>
-              </w:rPr>
-              <w:t xml:space="preserve"> </w:t>
-            </w:r>
-            <w:proofErr w:type="spellStart"/>
-            <w:r>
-              <w:rPr>
-                <w:sz w:val="19"/>
-              </w:rPr>
-              <w:t>wird</w:t>
-            </w:r>
-            <w:proofErr w:type="spellEnd"/>
-            <w:r>
-              <w:rPr>
-                <w:sz w:val="19"/>
-              </w:rPr>
-              <w:t>.</w:t>
-            </w:r>
-          </w:p>
-        </w:tc>
-        <w:tc>
-          <w:tcPr>
-            <w:tcW w:w="1512" w:type="dxa"/>
-            <w:tcMar>
-              <w:top w:w="100" w:type="dxa"/>
-              <w:left w:w="100" w:type="dxa"/>
-              <w:bottom w:w="100" w:type="dxa"/>
-              <w:right w:w="100" w:type="dxa"/>
-            </w:tcMar>
-            <w:vAlign w:val="center"/>
-          </w:tcPr>
-          <w:p>
-            <w:pPr>
-              <w:spacing w:before="40" w:after="40"/>
-            </w:pPr>
-            <w:proofErr w:type="spellStart"/>
-            <w:r>
-              <w:rPr>
-                <w:sz w:val="19"/>
-              </w:rPr>
-              <w:t>Relevante</w:t>
-            </w:r>
-            <w:proofErr w:type="spellEnd"/>
-            <w:r>
-              <w:rPr>
-                <w:sz w:val="19"/>
-              </w:rPr>
-              <w:t xml:space="preserve"> </w:t>
-            </w:r>
-            <w:proofErr w:type="spellStart"/>
-            <w:r>
-              <w:rPr>
-                <w:sz w:val="19"/>
-              </w:rPr>
-              <w:t>Objekte</w:t>
-            </w:r>
-            <w:proofErr w:type="spellEnd"/>
-            <w:r>
-              <w:rPr>
-                <w:sz w:val="19"/>
-              </w:rPr>
-              <w:t xml:space="preserve"> / Mocks </w:t>
-            </w:r>
-            <w:proofErr w:type="spellStart"/>
-            <w:r>
-              <w:rPr>
-                <w:sz w:val="19"/>
-              </w:rPr>
-              <w:t>vorhanden</w:t>
-            </w:r>
-            <w:proofErr w:type="spellEnd"/>
-            <w:r>
-              <w:rPr>
-                <w:sz w:val="19"/>
-              </w:rPr>
-              <w:t>.</w:t>
-            </w:r>
-          </w:p>
-        </w:tc>
-        <w:tc>
-          <w:tcPr>
-            <w:tcW w:w="1800" w:type="dxa"/>
-            <w:tcMar>
-              <w:top w:w="100" w:type="dxa"/>
-              <w:left w:w="100" w:type="dxa"/>
-              <w:bottom w:w="100" w:type="dxa"/>
-              <w:right w:w="100" w:type="dxa"/>
-            </w:tcMar>
-            <w:vAlign w:val="center"/>
-          </w:tcPr>
-          <w:p>
-            <w:pPr>
-              <w:spacing w:before="40" w:after="40"/>
-            </w:pPr>
-            <w:proofErr w:type="spellStart"/>
-            <w:r>
-              <w:rPr>
-                <w:sz w:val="19"/>
-              </w:rPr>
-              <w:t>Konkrete</w:t>
-            </w:r>
-            <w:proofErr w:type="spellEnd"/>
-            <w:r>
-              <w:rPr>
-                <w:sz w:val="19"/>
-              </w:rPr>
-              <w:t xml:space="preserve"> </w:t>
-            </w:r>
-            <w:proofErr w:type="spellStart"/>
-            <w:r>
-              <w:rPr>
-                <w:sz w:val="19"/>
-              </w:rPr>
-              <w:t>Testwerte</w:t>
-            </w:r>
-            <w:proofErr w:type="spellEnd"/>
-            <w:r>
-              <w:rPr>
-                <w:sz w:val="19"/>
-              </w:rPr>
-              <w:t xml:space="preserve"> </w:t>
-            </w:r>
-            <w:proofErr w:type="spellStart"/>
-            <w:r>
-              <w:rPr>
-                <w:sz w:val="19"/>
-              </w:rPr>
-              <w:t>eintragen</w:t>
-            </w:r>
-            <w:proofErr w:type="spellEnd"/>
-            <w:r>
-              <w:rPr>
-                <w:sz w:val="19"/>
-              </w:rPr>
-              <w:t>.</w:t>
-            </w:r>
-          </w:p>
-        </w:tc>
-        <w:tc>
-          <w:tcPr>
-            <w:tcW w:w="1872" w:type="dxa"/>
-            <w:tcMar>
-              <w:top w:w="100" w:type="dxa"/>
-              <w:left w:w="100" w:type="dxa"/>
-              <w:bottom w:w="100" w:type="dxa"/>
-              <w:right w:w="100" w:type="dxa"/>
-            </w:tcMar>
-            <w:vAlign w:val="center"/>
-          </w:tcPr>
-          <w:p>
-            <w:pPr>
-              <w:spacing w:before="40" w:after="40"/>
-            </w:pPr>
-            <w:proofErr w:type="spellStart"/>
-            <w:r>
-              <w:rPr>
-                <w:sz w:val="19"/>
-              </w:rPr>
-              <w:t>Konkretes</w:t>
-            </w:r>
-            <w:proofErr w:type="spellEnd"/>
-            <w:r>
-              <w:rPr>
-                <w:sz w:val="19"/>
-              </w:rPr>
-              <w:t xml:space="preserve"> </w:t>
-            </w:r>
-            <w:proofErr w:type="spellStart"/>
-            <w:r>
-              <w:rPr>
-                <w:sz w:val="19"/>
-              </w:rPr>
-              <w:t>erwartetes</w:t>
-            </w:r>
-            <w:proofErr w:type="spellEnd"/>
-            <w:r>
-              <w:rPr>
-                <w:sz w:val="19"/>
-              </w:rPr>
-              <w:t xml:space="preserve"> </w:t>
-            </w:r>
-            <w:proofErr w:type="spellStart"/>
-            <w:r>
-              <w:rPr>
-                <w:sz w:val="19"/>
-              </w:rPr>
-              <w:t>Verhalten</w:t>
-            </w:r>
-            <w:proofErr w:type="spellEnd"/>
-            <w:r>
-              <w:rPr>
-                <w:sz w:val="19"/>
-              </w:rPr>
-              <w:t xml:space="preserve"> </w:t>
-            </w:r>
-            <w:proofErr w:type="spellStart"/>
-            <w:r>
-              <w:rPr>
-                <w:sz w:val="19"/>
-              </w:rPr>
-              <w:t>eintragen</w:t>
-            </w:r>
-            <w:proofErr w:type="spellEnd"/>
-            <w:r>
-              <w:rPr>
-                <w:sz w:val="19"/>
-              </w:rPr>
-              <w:t>.</w:t>
-            </w:r>
-          </w:p>
-        </w:tc>
-        <w:tc>
-          <w:tcPr>
-            <w:tcW w:w="1368" w:type="dxa"/>
+            <w:tcW w:w="1491" w:type="dxa"/>
             <w:tcMar>
               <w:top w:w="100" w:type="dxa"/>
               <w:left w:w="100" w:type="dxa"/>
@@ -4332,7 +3249,7 @@
         </w:trPr>
         <w:tc>
           <w:tcPr>
-            <w:tcW w:w="1080" w:type="dxa"/>
+            <w:tcW w:w="956" w:type="dxa"/>
             <w:shd w:val="clear" w:color="auto" w:fill="D9EAF7"/>
             <w:tcMar>
               <w:top w:w="100" w:type="dxa"/>
@@ -4368,7 +3285,7 @@
         </w:tc>
         <w:tc>
           <w:tcPr>
-            <w:tcW w:w="1512" w:type="dxa"/>
+            <w:tcW w:w="2393" w:type="dxa"/>
             <w:shd w:val="clear" w:color="auto" w:fill="D9EAF7"/>
             <w:tcMar>
               <w:top w:w="100" w:type="dxa"/>
@@ -4394,7 +3311,7 @@
         </w:tc>
         <w:tc>
           <w:tcPr>
-            <w:tcW w:w="1656" w:type="dxa"/>
+            <w:tcW w:w="1276" w:type="dxa"/>
             <w:shd w:val="clear" w:color="auto" w:fill="D9EAF7"/>
             <w:tcMar>
               <w:top w:w="100" w:type="dxa"/>
@@ -4420,7 +3337,7 @@
         </w:tc>
         <w:tc>
           <w:tcPr>
-            <w:tcW w:w="1512" w:type="dxa"/>
+            <w:tcW w:w="1430" w:type="dxa"/>
             <w:shd w:val="clear" w:color="auto" w:fill="D9EAF7"/>
             <w:tcMar>
               <w:top w:w="100" w:type="dxa"/>
@@ -4448,7 +3365,7 @@
         </w:tc>
         <w:tc>
           <w:tcPr>
-            <w:tcW w:w="1800" w:type="dxa"/>
+            <w:tcW w:w="1257" w:type="dxa"/>
             <w:shd w:val="clear" w:color="auto" w:fill="D9EAF7"/>
             <w:tcMar>
               <w:top w:w="100" w:type="dxa"/>
@@ -4494,7 +3411,7 @@
         </w:tc>
         <w:tc>
           <w:tcPr>
-            <w:tcW w:w="1872" w:type="dxa"/>
+            <w:tcW w:w="1333" w:type="dxa"/>
             <w:shd w:val="clear" w:color="auto" w:fill="D9EAF7"/>
             <w:tcMar>
               <w:top w:w="100" w:type="dxa"/>
@@ -4540,7 +3457,7 @@
         </w:tc>
         <w:tc>
           <w:tcPr>
-            <w:tcW w:w="1368" w:type="dxa"/>
+            <w:tcW w:w="1491" w:type="dxa"/>
             <w:shd w:val="clear" w:color="auto" w:fill="D9EAF7"/>
             <w:tcMar>
               <w:top w:w="100" w:type="dxa"/>
@@ -4572,7 +3489,7 @@
         </w:trPr>
         <w:tc>
           <w:tcPr>
-            <w:tcW w:w="1080" w:type="dxa"/>
+            <w:tcW w:w="956" w:type="dxa"/>
             <w:tcMar>
               <w:top w:w="100" w:type="dxa"/>
               <w:left w:w="100" w:type="dxa"/>
@@ -4589,14 +3506,13 @@
               <w:rPr>
                 <w:sz w:val="19"/>
               </w:rPr>
-              <w:lastRenderedPageBreak/>
               <w:t>UT-XXX</w:t>
             </w:r>
           </w:p>
         </w:tc>
         <w:tc>
           <w:tcPr>
-            <w:tcW w:w="1512" w:type="dxa"/>
+            <w:tcW w:w="2393" w:type="dxa"/>
             <w:tcMar>
               <w:top w:w="100" w:type="dxa"/>
               <w:left w:w="100" w:type="dxa"/>
@@ -4633,7 +3549,7 @@
         </w:tc>
         <w:tc>
           <w:tcPr>
-            <w:tcW w:w="1656" w:type="dxa"/>
+            <w:tcW w:w="1276" w:type="dxa"/>
             <w:tcMar>
               <w:top w:w="100" w:type="dxa"/>
               <w:left w:w="100" w:type="dxa"/>
@@ -4692,7 +3608,7 @@
         </w:tc>
         <w:tc>
           <w:tcPr>
-            <w:tcW w:w="1512" w:type="dxa"/>
+            <w:tcW w:w="1430" w:type="dxa"/>
             <w:tcMar>
               <w:top w:w="100" w:type="dxa"/>
               <w:left w:w="100" w:type="dxa"/>
@@ -4751,7 +3667,7 @@
         </w:tc>
         <w:tc>
           <w:tcPr>
-            <w:tcW w:w="1800" w:type="dxa"/>
+            <w:tcW w:w="1257" w:type="dxa"/>
             <w:tcMar>
               <w:top w:w="100" w:type="dxa"/>
               <w:left w:w="100" w:type="dxa"/>
@@ -4810,7 +3726,7 @@
         </w:tc>
         <w:tc>
           <w:tcPr>
-            <w:tcW w:w="1872" w:type="dxa"/>
+            <w:tcW w:w="1333" w:type="dxa"/>
             <w:tcMar>
               <w:top w:w="100" w:type="dxa"/>
               <w:left w:w="100" w:type="dxa"/>
@@ -4883,368 +3799,7 @@
         </w:tc>
         <w:tc>
           <w:tcPr>
-            <w:tcW w:w="1368" w:type="dxa"/>
-            <w:tcMar>
-              <w:top w:w="100" w:type="dxa"/>
-              <w:left w:w="100" w:type="dxa"/>
-              <w:bottom w:w="100" w:type="dxa"/>
-              <w:right w:w="100" w:type="dxa"/>
-            </w:tcMar>
-            <w:vAlign w:val="center"/>
-          </w:tcPr>
-          <w:p>
-            <w:pPr>
-              <w:spacing w:before="40" w:after="40"/>
-            </w:pPr>
-            <w:r>
-              <w:rPr>
-                <w:sz w:val="19"/>
-              </w:rPr>
-              <w:t xml:space="preserve">☐ Offen  ☐ </w:t>
-            </w:r>
-            <w:proofErr w:type="spellStart"/>
-            <w:r>
-              <w:rPr>
-                <w:sz w:val="19"/>
-              </w:rPr>
-              <w:t>Bestanden</w:t>
-            </w:r>
-            <w:proofErr w:type="spellEnd"/>
-            <w:r>
-              <w:rPr>
-                <w:sz w:val="19"/>
-              </w:rPr>
-              <w:t xml:space="preserve">  ☐ </w:t>
-            </w:r>
-            <w:proofErr w:type="spellStart"/>
-            <w:r>
-              <w:rPr>
-                <w:sz w:val="19"/>
-              </w:rPr>
-              <w:t>Fehlgeschlagen</w:t>
-            </w:r>
-            <w:proofErr w:type="spellEnd"/>
-          </w:p>
-        </w:tc>
-      </w:tr>
-      <w:tr>
-        <w:trPr>
-          <w:cantSplit/>
-          <w:jc w:val="center"/>
-        </w:trPr>
-        <w:tc>
-          <w:tcPr>
-            <w:tcW w:w="1080" w:type="dxa"/>
-            <w:tcMar>
-              <w:top w:w="100" w:type="dxa"/>
-              <w:left w:w="100" w:type="dxa"/>
-              <w:bottom w:w="100" w:type="dxa"/>
-              <w:right w:w="100" w:type="dxa"/>
-            </w:tcMar>
-            <w:vAlign w:val="center"/>
-          </w:tcPr>
-          <w:p>
-            <w:pPr>
-              <w:spacing w:before="40" w:after="40"/>
-            </w:pPr>
-            <w:r>
-              <w:rPr>
-                <w:sz w:val="19"/>
-              </w:rPr>
-              <w:t>UT-XXX</w:t>
-            </w:r>
-          </w:p>
-        </w:tc>
-        <w:tc>
-          <w:tcPr>
-            <w:tcW w:w="1512" w:type="dxa"/>
-            <w:tcMar>
-              <w:top w:w="100" w:type="dxa"/>
-              <w:left w:w="100" w:type="dxa"/>
-              <w:bottom w:w="100" w:type="dxa"/>
-              <w:right w:w="100" w:type="dxa"/>
-            </w:tcMar>
-            <w:vAlign w:val="center"/>
-          </w:tcPr>
-          <w:p>
-            <w:pPr>
-              <w:spacing w:before="40" w:after="40"/>
-            </w:pPr>
-            <w:r>
-              <w:rPr>
-                <w:sz w:val="19"/>
-              </w:rPr>
-              <w:t xml:space="preserve">z. B. </w:t>
-            </w:r>
-            <w:proofErr w:type="spellStart"/>
-            <w:r>
-              <w:rPr>
-                <w:sz w:val="19"/>
-              </w:rPr>
-              <w:t>MitarbeiterService.create</w:t>
-            </w:r>
-            <w:proofErr w:type="spellEnd"/>
-            <w:r>
-              <w:rPr>
-                <w:sz w:val="19"/>
-              </w:rPr>
-              <w:t>()</w:t>
-            </w:r>
-          </w:p>
-        </w:tc>
-        <w:tc>
-          <w:tcPr>
-            <w:tcW w:w="1656" w:type="dxa"/>
-            <w:tcMar>
-              <w:top w:w="100" w:type="dxa"/>
-              <w:left w:w="100" w:type="dxa"/>
-              <w:bottom w:w="100" w:type="dxa"/>
-              <w:right w:w="100" w:type="dxa"/>
-            </w:tcMar>
-            <w:vAlign w:val="center"/>
-          </w:tcPr>
-          <w:p>
-            <w:pPr>
-              <w:spacing w:before="40" w:after="40"/>
-            </w:pPr>
-            <w:proofErr w:type="spellStart"/>
-            <w:r>
-              <w:rPr>
-                <w:sz w:val="19"/>
-              </w:rPr>
-              <w:t>Beschreibt</w:t>
-            </w:r>
-            <w:proofErr w:type="spellEnd"/>
-            <w:r>
-              <w:rPr>
-                <w:sz w:val="19"/>
-              </w:rPr>
-              <w:t xml:space="preserve">, was </w:t>
-            </w:r>
-            <w:proofErr w:type="spellStart"/>
-            <w:r>
-              <w:rPr>
-                <w:sz w:val="19"/>
-              </w:rPr>
-              <w:t>geprüft</w:t>
-            </w:r>
-            <w:proofErr w:type="spellEnd"/>
-            <w:r>
-              <w:rPr>
-                <w:sz w:val="19"/>
-              </w:rPr>
-              <w:t xml:space="preserve"> </w:t>
-            </w:r>
-            <w:proofErr w:type="spellStart"/>
-            <w:r>
-              <w:rPr>
-                <w:sz w:val="19"/>
-              </w:rPr>
-              <w:t>wird</w:t>
-            </w:r>
-            <w:proofErr w:type="spellEnd"/>
-            <w:r>
-              <w:rPr>
-                <w:sz w:val="19"/>
-              </w:rPr>
-              <w:t>.</w:t>
-            </w:r>
-          </w:p>
-        </w:tc>
-        <w:tc>
-          <w:tcPr>
-            <w:tcW w:w="1512" w:type="dxa"/>
-            <w:tcMar>
-              <w:top w:w="100" w:type="dxa"/>
-              <w:left w:w="100" w:type="dxa"/>
-              <w:bottom w:w="100" w:type="dxa"/>
-              <w:right w:w="100" w:type="dxa"/>
-            </w:tcMar>
-            <w:vAlign w:val="center"/>
-          </w:tcPr>
-          <w:p>
-            <w:pPr>
-              <w:spacing w:before="40" w:after="40"/>
-            </w:pPr>
-            <w:proofErr w:type="spellStart"/>
-            <w:r>
-              <w:rPr>
-                <w:sz w:val="19"/>
-              </w:rPr>
-              <w:t>Relevante</w:t>
-            </w:r>
-            <w:proofErr w:type="spellEnd"/>
-            <w:r>
-              <w:rPr>
-                <w:sz w:val="19"/>
-              </w:rPr>
-              <w:t xml:space="preserve"> </w:t>
-            </w:r>
-            <w:proofErr w:type="spellStart"/>
-            <w:r>
-              <w:rPr>
-                <w:sz w:val="19"/>
-              </w:rPr>
-              <w:t>Objekte</w:t>
-            </w:r>
-            <w:proofErr w:type="spellEnd"/>
-            <w:r>
-              <w:rPr>
-                <w:sz w:val="19"/>
-              </w:rPr>
-              <w:t xml:space="preserve"> / Mocks </w:t>
-            </w:r>
-            <w:proofErr w:type="spellStart"/>
-            <w:r>
-              <w:rPr>
-                <w:sz w:val="19"/>
-              </w:rPr>
-              <w:t>vorhanden</w:t>
-            </w:r>
-            <w:proofErr w:type="spellEnd"/>
-            <w:r>
-              <w:rPr>
-                <w:sz w:val="19"/>
-              </w:rPr>
-              <w:t>.</w:t>
-            </w:r>
-          </w:p>
-        </w:tc>
-        <w:tc>
-          <w:tcPr>
-            <w:tcW w:w="1800" w:type="dxa"/>
-            <w:tcMar>
-              <w:top w:w="100" w:type="dxa"/>
-              <w:left w:w="100" w:type="dxa"/>
-              <w:bottom w:w="100" w:type="dxa"/>
-              <w:right w:w="100" w:type="dxa"/>
-            </w:tcMar>
-            <w:vAlign w:val="center"/>
-          </w:tcPr>
-          <w:p>
-            <w:pPr>
-              <w:spacing w:before="40" w:after="40"/>
-            </w:pPr>
-            <w:proofErr w:type="spellStart"/>
-            <w:r>
-              <w:rPr>
-                <w:sz w:val="19"/>
-              </w:rPr>
-              <w:t>Konkrete</w:t>
-            </w:r>
-            <w:proofErr w:type="spellEnd"/>
-            <w:r>
-              <w:rPr>
-                <w:sz w:val="19"/>
-              </w:rPr>
-              <w:t xml:space="preserve"> </w:t>
-            </w:r>
-            <w:proofErr w:type="spellStart"/>
-            <w:r>
-              <w:rPr>
-                <w:sz w:val="19"/>
-              </w:rPr>
-              <w:t>Testwerte</w:t>
-            </w:r>
-            <w:proofErr w:type="spellEnd"/>
-            <w:r>
-              <w:rPr>
-                <w:sz w:val="19"/>
-              </w:rPr>
-              <w:t xml:space="preserve"> </w:t>
-            </w:r>
-            <w:proofErr w:type="spellStart"/>
-            <w:r>
-              <w:rPr>
-                <w:sz w:val="19"/>
-              </w:rPr>
-              <w:t>eintragen</w:t>
-            </w:r>
-            <w:proofErr w:type="spellEnd"/>
-            <w:r>
-              <w:rPr>
-                <w:sz w:val="19"/>
-              </w:rPr>
-              <w:t>.</w:t>
-            </w:r>
-          </w:p>
-        </w:tc>
-        <w:tc>
-          <w:tcPr>
-            <w:tcW w:w="1872" w:type="dxa"/>
-            <w:tcMar>
-              <w:top w:w="100" w:type="dxa"/>
-              <w:left w:w="100" w:type="dxa"/>
-              <w:bottom w:w="100" w:type="dxa"/>
-              <w:right w:w="100" w:type="dxa"/>
-            </w:tcMar>
-            <w:vAlign w:val="center"/>
-          </w:tcPr>
-          <w:p>
-            <w:pPr>
-              <w:spacing w:before="40" w:after="40"/>
-            </w:pPr>
-            <w:proofErr w:type="spellStart"/>
-            <w:r>
-              <w:rPr>
-                <w:sz w:val="19"/>
-              </w:rPr>
-              <w:t>Konkretes</w:t>
-            </w:r>
-            <w:proofErr w:type="spellEnd"/>
-            <w:r>
-              <w:rPr>
-                <w:sz w:val="19"/>
-              </w:rPr>
-              <w:t xml:space="preserve"> </w:t>
-            </w:r>
-            <w:proofErr w:type="spellStart"/>
-            <w:r>
-              <w:rPr>
-                <w:sz w:val="19"/>
-              </w:rPr>
-              <w:t>erwartetes</w:t>
-            </w:r>
-            <w:proofErr w:type="spellEnd"/>
-            <w:r>
-              <w:rPr>
-                <w:sz w:val="19"/>
-              </w:rPr>
-              <w:t xml:space="preserve"> </w:t>
-            </w:r>
-            <w:proofErr w:type="spellStart"/>
-            <w:r>
-              <w:rPr>
-                <w:sz w:val="19"/>
-              </w:rPr>
-              <w:t>Verhalten</w:t>
-            </w:r>
-            <w:proofErr w:type="spellEnd"/>
-            <w:r>
-              <w:rPr>
-                <w:sz w:val="19"/>
-              </w:rPr>
-              <w:t xml:space="preserve"> </w:t>
-            </w:r>
-            <w:proofErr w:type="spellStart"/>
-            <w:r>
-              <w:rPr>
-                <w:sz w:val="19"/>
-              </w:rPr>
-              <w:t>eintragen</w:t>
-            </w:r>
-            <w:proofErr w:type="spellEnd"/>
-            <w:r>
-              <w:rPr>
-                <w:sz w:val="19"/>
-              </w:rPr>
-              <w:t>.</w:t>
-            </w:r>
-          </w:p>
-        </w:tc>
-        <w:tc>
-          <w:tcPr>
-            <w:tcW w:w="1368" w:type="dxa"/>
+            <w:tcW w:w="1491" w:type="dxa"/>
             <w:tcMar>
               <w:top w:w="100" w:type="dxa"/>
               <w:left w:w="100" w:type="dxa"/>
@@ -5471,7 +4026,7 @@
         </w:trPr>
         <w:tc>
           <w:tcPr>
-            <w:tcW w:w="1080" w:type="dxa"/>
+            <w:tcW w:w="953" w:type="dxa"/>
             <w:shd w:val="clear" w:color="auto" w:fill="D9EAF7"/>
             <w:tcMar>
               <w:top w:w="100" w:type="dxa"/>
@@ -5507,7 +4062,7 @@
         </w:tc>
         <w:tc>
           <w:tcPr>
-            <w:tcW w:w="1512" w:type="dxa"/>
+            <w:tcW w:w="2393" w:type="dxa"/>
             <w:shd w:val="clear" w:color="auto" w:fill="D9EAF7"/>
             <w:tcMar>
               <w:top w:w="100" w:type="dxa"/>
@@ -5533,7 +4088,7 @@
         </w:tc>
         <w:tc>
           <w:tcPr>
-            <w:tcW w:w="1656" w:type="dxa"/>
+            <w:tcW w:w="1270" w:type="dxa"/>
             <w:shd w:val="clear" w:color="auto" w:fill="D9EAF7"/>
             <w:tcMar>
               <w:top w:w="100" w:type="dxa"/>
@@ -5559,7 +4114,7 @@
         </w:tc>
         <w:tc>
           <w:tcPr>
-            <w:tcW w:w="1512" w:type="dxa"/>
+            <w:tcW w:w="1428" w:type="dxa"/>
             <w:shd w:val="clear" w:color="auto" w:fill="D9EAF7"/>
             <w:tcMar>
               <w:top w:w="100" w:type="dxa"/>
@@ -5587,7 +4142,7 @@
         </w:tc>
         <w:tc>
           <w:tcPr>
-            <w:tcW w:w="1800" w:type="dxa"/>
+            <w:tcW w:w="1243" w:type="dxa"/>
             <w:shd w:val="clear" w:color="auto" w:fill="D9EAF7"/>
             <w:tcMar>
               <w:top w:w="100" w:type="dxa"/>
@@ -5633,7 +4188,7 @@
         </w:tc>
         <w:tc>
           <w:tcPr>
-            <w:tcW w:w="1872" w:type="dxa"/>
+            <w:tcW w:w="1358" w:type="dxa"/>
             <w:shd w:val="clear" w:color="auto" w:fill="D9EAF7"/>
             <w:tcMar>
               <w:top w:w="100" w:type="dxa"/>
@@ -5679,7 +4234,7 @@
         </w:tc>
         <w:tc>
           <w:tcPr>
-            <w:tcW w:w="1368" w:type="dxa"/>
+            <w:tcW w:w="1491" w:type="dxa"/>
             <w:shd w:val="clear" w:color="auto" w:fill="D9EAF7"/>
             <w:tcMar>
               <w:top w:w="100" w:type="dxa"/>
@@ -5711,7 +4266,7 @@
         </w:trPr>
         <w:tc>
           <w:tcPr>
-            <w:tcW w:w="1080" w:type="dxa"/>
+            <w:tcW w:w="953" w:type="dxa"/>
             <w:tcMar>
               <w:top w:w="100" w:type="dxa"/>
               <w:left w:w="100" w:type="dxa"/>
@@ -5728,6 +4283,7 @@
               <w:rPr>
                 <w:sz w:val="19"/>
               </w:rPr>
+              <w:lastRenderedPageBreak/>
               <w:t>UT-</w:t>
             </w:r>
             <w:r>
@@ -5740,7 +4296,7 @@
         </w:tc>
         <w:tc>
           <w:tcPr>
-            <w:tcW w:w="1512" w:type="dxa"/>
+            <w:tcW w:w="2393" w:type="dxa"/>
             <w:tcMar>
               <w:top w:w="100" w:type="dxa"/>
               <w:left w:w="100" w:type="dxa"/>
@@ -5777,7 +4333,7 @@
         </w:tc>
         <w:tc>
           <w:tcPr>
-            <w:tcW w:w="1656" w:type="dxa"/>
+            <w:tcW w:w="1270" w:type="dxa"/>
             <w:tcMar>
               <w:top w:w="100" w:type="dxa"/>
               <w:left w:w="100" w:type="dxa"/>
@@ -5811,7 +4367,7 @@
         </w:tc>
         <w:tc>
           <w:tcPr>
-            <w:tcW w:w="1512" w:type="dxa"/>
+            <w:tcW w:w="1428" w:type="dxa"/>
             <w:tcMar>
               <w:top w:w="100" w:type="dxa"/>
               <w:left w:w="100" w:type="dxa"/>
@@ -5841,7 +4397,7 @@
         </w:tc>
         <w:tc>
           <w:tcPr>
-            <w:tcW w:w="1800" w:type="dxa"/>
+            <w:tcW w:w="1243" w:type="dxa"/>
             <w:tcMar>
               <w:top w:w="100" w:type="dxa"/>
               <w:left w:w="100" w:type="dxa"/>
@@ -5861,7 +4417,7 @@
         </w:tc>
         <w:tc>
           <w:tcPr>
-            <w:tcW w:w="1872" w:type="dxa"/>
+            <w:tcW w:w="1358" w:type="dxa"/>
             <w:tcMar>
               <w:top w:w="100" w:type="dxa"/>
               <w:left w:w="100" w:type="dxa"/>
@@ -5895,7 +4451,7 @@
         </w:tc>
         <w:tc>
           <w:tcPr>
-            <w:tcW w:w="1368" w:type="dxa"/>
+            <w:tcW w:w="1491" w:type="dxa"/>
             <w:tcMar>
               <w:top w:w="100" w:type="dxa"/>
               <w:left w:w="100" w:type="dxa"/>
@@ -5914,367 +4470,6 @@
                 <w:sz w:val="19"/>
               </w:rPr>
               <w:t>Bestanden</w:t>
-            </w:r>
-            <w:proofErr w:type="spellEnd"/>
-          </w:p>
-        </w:tc>
-      </w:tr>
-      <w:tr>
-        <w:trPr>
-          <w:cantSplit/>
-          <w:jc w:val="center"/>
-        </w:trPr>
-        <w:tc>
-          <w:tcPr>
-            <w:tcW w:w="1080" w:type="dxa"/>
-            <w:tcMar>
-              <w:top w:w="100" w:type="dxa"/>
-              <w:left w:w="100" w:type="dxa"/>
-              <w:bottom w:w="100" w:type="dxa"/>
-              <w:right w:w="100" w:type="dxa"/>
-            </w:tcMar>
-            <w:vAlign w:val="center"/>
-          </w:tcPr>
-          <w:p>
-            <w:pPr>
-              <w:spacing w:before="40" w:after="40"/>
-            </w:pPr>
-            <w:r>
-              <w:rPr>
-                <w:sz w:val="19"/>
-              </w:rPr>
-              <w:t>UT-XXX</w:t>
-            </w:r>
-          </w:p>
-        </w:tc>
-        <w:tc>
-          <w:tcPr>
-            <w:tcW w:w="1512" w:type="dxa"/>
-            <w:tcMar>
-              <w:top w:w="100" w:type="dxa"/>
-              <w:left w:w="100" w:type="dxa"/>
-              <w:bottom w:w="100" w:type="dxa"/>
-              <w:right w:w="100" w:type="dxa"/>
-            </w:tcMar>
-            <w:vAlign w:val="center"/>
-          </w:tcPr>
-          <w:p>
-            <w:pPr>
-              <w:spacing w:before="40" w:after="40"/>
-            </w:pPr>
-            <w:r>
-              <w:rPr>
-                <w:sz w:val="19"/>
-              </w:rPr>
-              <w:t xml:space="preserve">z. B. </w:t>
-            </w:r>
-            <w:proofErr w:type="spellStart"/>
-            <w:r>
-              <w:rPr>
-                <w:sz w:val="19"/>
-              </w:rPr>
-              <w:t>MitarbeiterService.create</w:t>
-            </w:r>
-            <w:proofErr w:type="spellEnd"/>
-            <w:r>
-              <w:rPr>
-                <w:sz w:val="19"/>
-              </w:rPr>
-              <w:t>()</w:t>
-            </w:r>
-          </w:p>
-        </w:tc>
-        <w:tc>
-          <w:tcPr>
-            <w:tcW w:w="1656" w:type="dxa"/>
-            <w:tcMar>
-              <w:top w:w="100" w:type="dxa"/>
-              <w:left w:w="100" w:type="dxa"/>
-              <w:bottom w:w="100" w:type="dxa"/>
-              <w:right w:w="100" w:type="dxa"/>
-            </w:tcMar>
-            <w:vAlign w:val="center"/>
-          </w:tcPr>
-          <w:p>
-            <w:pPr>
-              <w:spacing w:before="40" w:after="40"/>
-            </w:pPr>
-            <w:proofErr w:type="spellStart"/>
-            <w:r>
-              <w:rPr>
-                <w:sz w:val="19"/>
-              </w:rPr>
-              <w:t>Beschreibt</w:t>
-            </w:r>
-            <w:proofErr w:type="spellEnd"/>
-            <w:r>
-              <w:rPr>
-                <w:sz w:val="19"/>
-              </w:rPr>
-              <w:t xml:space="preserve">, was </w:t>
-            </w:r>
-            <w:proofErr w:type="spellStart"/>
-            <w:r>
-              <w:rPr>
-                <w:sz w:val="19"/>
-              </w:rPr>
-              <w:t>geprüft</w:t>
-            </w:r>
-            <w:proofErr w:type="spellEnd"/>
-            <w:r>
-              <w:rPr>
-                <w:sz w:val="19"/>
-              </w:rPr>
-              <w:t xml:space="preserve"> </w:t>
-            </w:r>
-            <w:proofErr w:type="spellStart"/>
-            <w:r>
-              <w:rPr>
-                <w:sz w:val="19"/>
-              </w:rPr>
-              <w:t>wird</w:t>
-            </w:r>
-            <w:proofErr w:type="spellEnd"/>
-            <w:r>
-              <w:rPr>
-                <w:sz w:val="19"/>
-              </w:rPr>
-              <w:t>.</w:t>
-            </w:r>
-          </w:p>
-        </w:tc>
-        <w:tc>
-          <w:tcPr>
-            <w:tcW w:w="1512" w:type="dxa"/>
-            <w:tcMar>
-              <w:top w:w="100" w:type="dxa"/>
-              <w:left w:w="100" w:type="dxa"/>
-              <w:bottom w:w="100" w:type="dxa"/>
-              <w:right w:w="100" w:type="dxa"/>
-            </w:tcMar>
-            <w:vAlign w:val="center"/>
-          </w:tcPr>
-          <w:p>
-            <w:pPr>
-              <w:spacing w:before="40" w:after="40"/>
-            </w:pPr>
-            <w:proofErr w:type="spellStart"/>
-            <w:r>
-              <w:rPr>
-                <w:sz w:val="19"/>
-              </w:rPr>
-              <w:t>Relevante</w:t>
-            </w:r>
-            <w:proofErr w:type="spellEnd"/>
-            <w:r>
-              <w:rPr>
-                <w:sz w:val="19"/>
-              </w:rPr>
-              <w:t xml:space="preserve"> </w:t>
-            </w:r>
-            <w:proofErr w:type="spellStart"/>
-            <w:r>
-              <w:rPr>
-                <w:sz w:val="19"/>
-              </w:rPr>
-              <w:t>Objekte</w:t>
-            </w:r>
-            <w:proofErr w:type="spellEnd"/>
-            <w:r>
-              <w:rPr>
-                <w:sz w:val="19"/>
-              </w:rPr>
-              <w:t xml:space="preserve"> / Mocks </w:t>
-            </w:r>
-            <w:proofErr w:type="spellStart"/>
-            <w:r>
-              <w:rPr>
-                <w:sz w:val="19"/>
-              </w:rPr>
-              <w:t>vorhanden</w:t>
-            </w:r>
-            <w:proofErr w:type="spellEnd"/>
-            <w:r>
-              <w:rPr>
-                <w:sz w:val="19"/>
-              </w:rPr>
-              <w:t>.</w:t>
-            </w:r>
-          </w:p>
-        </w:tc>
-        <w:tc>
-          <w:tcPr>
-            <w:tcW w:w="1800" w:type="dxa"/>
-            <w:tcMar>
-              <w:top w:w="100" w:type="dxa"/>
-              <w:left w:w="100" w:type="dxa"/>
-              <w:bottom w:w="100" w:type="dxa"/>
-              <w:right w:w="100" w:type="dxa"/>
-            </w:tcMar>
-            <w:vAlign w:val="center"/>
-          </w:tcPr>
-          <w:p>
-            <w:pPr>
-              <w:spacing w:before="40" w:after="40"/>
-            </w:pPr>
-            <w:proofErr w:type="spellStart"/>
-            <w:r>
-              <w:rPr>
-                <w:sz w:val="19"/>
-              </w:rPr>
-              <w:t>Konkrete</w:t>
-            </w:r>
-            <w:proofErr w:type="spellEnd"/>
-            <w:r>
-              <w:rPr>
-                <w:sz w:val="19"/>
-              </w:rPr>
-              <w:t xml:space="preserve"> </w:t>
-            </w:r>
-            <w:proofErr w:type="spellStart"/>
-            <w:r>
-              <w:rPr>
-                <w:sz w:val="19"/>
-              </w:rPr>
-              <w:t>Testwerte</w:t>
-            </w:r>
-            <w:proofErr w:type="spellEnd"/>
-            <w:r>
-              <w:rPr>
-                <w:sz w:val="19"/>
-              </w:rPr>
-              <w:t xml:space="preserve"> </w:t>
-            </w:r>
-            <w:proofErr w:type="spellStart"/>
-            <w:r>
-              <w:rPr>
-                <w:sz w:val="19"/>
-              </w:rPr>
-              <w:t>eintragen</w:t>
-            </w:r>
-            <w:proofErr w:type="spellEnd"/>
-            <w:r>
-              <w:rPr>
-                <w:sz w:val="19"/>
-              </w:rPr>
-              <w:t>.</w:t>
-            </w:r>
-          </w:p>
-        </w:tc>
-        <w:tc>
-          <w:tcPr>
-            <w:tcW w:w="1872" w:type="dxa"/>
-            <w:tcMar>
-              <w:top w:w="100" w:type="dxa"/>
-              <w:left w:w="100" w:type="dxa"/>
-              <w:bottom w:w="100" w:type="dxa"/>
-              <w:right w:w="100" w:type="dxa"/>
-            </w:tcMar>
-            <w:vAlign w:val="center"/>
-          </w:tcPr>
-          <w:p>
-            <w:pPr>
-              <w:spacing w:before="40" w:after="40"/>
-            </w:pPr>
-            <w:proofErr w:type="spellStart"/>
-            <w:r>
-              <w:rPr>
-                <w:sz w:val="19"/>
-              </w:rPr>
-              <w:t>Konkretes</w:t>
-            </w:r>
-            <w:proofErr w:type="spellEnd"/>
-            <w:r>
-              <w:rPr>
-                <w:sz w:val="19"/>
-              </w:rPr>
-              <w:t xml:space="preserve"> </w:t>
-            </w:r>
-            <w:proofErr w:type="spellStart"/>
-            <w:r>
-              <w:rPr>
-                <w:sz w:val="19"/>
-              </w:rPr>
-              <w:t>erwartetes</w:t>
-            </w:r>
-            <w:proofErr w:type="spellEnd"/>
-            <w:r>
-              <w:rPr>
-                <w:sz w:val="19"/>
-              </w:rPr>
-              <w:t xml:space="preserve"> </w:t>
-            </w:r>
-            <w:proofErr w:type="spellStart"/>
-            <w:r>
-              <w:rPr>
-                <w:sz w:val="19"/>
-              </w:rPr>
-              <w:t>Verhalten</w:t>
-            </w:r>
-            <w:proofErr w:type="spellEnd"/>
-            <w:r>
-              <w:rPr>
-                <w:sz w:val="19"/>
-              </w:rPr>
-              <w:t xml:space="preserve"> </w:t>
-            </w:r>
-            <w:proofErr w:type="spellStart"/>
-            <w:r>
-              <w:rPr>
-                <w:sz w:val="19"/>
-              </w:rPr>
-              <w:t>eintragen</w:t>
-            </w:r>
-            <w:proofErr w:type="spellEnd"/>
-            <w:r>
-              <w:rPr>
-                <w:sz w:val="19"/>
-              </w:rPr>
-              <w:t>.</w:t>
-            </w:r>
-          </w:p>
-        </w:tc>
-        <w:tc>
-          <w:tcPr>
-            <w:tcW w:w="1368" w:type="dxa"/>
-            <w:tcMar>
-              <w:top w:w="100" w:type="dxa"/>
-              <w:left w:w="100" w:type="dxa"/>
-              <w:bottom w:w="100" w:type="dxa"/>
-              <w:right w:w="100" w:type="dxa"/>
-            </w:tcMar>
-            <w:vAlign w:val="center"/>
-          </w:tcPr>
-          <w:p>
-            <w:pPr>
-              <w:spacing w:before="40" w:after="40"/>
-            </w:pPr>
-            <w:r>
-              <w:rPr>
-                <w:sz w:val="19"/>
-              </w:rPr>
-              <w:t xml:space="preserve">☐ Offen  ☐ </w:t>
-            </w:r>
-            <w:proofErr w:type="spellStart"/>
-            <w:r>
-              <w:rPr>
-                <w:sz w:val="19"/>
-              </w:rPr>
-              <w:t>Bestanden</w:t>
-            </w:r>
-            <w:proofErr w:type="spellEnd"/>
-            <w:r>
-              <w:rPr>
-                <w:sz w:val="19"/>
-              </w:rPr>
-              <w:t xml:space="preserve">  ☐ </w:t>
-            </w:r>
-            <w:proofErr w:type="spellStart"/>
-            <w:r>
-              <w:rPr>
-                <w:sz w:val="19"/>
-              </w:rPr>
-              <w:t>Fehlgeschlagen</w:t>
             </w:r>
             <w:proofErr w:type="spellEnd"/>
           </w:p>
@@ -6608,7 +4803,6 @@
                 <w:color w:val="1F4E79"/>
                 <w:sz w:val="19"/>
               </w:rPr>
-              <w:lastRenderedPageBreak/>
               <w:t>Fehlgeschlagen</w:t>
             </w:r>
             <w:proofErr w:type="spellEnd"/>
